--- a/Diplomayin_2.docx
+++ b/Diplomayin_2.docx
@@ -5249,7 +5249,25 @@
           <w:szCs w:val="24"/>
           <w:lang w:val="hy-AM" w:eastAsia="ru-RU"/>
         </w:rPr>
-        <w:t>Azure Databricks-ը նախատեսված է մեծ տվյալների բաշխված մշակման, տվյալների ինժեներիայի և մեքենայական ուսուցման խնդիրների լուծման համար։ Apache Spark-ի հիմքով այն թույլ է տալիս տվյալները բաժանել փոքր հատվածների և մշակել զուգահեռ հաշվարկային հանգույցներում, ինչի արդյունքում զգալիորեն բարձրանում է կատարողականությունը և կրճատվում մշակման ժամանակը։ Ծառայությունը տրամադրում է ամբողջությամբ կառավարվող միջավայր, որտեղ հնարավոր է ստեղծել ավտոմատ մասշտաբավորվող հաշվարկային կլաստերներ, վերահսկել ռեսուրսների օգտագործումը և օպտիմալացնել ծախսերը</w:t>
+        <w:t xml:space="preserve">Azure Databricks-ը նախատեսված է մեծ տվյալների բաշխված մշակման, տվյալների </w:t>
+      </w:r>
+      <w:r>
+        <w:rPr>
+          <w:rFonts w:ascii="Sylfaen" w:eastAsia="Times New Roman" w:hAnsi="Sylfaen" w:cs="Times New Roman"/>
+          <w:sz w:val="24"/>
+          <w:szCs w:val="24"/>
+          <w:lang w:val="hy-AM" w:eastAsia="ru-RU"/>
+        </w:rPr>
+        <w:t xml:space="preserve">ճարտարագիտության </w:t>
+      </w:r>
+      <w:r>
+        <w:rPr>
+          <w:rFonts w:ascii="Sylfaen" w:eastAsia="Times New Roman" w:hAnsi="Sylfaen" w:cs="Times New Roman"/>
+          <w:sz w:val="24"/>
+          <w:szCs w:val="24"/>
+          <w:lang w:val="hy-AM" w:eastAsia="ru-RU"/>
+        </w:rPr>
+        <w:t>և մեքենայական ուսուցման խնդիրների լուծման համար։ Apache Spark-ի հիմքով այն թույլ է տալիս տվյալները բաժանել փոքր հատվածների և մշակել զուգահեռ հաշվարկային հանգույցներում, ինչի արդյունքում զգալիորեն բարձրանում է կատարողականությունը և կրճատվում մշակման ժամանակը։ Ծառայությունը տրամադրում է ամբողջությամբ կառավարվող միջավայր, որտեղ հնարավոր է ստեղծել ավտոմատ մասշտաբավորվող հաշվարկային կլաստերներ, վերահսկել ռեսուրսների օգտագործումը և օպտիմալացնել ծախսերը</w:t>
       </w:r>
       <w:r>
         <w:rPr>
@@ -5342,7 +5360,41 @@
           <w:szCs w:val="24"/>
           <w:lang w:val="hy-AM" w:eastAsia="ru-RU"/>
         </w:rPr>
-        <w:t xml:space="preserve">Հատուկ կարևորություն ունի Delta Lake տեխնոլոգիան, որը տվյալների լճում ապահովում է տրանզակցիոն հատկություններ և տվյալների վերսիանավորում։ Delta Lake-ը ներդնում է ACID հատկություններ, ինչը նշանակում է, որ տվյալների գրառումները կատարվում են հուսալի և վերահսկվող եղանակով։ Բացի այդ, այն ապահովում է schema enforcement և schema evolution հնարավորություններ, որոնք կարևոր են տվյալների կառուցվածքի փոփոխությունների կառավարման համար։ Այս </w:t>
+        <w:t xml:space="preserve">Հատուկ կարևորություն ունի Delta Lake տեխնոլոգիան, որը տվյալների </w:t>
+      </w:r>
+      <w:r>
+        <w:rPr>
+          <w:rFonts w:ascii="Sylfaen" w:eastAsia="Times New Roman" w:hAnsi="Sylfaen" w:cs="Times New Roman"/>
+          <w:sz w:val="24"/>
+          <w:szCs w:val="24"/>
+          <w:lang w:val="hy-AM" w:eastAsia="ru-RU"/>
+        </w:rPr>
+        <w:t>համար</w:t>
+      </w:r>
+      <w:r>
+        <w:rPr>
+          <w:rFonts w:ascii="Sylfaen" w:eastAsia="Times New Roman" w:hAnsi="Sylfaen" w:cs="Times New Roman"/>
+          <w:sz w:val="24"/>
+          <w:szCs w:val="24"/>
+          <w:lang w:val="hy-AM" w:eastAsia="ru-RU"/>
+        </w:rPr>
+        <w:t xml:space="preserve"> ապահովում է տրանզակցիոն հատկություններ և տվյալների </w:t>
+      </w:r>
+      <w:r>
+        <w:rPr>
+          <w:rFonts w:ascii="Sylfaen" w:hAnsi="Sylfaen"/>
+          <w:lang w:val="hy-AM"/>
+        </w:rPr>
+        <w:t>տարբերակավորում</w:t>
+      </w:r>
+      <w:r>
+        <w:rPr>
+          <w:rFonts w:ascii="Sylfaen" w:eastAsia="Times New Roman" w:hAnsi="Sylfaen" w:cs="Times New Roman"/>
+          <w:sz w:val="24"/>
+          <w:szCs w:val="24"/>
+          <w:lang w:val="hy-AM" w:eastAsia="ru-RU"/>
+        </w:rPr>
+        <w:t xml:space="preserve">։ Delta Lake-ը ներդնում է ACID հատկություններ, ինչը նշանակում է, որ տվյալների գրառումները կատարվում են հուսալի և վերահսկվող եղանակով։ Բացի այդ, այն ապահովում է schema enforcement և schema evolution հնարավորություններ, որոնք կարևոր են տվյալների կառուցվածքի փոփոխությունների կառավարման համար։ Այս </w:t>
       </w:r>
       <w:r>
         <w:rPr>
@@ -5759,7 +5811,39 @@
           <w:sz w:val="24"/>
           <w:lang w:val="hy-AM"/>
         </w:rPr>
-        <w:t>Azure Databricks և Azure Synapse Analytics ծառայությունները նախատեսված են մեծ տվյալների և անալիտիկ խնդիրների լուծման համար, սակայն ունեն տարբեր առաջնահերթություններ, կիրառման ոլորտներ և թիրախային օգտատերերի խմբեր։ Երկուսն էլ հանդիսանում են Microsoft ընկերության ամպային էկոհամակարգի կարևոր բաղադրիչներ, սակայն նախագծված են տարբեր սցենարների և աշխատանքային հոսքերի համար։</w:t>
+        <w:t xml:space="preserve">Azure Databricks և Azure Synapse Analytics ծառայությունները նախատեսված են մեծ տվյալների և անալիտիկ խնդիրների լուծման համար, սակայն ունեն տարբեր առաջնահերթություններ, կիրառման ոլորտներ և թիրախային օգտատերերի խմբեր։ Երկուսն էլ հանդիսանում են Microsoft ընկերության ամպային </w:t>
+      </w:r>
+      <w:r>
+        <w:rPr>
+          <w:rFonts w:ascii="Sylfaen" w:hAnsi="Sylfaen"/>
+          <w:sz w:val="24"/>
+          <w:lang w:val="hy-AM"/>
+        </w:rPr>
+        <w:t>տեխնոլոգիաների</w:t>
+      </w:r>
+      <w:r>
+        <w:rPr>
+          <w:rFonts w:ascii="Sylfaen" w:hAnsi="Sylfaen"/>
+          <w:sz w:val="24"/>
+          <w:lang w:val="hy-AM"/>
+        </w:rPr>
+        <w:t xml:space="preserve"> կարևոր բաղադրիչներ</w:t>
+      </w:r>
+      <w:r>
+        <w:rPr>
+          <w:rFonts w:ascii="Sylfaen" w:hAnsi="Sylfaen"/>
+          <w:sz w:val="24"/>
+          <w:lang w:val="hy-AM"/>
+        </w:rPr>
+        <w:t>ը</w:t>
+      </w:r>
+      <w:r>
+        <w:rPr>
+          <w:rFonts w:ascii="Sylfaen" w:hAnsi="Sylfaen"/>
+          <w:sz w:val="24"/>
+          <w:lang w:val="hy-AM"/>
+        </w:rPr>
+        <w:t>, սակայն նախագծված են տարբեր սցենարների և աշխատանքային հոսքերի համար։</w:t>
       </w:r>
     </w:p>
     <w:p>
@@ -5779,7 +5863,33 @@
           <w:sz w:val="24"/>
           <w:lang w:val="hy-AM"/>
         </w:rPr>
-        <w:t>Databricks-ը առավելապես ուղղված է տվյալների ինժեներներին և տվյալագետներին։ Այն առանձնանում է ճկունությամբ, բաց էկոհամակարգով և առաջադեմ մեքենայական ուսուցման հնարավորություններով։ Apache Spark-ի վրա հիմնված ճարտարապետությունը ապահովում է բարձր կատարողականություն մեծածավալ և չկառուցվածքային տվյալների մշակման ժամանակ։ Այն հատկապես արդյունավետ է տվյալների նախնական մշակումի, բարդ փոխակերպումների, հոսքային տվյալների մշակման և փորձարարական վերլուծությունների դեպքում։ Databricks միջավայրում հնարավոր է արագ կառուցել տվյալային pipeline-ներ, փորձարկել տարբեր ալգորիթմներ և կիրառել խորը ուսուցման մոդելներ։ Դրա առավելությունն է արագ զարգացումը, կոդային միջավայրի հարմարավետությունը, համագործակցային notebook-ների աջակցությունը և ML նախագծերի ամբողջական կյանքի ցիկլի կառավարումը։ Սակայն այն պահանջում է ավելի խորը տեխնիկական գիտելիքներ, Spark ճարտարապետության ըմբռնում և ծրագրավորման հմտություններ, ինչի պատճառով հիմնականում օգտագործվում է տեխնիկական թիմերի կողմից։</w:t>
+        <w:t>Databricks-ը առավելապես ուղղված է տվյալների ինժեներներին և տվյ</w:t>
+      </w:r>
+      <w:r>
+        <w:rPr>
+          <w:rFonts w:ascii="Sylfaen" w:hAnsi="Sylfaen"/>
+          <w:sz w:val="24"/>
+          <w:lang w:val="hy-AM"/>
+        </w:rPr>
+        <w:t>ալագետների կողմից օգտագործելու համար</w:t>
+      </w:r>
+      <w:r>
+        <w:rPr>
+          <w:rFonts w:ascii="Sylfaen" w:hAnsi="Sylfaen"/>
+          <w:sz w:val="24"/>
+          <w:lang w:val="hy-AM"/>
+        </w:rPr>
+        <w:t>։ Այն առանձնանում է ճկունությամբ, բաց էկոհամակարգով և առաջադեմ մեքենայական ուսուցման հնարավորություններով։ Apache Spark-ի վրա հիմնված ճարտարապետությունը ապահովում է բարձր կատարողականություն մեծածավալ և չկառուցվածքային տվյալների մշակման ժամանակ։ Այն հատկապես արդյունավետ է տվյալների նախնական մշակումի, բարդ փոխակերպումների, հոսքային տվյալների մշակման և փորձարարական վերլուծությունների դեպքում։ Databricks միջավայրում հնարավոր է արագ կառուցել տվյալային pipeline-ներ, փորձարկել տարբեր ալգորիթմներ և կիրառել խորը ուսուցման մոդելներ։ Դրա առավելությունն է արագ զարգացումը, կոդային միջավայրի հարմարավետությունը, համագործակցային notebook-ների աջակցությունը և ML նախագծերի ամբողջական կյանքի ցիկլի կառավարումը։ Սակայն այն պահանջում է ավելի խորը տեխնիկական գիտե</w:t>
+      </w:r>
+      <w:bookmarkStart w:id="0" w:name="_GoBack"/>
+      <w:bookmarkEnd w:id="0"/>
+      <w:r>
+        <w:rPr>
+          <w:rFonts w:ascii="Sylfaen" w:hAnsi="Sylfaen"/>
+          <w:sz w:val="24"/>
+          <w:lang w:val="hy-AM"/>
+        </w:rPr>
+        <w:t>լիքներ, Spark ճարտարապետության ըմբռնում և ծրագրավորման հմտություններ, ինչի պատճառով հիմնականում օգտագործվում է տեխնիկական թիմերի կողմից։</w:t>
       </w:r>
     </w:p>
     <w:p>
@@ -5819,7 +5929,7 @@
           <w:sz w:val="24"/>
           <w:lang w:val="hy-AM"/>
         </w:rPr>
-        <w:t xml:space="preserve">Կարևոր տարբերություններից մեկը վերաբերում է աշխատանքային ոճին։ Databricks-ը առավելապես կենտրոնացած է կոդային, ճկուն և փորձարարական միջավայրի վրա, որտեղ օգտատերը կարող է արագ փորձարկել գաղափարներ և փոխել տվյալների </w:t>
+        <w:t xml:space="preserve">Կարևոր տարբերություններից մեկը վերաբերում է աշխատանքային ոճին։ Databricks-ը առավելապես կենտրոնացած է կոդային, ճկուն և փորձարարական միջավայրի վրա, </w:t>
       </w:r>
       <w:r>
         <w:rPr>
@@ -5828,7 +5938,7 @@
           <w:lang w:val="hy-AM"/>
         </w:rPr>
         <w:lastRenderedPageBreak/>
-        <w:t>մշակման տրամաբանությունը։ Synapse-ը ավելի շատ կառուցվածքային և արտադրական միջավայր է, որտեղ առաջնային են կայունությունը, կառավարելիությունը և կանխատեսելի կատարողականությունը։</w:t>
+        <w:t>որտեղ օգտատերը կարող է արագ փորձարկել գաղափարներ և փոխել տվյալների մշակման տրամաբանությունը։ Synapse-ը ավելի շատ կառուցվածքային և արտադրական միջավայր է, որտեղ առաջնային են կայունությունը, կառավարելիությունը և կանխատեսելի կատարողականությունը։</w:t>
       </w:r>
     </w:p>
     <w:p>
@@ -12013,14 +12123,7 @@
           <w:rFonts w:ascii="Sylfaen" w:hAnsi="Sylfaen"/>
           <w:lang w:val="hy-AM"/>
         </w:rPr>
-        <w:t>Գ</w:t>
-      </w:r>
-      <w:r>
-        <w:rPr>
-          <w:rFonts w:ascii="Sylfaen" w:hAnsi="Sylfaen"/>
-          <w:lang w:val="hy-AM"/>
-        </w:rPr>
-        <w:t>ծագիր 2</w:t>
+        <w:t>Գծագիր 2</w:t>
       </w:r>
     </w:p>
     <w:p>
@@ -12034,7 +12137,6 @@
           <w:lang w:eastAsia="ru-RU"/>
         </w:rPr>
       </w:pPr>
-      <w:bookmarkStart w:id="0" w:name="_GoBack"/>
       <w:r>
         <w:rPr>
           <w:rFonts w:ascii="Sylfaen" w:eastAsia="Times New Roman" w:hAnsi="Sylfaen" w:cs="Times New Roman"/>
@@ -12092,7 +12194,6 @@
           </wp:inline>
         </w:drawing>
       </w:r>
-      <w:bookmarkEnd w:id="0"/>
     </w:p>
     <w:p>
       <w:pPr>
@@ -12135,6 +12236,7 @@
         <w:jc w:val="both"/>
         <w:rPr>
           <w:rFonts w:ascii="Sylfaen" w:hAnsi="Sylfaen"/>
+          <w:lang w:val="en-US"/>
         </w:rPr>
       </w:pPr>
       <w:r>
@@ -12818,7 +12920,85 @@
         <w:rPr>
           <w:rFonts w:ascii="Sylfaen" w:hAnsi="Sylfaen"/>
         </w:rPr>
-        <w:t>Ստացված արդյունքը օգտագործվում է հետագայում EAD-ի հաշվարկում։</w:t>
+        <w:t>Ստացված</w:t>
+      </w:r>
+      <w:r>
+        <w:rPr>
+          <w:rFonts w:ascii="Sylfaen" w:hAnsi="Sylfaen"/>
+          <w:lang w:val="en-US"/>
+        </w:rPr>
+        <w:t xml:space="preserve"> </w:t>
+      </w:r>
+      <w:r>
+        <w:rPr>
+          <w:rFonts w:ascii="Sylfaen" w:hAnsi="Sylfaen"/>
+        </w:rPr>
+        <w:t>արդյունքը</w:t>
+      </w:r>
+      <w:r>
+        <w:rPr>
+          <w:rFonts w:ascii="Sylfaen" w:hAnsi="Sylfaen"/>
+          <w:lang w:val="en-US"/>
+        </w:rPr>
+        <w:t xml:space="preserve"> </w:t>
+      </w:r>
+      <w:r>
+        <w:rPr>
+          <w:rFonts w:ascii="Sylfaen" w:hAnsi="Sylfaen"/>
+        </w:rPr>
+        <w:t>օգտագործվում</w:t>
+      </w:r>
+      <w:r>
+        <w:rPr>
+          <w:rFonts w:ascii="Sylfaen" w:hAnsi="Sylfaen"/>
+          <w:lang w:val="en-US"/>
+        </w:rPr>
+        <w:t xml:space="preserve"> </w:t>
+      </w:r>
+      <w:r>
+        <w:rPr>
+          <w:rFonts w:ascii="Sylfaen" w:hAnsi="Sylfaen"/>
+        </w:rPr>
+        <w:t>է</w:t>
+      </w:r>
+      <w:r>
+        <w:rPr>
+          <w:rFonts w:ascii="Sylfaen" w:hAnsi="Sylfaen"/>
+          <w:lang w:val="en-US"/>
+        </w:rPr>
+        <w:t xml:space="preserve"> </w:t>
+      </w:r>
+      <w:r>
+        <w:rPr>
+          <w:rFonts w:ascii="Sylfaen" w:hAnsi="Sylfaen"/>
+        </w:rPr>
+        <w:t>հետագայում</w:t>
+      </w:r>
+      <w:r>
+        <w:rPr>
+          <w:rFonts w:ascii="Sylfaen" w:hAnsi="Sylfaen"/>
+          <w:lang w:val="en-US"/>
+        </w:rPr>
+        <w:t xml:space="preserve"> EAD-</w:t>
+      </w:r>
+      <w:r>
+        <w:rPr>
+          <w:rFonts w:ascii="Sylfaen" w:hAnsi="Sylfaen"/>
+        </w:rPr>
+        <w:t>ի</w:t>
+      </w:r>
+      <w:r>
+        <w:rPr>
+          <w:rFonts w:ascii="Sylfaen" w:hAnsi="Sylfaen"/>
+          <w:lang w:val="en-US"/>
+        </w:rPr>
+        <w:t xml:space="preserve"> </w:t>
+      </w:r>
+      <w:r>
+        <w:rPr>
+          <w:rFonts w:ascii="Sylfaen" w:hAnsi="Sylfaen"/>
+        </w:rPr>
+        <w:t>հաշվարկում։</w:t>
       </w:r>
     </w:p>
     <w:p>
@@ -12829,13 +13009,788 @@
         <w:jc w:val="both"/>
         <w:rPr>
           <w:rFonts w:ascii="Sylfaen" w:hAnsi="Sylfaen"/>
-        </w:rPr>
-      </w:pPr>
-      <w:r>
-        <w:rPr>
-          <w:rFonts w:ascii="Sylfaen" w:hAnsi="Sylfaen"/>
-        </w:rPr>
-        <w:t>MPD-ն՝ Marginal Probability of Default, ներկայացնում է յուրաքանչյուր ժամանակային միջակայքի համար դեֆոլտի սահմանային հավանականությունը։ Եթե կիրառվում է ամբողջ կյանքի հորիզոնով գնահատում, ապա անհրաժեշտ է կառուցել ժամանակային պրոֆիլ, որը ցույց է տալիս, թե յուրաքանչյուր տարվա կամ եռամսյակի ընթացքում ինչ հավանականությամբ կարող է տեղի ունենալ դեֆոլտ։ Azure Machine Learning ծառայության միջոցով հնարավոր է կառուցել ժամանակային շարքերի կամ դասակարգման մոդելներ, որոնք գնահատում են այս սահմանային հավանականությունները՝ հիմնվելով պատմական վարքագծի վրա։</w:t>
+          <w:lang w:val="en-US"/>
+        </w:rPr>
+      </w:pPr>
+      <w:r>
+        <w:rPr>
+          <w:rFonts w:ascii="Sylfaen" w:hAnsi="Sylfaen"/>
+          <w:lang w:val="en-US"/>
+        </w:rPr>
+        <w:t>MPD-</w:t>
+      </w:r>
+      <w:r>
+        <w:rPr>
+          <w:rFonts w:ascii="Sylfaen" w:hAnsi="Sylfaen"/>
+        </w:rPr>
+        <w:t>ն՝</w:t>
+      </w:r>
+      <w:r>
+        <w:rPr>
+          <w:rFonts w:ascii="Sylfaen" w:hAnsi="Sylfaen"/>
+          <w:lang w:val="en-US"/>
+        </w:rPr>
+        <w:t xml:space="preserve"> Marginal Probability of Default, </w:t>
+      </w:r>
+      <w:r>
+        <w:rPr>
+          <w:rFonts w:ascii="Sylfaen" w:hAnsi="Sylfaen"/>
+        </w:rPr>
+        <w:t>ներկայացնում</w:t>
+      </w:r>
+      <w:r>
+        <w:rPr>
+          <w:rFonts w:ascii="Sylfaen" w:hAnsi="Sylfaen"/>
+          <w:lang w:val="en-US"/>
+        </w:rPr>
+        <w:t xml:space="preserve"> </w:t>
+      </w:r>
+      <w:r>
+        <w:rPr>
+          <w:rFonts w:ascii="Sylfaen" w:hAnsi="Sylfaen"/>
+        </w:rPr>
+        <w:t>է</w:t>
+      </w:r>
+      <w:r>
+        <w:rPr>
+          <w:rFonts w:ascii="Sylfaen" w:hAnsi="Sylfaen"/>
+          <w:lang w:val="en-US"/>
+        </w:rPr>
+        <w:t xml:space="preserve"> </w:t>
+      </w:r>
+      <w:r>
+        <w:rPr>
+          <w:rFonts w:ascii="Sylfaen" w:hAnsi="Sylfaen"/>
+        </w:rPr>
+        <w:t>յուրաքանչյուր</w:t>
+      </w:r>
+      <w:r>
+        <w:rPr>
+          <w:rFonts w:ascii="Sylfaen" w:hAnsi="Sylfaen"/>
+          <w:lang w:val="en-US"/>
+        </w:rPr>
+        <w:t xml:space="preserve"> </w:t>
+      </w:r>
+      <w:r>
+        <w:rPr>
+          <w:rFonts w:ascii="Sylfaen" w:hAnsi="Sylfaen"/>
+        </w:rPr>
+        <w:t>ժամանակային</w:t>
+      </w:r>
+      <w:r>
+        <w:rPr>
+          <w:rFonts w:ascii="Sylfaen" w:hAnsi="Sylfaen"/>
+          <w:lang w:val="en-US"/>
+        </w:rPr>
+        <w:t xml:space="preserve"> </w:t>
+      </w:r>
+      <w:r>
+        <w:rPr>
+          <w:rFonts w:ascii="Sylfaen" w:hAnsi="Sylfaen"/>
+        </w:rPr>
+        <w:t>միջակայքի</w:t>
+      </w:r>
+      <w:r>
+        <w:rPr>
+          <w:rFonts w:ascii="Sylfaen" w:hAnsi="Sylfaen"/>
+          <w:lang w:val="en-US"/>
+        </w:rPr>
+        <w:t xml:space="preserve"> </w:t>
+      </w:r>
+      <w:r>
+        <w:rPr>
+          <w:rFonts w:ascii="Sylfaen" w:hAnsi="Sylfaen"/>
+        </w:rPr>
+        <w:t>համար</w:t>
+      </w:r>
+      <w:r>
+        <w:rPr>
+          <w:rFonts w:ascii="Sylfaen" w:hAnsi="Sylfaen"/>
+          <w:lang w:val="en-US"/>
+        </w:rPr>
+        <w:t xml:space="preserve"> </w:t>
+      </w:r>
+      <w:r>
+        <w:rPr>
+          <w:rFonts w:ascii="Sylfaen" w:hAnsi="Sylfaen"/>
+        </w:rPr>
+        <w:t>դեֆոլտի</w:t>
+      </w:r>
+      <w:r>
+        <w:rPr>
+          <w:rFonts w:ascii="Sylfaen" w:hAnsi="Sylfaen"/>
+          <w:lang w:val="en-US"/>
+        </w:rPr>
+        <w:t xml:space="preserve"> </w:t>
+      </w:r>
+      <w:r>
+        <w:rPr>
+          <w:rFonts w:ascii="Sylfaen" w:hAnsi="Sylfaen"/>
+        </w:rPr>
+        <w:t>սահմանային</w:t>
+      </w:r>
+      <w:r>
+        <w:rPr>
+          <w:rFonts w:ascii="Sylfaen" w:hAnsi="Sylfaen"/>
+          <w:lang w:val="en-US"/>
+        </w:rPr>
+        <w:t xml:space="preserve"> </w:t>
+      </w:r>
+      <w:r>
+        <w:rPr>
+          <w:rFonts w:ascii="Sylfaen" w:hAnsi="Sylfaen"/>
+        </w:rPr>
+        <w:t>հավանականությունը։</w:t>
+      </w:r>
+      <w:r>
+        <w:rPr>
+          <w:rFonts w:ascii="Sylfaen" w:hAnsi="Sylfaen"/>
+          <w:lang w:val="en-US"/>
+        </w:rPr>
+        <w:t xml:space="preserve"> </w:t>
+      </w:r>
+      <w:r>
+        <w:rPr>
+          <w:rFonts w:ascii="Sylfaen" w:hAnsi="Sylfaen"/>
+        </w:rPr>
+        <w:t>Եթե</w:t>
+      </w:r>
+      <w:r>
+        <w:rPr>
+          <w:rFonts w:ascii="Sylfaen" w:hAnsi="Sylfaen"/>
+          <w:lang w:val="en-US"/>
+        </w:rPr>
+        <w:t xml:space="preserve"> </w:t>
+      </w:r>
+      <w:r>
+        <w:rPr>
+          <w:rFonts w:ascii="Sylfaen" w:hAnsi="Sylfaen"/>
+        </w:rPr>
+        <w:t>կիրառվում</w:t>
+      </w:r>
+      <w:r>
+        <w:rPr>
+          <w:rFonts w:ascii="Sylfaen" w:hAnsi="Sylfaen"/>
+          <w:lang w:val="en-US"/>
+        </w:rPr>
+        <w:t xml:space="preserve"> </w:t>
+      </w:r>
+      <w:r>
+        <w:rPr>
+          <w:rFonts w:ascii="Sylfaen" w:hAnsi="Sylfaen"/>
+        </w:rPr>
+        <w:t>է</w:t>
+      </w:r>
+      <w:r>
+        <w:rPr>
+          <w:rFonts w:ascii="Sylfaen" w:hAnsi="Sylfaen"/>
+          <w:lang w:val="en-US"/>
+        </w:rPr>
+        <w:t xml:space="preserve"> </w:t>
+      </w:r>
+      <w:r>
+        <w:rPr>
+          <w:rFonts w:ascii="Sylfaen" w:hAnsi="Sylfaen"/>
+        </w:rPr>
+        <w:t>ամբողջ</w:t>
+      </w:r>
+      <w:r>
+        <w:rPr>
+          <w:rFonts w:ascii="Sylfaen" w:hAnsi="Sylfaen"/>
+          <w:lang w:val="en-US"/>
+        </w:rPr>
+        <w:t xml:space="preserve"> </w:t>
+      </w:r>
+      <w:r>
+        <w:rPr>
+          <w:rFonts w:ascii="Sylfaen" w:hAnsi="Sylfaen"/>
+        </w:rPr>
+        <w:t>կյանքի</w:t>
+      </w:r>
+      <w:r>
+        <w:rPr>
+          <w:rFonts w:ascii="Sylfaen" w:hAnsi="Sylfaen"/>
+          <w:lang w:val="en-US"/>
+        </w:rPr>
+        <w:t xml:space="preserve"> </w:t>
+      </w:r>
+      <w:r>
+        <w:rPr>
+          <w:rFonts w:ascii="Sylfaen" w:hAnsi="Sylfaen"/>
+        </w:rPr>
+        <w:t>հորիզոնով</w:t>
+      </w:r>
+      <w:r>
+        <w:rPr>
+          <w:rFonts w:ascii="Sylfaen" w:hAnsi="Sylfaen"/>
+          <w:lang w:val="en-US"/>
+        </w:rPr>
+        <w:t xml:space="preserve"> </w:t>
+      </w:r>
+      <w:r>
+        <w:rPr>
+          <w:rFonts w:ascii="Sylfaen" w:hAnsi="Sylfaen"/>
+        </w:rPr>
+        <w:t>գնահատում</w:t>
+      </w:r>
+      <w:r>
+        <w:rPr>
+          <w:rFonts w:ascii="Sylfaen" w:hAnsi="Sylfaen"/>
+          <w:lang w:val="en-US"/>
+        </w:rPr>
+        <w:t xml:space="preserve">, </w:t>
+      </w:r>
+      <w:r>
+        <w:rPr>
+          <w:rFonts w:ascii="Sylfaen" w:hAnsi="Sylfaen"/>
+        </w:rPr>
+        <w:t>ապա</w:t>
+      </w:r>
+      <w:r>
+        <w:rPr>
+          <w:rFonts w:ascii="Sylfaen" w:hAnsi="Sylfaen"/>
+          <w:lang w:val="en-US"/>
+        </w:rPr>
+        <w:t xml:space="preserve"> </w:t>
+      </w:r>
+      <w:r>
+        <w:rPr>
+          <w:rFonts w:ascii="Sylfaen" w:hAnsi="Sylfaen"/>
+        </w:rPr>
+        <w:t>անհրաժեշտ</w:t>
+      </w:r>
+      <w:r>
+        <w:rPr>
+          <w:rFonts w:ascii="Sylfaen" w:hAnsi="Sylfaen"/>
+          <w:lang w:val="en-US"/>
+        </w:rPr>
+        <w:t xml:space="preserve"> </w:t>
+      </w:r>
+      <w:r>
+        <w:rPr>
+          <w:rFonts w:ascii="Sylfaen" w:hAnsi="Sylfaen"/>
+        </w:rPr>
+        <w:t>է</w:t>
+      </w:r>
+      <w:r>
+        <w:rPr>
+          <w:rFonts w:ascii="Sylfaen" w:hAnsi="Sylfaen"/>
+          <w:lang w:val="en-US"/>
+        </w:rPr>
+        <w:t xml:space="preserve"> </w:t>
+      </w:r>
+      <w:r>
+        <w:rPr>
+          <w:rFonts w:ascii="Sylfaen" w:hAnsi="Sylfaen"/>
+        </w:rPr>
+        <w:t>կառուցել</w:t>
+      </w:r>
+      <w:r>
+        <w:rPr>
+          <w:rFonts w:ascii="Sylfaen" w:hAnsi="Sylfaen"/>
+          <w:lang w:val="en-US"/>
+        </w:rPr>
+        <w:t xml:space="preserve"> </w:t>
+      </w:r>
+      <w:r>
+        <w:rPr>
+          <w:rFonts w:ascii="Sylfaen" w:hAnsi="Sylfaen"/>
+        </w:rPr>
+        <w:t>ժամանակային</w:t>
+      </w:r>
+      <w:r>
+        <w:rPr>
+          <w:rFonts w:ascii="Sylfaen" w:hAnsi="Sylfaen"/>
+          <w:lang w:val="en-US"/>
+        </w:rPr>
+        <w:t xml:space="preserve"> </w:t>
+      </w:r>
+      <w:r>
+        <w:rPr>
+          <w:rFonts w:ascii="Sylfaen" w:hAnsi="Sylfaen"/>
+        </w:rPr>
+        <w:t>պրոֆիլ</w:t>
+      </w:r>
+      <w:r>
+        <w:rPr>
+          <w:rFonts w:ascii="Sylfaen" w:hAnsi="Sylfaen"/>
+          <w:lang w:val="en-US"/>
+        </w:rPr>
+        <w:t xml:space="preserve">, </w:t>
+      </w:r>
+      <w:r>
+        <w:rPr>
+          <w:rFonts w:ascii="Sylfaen" w:hAnsi="Sylfaen"/>
+        </w:rPr>
+        <w:t>որը</w:t>
+      </w:r>
+      <w:r>
+        <w:rPr>
+          <w:rFonts w:ascii="Sylfaen" w:hAnsi="Sylfaen"/>
+          <w:lang w:val="en-US"/>
+        </w:rPr>
+        <w:t xml:space="preserve"> </w:t>
+      </w:r>
+      <w:r>
+        <w:rPr>
+          <w:rFonts w:ascii="Sylfaen" w:hAnsi="Sylfaen"/>
+        </w:rPr>
+        <w:t>ցույց</w:t>
+      </w:r>
+      <w:r>
+        <w:rPr>
+          <w:rFonts w:ascii="Sylfaen" w:hAnsi="Sylfaen"/>
+          <w:lang w:val="en-US"/>
+        </w:rPr>
+        <w:t xml:space="preserve"> </w:t>
+      </w:r>
+      <w:r>
+        <w:rPr>
+          <w:rFonts w:ascii="Sylfaen" w:hAnsi="Sylfaen"/>
+        </w:rPr>
+        <w:t>է</w:t>
+      </w:r>
+      <w:r>
+        <w:rPr>
+          <w:rFonts w:ascii="Sylfaen" w:hAnsi="Sylfaen"/>
+          <w:lang w:val="en-US"/>
+        </w:rPr>
+        <w:t xml:space="preserve"> </w:t>
+      </w:r>
+      <w:r>
+        <w:rPr>
+          <w:rFonts w:ascii="Sylfaen" w:hAnsi="Sylfaen"/>
+        </w:rPr>
+        <w:t>տալիս</w:t>
+      </w:r>
+      <w:r>
+        <w:rPr>
+          <w:rFonts w:ascii="Sylfaen" w:hAnsi="Sylfaen"/>
+          <w:lang w:val="en-US"/>
+        </w:rPr>
+        <w:t xml:space="preserve">, </w:t>
+      </w:r>
+      <w:r>
+        <w:rPr>
+          <w:rFonts w:ascii="Sylfaen" w:hAnsi="Sylfaen"/>
+        </w:rPr>
+        <w:t>թե</w:t>
+      </w:r>
+      <w:r>
+        <w:rPr>
+          <w:rFonts w:ascii="Sylfaen" w:hAnsi="Sylfaen"/>
+          <w:lang w:val="en-US"/>
+        </w:rPr>
+        <w:t xml:space="preserve"> </w:t>
+      </w:r>
+      <w:r>
+        <w:rPr>
+          <w:rFonts w:ascii="Sylfaen" w:hAnsi="Sylfaen"/>
+        </w:rPr>
+        <w:t>յուրաքանչյուր</w:t>
+      </w:r>
+      <w:r>
+        <w:rPr>
+          <w:rFonts w:ascii="Sylfaen" w:hAnsi="Sylfaen"/>
+          <w:lang w:val="en-US"/>
+        </w:rPr>
+        <w:t xml:space="preserve"> </w:t>
+      </w:r>
+      <w:r>
+        <w:rPr>
+          <w:rFonts w:ascii="Sylfaen" w:hAnsi="Sylfaen"/>
+        </w:rPr>
+        <w:t>տարվա</w:t>
+      </w:r>
+      <w:r>
+        <w:rPr>
+          <w:rFonts w:ascii="Sylfaen" w:hAnsi="Sylfaen"/>
+          <w:lang w:val="en-US"/>
+        </w:rPr>
+        <w:t xml:space="preserve"> </w:t>
+      </w:r>
+      <w:r>
+        <w:rPr>
+          <w:rFonts w:ascii="Sylfaen" w:hAnsi="Sylfaen"/>
+        </w:rPr>
+        <w:t>կամ</w:t>
+      </w:r>
+      <w:r>
+        <w:rPr>
+          <w:rFonts w:ascii="Sylfaen" w:hAnsi="Sylfaen"/>
+          <w:lang w:val="en-US"/>
+        </w:rPr>
+        <w:t xml:space="preserve"> </w:t>
+      </w:r>
+      <w:r>
+        <w:rPr>
+          <w:rFonts w:ascii="Sylfaen" w:hAnsi="Sylfaen"/>
+        </w:rPr>
+        <w:t>եռամսյակի</w:t>
+      </w:r>
+      <w:r>
+        <w:rPr>
+          <w:rFonts w:ascii="Sylfaen" w:hAnsi="Sylfaen"/>
+          <w:lang w:val="en-US"/>
+        </w:rPr>
+        <w:t xml:space="preserve"> </w:t>
+      </w:r>
+      <w:r>
+        <w:rPr>
+          <w:rFonts w:ascii="Sylfaen" w:hAnsi="Sylfaen"/>
+        </w:rPr>
+        <w:t>ընթացքում</w:t>
+      </w:r>
+      <w:r>
+        <w:rPr>
+          <w:rFonts w:ascii="Sylfaen" w:hAnsi="Sylfaen"/>
+          <w:lang w:val="en-US"/>
+        </w:rPr>
+        <w:t xml:space="preserve"> </w:t>
+      </w:r>
+      <w:r>
+        <w:rPr>
+          <w:rFonts w:ascii="Sylfaen" w:hAnsi="Sylfaen"/>
+        </w:rPr>
+        <w:t>ինչ</w:t>
+      </w:r>
+      <w:r>
+        <w:rPr>
+          <w:rFonts w:ascii="Sylfaen" w:hAnsi="Sylfaen"/>
+          <w:lang w:val="en-US"/>
+        </w:rPr>
+        <w:t xml:space="preserve"> </w:t>
+      </w:r>
+      <w:r>
+        <w:rPr>
+          <w:rFonts w:ascii="Sylfaen" w:hAnsi="Sylfaen"/>
+        </w:rPr>
+        <w:t>հավանականությամբ</w:t>
+      </w:r>
+      <w:r>
+        <w:rPr>
+          <w:rFonts w:ascii="Sylfaen" w:hAnsi="Sylfaen"/>
+          <w:lang w:val="en-US"/>
+        </w:rPr>
+        <w:t xml:space="preserve"> </w:t>
+      </w:r>
+      <w:r>
+        <w:rPr>
+          <w:rFonts w:ascii="Sylfaen" w:hAnsi="Sylfaen"/>
+        </w:rPr>
+        <w:t>կարող</w:t>
+      </w:r>
+      <w:r>
+        <w:rPr>
+          <w:rFonts w:ascii="Sylfaen" w:hAnsi="Sylfaen"/>
+          <w:lang w:val="en-US"/>
+        </w:rPr>
+        <w:t xml:space="preserve"> </w:t>
+      </w:r>
+      <w:r>
+        <w:rPr>
+          <w:rFonts w:ascii="Sylfaen" w:hAnsi="Sylfaen"/>
+        </w:rPr>
+        <w:t>է</w:t>
+      </w:r>
+      <w:r>
+        <w:rPr>
+          <w:rFonts w:ascii="Sylfaen" w:hAnsi="Sylfaen"/>
+          <w:lang w:val="en-US"/>
+        </w:rPr>
+        <w:t xml:space="preserve"> </w:t>
+      </w:r>
+      <w:r>
+        <w:rPr>
+          <w:rFonts w:ascii="Sylfaen" w:hAnsi="Sylfaen"/>
+        </w:rPr>
+        <w:t>տեղի</w:t>
+      </w:r>
+      <w:r>
+        <w:rPr>
+          <w:rFonts w:ascii="Sylfaen" w:hAnsi="Sylfaen"/>
+          <w:lang w:val="en-US"/>
+        </w:rPr>
+        <w:t xml:space="preserve"> </w:t>
+      </w:r>
+      <w:r>
+        <w:rPr>
+          <w:rFonts w:ascii="Sylfaen" w:hAnsi="Sylfaen"/>
+        </w:rPr>
+        <w:t>ունենալ</w:t>
+      </w:r>
+      <w:r>
+        <w:rPr>
+          <w:rFonts w:ascii="Sylfaen" w:hAnsi="Sylfaen"/>
+          <w:lang w:val="en-US"/>
+        </w:rPr>
+        <w:t xml:space="preserve"> </w:t>
+      </w:r>
+      <w:r>
+        <w:rPr>
+          <w:rFonts w:ascii="Sylfaen" w:hAnsi="Sylfaen"/>
+        </w:rPr>
+        <w:t>դեֆոլտ։</w:t>
+      </w:r>
+      <w:r>
+        <w:rPr>
+          <w:rFonts w:ascii="Sylfaen" w:hAnsi="Sylfaen"/>
+          <w:lang w:val="en-US"/>
+        </w:rPr>
+        <w:t xml:space="preserve"> Azure Machine Learning </w:t>
+      </w:r>
+      <w:r>
+        <w:rPr>
+          <w:rFonts w:ascii="Sylfaen" w:hAnsi="Sylfaen"/>
+        </w:rPr>
+        <w:t>ծառայության</w:t>
+      </w:r>
+      <w:r>
+        <w:rPr>
+          <w:rFonts w:ascii="Sylfaen" w:hAnsi="Sylfaen"/>
+          <w:lang w:val="en-US"/>
+        </w:rPr>
+        <w:t xml:space="preserve"> </w:t>
+      </w:r>
+      <w:r>
+        <w:rPr>
+          <w:rFonts w:ascii="Sylfaen" w:hAnsi="Sylfaen"/>
+        </w:rPr>
+        <w:t>միջոցով</w:t>
+      </w:r>
+      <w:r>
+        <w:rPr>
+          <w:rFonts w:ascii="Sylfaen" w:hAnsi="Sylfaen"/>
+          <w:lang w:val="en-US"/>
+        </w:rPr>
+        <w:t xml:space="preserve"> </w:t>
+      </w:r>
+      <w:r>
+        <w:rPr>
+          <w:rFonts w:ascii="Sylfaen" w:hAnsi="Sylfaen"/>
+        </w:rPr>
+        <w:t>հնարավոր</w:t>
+      </w:r>
+      <w:r>
+        <w:rPr>
+          <w:rFonts w:ascii="Sylfaen" w:hAnsi="Sylfaen"/>
+          <w:lang w:val="en-US"/>
+        </w:rPr>
+        <w:t xml:space="preserve"> </w:t>
+      </w:r>
+      <w:r>
+        <w:rPr>
+          <w:rFonts w:ascii="Sylfaen" w:hAnsi="Sylfaen"/>
+        </w:rPr>
+        <w:t>է</w:t>
+      </w:r>
+      <w:r>
+        <w:rPr>
+          <w:rFonts w:ascii="Sylfaen" w:hAnsi="Sylfaen"/>
+          <w:lang w:val="en-US"/>
+        </w:rPr>
+        <w:t xml:space="preserve"> </w:t>
+      </w:r>
+      <w:r>
+        <w:rPr>
+          <w:rFonts w:ascii="Sylfaen" w:hAnsi="Sylfaen"/>
+        </w:rPr>
+        <w:t>կառուցել</w:t>
+      </w:r>
+      <w:r>
+        <w:rPr>
+          <w:rFonts w:ascii="Sylfaen" w:hAnsi="Sylfaen"/>
+          <w:lang w:val="en-US"/>
+        </w:rPr>
+        <w:t xml:space="preserve"> </w:t>
+      </w:r>
+      <w:r>
+        <w:rPr>
+          <w:rFonts w:ascii="Sylfaen" w:hAnsi="Sylfaen"/>
+        </w:rPr>
+        <w:t>ժամանակային</w:t>
+      </w:r>
+      <w:r>
+        <w:rPr>
+          <w:rFonts w:ascii="Sylfaen" w:hAnsi="Sylfaen"/>
+          <w:lang w:val="en-US"/>
+        </w:rPr>
+        <w:t xml:space="preserve"> </w:t>
+      </w:r>
+      <w:r>
+        <w:rPr>
+          <w:rFonts w:ascii="Sylfaen" w:hAnsi="Sylfaen"/>
+        </w:rPr>
+        <w:t>շարքերի</w:t>
+      </w:r>
+      <w:r>
+        <w:rPr>
+          <w:rFonts w:ascii="Sylfaen" w:hAnsi="Sylfaen"/>
+          <w:lang w:val="en-US"/>
+        </w:rPr>
+        <w:t xml:space="preserve"> </w:t>
+      </w:r>
+      <w:r>
+        <w:rPr>
+          <w:rFonts w:ascii="Sylfaen" w:hAnsi="Sylfaen"/>
+        </w:rPr>
+        <w:t>կամ</w:t>
+      </w:r>
+      <w:r>
+        <w:rPr>
+          <w:rFonts w:ascii="Sylfaen" w:hAnsi="Sylfaen"/>
+          <w:lang w:val="en-US"/>
+        </w:rPr>
+        <w:t xml:space="preserve"> </w:t>
+      </w:r>
+      <w:r>
+        <w:rPr>
+          <w:rFonts w:ascii="Sylfaen" w:hAnsi="Sylfaen"/>
+        </w:rPr>
+        <w:t>դասակարգման</w:t>
+      </w:r>
+      <w:r>
+        <w:rPr>
+          <w:rFonts w:ascii="Sylfaen" w:hAnsi="Sylfaen"/>
+          <w:lang w:val="en-US"/>
+        </w:rPr>
+        <w:t xml:space="preserve"> </w:t>
+      </w:r>
+      <w:r>
+        <w:rPr>
+          <w:rFonts w:ascii="Sylfaen" w:hAnsi="Sylfaen"/>
+        </w:rPr>
+        <w:t>մոդելներ</w:t>
+      </w:r>
+      <w:r>
+        <w:rPr>
+          <w:rFonts w:ascii="Sylfaen" w:hAnsi="Sylfaen"/>
+          <w:lang w:val="en-US"/>
+        </w:rPr>
+        <w:t xml:space="preserve">, </w:t>
+      </w:r>
+      <w:r>
+        <w:rPr>
+          <w:rFonts w:ascii="Sylfaen" w:hAnsi="Sylfaen"/>
+        </w:rPr>
+        <w:t>որոնք</w:t>
+      </w:r>
+      <w:r>
+        <w:rPr>
+          <w:rFonts w:ascii="Sylfaen" w:hAnsi="Sylfaen"/>
+          <w:lang w:val="en-US"/>
+        </w:rPr>
+        <w:t xml:space="preserve"> </w:t>
+      </w:r>
+      <w:r>
+        <w:rPr>
+          <w:rFonts w:ascii="Sylfaen" w:hAnsi="Sylfaen"/>
+        </w:rPr>
+        <w:t>գնահատում</w:t>
+      </w:r>
+      <w:r>
+        <w:rPr>
+          <w:rFonts w:ascii="Sylfaen" w:hAnsi="Sylfaen"/>
+          <w:lang w:val="en-US"/>
+        </w:rPr>
+        <w:t xml:space="preserve"> </w:t>
+      </w:r>
+      <w:r>
+        <w:rPr>
+          <w:rFonts w:ascii="Sylfaen" w:hAnsi="Sylfaen"/>
+        </w:rPr>
+        <w:t>են</w:t>
+      </w:r>
+      <w:r>
+        <w:rPr>
+          <w:rFonts w:ascii="Sylfaen" w:hAnsi="Sylfaen"/>
+          <w:lang w:val="en-US"/>
+        </w:rPr>
+        <w:t xml:space="preserve"> </w:t>
+      </w:r>
+      <w:r>
+        <w:rPr>
+          <w:rFonts w:ascii="Sylfaen" w:hAnsi="Sylfaen"/>
+        </w:rPr>
+        <w:t>այս</w:t>
+      </w:r>
+      <w:r>
+        <w:rPr>
+          <w:rFonts w:ascii="Sylfaen" w:hAnsi="Sylfaen"/>
+          <w:lang w:val="en-US"/>
+        </w:rPr>
+        <w:t xml:space="preserve"> </w:t>
+      </w:r>
+      <w:r>
+        <w:rPr>
+          <w:rFonts w:ascii="Sylfaen" w:hAnsi="Sylfaen"/>
+        </w:rPr>
+        <w:t>սահմանային</w:t>
+      </w:r>
+      <w:r>
+        <w:rPr>
+          <w:rFonts w:ascii="Sylfaen" w:hAnsi="Sylfaen"/>
+          <w:lang w:val="en-US"/>
+        </w:rPr>
+        <w:t xml:space="preserve"> </w:t>
+      </w:r>
+      <w:r>
+        <w:rPr>
+          <w:rFonts w:ascii="Sylfaen" w:hAnsi="Sylfaen"/>
+        </w:rPr>
+        <w:t>հավանականությունները՝</w:t>
+      </w:r>
+      <w:r>
+        <w:rPr>
+          <w:rFonts w:ascii="Sylfaen" w:hAnsi="Sylfaen"/>
+          <w:lang w:val="en-US"/>
+        </w:rPr>
+        <w:t xml:space="preserve"> </w:t>
+      </w:r>
+      <w:r>
+        <w:rPr>
+          <w:rFonts w:ascii="Sylfaen" w:hAnsi="Sylfaen"/>
+        </w:rPr>
+        <w:t>հիմնվելով</w:t>
+      </w:r>
+      <w:r>
+        <w:rPr>
+          <w:rFonts w:ascii="Sylfaen" w:hAnsi="Sylfaen"/>
+          <w:lang w:val="en-US"/>
+        </w:rPr>
+        <w:t xml:space="preserve"> </w:t>
+      </w:r>
+      <w:r>
+        <w:rPr>
+          <w:rFonts w:ascii="Sylfaen" w:hAnsi="Sylfaen"/>
+        </w:rPr>
+        <w:t>պատմական</w:t>
+      </w:r>
+      <w:r>
+        <w:rPr>
+          <w:rFonts w:ascii="Sylfaen" w:hAnsi="Sylfaen"/>
+          <w:lang w:val="en-US"/>
+        </w:rPr>
+        <w:t xml:space="preserve"> </w:t>
+      </w:r>
+      <w:r>
+        <w:rPr>
+          <w:rFonts w:ascii="Sylfaen" w:hAnsi="Sylfaen"/>
+        </w:rPr>
+        <w:t>վարքագծի</w:t>
+      </w:r>
+      <w:r>
+        <w:rPr>
+          <w:rFonts w:ascii="Sylfaen" w:hAnsi="Sylfaen"/>
+          <w:lang w:val="en-US"/>
+        </w:rPr>
+        <w:t xml:space="preserve"> </w:t>
+      </w:r>
+      <w:r>
+        <w:rPr>
+          <w:rFonts w:ascii="Sylfaen" w:hAnsi="Sylfaen"/>
+        </w:rPr>
+        <w:t>վրա։</w:t>
       </w:r>
     </w:p>
     <w:p>
@@ -12846,13 +13801,658 @@
         <w:jc w:val="both"/>
         <w:rPr>
           <w:rFonts w:ascii="Sylfaen" w:hAnsi="Sylfaen"/>
-        </w:rPr>
-      </w:pPr>
-      <w:r>
-        <w:rPr>
-          <w:rFonts w:ascii="Sylfaen" w:hAnsi="Sylfaen"/>
-        </w:rPr>
-        <w:t>MPD-ների ագրեգացման արդյունքում ձևավորվում է PD-ն տվյալ ժամանակային հորիզոնի համար։ PD-ն կարող է հաշվարկվել որպես 12-ամսյա կամ lifetime ցուցանիշ՝ կախված staging-ի արդյունքից։ Azure-ում PD-ի մոդելավորումը հաճախ իրականացվում է լոգիստիկ ռեգրեսիայի, որոշման ծառերի կամ այլ ալգորիթմների միջոցով։ Մոդելները ուսուցանվում են պատմական տվյալների վրա, իսկ արդյունքները պահպանվում են տվյալների բազաներում՝ հետագա օգտագործման համար։</w:t>
+          <w:lang w:val="en-US"/>
+        </w:rPr>
+      </w:pPr>
+      <w:r>
+        <w:rPr>
+          <w:rFonts w:ascii="Sylfaen" w:hAnsi="Sylfaen"/>
+          <w:lang w:val="en-US"/>
+        </w:rPr>
+        <w:t>MPD-</w:t>
+      </w:r>
+      <w:r>
+        <w:rPr>
+          <w:rFonts w:ascii="Sylfaen" w:hAnsi="Sylfaen"/>
+        </w:rPr>
+        <w:t>ների</w:t>
+      </w:r>
+      <w:r>
+        <w:rPr>
+          <w:rFonts w:ascii="Sylfaen" w:hAnsi="Sylfaen"/>
+          <w:lang w:val="en-US"/>
+        </w:rPr>
+        <w:t xml:space="preserve"> </w:t>
+      </w:r>
+      <w:r>
+        <w:rPr>
+          <w:rFonts w:ascii="Sylfaen" w:hAnsi="Sylfaen"/>
+        </w:rPr>
+        <w:t>ագրեգացման</w:t>
+      </w:r>
+      <w:r>
+        <w:rPr>
+          <w:rFonts w:ascii="Sylfaen" w:hAnsi="Sylfaen"/>
+          <w:lang w:val="en-US"/>
+        </w:rPr>
+        <w:t xml:space="preserve"> </w:t>
+      </w:r>
+      <w:r>
+        <w:rPr>
+          <w:rFonts w:ascii="Sylfaen" w:hAnsi="Sylfaen"/>
+        </w:rPr>
+        <w:t>արդյունքում</w:t>
+      </w:r>
+      <w:r>
+        <w:rPr>
+          <w:rFonts w:ascii="Sylfaen" w:hAnsi="Sylfaen"/>
+          <w:lang w:val="en-US"/>
+        </w:rPr>
+        <w:t xml:space="preserve"> </w:t>
+      </w:r>
+      <w:r>
+        <w:rPr>
+          <w:rFonts w:ascii="Sylfaen" w:hAnsi="Sylfaen"/>
+        </w:rPr>
+        <w:t>ձևավորվում</w:t>
+      </w:r>
+      <w:r>
+        <w:rPr>
+          <w:rFonts w:ascii="Sylfaen" w:hAnsi="Sylfaen"/>
+          <w:lang w:val="en-US"/>
+        </w:rPr>
+        <w:t xml:space="preserve"> </w:t>
+      </w:r>
+      <w:r>
+        <w:rPr>
+          <w:rFonts w:ascii="Sylfaen" w:hAnsi="Sylfaen"/>
+        </w:rPr>
+        <w:t>է</w:t>
+      </w:r>
+      <w:r>
+        <w:rPr>
+          <w:rFonts w:ascii="Sylfaen" w:hAnsi="Sylfaen"/>
+          <w:lang w:val="en-US"/>
+        </w:rPr>
+        <w:t xml:space="preserve"> PD-</w:t>
+      </w:r>
+      <w:r>
+        <w:rPr>
+          <w:rFonts w:ascii="Sylfaen" w:hAnsi="Sylfaen"/>
+        </w:rPr>
+        <w:t>ն</w:t>
+      </w:r>
+      <w:r>
+        <w:rPr>
+          <w:rFonts w:ascii="Sylfaen" w:hAnsi="Sylfaen"/>
+          <w:lang w:val="en-US"/>
+        </w:rPr>
+        <w:t xml:space="preserve"> </w:t>
+      </w:r>
+      <w:r>
+        <w:rPr>
+          <w:rFonts w:ascii="Sylfaen" w:hAnsi="Sylfaen"/>
+        </w:rPr>
+        <w:t>տվյալ</w:t>
+      </w:r>
+      <w:r>
+        <w:rPr>
+          <w:rFonts w:ascii="Sylfaen" w:hAnsi="Sylfaen"/>
+          <w:lang w:val="en-US"/>
+        </w:rPr>
+        <w:t xml:space="preserve"> </w:t>
+      </w:r>
+      <w:r>
+        <w:rPr>
+          <w:rFonts w:ascii="Sylfaen" w:hAnsi="Sylfaen"/>
+        </w:rPr>
+        <w:t>ժամանակային</w:t>
+      </w:r>
+      <w:r>
+        <w:rPr>
+          <w:rFonts w:ascii="Sylfaen" w:hAnsi="Sylfaen"/>
+          <w:lang w:val="en-US"/>
+        </w:rPr>
+        <w:t xml:space="preserve"> </w:t>
+      </w:r>
+      <w:r>
+        <w:rPr>
+          <w:rFonts w:ascii="Sylfaen" w:hAnsi="Sylfaen"/>
+        </w:rPr>
+        <w:t>հորիզոնի</w:t>
+      </w:r>
+      <w:r>
+        <w:rPr>
+          <w:rFonts w:ascii="Sylfaen" w:hAnsi="Sylfaen"/>
+          <w:lang w:val="en-US"/>
+        </w:rPr>
+        <w:t xml:space="preserve"> </w:t>
+      </w:r>
+      <w:r>
+        <w:rPr>
+          <w:rFonts w:ascii="Sylfaen" w:hAnsi="Sylfaen"/>
+        </w:rPr>
+        <w:t>համար։</w:t>
+      </w:r>
+      <w:r>
+        <w:rPr>
+          <w:rFonts w:ascii="Sylfaen" w:hAnsi="Sylfaen"/>
+          <w:lang w:val="en-US"/>
+        </w:rPr>
+        <w:t xml:space="preserve"> PD-</w:t>
+      </w:r>
+      <w:r>
+        <w:rPr>
+          <w:rFonts w:ascii="Sylfaen" w:hAnsi="Sylfaen"/>
+        </w:rPr>
+        <w:t>ն</w:t>
+      </w:r>
+      <w:r>
+        <w:rPr>
+          <w:rFonts w:ascii="Sylfaen" w:hAnsi="Sylfaen"/>
+          <w:lang w:val="en-US"/>
+        </w:rPr>
+        <w:t xml:space="preserve"> </w:t>
+      </w:r>
+      <w:r>
+        <w:rPr>
+          <w:rFonts w:ascii="Sylfaen" w:hAnsi="Sylfaen"/>
+        </w:rPr>
+        <w:t>կարող</w:t>
+      </w:r>
+      <w:r>
+        <w:rPr>
+          <w:rFonts w:ascii="Sylfaen" w:hAnsi="Sylfaen"/>
+          <w:lang w:val="en-US"/>
+        </w:rPr>
+        <w:t xml:space="preserve"> </w:t>
+      </w:r>
+      <w:r>
+        <w:rPr>
+          <w:rFonts w:ascii="Sylfaen" w:hAnsi="Sylfaen"/>
+        </w:rPr>
+        <w:t>է</w:t>
+      </w:r>
+      <w:r>
+        <w:rPr>
+          <w:rFonts w:ascii="Sylfaen" w:hAnsi="Sylfaen"/>
+          <w:lang w:val="en-US"/>
+        </w:rPr>
+        <w:t xml:space="preserve"> </w:t>
+      </w:r>
+      <w:r>
+        <w:rPr>
+          <w:rFonts w:ascii="Sylfaen" w:hAnsi="Sylfaen"/>
+        </w:rPr>
+        <w:t>հաշվարկվել</w:t>
+      </w:r>
+      <w:r>
+        <w:rPr>
+          <w:rFonts w:ascii="Sylfaen" w:hAnsi="Sylfaen"/>
+          <w:lang w:val="en-US"/>
+        </w:rPr>
+        <w:t xml:space="preserve"> </w:t>
+      </w:r>
+      <w:r>
+        <w:rPr>
+          <w:rFonts w:ascii="Sylfaen" w:hAnsi="Sylfaen"/>
+        </w:rPr>
+        <w:t>որպես</w:t>
+      </w:r>
+      <w:r>
+        <w:rPr>
+          <w:rFonts w:ascii="Sylfaen" w:hAnsi="Sylfaen"/>
+          <w:lang w:val="en-US"/>
+        </w:rPr>
+        <w:t xml:space="preserve"> 12-</w:t>
+      </w:r>
+      <w:r>
+        <w:rPr>
+          <w:rFonts w:ascii="Sylfaen" w:hAnsi="Sylfaen"/>
+        </w:rPr>
+        <w:t>ամսյա</w:t>
+      </w:r>
+      <w:r>
+        <w:rPr>
+          <w:rFonts w:ascii="Sylfaen" w:hAnsi="Sylfaen"/>
+          <w:lang w:val="en-US"/>
+        </w:rPr>
+        <w:t xml:space="preserve"> </w:t>
+      </w:r>
+      <w:r>
+        <w:rPr>
+          <w:rFonts w:ascii="Sylfaen" w:hAnsi="Sylfaen"/>
+        </w:rPr>
+        <w:t>կամ</w:t>
+      </w:r>
+      <w:r>
+        <w:rPr>
+          <w:rFonts w:ascii="Sylfaen" w:hAnsi="Sylfaen"/>
+          <w:lang w:val="en-US"/>
+        </w:rPr>
+        <w:t xml:space="preserve"> lifetime </w:t>
+      </w:r>
+      <w:r>
+        <w:rPr>
+          <w:rFonts w:ascii="Sylfaen" w:hAnsi="Sylfaen"/>
+        </w:rPr>
+        <w:t>ցուցանիշ՝</w:t>
+      </w:r>
+      <w:r>
+        <w:rPr>
+          <w:rFonts w:ascii="Sylfaen" w:hAnsi="Sylfaen"/>
+          <w:lang w:val="en-US"/>
+        </w:rPr>
+        <w:t xml:space="preserve"> </w:t>
+      </w:r>
+      <w:r>
+        <w:rPr>
+          <w:rFonts w:ascii="Sylfaen" w:hAnsi="Sylfaen"/>
+        </w:rPr>
+        <w:t>կախված</w:t>
+      </w:r>
+      <w:r>
+        <w:rPr>
+          <w:rFonts w:ascii="Sylfaen" w:hAnsi="Sylfaen"/>
+          <w:lang w:val="en-US"/>
+        </w:rPr>
+        <w:t xml:space="preserve"> staging-</w:t>
+      </w:r>
+      <w:r>
+        <w:rPr>
+          <w:rFonts w:ascii="Sylfaen" w:hAnsi="Sylfaen"/>
+        </w:rPr>
+        <w:t>ի</w:t>
+      </w:r>
+      <w:r>
+        <w:rPr>
+          <w:rFonts w:ascii="Sylfaen" w:hAnsi="Sylfaen"/>
+          <w:lang w:val="en-US"/>
+        </w:rPr>
+        <w:t xml:space="preserve"> </w:t>
+      </w:r>
+      <w:r>
+        <w:rPr>
+          <w:rFonts w:ascii="Sylfaen" w:hAnsi="Sylfaen"/>
+        </w:rPr>
+        <w:t>արդյունքից։</w:t>
+      </w:r>
+      <w:r>
+        <w:rPr>
+          <w:rFonts w:ascii="Sylfaen" w:hAnsi="Sylfaen"/>
+          <w:lang w:val="en-US"/>
+        </w:rPr>
+        <w:t xml:space="preserve"> Azure-</w:t>
+      </w:r>
+      <w:r>
+        <w:rPr>
+          <w:rFonts w:ascii="Sylfaen" w:hAnsi="Sylfaen"/>
+        </w:rPr>
+        <w:t>ում</w:t>
+      </w:r>
+      <w:r>
+        <w:rPr>
+          <w:rFonts w:ascii="Sylfaen" w:hAnsi="Sylfaen"/>
+          <w:lang w:val="en-US"/>
+        </w:rPr>
+        <w:t xml:space="preserve"> PD-</w:t>
+      </w:r>
+      <w:r>
+        <w:rPr>
+          <w:rFonts w:ascii="Sylfaen" w:hAnsi="Sylfaen"/>
+        </w:rPr>
+        <w:t>ի</w:t>
+      </w:r>
+      <w:r>
+        <w:rPr>
+          <w:rFonts w:ascii="Sylfaen" w:hAnsi="Sylfaen"/>
+          <w:lang w:val="en-US"/>
+        </w:rPr>
+        <w:t xml:space="preserve"> </w:t>
+      </w:r>
+      <w:r>
+        <w:rPr>
+          <w:rFonts w:ascii="Sylfaen" w:hAnsi="Sylfaen"/>
+        </w:rPr>
+        <w:t>մոդելավորումը</w:t>
+      </w:r>
+      <w:r>
+        <w:rPr>
+          <w:rFonts w:ascii="Sylfaen" w:hAnsi="Sylfaen"/>
+          <w:lang w:val="en-US"/>
+        </w:rPr>
+        <w:t xml:space="preserve"> </w:t>
+      </w:r>
+      <w:r>
+        <w:rPr>
+          <w:rFonts w:ascii="Sylfaen" w:hAnsi="Sylfaen"/>
+        </w:rPr>
+        <w:t>հաճախ</w:t>
+      </w:r>
+      <w:r>
+        <w:rPr>
+          <w:rFonts w:ascii="Sylfaen" w:hAnsi="Sylfaen"/>
+          <w:lang w:val="en-US"/>
+        </w:rPr>
+        <w:t xml:space="preserve"> </w:t>
+      </w:r>
+      <w:r>
+        <w:rPr>
+          <w:rFonts w:ascii="Sylfaen" w:hAnsi="Sylfaen"/>
+        </w:rPr>
+        <w:t>իրականացվում</w:t>
+      </w:r>
+      <w:r>
+        <w:rPr>
+          <w:rFonts w:ascii="Sylfaen" w:hAnsi="Sylfaen"/>
+          <w:lang w:val="en-US"/>
+        </w:rPr>
+        <w:t xml:space="preserve"> </w:t>
+      </w:r>
+      <w:r>
+        <w:rPr>
+          <w:rFonts w:ascii="Sylfaen" w:hAnsi="Sylfaen"/>
+        </w:rPr>
+        <w:t>է</w:t>
+      </w:r>
+      <w:r>
+        <w:rPr>
+          <w:rFonts w:ascii="Sylfaen" w:hAnsi="Sylfaen"/>
+          <w:lang w:val="en-US"/>
+        </w:rPr>
+        <w:t xml:space="preserve"> </w:t>
+      </w:r>
+      <w:r>
+        <w:rPr>
+          <w:rFonts w:ascii="Sylfaen" w:hAnsi="Sylfaen"/>
+        </w:rPr>
+        <w:t>լոգիստիկ</w:t>
+      </w:r>
+      <w:r>
+        <w:rPr>
+          <w:rFonts w:ascii="Sylfaen" w:hAnsi="Sylfaen"/>
+          <w:lang w:val="en-US"/>
+        </w:rPr>
+        <w:t xml:space="preserve"> </w:t>
+      </w:r>
+      <w:r>
+        <w:rPr>
+          <w:rFonts w:ascii="Sylfaen" w:hAnsi="Sylfaen"/>
+        </w:rPr>
+        <w:t>ռեգրեսիայի</w:t>
+      </w:r>
+      <w:r>
+        <w:rPr>
+          <w:rFonts w:ascii="Sylfaen" w:hAnsi="Sylfaen"/>
+          <w:lang w:val="en-US"/>
+        </w:rPr>
+        <w:t xml:space="preserve">, </w:t>
+      </w:r>
+      <w:r>
+        <w:rPr>
+          <w:rFonts w:ascii="Sylfaen" w:hAnsi="Sylfaen"/>
+        </w:rPr>
+        <w:t>որոշման</w:t>
+      </w:r>
+      <w:r>
+        <w:rPr>
+          <w:rFonts w:ascii="Sylfaen" w:hAnsi="Sylfaen"/>
+          <w:lang w:val="en-US"/>
+        </w:rPr>
+        <w:t xml:space="preserve"> </w:t>
+      </w:r>
+      <w:r>
+        <w:rPr>
+          <w:rFonts w:ascii="Sylfaen" w:hAnsi="Sylfaen"/>
+        </w:rPr>
+        <w:t>ծառերի</w:t>
+      </w:r>
+      <w:r>
+        <w:rPr>
+          <w:rFonts w:ascii="Sylfaen" w:hAnsi="Sylfaen"/>
+          <w:lang w:val="en-US"/>
+        </w:rPr>
+        <w:t xml:space="preserve"> </w:t>
+      </w:r>
+      <w:r>
+        <w:rPr>
+          <w:rFonts w:ascii="Sylfaen" w:hAnsi="Sylfaen"/>
+        </w:rPr>
+        <w:t>կամ</w:t>
+      </w:r>
+      <w:r>
+        <w:rPr>
+          <w:rFonts w:ascii="Sylfaen" w:hAnsi="Sylfaen"/>
+          <w:lang w:val="en-US"/>
+        </w:rPr>
+        <w:t xml:space="preserve"> </w:t>
+      </w:r>
+      <w:r>
+        <w:rPr>
+          <w:rFonts w:ascii="Sylfaen" w:hAnsi="Sylfaen"/>
+        </w:rPr>
+        <w:t>այլ</w:t>
+      </w:r>
+      <w:r>
+        <w:rPr>
+          <w:rFonts w:ascii="Sylfaen" w:hAnsi="Sylfaen"/>
+          <w:lang w:val="en-US"/>
+        </w:rPr>
+        <w:t xml:space="preserve"> </w:t>
+      </w:r>
+      <w:r>
+        <w:rPr>
+          <w:rFonts w:ascii="Sylfaen" w:hAnsi="Sylfaen"/>
+        </w:rPr>
+        <w:t>ալգորիթմների</w:t>
+      </w:r>
+      <w:r>
+        <w:rPr>
+          <w:rFonts w:ascii="Sylfaen" w:hAnsi="Sylfaen"/>
+          <w:lang w:val="en-US"/>
+        </w:rPr>
+        <w:t xml:space="preserve"> </w:t>
+      </w:r>
+      <w:r>
+        <w:rPr>
+          <w:rFonts w:ascii="Sylfaen" w:hAnsi="Sylfaen"/>
+        </w:rPr>
+        <w:t>միջոցով։</w:t>
+      </w:r>
+      <w:r>
+        <w:rPr>
+          <w:rFonts w:ascii="Sylfaen" w:hAnsi="Sylfaen"/>
+          <w:lang w:val="en-US"/>
+        </w:rPr>
+        <w:t xml:space="preserve"> </w:t>
+      </w:r>
+      <w:r>
+        <w:rPr>
+          <w:rFonts w:ascii="Sylfaen" w:hAnsi="Sylfaen"/>
+        </w:rPr>
+        <w:t>Մոդելները</w:t>
+      </w:r>
+      <w:r>
+        <w:rPr>
+          <w:rFonts w:ascii="Sylfaen" w:hAnsi="Sylfaen"/>
+          <w:lang w:val="en-US"/>
+        </w:rPr>
+        <w:t xml:space="preserve"> </w:t>
+      </w:r>
+      <w:r>
+        <w:rPr>
+          <w:rFonts w:ascii="Sylfaen" w:hAnsi="Sylfaen"/>
+        </w:rPr>
+        <w:t>ուսուցանվում</w:t>
+      </w:r>
+      <w:r>
+        <w:rPr>
+          <w:rFonts w:ascii="Sylfaen" w:hAnsi="Sylfaen"/>
+          <w:lang w:val="en-US"/>
+        </w:rPr>
+        <w:t xml:space="preserve"> </w:t>
+      </w:r>
+      <w:r>
+        <w:rPr>
+          <w:rFonts w:ascii="Sylfaen" w:hAnsi="Sylfaen"/>
+        </w:rPr>
+        <w:t>են</w:t>
+      </w:r>
+      <w:r>
+        <w:rPr>
+          <w:rFonts w:ascii="Sylfaen" w:hAnsi="Sylfaen"/>
+          <w:lang w:val="en-US"/>
+        </w:rPr>
+        <w:t xml:space="preserve"> </w:t>
+      </w:r>
+      <w:r>
+        <w:rPr>
+          <w:rFonts w:ascii="Sylfaen" w:hAnsi="Sylfaen"/>
+        </w:rPr>
+        <w:t>պատմական</w:t>
+      </w:r>
+      <w:r>
+        <w:rPr>
+          <w:rFonts w:ascii="Sylfaen" w:hAnsi="Sylfaen"/>
+          <w:lang w:val="en-US"/>
+        </w:rPr>
+        <w:t xml:space="preserve"> </w:t>
+      </w:r>
+      <w:r>
+        <w:rPr>
+          <w:rFonts w:ascii="Sylfaen" w:hAnsi="Sylfaen"/>
+        </w:rPr>
+        <w:t>տվյալների</w:t>
+      </w:r>
+      <w:r>
+        <w:rPr>
+          <w:rFonts w:ascii="Sylfaen" w:hAnsi="Sylfaen"/>
+          <w:lang w:val="en-US"/>
+        </w:rPr>
+        <w:t xml:space="preserve"> </w:t>
+      </w:r>
+      <w:r>
+        <w:rPr>
+          <w:rFonts w:ascii="Sylfaen" w:hAnsi="Sylfaen"/>
+        </w:rPr>
+        <w:t>վրա</w:t>
+      </w:r>
+      <w:r>
+        <w:rPr>
+          <w:rFonts w:ascii="Sylfaen" w:hAnsi="Sylfaen"/>
+          <w:lang w:val="en-US"/>
+        </w:rPr>
+        <w:t xml:space="preserve">, </w:t>
+      </w:r>
+      <w:r>
+        <w:rPr>
+          <w:rFonts w:ascii="Sylfaen" w:hAnsi="Sylfaen"/>
+        </w:rPr>
+        <w:t>իսկ</w:t>
+      </w:r>
+      <w:r>
+        <w:rPr>
+          <w:rFonts w:ascii="Sylfaen" w:hAnsi="Sylfaen"/>
+          <w:lang w:val="en-US"/>
+        </w:rPr>
+        <w:t xml:space="preserve"> </w:t>
+      </w:r>
+      <w:r>
+        <w:rPr>
+          <w:rFonts w:ascii="Sylfaen" w:hAnsi="Sylfaen"/>
+        </w:rPr>
+        <w:t>արդյունքները</w:t>
+      </w:r>
+      <w:r>
+        <w:rPr>
+          <w:rFonts w:ascii="Sylfaen" w:hAnsi="Sylfaen"/>
+          <w:lang w:val="en-US"/>
+        </w:rPr>
+        <w:t xml:space="preserve"> </w:t>
+      </w:r>
+      <w:r>
+        <w:rPr>
+          <w:rFonts w:ascii="Sylfaen" w:hAnsi="Sylfaen"/>
+        </w:rPr>
+        <w:t>պահպանվում</w:t>
+      </w:r>
+      <w:r>
+        <w:rPr>
+          <w:rFonts w:ascii="Sylfaen" w:hAnsi="Sylfaen"/>
+          <w:lang w:val="en-US"/>
+        </w:rPr>
+        <w:t xml:space="preserve"> </w:t>
+      </w:r>
+      <w:r>
+        <w:rPr>
+          <w:rFonts w:ascii="Sylfaen" w:hAnsi="Sylfaen"/>
+        </w:rPr>
+        <w:t>են</w:t>
+      </w:r>
+      <w:r>
+        <w:rPr>
+          <w:rFonts w:ascii="Sylfaen" w:hAnsi="Sylfaen"/>
+          <w:lang w:val="en-US"/>
+        </w:rPr>
+        <w:t xml:space="preserve"> </w:t>
+      </w:r>
+      <w:r>
+        <w:rPr>
+          <w:rFonts w:ascii="Sylfaen" w:hAnsi="Sylfaen"/>
+        </w:rPr>
+        <w:t>տվյալների</w:t>
+      </w:r>
+      <w:r>
+        <w:rPr>
+          <w:rFonts w:ascii="Sylfaen" w:hAnsi="Sylfaen"/>
+          <w:lang w:val="en-US"/>
+        </w:rPr>
+        <w:t xml:space="preserve"> </w:t>
+      </w:r>
+      <w:r>
+        <w:rPr>
+          <w:rFonts w:ascii="Sylfaen" w:hAnsi="Sylfaen"/>
+        </w:rPr>
+        <w:t>բազաներում՝</w:t>
+      </w:r>
+      <w:r>
+        <w:rPr>
+          <w:rFonts w:ascii="Sylfaen" w:hAnsi="Sylfaen"/>
+          <w:lang w:val="en-US"/>
+        </w:rPr>
+        <w:t xml:space="preserve"> </w:t>
+      </w:r>
+      <w:r>
+        <w:rPr>
+          <w:rFonts w:ascii="Sylfaen" w:hAnsi="Sylfaen"/>
+        </w:rPr>
+        <w:t>հետագա</w:t>
+      </w:r>
+      <w:r>
+        <w:rPr>
+          <w:rFonts w:ascii="Sylfaen" w:hAnsi="Sylfaen"/>
+          <w:lang w:val="en-US"/>
+        </w:rPr>
+        <w:t xml:space="preserve"> </w:t>
+      </w:r>
+      <w:r>
+        <w:rPr>
+          <w:rFonts w:ascii="Sylfaen" w:hAnsi="Sylfaen"/>
+        </w:rPr>
+        <w:t>օգտագործման</w:t>
+      </w:r>
+      <w:r>
+        <w:rPr>
+          <w:rFonts w:ascii="Sylfaen" w:hAnsi="Sylfaen"/>
+          <w:lang w:val="en-US"/>
+        </w:rPr>
+        <w:t xml:space="preserve"> </w:t>
+      </w:r>
+      <w:r>
+        <w:rPr>
+          <w:rFonts w:ascii="Sylfaen" w:hAnsi="Sylfaen"/>
+        </w:rPr>
+        <w:t>համար։</w:t>
       </w:r>
     </w:p>
     <w:p>
@@ -12863,13 +14463,697 @@
         <w:jc w:val="both"/>
         <w:rPr>
           <w:rFonts w:ascii="Sylfaen" w:hAnsi="Sylfaen"/>
-        </w:rPr>
-      </w:pPr>
-      <w:r>
-        <w:rPr>
-          <w:rFonts w:ascii="Sylfaen" w:hAnsi="Sylfaen"/>
-        </w:rPr>
-        <w:t>EAD-ի հաշվարկը հաջորդ քայլն է։ Այն ներառում է հաշվեկշռային մնացորդը և, անհրաժեշտության դեպքում, չօգտագործված լիմիտի այն մասը, որը գնահատվել է CCF-ի միջոցով։ Azure-ում EAD-ի հաշվարկը կարող է իրականացվել տվյալների ինտեգրման և հաշվարկային pipeline-ների միջոցով, որտեղ միավորվում են վարկի մնացորդային տվյալները և վարքագծային գործակիցները։ Այս փուլում ձևավորվում է դեֆոլտի պահին ակնկալվող ընդհանուր ռիսկային ազդեցությունը։</w:t>
+          <w:lang w:val="en-US"/>
+        </w:rPr>
+      </w:pPr>
+      <w:r>
+        <w:rPr>
+          <w:rFonts w:ascii="Sylfaen" w:hAnsi="Sylfaen"/>
+          <w:lang w:val="en-US"/>
+        </w:rPr>
+        <w:t>EAD-</w:t>
+      </w:r>
+      <w:r>
+        <w:rPr>
+          <w:rFonts w:ascii="Sylfaen" w:hAnsi="Sylfaen"/>
+        </w:rPr>
+        <w:t>ի</w:t>
+      </w:r>
+      <w:r>
+        <w:rPr>
+          <w:rFonts w:ascii="Sylfaen" w:hAnsi="Sylfaen"/>
+          <w:lang w:val="en-US"/>
+        </w:rPr>
+        <w:t xml:space="preserve"> </w:t>
+      </w:r>
+      <w:r>
+        <w:rPr>
+          <w:rFonts w:ascii="Sylfaen" w:hAnsi="Sylfaen"/>
+        </w:rPr>
+        <w:t>հաշվարկը</w:t>
+      </w:r>
+      <w:r>
+        <w:rPr>
+          <w:rFonts w:ascii="Sylfaen" w:hAnsi="Sylfaen"/>
+          <w:lang w:val="en-US"/>
+        </w:rPr>
+        <w:t xml:space="preserve"> </w:t>
+      </w:r>
+      <w:r>
+        <w:rPr>
+          <w:rFonts w:ascii="Sylfaen" w:hAnsi="Sylfaen"/>
+        </w:rPr>
+        <w:t>հաջորդ</w:t>
+      </w:r>
+      <w:r>
+        <w:rPr>
+          <w:rFonts w:ascii="Sylfaen" w:hAnsi="Sylfaen"/>
+          <w:lang w:val="en-US"/>
+        </w:rPr>
+        <w:t xml:space="preserve"> </w:t>
+      </w:r>
+      <w:r>
+        <w:rPr>
+          <w:rFonts w:ascii="Sylfaen" w:hAnsi="Sylfaen"/>
+        </w:rPr>
+        <w:t>քայլն</w:t>
+      </w:r>
+      <w:r>
+        <w:rPr>
+          <w:rFonts w:ascii="Sylfaen" w:hAnsi="Sylfaen"/>
+          <w:lang w:val="en-US"/>
+        </w:rPr>
+        <w:t xml:space="preserve"> </w:t>
+      </w:r>
+      <w:r>
+        <w:rPr>
+          <w:rFonts w:ascii="Sylfaen" w:hAnsi="Sylfaen"/>
+        </w:rPr>
+        <w:t>է։</w:t>
+      </w:r>
+      <w:r>
+        <w:rPr>
+          <w:rFonts w:ascii="Sylfaen" w:hAnsi="Sylfaen"/>
+          <w:lang w:val="en-US"/>
+        </w:rPr>
+        <w:t xml:space="preserve"> </w:t>
+      </w:r>
+      <w:r>
+        <w:rPr>
+          <w:rFonts w:ascii="Sylfaen" w:hAnsi="Sylfaen"/>
+        </w:rPr>
+        <w:t>Այն</w:t>
+      </w:r>
+      <w:r>
+        <w:rPr>
+          <w:rFonts w:ascii="Sylfaen" w:hAnsi="Sylfaen"/>
+          <w:lang w:val="en-US"/>
+        </w:rPr>
+        <w:t xml:space="preserve"> </w:t>
+      </w:r>
+      <w:r>
+        <w:rPr>
+          <w:rFonts w:ascii="Sylfaen" w:hAnsi="Sylfaen"/>
+        </w:rPr>
+        <w:t>ներառում</w:t>
+      </w:r>
+      <w:r>
+        <w:rPr>
+          <w:rFonts w:ascii="Sylfaen" w:hAnsi="Sylfaen"/>
+          <w:lang w:val="en-US"/>
+        </w:rPr>
+        <w:t xml:space="preserve"> </w:t>
+      </w:r>
+      <w:r>
+        <w:rPr>
+          <w:rFonts w:ascii="Sylfaen" w:hAnsi="Sylfaen"/>
+        </w:rPr>
+        <w:t>է</w:t>
+      </w:r>
+      <w:r>
+        <w:rPr>
+          <w:rFonts w:ascii="Sylfaen" w:hAnsi="Sylfaen"/>
+          <w:lang w:val="en-US"/>
+        </w:rPr>
+        <w:t xml:space="preserve"> </w:t>
+      </w:r>
+      <w:r>
+        <w:rPr>
+          <w:rFonts w:ascii="Sylfaen" w:hAnsi="Sylfaen"/>
+        </w:rPr>
+        <w:t>հաշվեկշռային</w:t>
+      </w:r>
+      <w:r>
+        <w:rPr>
+          <w:rFonts w:ascii="Sylfaen" w:hAnsi="Sylfaen"/>
+          <w:lang w:val="en-US"/>
+        </w:rPr>
+        <w:t xml:space="preserve"> </w:t>
+      </w:r>
+      <w:r>
+        <w:rPr>
+          <w:rFonts w:ascii="Sylfaen" w:hAnsi="Sylfaen"/>
+        </w:rPr>
+        <w:t>մնացորդը</w:t>
+      </w:r>
+      <w:r>
+        <w:rPr>
+          <w:rFonts w:ascii="Sylfaen" w:hAnsi="Sylfaen"/>
+          <w:lang w:val="en-US"/>
+        </w:rPr>
+        <w:t xml:space="preserve"> </w:t>
+      </w:r>
+      <w:r>
+        <w:rPr>
+          <w:rFonts w:ascii="Sylfaen" w:hAnsi="Sylfaen"/>
+        </w:rPr>
+        <w:t>և</w:t>
+      </w:r>
+      <w:r>
+        <w:rPr>
+          <w:rFonts w:ascii="Sylfaen" w:hAnsi="Sylfaen"/>
+          <w:lang w:val="en-US"/>
+        </w:rPr>
+        <w:t xml:space="preserve">, </w:t>
+      </w:r>
+      <w:r>
+        <w:rPr>
+          <w:rFonts w:ascii="Sylfaen" w:hAnsi="Sylfaen"/>
+        </w:rPr>
+        <w:t>անհրաժեշտության</w:t>
+      </w:r>
+      <w:r>
+        <w:rPr>
+          <w:rFonts w:ascii="Sylfaen" w:hAnsi="Sylfaen"/>
+          <w:lang w:val="en-US"/>
+        </w:rPr>
+        <w:t xml:space="preserve"> </w:t>
+      </w:r>
+      <w:r>
+        <w:rPr>
+          <w:rFonts w:ascii="Sylfaen" w:hAnsi="Sylfaen"/>
+        </w:rPr>
+        <w:t>դեպքում</w:t>
+      </w:r>
+      <w:r>
+        <w:rPr>
+          <w:rFonts w:ascii="Sylfaen" w:hAnsi="Sylfaen"/>
+          <w:lang w:val="en-US"/>
+        </w:rPr>
+        <w:t xml:space="preserve">, </w:t>
+      </w:r>
+      <w:r>
+        <w:rPr>
+          <w:rFonts w:ascii="Sylfaen" w:hAnsi="Sylfaen"/>
+        </w:rPr>
+        <w:t>չօգտագործված</w:t>
+      </w:r>
+      <w:r>
+        <w:rPr>
+          <w:rFonts w:ascii="Sylfaen" w:hAnsi="Sylfaen"/>
+          <w:lang w:val="en-US"/>
+        </w:rPr>
+        <w:t xml:space="preserve"> </w:t>
+      </w:r>
+      <w:r>
+        <w:rPr>
+          <w:rFonts w:ascii="Sylfaen" w:hAnsi="Sylfaen"/>
+        </w:rPr>
+        <w:t>լիմիտի</w:t>
+      </w:r>
+      <w:r>
+        <w:rPr>
+          <w:rFonts w:ascii="Sylfaen" w:hAnsi="Sylfaen"/>
+          <w:lang w:val="en-US"/>
+        </w:rPr>
+        <w:t xml:space="preserve"> </w:t>
+      </w:r>
+      <w:r>
+        <w:rPr>
+          <w:rFonts w:ascii="Sylfaen" w:hAnsi="Sylfaen"/>
+        </w:rPr>
+        <w:t>այն</w:t>
+      </w:r>
+      <w:r>
+        <w:rPr>
+          <w:rFonts w:ascii="Sylfaen" w:hAnsi="Sylfaen"/>
+          <w:lang w:val="en-US"/>
+        </w:rPr>
+        <w:t xml:space="preserve"> </w:t>
+      </w:r>
+      <w:r>
+        <w:rPr>
+          <w:rFonts w:ascii="Sylfaen" w:hAnsi="Sylfaen"/>
+        </w:rPr>
+        <w:t>մասը</w:t>
+      </w:r>
+      <w:r>
+        <w:rPr>
+          <w:rFonts w:ascii="Sylfaen" w:hAnsi="Sylfaen"/>
+          <w:lang w:val="en-US"/>
+        </w:rPr>
+        <w:t xml:space="preserve">, </w:t>
+      </w:r>
+      <w:r>
+        <w:rPr>
+          <w:rFonts w:ascii="Sylfaen" w:hAnsi="Sylfaen"/>
+        </w:rPr>
+        <w:t>որը</w:t>
+      </w:r>
+      <w:r>
+        <w:rPr>
+          <w:rFonts w:ascii="Sylfaen" w:hAnsi="Sylfaen"/>
+          <w:lang w:val="en-US"/>
+        </w:rPr>
+        <w:t xml:space="preserve"> </w:t>
+      </w:r>
+      <w:r>
+        <w:rPr>
+          <w:rFonts w:ascii="Sylfaen" w:hAnsi="Sylfaen"/>
+        </w:rPr>
+        <w:t>գնահատվել</w:t>
+      </w:r>
+      <w:r>
+        <w:rPr>
+          <w:rFonts w:ascii="Sylfaen" w:hAnsi="Sylfaen"/>
+          <w:lang w:val="en-US"/>
+        </w:rPr>
+        <w:t xml:space="preserve"> </w:t>
+      </w:r>
+      <w:r>
+        <w:rPr>
+          <w:rFonts w:ascii="Sylfaen" w:hAnsi="Sylfaen"/>
+        </w:rPr>
+        <w:t>է</w:t>
+      </w:r>
+      <w:r>
+        <w:rPr>
+          <w:rFonts w:ascii="Sylfaen" w:hAnsi="Sylfaen"/>
+          <w:lang w:val="en-US"/>
+        </w:rPr>
+        <w:t xml:space="preserve"> CCF-</w:t>
+      </w:r>
+      <w:r>
+        <w:rPr>
+          <w:rFonts w:ascii="Sylfaen" w:hAnsi="Sylfaen"/>
+        </w:rPr>
+        <w:t>ի</w:t>
+      </w:r>
+      <w:r>
+        <w:rPr>
+          <w:rFonts w:ascii="Sylfaen" w:hAnsi="Sylfaen"/>
+          <w:lang w:val="en-US"/>
+        </w:rPr>
+        <w:t xml:space="preserve"> </w:t>
+      </w:r>
+      <w:r>
+        <w:rPr>
+          <w:rFonts w:ascii="Sylfaen" w:hAnsi="Sylfaen"/>
+        </w:rPr>
+        <w:t>միջոցով։</w:t>
+      </w:r>
+      <w:r>
+        <w:rPr>
+          <w:rFonts w:ascii="Sylfaen" w:hAnsi="Sylfaen"/>
+          <w:lang w:val="en-US"/>
+        </w:rPr>
+        <w:t xml:space="preserve"> Azure-</w:t>
+      </w:r>
+      <w:r>
+        <w:rPr>
+          <w:rFonts w:ascii="Sylfaen" w:hAnsi="Sylfaen"/>
+        </w:rPr>
+        <w:t>ում</w:t>
+      </w:r>
+      <w:r>
+        <w:rPr>
+          <w:rFonts w:ascii="Sylfaen" w:hAnsi="Sylfaen"/>
+          <w:lang w:val="en-US"/>
+        </w:rPr>
+        <w:t xml:space="preserve"> EAD-</w:t>
+      </w:r>
+      <w:r>
+        <w:rPr>
+          <w:rFonts w:ascii="Sylfaen" w:hAnsi="Sylfaen"/>
+        </w:rPr>
+        <w:t>ի</w:t>
+      </w:r>
+      <w:r>
+        <w:rPr>
+          <w:rFonts w:ascii="Sylfaen" w:hAnsi="Sylfaen"/>
+          <w:lang w:val="en-US"/>
+        </w:rPr>
+        <w:t xml:space="preserve"> </w:t>
+      </w:r>
+      <w:r>
+        <w:rPr>
+          <w:rFonts w:ascii="Sylfaen" w:hAnsi="Sylfaen"/>
+        </w:rPr>
+        <w:t>հաշվարկը</w:t>
+      </w:r>
+      <w:r>
+        <w:rPr>
+          <w:rFonts w:ascii="Sylfaen" w:hAnsi="Sylfaen"/>
+          <w:lang w:val="en-US"/>
+        </w:rPr>
+        <w:t xml:space="preserve"> </w:t>
+      </w:r>
+      <w:r>
+        <w:rPr>
+          <w:rFonts w:ascii="Sylfaen" w:hAnsi="Sylfaen"/>
+        </w:rPr>
+        <w:t>կարող</w:t>
+      </w:r>
+      <w:r>
+        <w:rPr>
+          <w:rFonts w:ascii="Sylfaen" w:hAnsi="Sylfaen"/>
+          <w:lang w:val="en-US"/>
+        </w:rPr>
+        <w:t xml:space="preserve"> </w:t>
+      </w:r>
+      <w:r>
+        <w:rPr>
+          <w:rFonts w:ascii="Sylfaen" w:hAnsi="Sylfaen"/>
+        </w:rPr>
+        <w:t>է</w:t>
+      </w:r>
+      <w:r>
+        <w:rPr>
+          <w:rFonts w:ascii="Sylfaen" w:hAnsi="Sylfaen"/>
+          <w:lang w:val="en-US"/>
+        </w:rPr>
+        <w:t xml:space="preserve"> </w:t>
+      </w:r>
+      <w:r>
+        <w:rPr>
+          <w:rFonts w:ascii="Sylfaen" w:hAnsi="Sylfaen"/>
+        </w:rPr>
+        <w:t>իրականացվել</w:t>
+      </w:r>
+      <w:r>
+        <w:rPr>
+          <w:rFonts w:ascii="Sylfaen" w:hAnsi="Sylfaen"/>
+          <w:lang w:val="en-US"/>
+        </w:rPr>
+        <w:t xml:space="preserve"> </w:t>
+      </w:r>
+      <w:r>
+        <w:rPr>
+          <w:rFonts w:ascii="Sylfaen" w:hAnsi="Sylfaen"/>
+        </w:rPr>
+        <w:t>տվյալների</w:t>
+      </w:r>
+      <w:r>
+        <w:rPr>
+          <w:rFonts w:ascii="Sylfaen" w:hAnsi="Sylfaen"/>
+          <w:lang w:val="en-US"/>
+        </w:rPr>
+        <w:t xml:space="preserve"> </w:t>
+      </w:r>
+      <w:r>
+        <w:rPr>
+          <w:rFonts w:ascii="Sylfaen" w:hAnsi="Sylfaen"/>
+        </w:rPr>
+        <w:t>ինտեգրման</w:t>
+      </w:r>
+      <w:r>
+        <w:rPr>
+          <w:rFonts w:ascii="Sylfaen" w:hAnsi="Sylfaen"/>
+          <w:lang w:val="en-US"/>
+        </w:rPr>
+        <w:t xml:space="preserve"> </w:t>
+      </w:r>
+      <w:r>
+        <w:rPr>
+          <w:rFonts w:ascii="Sylfaen" w:hAnsi="Sylfaen"/>
+        </w:rPr>
+        <w:t>և</w:t>
+      </w:r>
+      <w:r>
+        <w:rPr>
+          <w:rFonts w:ascii="Sylfaen" w:hAnsi="Sylfaen"/>
+          <w:lang w:val="en-US"/>
+        </w:rPr>
+        <w:t xml:space="preserve"> </w:t>
+      </w:r>
+      <w:r>
+        <w:rPr>
+          <w:rFonts w:ascii="Sylfaen" w:hAnsi="Sylfaen"/>
+        </w:rPr>
+        <w:t>հաշվարկային</w:t>
+      </w:r>
+      <w:r>
+        <w:rPr>
+          <w:rFonts w:ascii="Sylfaen" w:hAnsi="Sylfaen"/>
+          <w:lang w:val="en-US"/>
+        </w:rPr>
+        <w:t xml:space="preserve"> pipeline-</w:t>
+      </w:r>
+      <w:r>
+        <w:rPr>
+          <w:rFonts w:ascii="Sylfaen" w:hAnsi="Sylfaen"/>
+        </w:rPr>
+        <w:t>ների</w:t>
+      </w:r>
+      <w:r>
+        <w:rPr>
+          <w:rFonts w:ascii="Sylfaen" w:hAnsi="Sylfaen"/>
+          <w:lang w:val="en-US"/>
+        </w:rPr>
+        <w:t xml:space="preserve"> </w:t>
+      </w:r>
+      <w:r>
+        <w:rPr>
+          <w:rFonts w:ascii="Sylfaen" w:hAnsi="Sylfaen"/>
+        </w:rPr>
+        <w:t>միջոցով</w:t>
+      </w:r>
+      <w:r>
+        <w:rPr>
+          <w:rFonts w:ascii="Sylfaen" w:hAnsi="Sylfaen"/>
+          <w:lang w:val="en-US"/>
+        </w:rPr>
+        <w:t xml:space="preserve">, </w:t>
+      </w:r>
+      <w:r>
+        <w:rPr>
+          <w:rFonts w:ascii="Sylfaen" w:hAnsi="Sylfaen"/>
+        </w:rPr>
+        <w:t>որտեղ</w:t>
+      </w:r>
+      <w:r>
+        <w:rPr>
+          <w:rFonts w:ascii="Sylfaen" w:hAnsi="Sylfaen"/>
+          <w:lang w:val="en-US"/>
+        </w:rPr>
+        <w:t xml:space="preserve"> </w:t>
+      </w:r>
+      <w:r>
+        <w:rPr>
+          <w:rFonts w:ascii="Sylfaen" w:hAnsi="Sylfaen"/>
+        </w:rPr>
+        <w:t>միավորվում</w:t>
+      </w:r>
+      <w:r>
+        <w:rPr>
+          <w:rFonts w:ascii="Sylfaen" w:hAnsi="Sylfaen"/>
+          <w:lang w:val="en-US"/>
+        </w:rPr>
+        <w:t xml:space="preserve"> </w:t>
+      </w:r>
+      <w:r>
+        <w:rPr>
+          <w:rFonts w:ascii="Sylfaen" w:hAnsi="Sylfaen"/>
+        </w:rPr>
+        <w:t>են</w:t>
+      </w:r>
+      <w:r>
+        <w:rPr>
+          <w:rFonts w:ascii="Sylfaen" w:hAnsi="Sylfaen"/>
+          <w:lang w:val="en-US"/>
+        </w:rPr>
+        <w:t xml:space="preserve"> </w:t>
+      </w:r>
+      <w:r>
+        <w:rPr>
+          <w:rFonts w:ascii="Sylfaen" w:hAnsi="Sylfaen"/>
+        </w:rPr>
+        <w:t>վարկի</w:t>
+      </w:r>
+      <w:r>
+        <w:rPr>
+          <w:rFonts w:ascii="Sylfaen" w:hAnsi="Sylfaen"/>
+          <w:lang w:val="en-US"/>
+        </w:rPr>
+        <w:t xml:space="preserve"> </w:t>
+      </w:r>
+      <w:r>
+        <w:rPr>
+          <w:rFonts w:ascii="Sylfaen" w:hAnsi="Sylfaen"/>
+        </w:rPr>
+        <w:t>մնացորդային</w:t>
+      </w:r>
+      <w:r>
+        <w:rPr>
+          <w:rFonts w:ascii="Sylfaen" w:hAnsi="Sylfaen"/>
+          <w:lang w:val="en-US"/>
+        </w:rPr>
+        <w:t xml:space="preserve"> </w:t>
+      </w:r>
+      <w:r>
+        <w:rPr>
+          <w:rFonts w:ascii="Sylfaen" w:hAnsi="Sylfaen"/>
+        </w:rPr>
+        <w:t>տվյալները</w:t>
+      </w:r>
+      <w:r>
+        <w:rPr>
+          <w:rFonts w:ascii="Sylfaen" w:hAnsi="Sylfaen"/>
+          <w:lang w:val="en-US"/>
+        </w:rPr>
+        <w:t xml:space="preserve"> </w:t>
+      </w:r>
+      <w:r>
+        <w:rPr>
+          <w:rFonts w:ascii="Sylfaen" w:hAnsi="Sylfaen"/>
+        </w:rPr>
+        <w:t>և</w:t>
+      </w:r>
+      <w:r>
+        <w:rPr>
+          <w:rFonts w:ascii="Sylfaen" w:hAnsi="Sylfaen"/>
+          <w:lang w:val="en-US"/>
+        </w:rPr>
+        <w:t xml:space="preserve"> </w:t>
+      </w:r>
+      <w:r>
+        <w:rPr>
+          <w:rFonts w:ascii="Sylfaen" w:hAnsi="Sylfaen"/>
+        </w:rPr>
+        <w:t>վարքագծային</w:t>
+      </w:r>
+      <w:r>
+        <w:rPr>
+          <w:rFonts w:ascii="Sylfaen" w:hAnsi="Sylfaen"/>
+          <w:lang w:val="en-US"/>
+        </w:rPr>
+        <w:t xml:space="preserve"> </w:t>
+      </w:r>
+      <w:r>
+        <w:rPr>
+          <w:rFonts w:ascii="Sylfaen" w:hAnsi="Sylfaen"/>
+        </w:rPr>
+        <w:t>գործակիցները։</w:t>
+      </w:r>
+      <w:r>
+        <w:rPr>
+          <w:rFonts w:ascii="Sylfaen" w:hAnsi="Sylfaen"/>
+          <w:lang w:val="en-US"/>
+        </w:rPr>
+        <w:t xml:space="preserve"> </w:t>
+      </w:r>
+      <w:r>
+        <w:rPr>
+          <w:rFonts w:ascii="Sylfaen" w:hAnsi="Sylfaen"/>
+        </w:rPr>
+        <w:t>Այս</w:t>
+      </w:r>
+      <w:r>
+        <w:rPr>
+          <w:rFonts w:ascii="Sylfaen" w:hAnsi="Sylfaen"/>
+          <w:lang w:val="en-US"/>
+        </w:rPr>
+        <w:t xml:space="preserve"> </w:t>
+      </w:r>
+      <w:r>
+        <w:rPr>
+          <w:rFonts w:ascii="Sylfaen" w:hAnsi="Sylfaen"/>
+        </w:rPr>
+        <w:t>փուլում</w:t>
+      </w:r>
+      <w:r>
+        <w:rPr>
+          <w:rFonts w:ascii="Sylfaen" w:hAnsi="Sylfaen"/>
+          <w:lang w:val="en-US"/>
+        </w:rPr>
+        <w:t xml:space="preserve"> </w:t>
+      </w:r>
+      <w:r>
+        <w:rPr>
+          <w:rFonts w:ascii="Sylfaen" w:hAnsi="Sylfaen"/>
+        </w:rPr>
+        <w:t>ձևավորվում</w:t>
+      </w:r>
+      <w:r>
+        <w:rPr>
+          <w:rFonts w:ascii="Sylfaen" w:hAnsi="Sylfaen"/>
+          <w:lang w:val="en-US"/>
+        </w:rPr>
+        <w:t xml:space="preserve"> </w:t>
+      </w:r>
+      <w:r>
+        <w:rPr>
+          <w:rFonts w:ascii="Sylfaen" w:hAnsi="Sylfaen"/>
+        </w:rPr>
+        <w:t>է</w:t>
+      </w:r>
+      <w:r>
+        <w:rPr>
+          <w:rFonts w:ascii="Sylfaen" w:hAnsi="Sylfaen"/>
+          <w:lang w:val="en-US"/>
+        </w:rPr>
+        <w:t xml:space="preserve"> </w:t>
+      </w:r>
+      <w:r>
+        <w:rPr>
+          <w:rFonts w:ascii="Sylfaen" w:hAnsi="Sylfaen"/>
+        </w:rPr>
+        <w:t>դեֆոլտի</w:t>
+      </w:r>
+      <w:r>
+        <w:rPr>
+          <w:rFonts w:ascii="Sylfaen" w:hAnsi="Sylfaen"/>
+          <w:lang w:val="en-US"/>
+        </w:rPr>
+        <w:t xml:space="preserve"> </w:t>
+      </w:r>
+      <w:r>
+        <w:rPr>
+          <w:rFonts w:ascii="Sylfaen" w:hAnsi="Sylfaen"/>
+        </w:rPr>
+        <w:t>պահին</w:t>
+      </w:r>
+      <w:r>
+        <w:rPr>
+          <w:rFonts w:ascii="Sylfaen" w:hAnsi="Sylfaen"/>
+          <w:lang w:val="en-US"/>
+        </w:rPr>
+        <w:t xml:space="preserve"> </w:t>
+      </w:r>
+      <w:r>
+        <w:rPr>
+          <w:rFonts w:ascii="Sylfaen" w:hAnsi="Sylfaen"/>
+        </w:rPr>
+        <w:t>ակնկալվող</w:t>
+      </w:r>
+      <w:r>
+        <w:rPr>
+          <w:rFonts w:ascii="Sylfaen" w:hAnsi="Sylfaen"/>
+          <w:lang w:val="en-US"/>
+        </w:rPr>
+        <w:t xml:space="preserve"> </w:t>
+      </w:r>
+      <w:r>
+        <w:rPr>
+          <w:rFonts w:ascii="Sylfaen" w:hAnsi="Sylfaen"/>
+        </w:rPr>
+        <w:t>ընդհանուր</w:t>
+      </w:r>
+      <w:r>
+        <w:rPr>
+          <w:rFonts w:ascii="Sylfaen" w:hAnsi="Sylfaen"/>
+          <w:lang w:val="en-US"/>
+        </w:rPr>
+        <w:t xml:space="preserve"> </w:t>
+      </w:r>
+      <w:r>
+        <w:rPr>
+          <w:rFonts w:ascii="Sylfaen" w:hAnsi="Sylfaen"/>
+        </w:rPr>
+        <w:t>ռիսկային</w:t>
+      </w:r>
+      <w:r>
+        <w:rPr>
+          <w:rFonts w:ascii="Sylfaen" w:hAnsi="Sylfaen"/>
+          <w:lang w:val="en-US"/>
+        </w:rPr>
+        <w:t xml:space="preserve"> </w:t>
+      </w:r>
+      <w:r>
+        <w:rPr>
+          <w:rFonts w:ascii="Sylfaen" w:hAnsi="Sylfaen"/>
+        </w:rPr>
+        <w:t>ազդեցությունը։</w:t>
       </w:r>
     </w:p>
     <w:p>
@@ -12880,13 +15164,1035 @@
         <w:jc w:val="both"/>
         <w:rPr>
           <w:rFonts w:ascii="Sylfaen" w:hAnsi="Sylfaen"/>
-        </w:rPr>
-      </w:pPr>
-      <w:r>
-        <w:rPr>
-          <w:rFonts w:ascii="Sylfaen" w:hAnsi="Sylfaen"/>
-        </w:rPr>
-        <w:t>LGD-ի գնահատման համար հաճախ կիրառվում են երկու մոտեցումներ՝ LGD-Stat և LGD-Econ։ LGD-Stat-ը հիմնված է պատմական վիճակագրական տվյալների վրա և արտացոլում է նախորդ դեֆոլտային դեպքերի միջին վերականգնման մակարդակները։ Azure-ի վերլուծական գործիքներով հնարավոր է մշակել պատմական վերականգնման տվյալները և ստանալ միջին կամ սեգմենտացված LGD արժեքներ։ LGD-Econ-ը ներառում է մակրոտնտեսական գործոնների ազդեցությունը՝ օրինակ ՀՆԱ-ի աճ, գործազրկություն, անշարժ գույքի գների ինդեքսներ։ Azure-ում կարելի է ինտեգրել արտաքին մակրոտնտեսական տվյալներ և կառուցել սցենարային մոդելներ, որոնք կկարգավորեն LGD-ն տնտեսական կանխատեսումների հիման վրա։ Այսպիսով ստացվում է առաջադեմ, forward-looking LGD գնահատում։</w:t>
+          <w:lang w:val="en-US"/>
+        </w:rPr>
+      </w:pPr>
+      <w:r>
+        <w:rPr>
+          <w:rFonts w:ascii="Sylfaen" w:hAnsi="Sylfaen"/>
+          <w:lang w:val="en-US"/>
+        </w:rPr>
+        <w:t>LGD-</w:t>
+      </w:r>
+      <w:r>
+        <w:rPr>
+          <w:rFonts w:ascii="Sylfaen" w:hAnsi="Sylfaen"/>
+        </w:rPr>
+        <w:t>ի</w:t>
+      </w:r>
+      <w:r>
+        <w:rPr>
+          <w:rFonts w:ascii="Sylfaen" w:hAnsi="Sylfaen"/>
+          <w:lang w:val="en-US"/>
+        </w:rPr>
+        <w:t xml:space="preserve"> </w:t>
+      </w:r>
+      <w:r>
+        <w:rPr>
+          <w:rFonts w:ascii="Sylfaen" w:hAnsi="Sylfaen"/>
+        </w:rPr>
+        <w:t>գնահատման</w:t>
+      </w:r>
+      <w:r>
+        <w:rPr>
+          <w:rFonts w:ascii="Sylfaen" w:hAnsi="Sylfaen"/>
+          <w:lang w:val="en-US"/>
+        </w:rPr>
+        <w:t xml:space="preserve"> </w:t>
+      </w:r>
+      <w:r>
+        <w:rPr>
+          <w:rFonts w:ascii="Sylfaen" w:hAnsi="Sylfaen"/>
+        </w:rPr>
+        <w:t>համար</w:t>
+      </w:r>
+      <w:r>
+        <w:rPr>
+          <w:rFonts w:ascii="Sylfaen" w:hAnsi="Sylfaen"/>
+          <w:lang w:val="en-US"/>
+        </w:rPr>
+        <w:t xml:space="preserve"> </w:t>
+      </w:r>
+      <w:r>
+        <w:rPr>
+          <w:rFonts w:ascii="Sylfaen" w:hAnsi="Sylfaen"/>
+        </w:rPr>
+        <w:t>հաճախ</w:t>
+      </w:r>
+      <w:r>
+        <w:rPr>
+          <w:rFonts w:ascii="Sylfaen" w:hAnsi="Sylfaen"/>
+          <w:lang w:val="en-US"/>
+        </w:rPr>
+        <w:t xml:space="preserve"> </w:t>
+      </w:r>
+      <w:r>
+        <w:rPr>
+          <w:rFonts w:ascii="Sylfaen" w:hAnsi="Sylfaen"/>
+        </w:rPr>
+        <w:t>կիրառվում</w:t>
+      </w:r>
+      <w:r>
+        <w:rPr>
+          <w:rFonts w:ascii="Sylfaen" w:hAnsi="Sylfaen"/>
+          <w:lang w:val="en-US"/>
+        </w:rPr>
+        <w:t xml:space="preserve"> </w:t>
+      </w:r>
+      <w:r>
+        <w:rPr>
+          <w:rFonts w:ascii="Sylfaen" w:hAnsi="Sylfaen"/>
+        </w:rPr>
+        <w:t>են</w:t>
+      </w:r>
+      <w:r>
+        <w:rPr>
+          <w:rFonts w:ascii="Sylfaen" w:hAnsi="Sylfaen"/>
+          <w:lang w:val="en-US"/>
+        </w:rPr>
+        <w:t xml:space="preserve"> </w:t>
+      </w:r>
+      <w:r>
+        <w:rPr>
+          <w:rFonts w:ascii="Sylfaen" w:hAnsi="Sylfaen"/>
+        </w:rPr>
+        <w:t>երկու</w:t>
+      </w:r>
+      <w:r>
+        <w:rPr>
+          <w:rFonts w:ascii="Sylfaen" w:hAnsi="Sylfaen"/>
+          <w:lang w:val="en-US"/>
+        </w:rPr>
+        <w:t xml:space="preserve"> </w:t>
+      </w:r>
+      <w:r>
+        <w:rPr>
+          <w:rFonts w:ascii="Sylfaen" w:hAnsi="Sylfaen"/>
+        </w:rPr>
+        <w:t>մոտեցումներ՝</w:t>
+      </w:r>
+      <w:r>
+        <w:rPr>
+          <w:rFonts w:ascii="Sylfaen" w:hAnsi="Sylfaen"/>
+          <w:lang w:val="en-US"/>
+        </w:rPr>
+        <w:t xml:space="preserve"> LGD-Stat </w:t>
+      </w:r>
+      <w:r>
+        <w:rPr>
+          <w:rFonts w:ascii="Sylfaen" w:hAnsi="Sylfaen"/>
+        </w:rPr>
+        <w:t>և</w:t>
+      </w:r>
+      <w:r>
+        <w:rPr>
+          <w:rFonts w:ascii="Sylfaen" w:hAnsi="Sylfaen"/>
+          <w:lang w:val="en-US"/>
+        </w:rPr>
+        <w:t xml:space="preserve"> LGD-Econ</w:t>
+      </w:r>
+      <w:r>
+        <w:rPr>
+          <w:rFonts w:ascii="Sylfaen" w:hAnsi="Sylfaen"/>
+        </w:rPr>
+        <w:t>։</w:t>
+      </w:r>
+      <w:r>
+        <w:rPr>
+          <w:rFonts w:ascii="Sylfaen" w:hAnsi="Sylfaen"/>
+          <w:lang w:val="en-US"/>
+        </w:rPr>
+        <w:t xml:space="preserve"> LGD-Stat-</w:t>
+      </w:r>
+      <w:r>
+        <w:rPr>
+          <w:rFonts w:ascii="Sylfaen" w:hAnsi="Sylfaen"/>
+        </w:rPr>
+        <w:t>ը</w:t>
+      </w:r>
+      <w:r>
+        <w:rPr>
+          <w:rFonts w:ascii="Sylfaen" w:hAnsi="Sylfaen"/>
+          <w:lang w:val="en-US"/>
+        </w:rPr>
+        <w:t xml:space="preserve"> </w:t>
+      </w:r>
+      <w:r>
+        <w:rPr>
+          <w:rFonts w:ascii="Sylfaen" w:hAnsi="Sylfaen"/>
+        </w:rPr>
+        <w:t>հիմնված</w:t>
+      </w:r>
+      <w:r>
+        <w:rPr>
+          <w:rFonts w:ascii="Sylfaen" w:hAnsi="Sylfaen"/>
+          <w:lang w:val="en-US"/>
+        </w:rPr>
+        <w:t xml:space="preserve"> </w:t>
+      </w:r>
+      <w:r>
+        <w:rPr>
+          <w:rFonts w:ascii="Sylfaen" w:hAnsi="Sylfaen"/>
+        </w:rPr>
+        <w:t>է</w:t>
+      </w:r>
+      <w:r>
+        <w:rPr>
+          <w:rFonts w:ascii="Sylfaen" w:hAnsi="Sylfaen"/>
+          <w:lang w:val="en-US"/>
+        </w:rPr>
+        <w:t xml:space="preserve"> </w:t>
+      </w:r>
+      <w:r>
+        <w:rPr>
+          <w:rFonts w:ascii="Sylfaen" w:hAnsi="Sylfaen"/>
+        </w:rPr>
+        <w:t>պատմական</w:t>
+      </w:r>
+      <w:r>
+        <w:rPr>
+          <w:rFonts w:ascii="Sylfaen" w:hAnsi="Sylfaen"/>
+          <w:lang w:val="en-US"/>
+        </w:rPr>
+        <w:t xml:space="preserve"> </w:t>
+      </w:r>
+      <w:r>
+        <w:rPr>
+          <w:rFonts w:ascii="Sylfaen" w:hAnsi="Sylfaen"/>
+        </w:rPr>
+        <w:t>վիճակագրական</w:t>
+      </w:r>
+      <w:r>
+        <w:rPr>
+          <w:rFonts w:ascii="Sylfaen" w:hAnsi="Sylfaen"/>
+          <w:lang w:val="en-US"/>
+        </w:rPr>
+        <w:t xml:space="preserve"> </w:t>
+      </w:r>
+      <w:r>
+        <w:rPr>
+          <w:rFonts w:ascii="Sylfaen" w:hAnsi="Sylfaen"/>
+        </w:rPr>
+        <w:t>տվյալների</w:t>
+      </w:r>
+      <w:r>
+        <w:rPr>
+          <w:rFonts w:ascii="Sylfaen" w:hAnsi="Sylfaen"/>
+          <w:lang w:val="en-US"/>
+        </w:rPr>
+        <w:t xml:space="preserve"> </w:t>
+      </w:r>
+      <w:r>
+        <w:rPr>
+          <w:rFonts w:ascii="Sylfaen" w:hAnsi="Sylfaen"/>
+        </w:rPr>
+        <w:t>վրա</w:t>
+      </w:r>
+      <w:r>
+        <w:rPr>
+          <w:rFonts w:ascii="Sylfaen" w:hAnsi="Sylfaen"/>
+          <w:lang w:val="en-US"/>
+        </w:rPr>
+        <w:t xml:space="preserve"> </w:t>
+      </w:r>
+      <w:r>
+        <w:rPr>
+          <w:rFonts w:ascii="Sylfaen" w:hAnsi="Sylfaen"/>
+        </w:rPr>
+        <w:t>և</w:t>
+      </w:r>
+      <w:r>
+        <w:rPr>
+          <w:rFonts w:ascii="Sylfaen" w:hAnsi="Sylfaen"/>
+          <w:lang w:val="en-US"/>
+        </w:rPr>
+        <w:t xml:space="preserve"> </w:t>
+      </w:r>
+      <w:r>
+        <w:rPr>
+          <w:rFonts w:ascii="Sylfaen" w:hAnsi="Sylfaen"/>
+        </w:rPr>
+        <w:t>արտացոլում</w:t>
+      </w:r>
+      <w:r>
+        <w:rPr>
+          <w:rFonts w:ascii="Sylfaen" w:hAnsi="Sylfaen"/>
+          <w:lang w:val="en-US"/>
+        </w:rPr>
+        <w:t xml:space="preserve"> </w:t>
+      </w:r>
+      <w:r>
+        <w:rPr>
+          <w:rFonts w:ascii="Sylfaen" w:hAnsi="Sylfaen"/>
+        </w:rPr>
+        <w:t>է</w:t>
+      </w:r>
+      <w:r>
+        <w:rPr>
+          <w:rFonts w:ascii="Sylfaen" w:hAnsi="Sylfaen"/>
+          <w:lang w:val="en-US"/>
+        </w:rPr>
+        <w:t xml:space="preserve"> </w:t>
+      </w:r>
+      <w:r>
+        <w:rPr>
+          <w:rFonts w:ascii="Sylfaen" w:hAnsi="Sylfaen"/>
+        </w:rPr>
+        <w:t>նախորդ</w:t>
+      </w:r>
+      <w:r>
+        <w:rPr>
+          <w:rFonts w:ascii="Sylfaen" w:hAnsi="Sylfaen"/>
+          <w:lang w:val="en-US"/>
+        </w:rPr>
+        <w:t xml:space="preserve"> </w:t>
+      </w:r>
+      <w:r>
+        <w:rPr>
+          <w:rFonts w:ascii="Sylfaen" w:hAnsi="Sylfaen"/>
+        </w:rPr>
+        <w:t>դեֆոլտային</w:t>
+      </w:r>
+      <w:r>
+        <w:rPr>
+          <w:rFonts w:ascii="Sylfaen" w:hAnsi="Sylfaen"/>
+          <w:lang w:val="en-US"/>
+        </w:rPr>
+        <w:t xml:space="preserve"> </w:t>
+      </w:r>
+      <w:r>
+        <w:rPr>
+          <w:rFonts w:ascii="Sylfaen" w:hAnsi="Sylfaen"/>
+        </w:rPr>
+        <w:t>դեպքերի</w:t>
+      </w:r>
+      <w:r>
+        <w:rPr>
+          <w:rFonts w:ascii="Sylfaen" w:hAnsi="Sylfaen"/>
+          <w:lang w:val="en-US"/>
+        </w:rPr>
+        <w:t xml:space="preserve"> </w:t>
+      </w:r>
+      <w:r>
+        <w:rPr>
+          <w:rFonts w:ascii="Sylfaen" w:hAnsi="Sylfaen"/>
+        </w:rPr>
+        <w:t>միջին</w:t>
+      </w:r>
+      <w:r>
+        <w:rPr>
+          <w:rFonts w:ascii="Sylfaen" w:hAnsi="Sylfaen"/>
+          <w:lang w:val="en-US"/>
+        </w:rPr>
+        <w:t xml:space="preserve"> </w:t>
+      </w:r>
+      <w:r>
+        <w:rPr>
+          <w:rFonts w:ascii="Sylfaen" w:hAnsi="Sylfaen"/>
+        </w:rPr>
+        <w:t>վերականգնման</w:t>
+      </w:r>
+      <w:r>
+        <w:rPr>
+          <w:rFonts w:ascii="Sylfaen" w:hAnsi="Sylfaen"/>
+          <w:lang w:val="en-US"/>
+        </w:rPr>
+        <w:t xml:space="preserve"> </w:t>
+      </w:r>
+      <w:r>
+        <w:rPr>
+          <w:rFonts w:ascii="Sylfaen" w:hAnsi="Sylfaen"/>
+        </w:rPr>
+        <w:t>մակարդակները։</w:t>
+      </w:r>
+      <w:r>
+        <w:rPr>
+          <w:rFonts w:ascii="Sylfaen" w:hAnsi="Sylfaen"/>
+          <w:lang w:val="en-US"/>
+        </w:rPr>
+        <w:t xml:space="preserve"> Azure-</w:t>
+      </w:r>
+      <w:r>
+        <w:rPr>
+          <w:rFonts w:ascii="Sylfaen" w:hAnsi="Sylfaen"/>
+        </w:rPr>
+        <w:t>ի</w:t>
+      </w:r>
+      <w:r>
+        <w:rPr>
+          <w:rFonts w:ascii="Sylfaen" w:hAnsi="Sylfaen"/>
+          <w:lang w:val="en-US"/>
+        </w:rPr>
+        <w:t xml:space="preserve"> </w:t>
+      </w:r>
+      <w:r>
+        <w:rPr>
+          <w:rFonts w:ascii="Sylfaen" w:hAnsi="Sylfaen"/>
+        </w:rPr>
+        <w:t>վերլուծական</w:t>
+      </w:r>
+      <w:r>
+        <w:rPr>
+          <w:rFonts w:ascii="Sylfaen" w:hAnsi="Sylfaen"/>
+          <w:lang w:val="en-US"/>
+        </w:rPr>
+        <w:t xml:space="preserve"> </w:t>
+      </w:r>
+      <w:r>
+        <w:rPr>
+          <w:rFonts w:ascii="Sylfaen" w:hAnsi="Sylfaen"/>
+        </w:rPr>
+        <w:t>գործիքներով</w:t>
+      </w:r>
+      <w:r>
+        <w:rPr>
+          <w:rFonts w:ascii="Sylfaen" w:hAnsi="Sylfaen"/>
+          <w:lang w:val="en-US"/>
+        </w:rPr>
+        <w:t xml:space="preserve"> </w:t>
+      </w:r>
+      <w:r>
+        <w:rPr>
+          <w:rFonts w:ascii="Sylfaen" w:hAnsi="Sylfaen"/>
+        </w:rPr>
+        <w:t>հնարավոր</w:t>
+      </w:r>
+      <w:r>
+        <w:rPr>
+          <w:rFonts w:ascii="Sylfaen" w:hAnsi="Sylfaen"/>
+          <w:lang w:val="en-US"/>
+        </w:rPr>
+        <w:t xml:space="preserve"> </w:t>
+      </w:r>
+      <w:r>
+        <w:rPr>
+          <w:rFonts w:ascii="Sylfaen" w:hAnsi="Sylfaen"/>
+        </w:rPr>
+        <w:t>է</w:t>
+      </w:r>
+      <w:r>
+        <w:rPr>
+          <w:rFonts w:ascii="Sylfaen" w:hAnsi="Sylfaen"/>
+          <w:lang w:val="en-US"/>
+        </w:rPr>
+        <w:t xml:space="preserve"> </w:t>
+      </w:r>
+      <w:r>
+        <w:rPr>
+          <w:rFonts w:ascii="Sylfaen" w:hAnsi="Sylfaen"/>
+        </w:rPr>
+        <w:t>մշակել</w:t>
+      </w:r>
+      <w:r>
+        <w:rPr>
+          <w:rFonts w:ascii="Sylfaen" w:hAnsi="Sylfaen"/>
+          <w:lang w:val="en-US"/>
+        </w:rPr>
+        <w:t xml:space="preserve"> </w:t>
+      </w:r>
+      <w:r>
+        <w:rPr>
+          <w:rFonts w:ascii="Sylfaen" w:hAnsi="Sylfaen"/>
+        </w:rPr>
+        <w:t>պատմական</w:t>
+      </w:r>
+      <w:r>
+        <w:rPr>
+          <w:rFonts w:ascii="Sylfaen" w:hAnsi="Sylfaen"/>
+          <w:lang w:val="en-US"/>
+        </w:rPr>
+        <w:t xml:space="preserve"> </w:t>
+      </w:r>
+      <w:r>
+        <w:rPr>
+          <w:rFonts w:ascii="Sylfaen" w:hAnsi="Sylfaen"/>
+        </w:rPr>
+        <w:t>վերականգնման</w:t>
+      </w:r>
+      <w:r>
+        <w:rPr>
+          <w:rFonts w:ascii="Sylfaen" w:hAnsi="Sylfaen"/>
+          <w:lang w:val="en-US"/>
+        </w:rPr>
+        <w:t xml:space="preserve"> </w:t>
+      </w:r>
+      <w:r>
+        <w:rPr>
+          <w:rFonts w:ascii="Sylfaen" w:hAnsi="Sylfaen"/>
+        </w:rPr>
+        <w:t>տվյալները</w:t>
+      </w:r>
+      <w:r>
+        <w:rPr>
+          <w:rFonts w:ascii="Sylfaen" w:hAnsi="Sylfaen"/>
+          <w:lang w:val="en-US"/>
+        </w:rPr>
+        <w:t xml:space="preserve"> </w:t>
+      </w:r>
+      <w:r>
+        <w:rPr>
+          <w:rFonts w:ascii="Sylfaen" w:hAnsi="Sylfaen"/>
+        </w:rPr>
+        <w:t>և</w:t>
+      </w:r>
+      <w:r>
+        <w:rPr>
+          <w:rFonts w:ascii="Sylfaen" w:hAnsi="Sylfaen"/>
+          <w:lang w:val="en-US"/>
+        </w:rPr>
+        <w:t xml:space="preserve"> </w:t>
+      </w:r>
+      <w:r>
+        <w:rPr>
+          <w:rFonts w:ascii="Sylfaen" w:hAnsi="Sylfaen"/>
+        </w:rPr>
+        <w:t>ստանալ</w:t>
+      </w:r>
+      <w:r>
+        <w:rPr>
+          <w:rFonts w:ascii="Sylfaen" w:hAnsi="Sylfaen"/>
+          <w:lang w:val="en-US"/>
+        </w:rPr>
+        <w:t xml:space="preserve"> </w:t>
+      </w:r>
+      <w:r>
+        <w:rPr>
+          <w:rFonts w:ascii="Sylfaen" w:hAnsi="Sylfaen"/>
+        </w:rPr>
+        <w:t>միջին</w:t>
+      </w:r>
+      <w:r>
+        <w:rPr>
+          <w:rFonts w:ascii="Sylfaen" w:hAnsi="Sylfaen"/>
+          <w:lang w:val="en-US"/>
+        </w:rPr>
+        <w:t xml:space="preserve"> </w:t>
+      </w:r>
+      <w:r>
+        <w:rPr>
+          <w:rFonts w:ascii="Sylfaen" w:hAnsi="Sylfaen"/>
+        </w:rPr>
+        <w:t>կամ</w:t>
+      </w:r>
+      <w:r>
+        <w:rPr>
+          <w:rFonts w:ascii="Sylfaen" w:hAnsi="Sylfaen"/>
+          <w:lang w:val="en-US"/>
+        </w:rPr>
+        <w:t xml:space="preserve"> </w:t>
+      </w:r>
+      <w:r>
+        <w:rPr>
+          <w:rFonts w:ascii="Sylfaen" w:hAnsi="Sylfaen"/>
+        </w:rPr>
+        <w:t>սեգմենտացված</w:t>
+      </w:r>
+      <w:r>
+        <w:rPr>
+          <w:rFonts w:ascii="Sylfaen" w:hAnsi="Sylfaen"/>
+          <w:lang w:val="en-US"/>
+        </w:rPr>
+        <w:t xml:space="preserve"> LGD </w:t>
+      </w:r>
+      <w:r>
+        <w:rPr>
+          <w:rFonts w:ascii="Sylfaen" w:hAnsi="Sylfaen"/>
+        </w:rPr>
+        <w:t>արժեքներ։</w:t>
+      </w:r>
+      <w:r>
+        <w:rPr>
+          <w:rFonts w:ascii="Sylfaen" w:hAnsi="Sylfaen"/>
+          <w:lang w:val="en-US"/>
+        </w:rPr>
+        <w:t xml:space="preserve"> LGD-Econ-</w:t>
+      </w:r>
+      <w:r>
+        <w:rPr>
+          <w:rFonts w:ascii="Sylfaen" w:hAnsi="Sylfaen"/>
+        </w:rPr>
+        <w:t>ը</w:t>
+      </w:r>
+      <w:r>
+        <w:rPr>
+          <w:rFonts w:ascii="Sylfaen" w:hAnsi="Sylfaen"/>
+          <w:lang w:val="en-US"/>
+        </w:rPr>
+        <w:t xml:space="preserve"> </w:t>
+      </w:r>
+      <w:r>
+        <w:rPr>
+          <w:rFonts w:ascii="Sylfaen" w:hAnsi="Sylfaen"/>
+        </w:rPr>
+        <w:t>ներառում</w:t>
+      </w:r>
+      <w:r>
+        <w:rPr>
+          <w:rFonts w:ascii="Sylfaen" w:hAnsi="Sylfaen"/>
+          <w:lang w:val="en-US"/>
+        </w:rPr>
+        <w:t xml:space="preserve"> </w:t>
+      </w:r>
+      <w:r>
+        <w:rPr>
+          <w:rFonts w:ascii="Sylfaen" w:hAnsi="Sylfaen"/>
+        </w:rPr>
+        <w:t>է</w:t>
+      </w:r>
+      <w:r>
+        <w:rPr>
+          <w:rFonts w:ascii="Sylfaen" w:hAnsi="Sylfaen"/>
+          <w:lang w:val="en-US"/>
+        </w:rPr>
+        <w:t xml:space="preserve"> </w:t>
+      </w:r>
+      <w:r>
+        <w:rPr>
+          <w:rFonts w:ascii="Sylfaen" w:hAnsi="Sylfaen"/>
+        </w:rPr>
+        <w:t>մակրոտնտեսական</w:t>
+      </w:r>
+      <w:r>
+        <w:rPr>
+          <w:rFonts w:ascii="Sylfaen" w:hAnsi="Sylfaen"/>
+          <w:lang w:val="en-US"/>
+        </w:rPr>
+        <w:t xml:space="preserve"> </w:t>
+      </w:r>
+      <w:r>
+        <w:rPr>
+          <w:rFonts w:ascii="Sylfaen" w:hAnsi="Sylfaen"/>
+        </w:rPr>
+        <w:t>գործոնների</w:t>
+      </w:r>
+      <w:r>
+        <w:rPr>
+          <w:rFonts w:ascii="Sylfaen" w:hAnsi="Sylfaen"/>
+          <w:lang w:val="en-US"/>
+        </w:rPr>
+        <w:t xml:space="preserve"> </w:t>
+      </w:r>
+      <w:r>
+        <w:rPr>
+          <w:rFonts w:ascii="Sylfaen" w:hAnsi="Sylfaen"/>
+        </w:rPr>
+        <w:t>ազդեցությունը՝</w:t>
+      </w:r>
+      <w:r>
+        <w:rPr>
+          <w:rFonts w:ascii="Sylfaen" w:hAnsi="Sylfaen"/>
+          <w:lang w:val="en-US"/>
+        </w:rPr>
+        <w:t xml:space="preserve"> </w:t>
+      </w:r>
+      <w:r>
+        <w:rPr>
+          <w:rFonts w:ascii="Sylfaen" w:hAnsi="Sylfaen"/>
+        </w:rPr>
+        <w:t>օրինակ</w:t>
+      </w:r>
+      <w:r>
+        <w:rPr>
+          <w:rFonts w:ascii="Sylfaen" w:hAnsi="Sylfaen"/>
+          <w:lang w:val="en-US"/>
+        </w:rPr>
+        <w:t xml:space="preserve"> </w:t>
+      </w:r>
+      <w:r>
+        <w:rPr>
+          <w:rFonts w:ascii="Sylfaen" w:hAnsi="Sylfaen"/>
+        </w:rPr>
+        <w:t>ՀՆԱ</w:t>
+      </w:r>
+      <w:r>
+        <w:rPr>
+          <w:rFonts w:ascii="Sylfaen" w:hAnsi="Sylfaen"/>
+          <w:lang w:val="en-US"/>
+        </w:rPr>
+        <w:t>-</w:t>
+      </w:r>
+      <w:r>
+        <w:rPr>
+          <w:rFonts w:ascii="Sylfaen" w:hAnsi="Sylfaen"/>
+        </w:rPr>
+        <w:t>ի</w:t>
+      </w:r>
+      <w:r>
+        <w:rPr>
+          <w:rFonts w:ascii="Sylfaen" w:hAnsi="Sylfaen"/>
+          <w:lang w:val="en-US"/>
+        </w:rPr>
+        <w:t xml:space="preserve"> </w:t>
+      </w:r>
+      <w:r>
+        <w:rPr>
+          <w:rFonts w:ascii="Sylfaen" w:hAnsi="Sylfaen"/>
+        </w:rPr>
+        <w:t>աճ</w:t>
+      </w:r>
+      <w:r>
+        <w:rPr>
+          <w:rFonts w:ascii="Sylfaen" w:hAnsi="Sylfaen"/>
+          <w:lang w:val="en-US"/>
+        </w:rPr>
+        <w:t xml:space="preserve">, </w:t>
+      </w:r>
+      <w:r>
+        <w:rPr>
+          <w:rFonts w:ascii="Sylfaen" w:hAnsi="Sylfaen"/>
+        </w:rPr>
+        <w:t>գործազրկություն</w:t>
+      </w:r>
+      <w:r>
+        <w:rPr>
+          <w:rFonts w:ascii="Sylfaen" w:hAnsi="Sylfaen"/>
+          <w:lang w:val="en-US"/>
+        </w:rPr>
+        <w:t xml:space="preserve">, </w:t>
+      </w:r>
+      <w:r>
+        <w:rPr>
+          <w:rFonts w:ascii="Sylfaen" w:hAnsi="Sylfaen"/>
+        </w:rPr>
+        <w:t>անշարժ</w:t>
+      </w:r>
+      <w:r>
+        <w:rPr>
+          <w:rFonts w:ascii="Sylfaen" w:hAnsi="Sylfaen"/>
+          <w:lang w:val="en-US"/>
+        </w:rPr>
+        <w:t xml:space="preserve"> </w:t>
+      </w:r>
+      <w:r>
+        <w:rPr>
+          <w:rFonts w:ascii="Sylfaen" w:hAnsi="Sylfaen"/>
+        </w:rPr>
+        <w:t>գույքի</w:t>
+      </w:r>
+      <w:r>
+        <w:rPr>
+          <w:rFonts w:ascii="Sylfaen" w:hAnsi="Sylfaen"/>
+          <w:lang w:val="en-US"/>
+        </w:rPr>
+        <w:t xml:space="preserve"> </w:t>
+      </w:r>
+      <w:r>
+        <w:rPr>
+          <w:rFonts w:ascii="Sylfaen" w:hAnsi="Sylfaen"/>
+        </w:rPr>
+        <w:t>գների</w:t>
+      </w:r>
+      <w:r>
+        <w:rPr>
+          <w:rFonts w:ascii="Sylfaen" w:hAnsi="Sylfaen"/>
+          <w:lang w:val="en-US"/>
+        </w:rPr>
+        <w:t xml:space="preserve"> </w:t>
+      </w:r>
+      <w:r>
+        <w:rPr>
+          <w:rFonts w:ascii="Sylfaen" w:hAnsi="Sylfaen"/>
+        </w:rPr>
+        <w:t>ինդեքսներ։</w:t>
+      </w:r>
+      <w:r>
+        <w:rPr>
+          <w:rFonts w:ascii="Sylfaen" w:hAnsi="Sylfaen"/>
+          <w:lang w:val="en-US"/>
+        </w:rPr>
+        <w:t xml:space="preserve"> Azure-</w:t>
+      </w:r>
+      <w:r>
+        <w:rPr>
+          <w:rFonts w:ascii="Sylfaen" w:hAnsi="Sylfaen"/>
+        </w:rPr>
+        <w:t>ում</w:t>
+      </w:r>
+      <w:r>
+        <w:rPr>
+          <w:rFonts w:ascii="Sylfaen" w:hAnsi="Sylfaen"/>
+          <w:lang w:val="en-US"/>
+        </w:rPr>
+        <w:t xml:space="preserve"> </w:t>
+      </w:r>
+      <w:r>
+        <w:rPr>
+          <w:rFonts w:ascii="Sylfaen" w:hAnsi="Sylfaen"/>
+        </w:rPr>
+        <w:t>կարելի</w:t>
+      </w:r>
+      <w:r>
+        <w:rPr>
+          <w:rFonts w:ascii="Sylfaen" w:hAnsi="Sylfaen"/>
+          <w:lang w:val="en-US"/>
+        </w:rPr>
+        <w:t xml:space="preserve"> </w:t>
+      </w:r>
+      <w:r>
+        <w:rPr>
+          <w:rFonts w:ascii="Sylfaen" w:hAnsi="Sylfaen"/>
+        </w:rPr>
+        <w:t>է</w:t>
+      </w:r>
+      <w:r>
+        <w:rPr>
+          <w:rFonts w:ascii="Sylfaen" w:hAnsi="Sylfaen"/>
+          <w:lang w:val="en-US"/>
+        </w:rPr>
+        <w:t xml:space="preserve"> </w:t>
+      </w:r>
+      <w:r>
+        <w:rPr>
+          <w:rFonts w:ascii="Sylfaen" w:hAnsi="Sylfaen"/>
+        </w:rPr>
+        <w:t>ինտեգրել</w:t>
+      </w:r>
+      <w:r>
+        <w:rPr>
+          <w:rFonts w:ascii="Sylfaen" w:hAnsi="Sylfaen"/>
+          <w:lang w:val="en-US"/>
+        </w:rPr>
+        <w:t xml:space="preserve"> </w:t>
+      </w:r>
+      <w:r>
+        <w:rPr>
+          <w:rFonts w:ascii="Sylfaen" w:hAnsi="Sylfaen"/>
+        </w:rPr>
+        <w:t>արտաքին</w:t>
+      </w:r>
+      <w:r>
+        <w:rPr>
+          <w:rFonts w:ascii="Sylfaen" w:hAnsi="Sylfaen"/>
+          <w:lang w:val="en-US"/>
+        </w:rPr>
+        <w:t xml:space="preserve"> </w:t>
+      </w:r>
+      <w:r>
+        <w:rPr>
+          <w:rFonts w:ascii="Sylfaen" w:hAnsi="Sylfaen"/>
+        </w:rPr>
+        <w:t>մակրոտնտեսական</w:t>
+      </w:r>
+      <w:r>
+        <w:rPr>
+          <w:rFonts w:ascii="Sylfaen" w:hAnsi="Sylfaen"/>
+          <w:lang w:val="en-US"/>
+        </w:rPr>
+        <w:t xml:space="preserve"> </w:t>
+      </w:r>
+      <w:r>
+        <w:rPr>
+          <w:rFonts w:ascii="Sylfaen" w:hAnsi="Sylfaen"/>
+        </w:rPr>
+        <w:t>տվյալներ</w:t>
+      </w:r>
+      <w:r>
+        <w:rPr>
+          <w:rFonts w:ascii="Sylfaen" w:hAnsi="Sylfaen"/>
+          <w:lang w:val="en-US"/>
+        </w:rPr>
+        <w:t xml:space="preserve"> </w:t>
+      </w:r>
+      <w:r>
+        <w:rPr>
+          <w:rFonts w:ascii="Sylfaen" w:hAnsi="Sylfaen"/>
+        </w:rPr>
+        <w:t>և</w:t>
+      </w:r>
+      <w:r>
+        <w:rPr>
+          <w:rFonts w:ascii="Sylfaen" w:hAnsi="Sylfaen"/>
+          <w:lang w:val="en-US"/>
+        </w:rPr>
+        <w:t xml:space="preserve"> </w:t>
+      </w:r>
+      <w:r>
+        <w:rPr>
+          <w:rFonts w:ascii="Sylfaen" w:hAnsi="Sylfaen"/>
+        </w:rPr>
+        <w:t>կառուցել</w:t>
+      </w:r>
+      <w:r>
+        <w:rPr>
+          <w:rFonts w:ascii="Sylfaen" w:hAnsi="Sylfaen"/>
+          <w:lang w:val="en-US"/>
+        </w:rPr>
+        <w:t xml:space="preserve"> </w:t>
+      </w:r>
+      <w:r>
+        <w:rPr>
+          <w:rFonts w:ascii="Sylfaen" w:hAnsi="Sylfaen"/>
+        </w:rPr>
+        <w:t>սցենարային</w:t>
+      </w:r>
+      <w:r>
+        <w:rPr>
+          <w:rFonts w:ascii="Sylfaen" w:hAnsi="Sylfaen"/>
+          <w:lang w:val="en-US"/>
+        </w:rPr>
+        <w:t xml:space="preserve"> </w:t>
+      </w:r>
+      <w:r>
+        <w:rPr>
+          <w:rFonts w:ascii="Sylfaen" w:hAnsi="Sylfaen"/>
+        </w:rPr>
+        <w:t>մոդելներ</w:t>
+      </w:r>
+      <w:r>
+        <w:rPr>
+          <w:rFonts w:ascii="Sylfaen" w:hAnsi="Sylfaen"/>
+          <w:lang w:val="en-US"/>
+        </w:rPr>
+        <w:t xml:space="preserve">, </w:t>
+      </w:r>
+      <w:r>
+        <w:rPr>
+          <w:rFonts w:ascii="Sylfaen" w:hAnsi="Sylfaen"/>
+        </w:rPr>
+        <w:t>որոնք</w:t>
+      </w:r>
+      <w:r>
+        <w:rPr>
+          <w:rFonts w:ascii="Sylfaen" w:hAnsi="Sylfaen"/>
+          <w:lang w:val="en-US"/>
+        </w:rPr>
+        <w:t xml:space="preserve"> </w:t>
+      </w:r>
+      <w:r>
+        <w:rPr>
+          <w:rFonts w:ascii="Sylfaen" w:hAnsi="Sylfaen"/>
+        </w:rPr>
+        <w:t>կկարգավորեն</w:t>
+      </w:r>
+      <w:r>
+        <w:rPr>
+          <w:rFonts w:ascii="Sylfaen" w:hAnsi="Sylfaen"/>
+          <w:lang w:val="en-US"/>
+        </w:rPr>
+        <w:t xml:space="preserve"> LGD-</w:t>
+      </w:r>
+      <w:r>
+        <w:rPr>
+          <w:rFonts w:ascii="Sylfaen" w:hAnsi="Sylfaen"/>
+        </w:rPr>
+        <w:t>ն</w:t>
+      </w:r>
+      <w:r>
+        <w:rPr>
+          <w:rFonts w:ascii="Sylfaen" w:hAnsi="Sylfaen"/>
+          <w:lang w:val="en-US"/>
+        </w:rPr>
+        <w:t xml:space="preserve"> </w:t>
+      </w:r>
+      <w:r>
+        <w:rPr>
+          <w:rFonts w:ascii="Sylfaen" w:hAnsi="Sylfaen"/>
+        </w:rPr>
+        <w:t>տնտեսական</w:t>
+      </w:r>
+      <w:r>
+        <w:rPr>
+          <w:rFonts w:ascii="Sylfaen" w:hAnsi="Sylfaen"/>
+          <w:lang w:val="en-US"/>
+        </w:rPr>
+        <w:t xml:space="preserve"> </w:t>
+      </w:r>
+      <w:r>
+        <w:rPr>
+          <w:rFonts w:ascii="Sylfaen" w:hAnsi="Sylfaen"/>
+        </w:rPr>
+        <w:t>կանխատեսումների</w:t>
+      </w:r>
+      <w:r>
+        <w:rPr>
+          <w:rFonts w:ascii="Sylfaen" w:hAnsi="Sylfaen"/>
+          <w:lang w:val="en-US"/>
+        </w:rPr>
+        <w:t xml:space="preserve"> </w:t>
+      </w:r>
+      <w:r>
+        <w:rPr>
+          <w:rFonts w:ascii="Sylfaen" w:hAnsi="Sylfaen"/>
+        </w:rPr>
+        <w:t>հիման</w:t>
+      </w:r>
+      <w:r>
+        <w:rPr>
+          <w:rFonts w:ascii="Sylfaen" w:hAnsi="Sylfaen"/>
+          <w:lang w:val="en-US"/>
+        </w:rPr>
+        <w:t xml:space="preserve"> </w:t>
+      </w:r>
+      <w:r>
+        <w:rPr>
+          <w:rFonts w:ascii="Sylfaen" w:hAnsi="Sylfaen"/>
+        </w:rPr>
+        <w:t>վրա։</w:t>
+      </w:r>
+      <w:r>
+        <w:rPr>
+          <w:rFonts w:ascii="Sylfaen" w:hAnsi="Sylfaen"/>
+          <w:lang w:val="en-US"/>
+        </w:rPr>
+        <w:t xml:space="preserve"> </w:t>
+      </w:r>
+      <w:r>
+        <w:rPr>
+          <w:rFonts w:ascii="Sylfaen" w:hAnsi="Sylfaen"/>
+        </w:rPr>
+        <w:t>Այսպիսով</w:t>
+      </w:r>
+      <w:r>
+        <w:rPr>
+          <w:rFonts w:ascii="Sylfaen" w:hAnsi="Sylfaen"/>
+          <w:lang w:val="en-US"/>
+        </w:rPr>
+        <w:t xml:space="preserve"> </w:t>
+      </w:r>
+      <w:r>
+        <w:rPr>
+          <w:rFonts w:ascii="Sylfaen" w:hAnsi="Sylfaen"/>
+        </w:rPr>
+        <w:t>ստացվում</w:t>
+      </w:r>
+      <w:r>
+        <w:rPr>
+          <w:rFonts w:ascii="Sylfaen" w:hAnsi="Sylfaen"/>
+          <w:lang w:val="en-US"/>
+        </w:rPr>
+        <w:t xml:space="preserve"> </w:t>
+      </w:r>
+      <w:r>
+        <w:rPr>
+          <w:rFonts w:ascii="Sylfaen" w:hAnsi="Sylfaen"/>
+        </w:rPr>
+        <w:t>է</w:t>
+      </w:r>
+      <w:r>
+        <w:rPr>
+          <w:rFonts w:ascii="Sylfaen" w:hAnsi="Sylfaen"/>
+          <w:lang w:val="en-US"/>
+        </w:rPr>
+        <w:t xml:space="preserve"> </w:t>
+      </w:r>
+      <w:r>
+        <w:rPr>
+          <w:rFonts w:ascii="Sylfaen" w:hAnsi="Sylfaen"/>
+        </w:rPr>
+        <w:t>առաջադեմ</w:t>
+      </w:r>
+      <w:r>
+        <w:rPr>
+          <w:rFonts w:ascii="Sylfaen" w:hAnsi="Sylfaen"/>
+          <w:lang w:val="en-US"/>
+        </w:rPr>
+        <w:t xml:space="preserve">, forward-looking LGD </w:t>
+      </w:r>
+      <w:r>
+        <w:rPr>
+          <w:rFonts w:ascii="Sylfaen" w:hAnsi="Sylfaen"/>
+        </w:rPr>
+        <w:t>գնահատում։</w:t>
       </w:r>
     </w:p>
     <w:p>
@@ -12897,13 +16203,846 @@
         <w:jc w:val="both"/>
         <w:rPr>
           <w:rFonts w:ascii="Sylfaen" w:hAnsi="Sylfaen"/>
-        </w:rPr>
-      </w:pPr>
-      <w:r>
-        <w:rPr>
-          <w:rFonts w:ascii="Sylfaen" w:hAnsi="Sylfaen"/>
-        </w:rPr>
-        <w:t>Վերջնական փուլում հաշվարկվում է ECL-ը։ Այս ցուցանիշը միավորում է PD, LGD և EAD բաղադրիչները և արտացոլում է սպասվող վարկային կորուստը տվյալ ակտիվի համար։ Եթե ակտիվը գտնվում է առաջին փուլում, հաշվարկվում է 12-ամսյա ECL, իսկ երկրորդ և երրորդ փուլերում՝ ամբողջ կյանքի հորիզոնով ECL։ Azure-ում այս հաշվարկը կարող է իրականացվել ավտոմատացված հաշվարկային միջավայրում՝ օգտագործելով մեծ տվյալների մշակման ծառայություններ, ինչը թույլ է տալիս միաժամանակ հաշվարկել հազարավոր կամ միլիոնավոր վարկերի համար սպասվող կորուստները։</w:t>
+          <w:lang w:val="en-US"/>
+        </w:rPr>
+      </w:pPr>
+      <w:r>
+        <w:rPr>
+          <w:rFonts w:ascii="Sylfaen" w:hAnsi="Sylfaen"/>
+        </w:rPr>
+        <w:t>Վերջնական</w:t>
+      </w:r>
+      <w:r>
+        <w:rPr>
+          <w:rFonts w:ascii="Sylfaen" w:hAnsi="Sylfaen"/>
+          <w:lang w:val="en-US"/>
+        </w:rPr>
+        <w:t xml:space="preserve"> </w:t>
+      </w:r>
+      <w:r>
+        <w:rPr>
+          <w:rFonts w:ascii="Sylfaen" w:hAnsi="Sylfaen"/>
+        </w:rPr>
+        <w:t>փուլում</w:t>
+      </w:r>
+      <w:r>
+        <w:rPr>
+          <w:rFonts w:ascii="Sylfaen" w:hAnsi="Sylfaen"/>
+          <w:lang w:val="en-US"/>
+        </w:rPr>
+        <w:t xml:space="preserve"> </w:t>
+      </w:r>
+      <w:r>
+        <w:rPr>
+          <w:rFonts w:ascii="Sylfaen" w:hAnsi="Sylfaen"/>
+        </w:rPr>
+        <w:t>հաշվարկվում</w:t>
+      </w:r>
+      <w:r>
+        <w:rPr>
+          <w:rFonts w:ascii="Sylfaen" w:hAnsi="Sylfaen"/>
+          <w:lang w:val="en-US"/>
+        </w:rPr>
+        <w:t xml:space="preserve"> </w:t>
+      </w:r>
+      <w:r>
+        <w:rPr>
+          <w:rFonts w:ascii="Sylfaen" w:hAnsi="Sylfaen"/>
+        </w:rPr>
+        <w:t>է</w:t>
+      </w:r>
+      <w:r>
+        <w:rPr>
+          <w:rFonts w:ascii="Sylfaen" w:hAnsi="Sylfaen"/>
+          <w:lang w:val="en-US"/>
+        </w:rPr>
+        <w:t xml:space="preserve"> ECL-</w:t>
+      </w:r>
+      <w:r>
+        <w:rPr>
+          <w:rFonts w:ascii="Sylfaen" w:hAnsi="Sylfaen"/>
+        </w:rPr>
+        <w:t>ը։</w:t>
+      </w:r>
+      <w:r>
+        <w:rPr>
+          <w:rFonts w:ascii="Sylfaen" w:hAnsi="Sylfaen"/>
+          <w:lang w:val="en-US"/>
+        </w:rPr>
+        <w:t xml:space="preserve"> </w:t>
+      </w:r>
+      <w:r>
+        <w:rPr>
+          <w:rFonts w:ascii="Sylfaen" w:hAnsi="Sylfaen"/>
+        </w:rPr>
+        <w:t>Այս</w:t>
+      </w:r>
+      <w:r>
+        <w:rPr>
+          <w:rFonts w:ascii="Sylfaen" w:hAnsi="Sylfaen"/>
+          <w:lang w:val="en-US"/>
+        </w:rPr>
+        <w:t xml:space="preserve"> </w:t>
+      </w:r>
+      <w:r>
+        <w:rPr>
+          <w:rFonts w:ascii="Sylfaen" w:hAnsi="Sylfaen"/>
+        </w:rPr>
+        <w:t>ցուցանիշը</w:t>
+      </w:r>
+      <w:r>
+        <w:rPr>
+          <w:rFonts w:ascii="Sylfaen" w:hAnsi="Sylfaen"/>
+          <w:lang w:val="en-US"/>
+        </w:rPr>
+        <w:t xml:space="preserve"> </w:t>
+      </w:r>
+      <w:r>
+        <w:rPr>
+          <w:rFonts w:ascii="Sylfaen" w:hAnsi="Sylfaen"/>
+        </w:rPr>
+        <w:t>միավորում</w:t>
+      </w:r>
+      <w:r>
+        <w:rPr>
+          <w:rFonts w:ascii="Sylfaen" w:hAnsi="Sylfaen"/>
+          <w:lang w:val="en-US"/>
+        </w:rPr>
+        <w:t xml:space="preserve"> </w:t>
+      </w:r>
+      <w:r>
+        <w:rPr>
+          <w:rFonts w:ascii="Sylfaen" w:hAnsi="Sylfaen"/>
+        </w:rPr>
+        <w:t>է</w:t>
+      </w:r>
+      <w:r>
+        <w:rPr>
+          <w:rFonts w:ascii="Sylfaen" w:hAnsi="Sylfaen"/>
+          <w:lang w:val="en-US"/>
+        </w:rPr>
+        <w:t xml:space="preserve"> PD, LGD </w:t>
+      </w:r>
+      <w:r>
+        <w:rPr>
+          <w:rFonts w:ascii="Sylfaen" w:hAnsi="Sylfaen"/>
+        </w:rPr>
+        <w:t>և</w:t>
+      </w:r>
+      <w:r>
+        <w:rPr>
+          <w:rFonts w:ascii="Sylfaen" w:hAnsi="Sylfaen"/>
+          <w:lang w:val="en-US"/>
+        </w:rPr>
+        <w:t xml:space="preserve"> EAD </w:t>
+      </w:r>
+      <w:r>
+        <w:rPr>
+          <w:rFonts w:ascii="Sylfaen" w:hAnsi="Sylfaen"/>
+        </w:rPr>
+        <w:t>բաղադրիչները</w:t>
+      </w:r>
+      <w:r>
+        <w:rPr>
+          <w:rFonts w:ascii="Sylfaen" w:hAnsi="Sylfaen"/>
+          <w:lang w:val="en-US"/>
+        </w:rPr>
+        <w:t xml:space="preserve"> </w:t>
+      </w:r>
+      <w:r>
+        <w:rPr>
+          <w:rFonts w:ascii="Sylfaen" w:hAnsi="Sylfaen"/>
+        </w:rPr>
+        <w:t>և</w:t>
+      </w:r>
+      <w:r>
+        <w:rPr>
+          <w:rFonts w:ascii="Sylfaen" w:hAnsi="Sylfaen"/>
+          <w:lang w:val="en-US"/>
+        </w:rPr>
+        <w:t xml:space="preserve"> </w:t>
+      </w:r>
+      <w:r>
+        <w:rPr>
+          <w:rFonts w:ascii="Sylfaen" w:hAnsi="Sylfaen"/>
+        </w:rPr>
+        <w:t>արտացոլում</w:t>
+      </w:r>
+      <w:r>
+        <w:rPr>
+          <w:rFonts w:ascii="Sylfaen" w:hAnsi="Sylfaen"/>
+          <w:lang w:val="en-US"/>
+        </w:rPr>
+        <w:t xml:space="preserve"> </w:t>
+      </w:r>
+      <w:r>
+        <w:rPr>
+          <w:rFonts w:ascii="Sylfaen" w:hAnsi="Sylfaen"/>
+        </w:rPr>
+        <w:t>է</w:t>
+      </w:r>
+      <w:r>
+        <w:rPr>
+          <w:rFonts w:ascii="Sylfaen" w:hAnsi="Sylfaen"/>
+          <w:lang w:val="en-US"/>
+        </w:rPr>
+        <w:t xml:space="preserve"> </w:t>
+      </w:r>
+      <w:r>
+        <w:rPr>
+          <w:rFonts w:ascii="Sylfaen" w:hAnsi="Sylfaen"/>
+        </w:rPr>
+        <w:t>սպասվող</w:t>
+      </w:r>
+      <w:r>
+        <w:rPr>
+          <w:rFonts w:ascii="Sylfaen" w:hAnsi="Sylfaen"/>
+          <w:lang w:val="en-US"/>
+        </w:rPr>
+        <w:t xml:space="preserve"> </w:t>
+      </w:r>
+      <w:r>
+        <w:rPr>
+          <w:rFonts w:ascii="Sylfaen" w:hAnsi="Sylfaen"/>
+        </w:rPr>
+        <w:t>վարկային</w:t>
+      </w:r>
+      <w:r>
+        <w:rPr>
+          <w:rFonts w:ascii="Sylfaen" w:hAnsi="Sylfaen"/>
+          <w:lang w:val="en-US"/>
+        </w:rPr>
+        <w:t xml:space="preserve"> </w:t>
+      </w:r>
+      <w:r>
+        <w:rPr>
+          <w:rFonts w:ascii="Sylfaen" w:hAnsi="Sylfaen"/>
+        </w:rPr>
+        <w:t>կորուստը</w:t>
+      </w:r>
+      <w:r>
+        <w:rPr>
+          <w:rFonts w:ascii="Sylfaen" w:hAnsi="Sylfaen"/>
+          <w:lang w:val="en-US"/>
+        </w:rPr>
+        <w:t xml:space="preserve"> </w:t>
+      </w:r>
+      <w:r>
+        <w:rPr>
+          <w:rFonts w:ascii="Sylfaen" w:hAnsi="Sylfaen"/>
+        </w:rPr>
+        <w:t>տվյալ</w:t>
+      </w:r>
+      <w:r>
+        <w:rPr>
+          <w:rFonts w:ascii="Sylfaen" w:hAnsi="Sylfaen"/>
+          <w:lang w:val="en-US"/>
+        </w:rPr>
+        <w:t xml:space="preserve"> </w:t>
+      </w:r>
+      <w:r>
+        <w:rPr>
+          <w:rFonts w:ascii="Sylfaen" w:hAnsi="Sylfaen"/>
+        </w:rPr>
+        <w:t>ակտիվի</w:t>
+      </w:r>
+      <w:r>
+        <w:rPr>
+          <w:rFonts w:ascii="Sylfaen" w:hAnsi="Sylfaen"/>
+          <w:lang w:val="en-US"/>
+        </w:rPr>
+        <w:t xml:space="preserve"> </w:t>
+      </w:r>
+      <w:r>
+        <w:rPr>
+          <w:rFonts w:ascii="Sylfaen" w:hAnsi="Sylfaen"/>
+        </w:rPr>
+        <w:t>համար։</w:t>
+      </w:r>
+      <w:r>
+        <w:rPr>
+          <w:rFonts w:ascii="Sylfaen" w:hAnsi="Sylfaen"/>
+          <w:lang w:val="en-US"/>
+        </w:rPr>
+        <w:t xml:space="preserve"> </w:t>
+      </w:r>
+      <w:r>
+        <w:rPr>
+          <w:rFonts w:ascii="Sylfaen" w:hAnsi="Sylfaen"/>
+        </w:rPr>
+        <w:t>Եթե</w:t>
+      </w:r>
+      <w:r>
+        <w:rPr>
+          <w:rFonts w:ascii="Sylfaen" w:hAnsi="Sylfaen"/>
+          <w:lang w:val="en-US"/>
+        </w:rPr>
+        <w:t xml:space="preserve"> </w:t>
+      </w:r>
+      <w:r>
+        <w:rPr>
+          <w:rFonts w:ascii="Sylfaen" w:hAnsi="Sylfaen"/>
+        </w:rPr>
+        <w:t>ակտիվը</w:t>
+      </w:r>
+      <w:r>
+        <w:rPr>
+          <w:rFonts w:ascii="Sylfaen" w:hAnsi="Sylfaen"/>
+          <w:lang w:val="en-US"/>
+        </w:rPr>
+        <w:t xml:space="preserve"> </w:t>
+      </w:r>
+      <w:r>
+        <w:rPr>
+          <w:rFonts w:ascii="Sylfaen" w:hAnsi="Sylfaen"/>
+        </w:rPr>
+        <w:t>գտնվում</w:t>
+      </w:r>
+      <w:r>
+        <w:rPr>
+          <w:rFonts w:ascii="Sylfaen" w:hAnsi="Sylfaen"/>
+          <w:lang w:val="en-US"/>
+        </w:rPr>
+        <w:t xml:space="preserve"> </w:t>
+      </w:r>
+      <w:r>
+        <w:rPr>
+          <w:rFonts w:ascii="Sylfaen" w:hAnsi="Sylfaen"/>
+        </w:rPr>
+        <w:t>է</w:t>
+      </w:r>
+      <w:r>
+        <w:rPr>
+          <w:rFonts w:ascii="Sylfaen" w:hAnsi="Sylfaen"/>
+          <w:lang w:val="en-US"/>
+        </w:rPr>
+        <w:t xml:space="preserve"> </w:t>
+      </w:r>
+      <w:r>
+        <w:rPr>
+          <w:rFonts w:ascii="Sylfaen" w:hAnsi="Sylfaen"/>
+        </w:rPr>
+        <w:t>առաջին</w:t>
+      </w:r>
+      <w:r>
+        <w:rPr>
+          <w:rFonts w:ascii="Sylfaen" w:hAnsi="Sylfaen"/>
+          <w:lang w:val="en-US"/>
+        </w:rPr>
+        <w:t xml:space="preserve"> </w:t>
+      </w:r>
+      <w:r>
+        <w:rPr>
+          <w:rFonts w:ascii="Sylfaen" w:hAnsi="Sylfaen"/>
+        </w:rPr>
+        <w:t>փուլում</w:t>
+      </w:r>
+      <w:r>
+        <w:rPr>
+          <w:rFonts w:ascii="Sylfaen" w:hAnsi="Sylfaen"/>
+          <w:lang w:val="en-US"/>
+        </w:rPr>
+        <w:t xml:space="preserve">, </w:t>
+      </w:r>
+      <w:r>
+        <w:rPr>
+          <w:rFonts w:ascii="Sylfaen" w:hAnsi="Sylfaen"/>
+        </w:rPr>
+        <w:t>հաշվարկվում</w:t>
+      </w:r>
+      <w:r>
+        <w:rPr>
+          <w:rFonts w:ascii="Sylfaen" w:hAnsi="Sylfaen"/>
+          <w:lang w:val="en-US"/>
+        </w:rPr>
+        <w:t xml:space="preserve"> </w:t>
+      </w:r>
+      <w:r>
+        <w:rPr>
+          <w:rFonts w:ascii="Sylfaen" w:hAnsi="Sylfaen"/>
+        </w:rPr>
+        <w:t>է</w:t>
+      </w:r>
+      <w:r>
+        <w:rPr>
+          <w:rFonts w:ascii="Sylfaen" w:hAnsi="Sylfaen"/>
+          <w:lang w:val="en-US"/>
+        </w:rPr>
+        <w:t xml:space="preserve"> 12-</w:t>
+      </w:r>
+      <w:r>
+        <w:rPr>
+          <w:rFonts w:ascii="Sylfaen" w:hAnsi="Sylfaen"/>
+        </w:rPr>
+        <w:t>ամսյա</w:t>
+      </w:r>
+      <w:r>
+        <w:rPr>
+          <w:rFonts w:ascii="Sylfaen" w:hAnsi="Sylfaen"/>
+          <w:lang w:val="en-US"/>
+        </w:rPr>
+        <w:t xml:space="preserve"> ECL, </w:t>
+      </w:r>
+      <w:r>
+        <w:rPr>
+          <w:rFonts w:ascii="Sylfaen" w:hAnsi="Sylfaen"/>
+        </w:rPr>
+        <w:t>իսկ</w:t>
+      </w:r>
+      <w:r>
+        <w:rPr>
+          <w:rFonts w:ascii="Sylfaen" w:hAnsi="Sylfaen"/>
+          <w:lang w:val="en-US"/>
+        </w:rPr>
+        <w:t xml:space="preserve"> </w:t>
+      </w:r>
+      <w:r>
+        <w:rPr>
+          <w:rFonts w:ascii="Sylfaen" w:hAnsi="Sylfaen"/>
+        </w:rPr>
+        <w:t>երկրորդ</w:t>
+      </w:r>
+      <w:r>
+        <w:rPr>
+          <w:rFonts w:ascii="Sylfaen" w:hAnsi="Sylfaen"/>
+          <w:lang w:val="en-US"/>
+        </w:rPr>
+        <w:t xml:space="preserve"> </w:t>
+      </w:r>
+      <w:r>
+        <w:rPr>
+          <w:rFonts w:ascii="Sylfaen" w:hAnsi="Sylfaen"/>
+        </w:rPr>
+        <w:t>և</w:t>
+      </w:r>
+      <w:r>
+        <w:rPr>
+          <w:rFonts w:ascii="Sylfaen" w:hAnsi="Sylfaen"/>
+          <w:lang w:val="en-US"/>
+        </w:rPr>
+        <w:t xml:space="preserve"> </w:t>
+      </w:r>
+      <w:r>
+        <w:rPr>
+          <w:rFonts w:ascii="Sylfaen" w:hAnsi="Sylfaen"/>
+        </w:rPr>
+        <w:t>երրորդ</w:t>
+      </w:r>
+      <w:r>
+        <w:rPr>
+          <w:rFonts w:ascii="Sylfaen" w:hAnsi="Sylfaen"/>
+          <w:lang w:val="en-US"/>
+        </w:rPr>
+        <w:t xml:space="preserve"> </w:t>
+      </w:r>
+      <w:r>
+        <w:rPr>
+          <w:rFonts w:ascii="Sylfaen" w:hAnsi="Sylfaen"/>
+        </w:rPr>
+        <w:t>փուլերում՝</w:t>
+      </w:r>
+      <w:r>
+        <w:rPr>
+          <w:rFonts w:ascii="Sylfaen" w:hAnsi="Sylfaen"/>
+          <w:lang w:val="en-US"/>
+        </w:rPr>
+        <w:t xml:space="preserve"> </w:t>
+      </w:r>
+      <w:r>
+        <w:rPr>
+          <w:rFonts w:ascii="Sylfaen" w:hAnsi="Sylfaen"/>
+        </w:rPr>
+        <w:t>ամբողջ</w:t>
+      </w:r>
+      <w:r>
+        <w:rPr>
+          <w:rFonts w:ascii="Sylfaen" w:hAnsi="Sylfaen"/>
+          <w:lang w:val="en-US"/>
+        </w:rPr>
+        <w:t xml:space="preserve"> </w:t>
+      </w:r>
+      <w:r>
+        <w:rPr>
+          <w:rFonts w:ascii="Sylfaen" w:hAnsi="Sylfaen"/>
+        </w:rPr>
+        <w:t>կյանքի</w:t>
+      </w:r>
+      <w:r>
+        <w:rPr>
+          <w:rFonts w:ascii="Sylfaen" w:hAnsi="Sylfaen"/>
+          <w:lang w:val="en-US"/>
+        </w:rPr>
+        <w:t xml:space="preserve"> </w:t>
+      </w:r>
+      <w:r>
+        <w:rPr>
+          <w:rFonts w:ascii="Sylfaen" w:hAnsi="Sylfaen"/>
+        </w:rPr>
+        <w:t>հորիզոնով</w:t>
+      </w:r>
+      <w:r>
+        <w:rPr>
+          <w:rFonts w:ascii="Sylfaen" w:hAnsi="Sylfaen"/>
+          <w:lang w:val="en-US"/>
+        </w:rPr>
+        <w:t xml:space="preserve"> ECL</w:t>
+      </w:r>
+      <w:r>
+        <w:rPr>
+          <w:rFonts w:ascii="Sylfaen" w:hAnsi="Sylfaen"/>
+        </w:rPr>
+        <w:t>։</w:t>
+      </w:r>
+      <w:r>
+        <w:rPr>
+          <w:rFonts w:ascii="Sylfaen" w:hAnsi="Sylfaen"/>
+          <w:lang w:val="en-US"/>
+        </w:rPr>
+        <w:t xml:space="preserve"> Azure-</w:t>
+      </w:r>
+      <w:r>
+        <w:rPr>
+          <w:rFonts w:ascii="Sylfaen" w:hAnsi="Sylfaen"/>
+        </w:rPr>
+        <w:t>ում</w:t>
+      </w:r>
+      <w:r>
+        <w:rPr>
+          <w:rFonts w:ascii="Sylfaen" w:hAnsi="Sylfaen"/>
+          <w:lang w:val="en-US"/>
+        </w:rPr>
+        <w:t xml:space="preserve"> </w:t>
+      </w:r>
+      <w:r>
+        <w:rPr>
+          <w:rFonts w:ascii="Sylfaen" w:hAnsi="Sylfaen"/>
+        </w:rPr>
+        <w:t>այս</w:t>
+      </w:r>
+      <w:r>
+        <w:rPr>
+          <w:rFonts w:ascii="Sylfaen" w:hAnsi="Sylfaen"/>
+          <w:lang w:val="en-US"/>
+        </w:rPr>
+        <w:t xml:space="preserve"> </w:t>
+      </w:r>
+      <w:r>
+        <w:rPr>
+          <w:rFonts w:ascii="Sylfaen" w:hAnsi="Sylfaen"/>
+        </w:rPr>
+        <w:t>հաշվարկը</w:t>
+      </w:r>
+      <w:r>
+        <w:rPr>
+          <w:rFonts w:ascii="Sylfaen" w:hAnsi="Sylfaen"/>
+          <w:lang w:val="en-US"/>
+        </w:rPr>
+        <w:t xml:space="preserve"> </w:t>
+      </w:r>
+      <w:r>
+        <w:rPr>
+          <w:rFonts w:ascii="Sylfaen" w:hAnsi="Sylfaen"/>
+        </w:rPr>
+        <w:t>կարող</w:t>
+      </w:r>
+      <w:r>
+        <w:rPr>
+          <w:rFonts w:ascii="Sylfaen" w:hAnsi="Sylfaen"/>
+          <w:lang w:val="en-US"/>
+        </w:rPr>
+        <w:t xml:space="preserve"> </w:t>
+      </w:r>
+      <w:r>
+        <w:rPr>
+          <w:rFonts w:ascii="Sylfaen" w:hAnsi="Sylfaen"/>
+        </w:rPr>
+        <w:t>է</w:t>
+      </w:r>
+      <w:r>
+        <w:rPr>
+          <w:rFonts w:ascii="Sylfaen" w:hAnsi="Sylfaen"/>
+          <w:lang w:val="en-US"/>
+        </w:rPr>
+        <w:t xml:space="preserve"> </w:t>
+      </w:r>
+      <w:r>
+        <w:rPr>
+          <w:rFonts w:ascii="Sylfaen" w:hAnsi="Sylfaen"/>
+        </w:rPr>
+        <w:t>իրականացվել</w:t>
+      </w:r>
+      <w:r>
+        <w:rPr>
+          <w:rFonts w:ascii="Sylfaen" w:hAnsi="Sylfaen"/>
+          <w:lang w:val="en-US"/>
+        </w:rPr>
+        <w:t xml:space="preserve"> </w:t>
+      </w:r>
+      <w:r>
+        <w:rPr>
+          <w:rFonts w:ascii="Sylfaen" w:hAnsi="Sylfaen"/>
+        </w:rPr>
+        <w:t>ավտոմատացված</w:t>
+      </w:r>
+      <w:r>
+        <w:rPr>
+          <w:rFonts w:ascii="Sylfaen" w:hAnsi="Sylfaen"/>
+          <w:lang w:val="en-US"/>
+        </w:rPr>
+        <w:t xml:space="preserve"> </w:t>
+      </w:r>
+      <w:r>
+        <w:rPr>
+          <w:rFonts w:ascii="Sylfaen" w:hAnsi="Sylfaen"/>
+        </w:rPr>
+        <w:t>հաշվարկային</w:t>
+      </w:r>
+      <w:r>
+        <w:rPr>
+          <w:rFonts w:ascii="Sylfaen" w:hAnsi="Sylfaen"/>
+          <w:lang w:val="en-US"/>
+        </w:rPr>
+        <w:t xml:space="preserve"> </w:t>
+      </w:r>
+      <w:r>
+        <w:rPr>
+          <w:rFonts w:ascii="Sylfaen" w:hAnsi="Sylfaen"/>
+        </w:rPr>
+        <w:t>միջավայրում՝</w:t>
+      </w:r>
+      <w:r>
+        <w:rPr>
+          <w:rFonts w:ascii="Sylfaen" w:hAnsi="Sylfaen"/>
+          <w:lang w:val="en-US"/>
+        </w:rPr>
+        <w:t xml:space="preserve"> </w:t>
+      </w:r>
+      <w:r>
+        <w:rPr>
+          <w:rFonts w:ascii="Sylfaen" w:hAnsi="Sylfaen"/>
+        </w:rPr>
+        <w:t>օգտագործելով</w:t>
+      </w:r>
+      <w:r>
+        <w:rPr>
+          <w:rFonts w:ascii="Sylfaen" w:hAnsi="Sylfaen"/>
+          <w:lang w:val="en-US"/>
+        </w:rPr>
+        <w:t xml:space="preserve"> </w:t>
+      </w:r>
+      <w:r>
+        <w:rPr>
+          <w:rFonts w:ascii="Sylfaen" w:hAnsi="Sylfaen"/>
+        </w:rPr>
+        <w:t>մեծ</w:t>
+      </w:r>
+      <w:r>
+        <w:rPr>
+          <w:rFonts w:ascii="Sylfaen" w:hAnsi="Sylfaen"/>
+          <w:lang w:val="en-US"/>
+        </w:rPr>
+        <w:t xml:space="preserve"> </w:t>
+      </w:r>
+      <w:r>
+        <w:rPr>
+          <w:rFonts w:ascii="Sylfaen" w:hAnsi="Sylfaen"/>
+        </w:rPr>
+        <w:t>տվյալների</w:t>
+      </w:r>
+      <w:r>
+        <w:rPr>
+          <w:rFonts w:ascii="Sylfaen" w:hAnsi="Sylfaen"/>
+          <w:lang w:val="en-US"/>
+        </w:rPr>
+        <w:t xml:space="preserve"> </w:t>
+      </w:r>
+      <w:r>
+        <w:rPr>
+          <w:rFonts w:ascii="Sylfaen" w:hAnsi="Sylfaen"/>
+        </w:rPr>
+        <w:t>մշակման</w:t>
+      </w:r>
+      <w:r>
+        <w:rPr>
+          <w:rFonts w:ascii="Sylfaen" w:hAnsi="Sylfaen"/>
+          <w:lang w:val="en-US"/>
+        </w:rPr>
+        <w:t xml:space="preserve"> </w:t>
+      </w:r>
+      <w:r>
+        <w:rPr>
+          <w:rFonts w:ascii="Sylfaen" w:hAnsi="Sylfaen"/>
+        </w:rPr>
+        <w:t>ծառայություններ</w:t>
+      </w:r>
+      <w:r>
+        <w:rPr>
+          <w:rFonts w:ascii="Sylfaen" w:hAnsi="Sylfaen"/>
+          <w:lang w:val="en-US"/>
+        </w:rPr>
+        <w:t xml:space="preserve">, </w:t>
+      </w:r>
+      <w:r>
+        <w:rPr>
+          <w:rFonts w:ascii="Sylfaen" w:hAnsi="Sylfaen"/>
+        </w:rPr>
+        <w:t>ինչը</w:t>
+      </w:r>
+      <w:r>
+        <w:rPr>
+          <w:rFonts w:ascii="Sylfaen" w:hAnsi="Sylfaen"/>
+          <w:lang w:val="en-US"/>
+        </w:rPr>
+        <w:t xml:space="preserve"> </w:t>
+      </w:r>
+      <w:r>
+        <w:rPr>
+          <w:rFonts w:ascii="Sylfaen" w:hAnsi="Sylfaen"/>
+        </w:rPr>
+        <w:t>թույլ</w:t>
+      </w:r>
+      <w:r>
+        <w:rPr>
+          <w:rFonts w:ascii="Sylfaen" w:hAnsi="Sylfaen"/>
+          <w:lang w:val="en-US"/>
+        </w:rPr>
+        <w:t xml:space="preserve"> </w:t>
+      </w:r>
+      <w:r>
+        <w:rPr>
+          <w:rFonts w:ascii="Sylfaen" w:hAnsi="Sylfaen"/>
+        </w:rPr>
+        <w:t>է</w:t>
+      </w:r>
+      <w:r>
+        <w:rPr>
+          <w:rFonts w:ascii="Sylfaen" w:hAnsi="Sylfaen"/>
+          <w:lang w:val="en-US"/>
+        </w:rPr>
+        <w:t xml:space="preserve"> </w:t>
+      </w:r>
+      <w:r>
+        <w:rPr>
+          <w:rFonts w:ascii="Sylfaen" w:hAnsi="Sylfaen"/>
+        </w:rPr>
+        <w:t>տալիս</w:t>
+      </w:r>
+      <w:r>
+        <w:rPr>
+          <w:rFonts w:ascii="Sylfaen" w:hAnsi="Sylfaen"/>
+          <w:lang w:val="en-US"/>
+        </w:rPr>
+        <w:t xml:space="preserve"> </w:t>
+      </w:r>
+      <w:r>
+        <w:rPr>
+          <w:rFonts w:ascii="Sylfaen" w:hAnsi="Sylfaen"/>
+        </w:rPr>
+        <w:t>միաժամանակ</w:t>
+      </w:r>
+      <w:r>
+        <w:rPr>
+          <w:rFonts w:ascii="Sylfaen" w:hAnsi="Sylfaen"/>
+          <w:lang w:val="en-US"/>
+        </w:rPr>
+        <w:t xml:space="preserve"> </w:t>
+      </w:r>
+      <w:r>
+        <w:rPr>
+          <w:rFonts w:ascii="Sylfaen" w:hAnsi="Sylfaen"/>
+        </w:rPr>
+        <w:t>հաշվարկել</w:t>
+      </w:r>
+      <w:r>
+        <w:rPr>
+          <w:rFonts w:ascii="Sylfaen" w:hAnsi="Sylfaen"/>
+          <w:lang w:val="en-US"/>
+        </w:rPr>
+        <w:t xml:space="preserve"> </w:t>
+      </w:r>
+      <w:r>
+        <w:rPr>
+          <w:rFonts w:ascii="Sylfaen" w:hAnsi="Sylfaen"/>
+        </w:rPr>
+        <w:t>հազարավոր</w:t>
+      </w:r>
+      <w:r>
+        <w:rPr>
+          <w:rFonts w:ascii="Sylfaen" w:hAnsi="Sylfaen"/>
+          <w:lang w:val="en-US"/>
+        </w:rPr>
+        <w:t xml:space="preserve"> </w:t>
+      </w:r>
+      <w:r>
+        <w:rPr>
+          <w:rFonts w:ascii="Sylfaen" w:hAnsi="Sylfaen"/>
+        </w:rPr>
+        <w:t>կամ</w:t>
+      </w:r>
+      <w:r>
+        <w:rPr>
+          <w:rFonts w:ascii="Sylfaen" w:hAnsi="Sylfaen"/>
+          <w:lang w:val="en-US"/>
+        </w:rPr>
+        <w:t xml:space="preserve"> </w:t>
+      </w:r>
+      <w:r>
+        <w:rPr>
+          <w:rFonts w:ascii="Sylfaen" w:hAnsi="Sylfaen"/>
+        </w:rPr>
+        <w:t>միլիոնավոր</w:t>
+      </w:r>
+      <w:r>
+        <w:rPr>
+          <w:rFonts w:ascii="Sylfaen" w:hAnsi="Sylfaen"/>
+          <w:lang w:val="en-US"/>
+        </w:rPr>
+        <w:t xml:space="preserve"> </w:t>
+      </w:r>
+      <w:r>
+        <w:rPr>
+          <w:rFonts w:ascii="Sylfaen" w:hAnsi="Sylfaen"/>
+        </w:rPr>
+        <w:t>վարկերի</w:t>
+      </w:r>
+      <w:r>
+        <w:rPr>
+          <w:rFonts w:ascii="Sylfaen" w:hAnsi="Sylfaen"/>
+          <w:lang w:val="en-US"/>
+        </w:rPr>
+        <w:t xml:space="preserve"> </w:t>
+      </w:r>
+      <w:r>
+        <w:rPr>
+          <w:rFonts w:ascii="Sylfaen" w:hAnsi="Sylfaen"/>
+        </w:rPr>
+        <w:t>համար</w:t>
+      </w:r>
+      <w:r>
+        <w:rPr>
+          <w:rFonts w:ascii="Sylfaen" w:hAnsi="Sylfaen"/>
+          <w:lang w:val="en-US"/>
+        </w:rPr>
+        <w:t xml:space="preserve"> </w:t>
+      </w:r>
+      <w:r>
+        <w:rPr>
+          <w:rFonts w:ascii="Sylfaen" w:hAnsi="Sylfaen"/>
+        </w:rPr>
+        <w:t>սպասվող</w:t>
+      </w:r>
+      <w:r>
+        <w:rPr>
+          <w:rFonts w:ascii="Sylfaen" w:hAnsi="Sylfaen"/>
+          <w:lang w:val="en-US"/>
+        </w:rPr>
+        <w:t xml:space="preserve"> </w:t>
+      </w:r>
+      <w:r>
+        <w:rPr>
+          <w:rFonts w:ascii="Sylfaen" w:hAnsi="Sylfaen"/>
+        </w:rPr>
+        <w:t>կորուստները։</w:t>
       </w:r>
     </w:p>
     <w:p>
@@ -12914,40 +17053,686 @@
         <w:jc w:val="both"/>
         <w:rPr>
           <w:rFonts w:ascii="Sylfaen" w:hAnsi="Sylfaen"/>
-        </w:rPr>
-      </w:pPr>
-      <w:r>
-        <w:rPr>
-          <w:rFonts w:ascii="Sylfaen" w:hAnsi="Sylfaen"/>
-        </w:rPr>
-        <w:t xml:space="preserve">Արդյունքում, Microsoft Azure ամպային հարթակի միջոցով հնարավոր է կառուցել ամբողջական, մասշտաբային և ավտոմատացված ECL հաշվարկման համակարգ։ Այն </w:t>
+          <w:lang w:val="en-US"/>
+        </w:rPr>
+      </w:pPr>
+      <w:r>
+        <w:rPr>
+          <w:rFonts w:ascii="Sylfaen" w:hAnsi="Sylfaen"/>
+        </w:rPr>
+        <w:t>Արդյունքում</w:t>
+      </w:r>
+      <w:r>
+        <w:rPr>
+          <w:rFonts w:ascii="Sylfaen" w:hAnsi="Sylfaen"/>
+          <w:lang w:val="en-US"/>
+        </w:rPr>
+        <w:t xml:space="preserve">, Microsoft Azure </w:t>
+      </w:r>
+      <w:r>
+        <w:rPr>
+          <w:rFonts w:ascii="Sylfaen" w:hAnsi="Sylfaen"/>
+        </w:rPr>
+        <w:t>ամպային</w:t>
+      </w:r>
+      <w:r>
+        <w:rPr>
+          <w:rFonts w:ascii="Sylfaen" w:hAnsi="Sylfaen"/>
+          <w:lang w:val="en-US"/>
+        </w:rPr>
+        <w:t xml:space="preserve"> </w:t>
+      </w:r>
+      <w:r>
+        <w:rPr>
+          <w:rFonts w:ascii="Sylfaen" w:hAnsi="Sylfaen"/>
+        </w:rPr>
+        <w:t>հարթակի</w:t>
+      </w:r>
+      <w:r>
+        <w:rPr>
+          <w:rFonts w:ascii="Sylfaen" w:hAnsi="Sylfaen"/>
+          <w:lang w:val="en-US"/>
+        </w:rPr>
+        <w:t xml:space="preserve"> </w:t>
+      </w:r>
+      <w:r>
+        <w:rPr>
+          <w:rFonts w:ascii="Sylfaen" w:hAnsi="Sylfaen"/>
+        </w:rPr>
+        <w:t>միջոցով</w:t>
+      </w:r>
+      <w:r>
+        <w:rPr>
+          <w:rFonts w:ascii="Sylfaen" w:hAnsi="Sylfaen"/>
+          <w:lang w:val="en-US"/>
+        </w:rPr>
+        <w:t xml:space="preserve"> </w:t>
+      </w:r>
+      <w:r>
+        <w:rPr>
+          <w:rFonts w:ascii="Sylfaen" w:hAnsi="Sylfaen"/>
+        </w:rPr>
+        <w:t>հնարավոր</w:t>
+      </w:r>
+      <w:r>
+        <w:rPr>
+          <w:rFonts w:ascii="Sylfaen" w:hAnsi="Sylfaen"/>
+          <w:lang w:val="en-US"/>
+        </w:rPr>
+        <w:t xml:space="preserve"> </w:t>
+      </w:r>
+      <w:r>
+        <w:rPr>
+          <w:rFonts w:ascii="Sylfaen" w:hAnsi="Sylfaen"/>
+        </w:rPr>
+        <w:t>է</w:t>
+      </w:r>
+      <w:r>
+        <w:rPr>
+          <w:rFonts w:ascii="Sylfaen" w:hAnsi="Sylfaen"/>
+          <w:lang w:val="en-US"/>
+        </w:rPr>
+        <w:t xml:space="preserve"> </w:t>
+      </w:r>
+      <w:r>
+        <w:rPr>
+          <w:rFonts w:ascii="Sylfaen" w:hAnsi="Sylfaen"/>
+        </w:rPr>
+        <w:t>կառուցել</w:t>
+      </w:r>
+      <w:r>
+        <w:rPr>
+          <w:rFonts w:ascii="Sylfaen" w:hAnsi="Sylfaen"/>
+          <w:lang w:val="en-US"/>
+        </w:rPr>
+        <w:t xml:space="preserve"> </w:t>
+      </w:r>
+      <w:r>
+        <w:rPr>
+          <w:rFonts w:ascii="Sylfaen" w:hAnsi="Sylfaen"/>
+        </w:rPr>
+        <w:t>ամբողջական</w:t>
+      </w:r>
+      <w:r>
+        <w:rPr>
+          <w:rFonts w:ascii="Sylfaen" w:hAnsi="Sylfaen"/>
+          <w:lang w:val="en-US"/>
+        </w:rPr>
+        <w:t xml:space="preserve">, </w:t>
+      </w:r>
+      <w:r>
+        <w:rPr>
+          <w:rFonts w:ascii="Sylfaen" w:hAnsi="Sylfaen"/>
+        </w:rPr>
+        <w:t>մասշտաբային</w:t>
+      </w:r>
+      <w:r>
+        <w:rPr>
+          <w:rFonts w:ascii="Sylfaen" w:hAnsi="Sylfaen"/>
+          <w:lang w:val="en-US"/>
+        </w:rPr>
+        <w:t xml:space="preserve"> </w:t>
+      </w:r>
+      <w:r>
+        <w:rPr>
+          <w:rFonts w:ascii="Sylfaen" w:hAnsi="Sylfaen"/>
+        </w:rPr>
+        <w:t>և</w:t>
+      </w:r>
+      <w:r>
+        <w:rPr>
+          <w:rFonts w:ascii="Sylfaen" w:hAnsi="Sylfaen"/>
+          <w:lang w:val="en-US"/>
+        </w:rPr>
+        <w:t xml:space="preserve"> </w:t>
+      </w:r>
+      <w:r>
+        <w:rPr>
+          <w:rFonts w:ascii="Sylfaen" w:hAnsi="Sylfaen"/>
+        </w:rPr>
+        <w:t>ավտոմատացված</w:t>
+      </w:r>
+      <w:r>
+        <w:rPr>
+          <w:rFonts w:ascii="Sylfaen" w:hAnsi="Sylfaen"/>
+          <w:lang w:val="en-US"/>
+        </w:rPr>
+        <w:t xml:space="preserve"> ECL </w:t>
+      </w:r>
+      <w:r>
+        <w:rPr>
+          <w:rFonts w:ascii="Sylfaen" w:hAnsi="Sylfaen"/>
+        </w:rPr>
+        <w:t>հաշվարկման</w:t>
+      </w:r>
+      <w:r>
+        <w:rPr>
+          <w:rFonts w:ascii="Sylfaen" w:hAnsi="Sylfaen"/>
+          <w:lang w:val="en-US"/>
+        </w:rPr>
+        <w:t xml:space="preserve"> </w:t>
+      </w:r>
+      <w:r>
+        <w:rPr>
+          <w:rFonts w:ascii="Sylfaen" w:hAnsi="Sylfaen"/>
+        </w:rPr>
+        <w:t>համակարգ։</w:t>
+      </w:r>
+      <w:r>
+        <w:rPr>
+          <w:rFonts w:ascii="Sylfaen" w:hAnsi="Sylfaen"/>
+          <w:lang w:val="en-US"/>
+        </w:rPr>
+        <w:t xml:space="preserve"> </w:t>
+      </w:r>
+      <w:r>
+        <w:rPr>
+          <w:rFonts w:ascii="Sylfaen" w:hAnsi="Sylfaen"/>
+        </w:rPr>
+        <w:t>Այն</w:t>
+      </w:r>
+      <w:r>
+        <w:rPr>
+          <w:rFonts w:ascii="Sylfaen" w:hAnsi="Sylfaen"/>
+          <w:lang w:val="en-US"/>
+        </w:rPr>
+        <w:t xml:space="preserve"> </w:t>
       </w:r>
       <w:r>
         <w:rPr>
           <w:rFonts w:ascii="Sylfaen" w:hAnsi="Sylfaen"/>
         </w:rPr>
         <w:lastRenderedPageBreak/>
-        <w:t>ապահովում է տվյալների պահպանում, մոդելավորում, սցենարային վերլուծություն և հաշվետվությունների գեներացում մեկ միասնական միջավայրում։ Staging-ից սկսած մինչև վերջնական ECL հաշվարկ, յուրաքանչյուր քայլ կարող է իրականացվել տվյալահեն, վերահսկելի և կարգավորող պահանջներին համապատասխան մեխանիզմներով՝ ապահովելով վարկային ռիս</w:t>
-      </w:r>
-      <w:r>
-        <w:rPr>
-          <w:rFonts w:ascii="Sylfaen" w:hAnsi="Sylfaen"/>
-        </w:rPr>
-        <w:t>կի ճշգրիտ և թափանցիկ գնահատում։</w:t>
-      </w:r>
-    </w:p>
-    <w:p>
-      <w:pPr>
-        <w:rPr>
-          <w:rFonts w:ascii="Sylfaen" w:eastAsia="Times New Roman" w:hAnsi="Sylfaen" w:cs="Times New Roman"/>
-          <w:sz w:val="24"/>
-          <w:szCs w:val="24"/>
-          <w:lang w:eastAsia="ru-RU"/>
-        </w:rPr>
-      </w:pPr>
-      <w:r>
-        <w:rPr>
-          <w:rFonts w:ascii="Sylfaen" w:hAnsi="Sylfaen"/>
+        <w:t>ապահովում</w:t>
+      </w:r>
+      <w:r>
+        <w:rPr>
+          <w:rFonts w:ascii="Sylfaen" w:hAnsi="Sylfaen"/>
+          <w:lang w:val="en-US"/>
+        </w:rPr>
+        <w:t xml:space="preserve"> </w:t>
+      </w:r>
+      <w:r>
+        <w:rPr>
+          <w:rFonts w:ascii="Sylfaen" w:hAnsi="Sylfaen"/>
+        </w:rPr>
+        <w:t>է</w:t>
+      </w:r>
+      <w:r>
+        <w:rPr>
+          <w:rFonts w:ascii="Sylfaen" w:hAnsi="Sylfaen"/>
+          <w:lang w:val="en-US"/>
+        </w:rPr>
+        <w:t xml:space="preserve"> </w:t>
+      </w:r>
+      <w:r>
+        <w:rPr>
+          <w:rFonts w:ascii="Sylfaen" w:hAnsi="Sylfaen"/>
+        </w:rPr>
+        <w:t>տվյալների</w:t>
+      </w:r>
+      <w:r>
+        <w:rPr>
+          <w:rFonts w:ascii="Sylfaen" w:hAnsi="Sylfaen"/>
+          <w:lang w:val="en-US"/>
+        </w:rPr>
+        <w:t xml:space="preserve"> </w:t>
+      </w:r>
+      <w:r>
+        <w:rPr>
+          <w:rFonts w:ascii="Sylfaen" w:hAnsi="Sylfaen"/>
+        </w:rPr>
+        <w:t>պահպանում</w:t>
+      </w:r>
+      <w:r>
+        <w:rPr>
+          <w:rFonts w:ascii="Sylfaen" w:hAnsi="Sylfaen"/>
+          <w:lang w:val="en-US"/>
+        </w:rPr>
+        <w:t xml:space="preserve">, </w:t>
+      </w:r>
+      <w:r>
+        <w:rPr>
+          <w:rFonts w:ascii="Sylfaen" w:hAnsi="Sylfaen"/>
+        </w:rPr>
+        <w:t>մոդելավորում</w:t>
+      </w:r>
+      <w:r>
+        <w:rPr>
+          <w:rFonts w:ascii="Sylfaen" w:hAnsi="Sylfaen"/>
+          <w:lang w:val="en-US"/>
+        </w:rPr>
+        <w:t xml:space="preserve">, </w:t>
+      </w:r>
+      <w:r>
+        <w:rPr>
+          <w:rFonts w:ascii="Sylfaen" w:hAnsi="Sylfaen"/>
+        </w:rPr>
+        <w:t>սցենարային</w:t>
+      </w:r>
+      <w:r>
+        <w:rPr>
+          <w:rFonts w:ascii="Sylfaen" w:hAnsi="Sylfaen"/>
+          <w:lang w:val="en-US"/>
+        </w:rPr>
+        <w:t xml:space="preserve"> </w:t>
+      </w:r>
+      <w:r>
+        <w:rPr>
+          <w:rFonts w:ascii="Sylfaen" w:hAnsi="Sylfaen"/>
+        </w:rPr>
+        <w:t>վերլուծություն</w:t>
+      </w:r>
+      <w:r>
+        <w:rPr>
+          <w:rFonts w:ascii="Sylfaen" w:hAnsi="Sylfaen"/>
+          <w:lang w:val="en-US"/>
+        </w:rPr>
+        <w:t xml:space="preserve"> </w:t>
+      </w:r>
+      <w:r>
+        <w:rPr>
+          <w:rFonts w:ascii="Sylfaen" w:hAnsi="Sylfaen"/>
+        </w:rPr>
+        <w:t>և</w:t>
+      </w:r>
+      <w:r>
+        <w:rPr>
+          <w:rFonts w:ascii="Sylfaen" w:hAnsi="Sylfaen"/>
+          <w:lang w:val="en-US"/>
+        </w:rPr>
+        <w:t xml:space="preserve"> </w:t>
+      </w:r>
+      <w:r>
+        <w:rPr>
+          <w:rFonts w:ascii="Sylfaen" w:hAnsi="Sylfaen"/>
+        </w:rPr>
+        <w:t>հաշվետվությունների</w:t>
+      </w:r>
+      <w:r>
+        <w:rPr>
+          <w:rFonts w:ascii="Sylfaen" w:hAnsi="Sylfaen"/>
+          <w:lang w:val="en-US"/>
+        </w:rPr>
+        <w:t xml:space="preserve"> </w:t>
+      </w:r>
+      <w:r>
+        <w:rPr>
+          <w:rFonts w:ascii="Sylfaen" w:hAnsi="Sylfaen"/>
+        </w:rPr>
+        <w:t>գեներացում</w:t>
+      </w:r>
+      <w:r>
+        <w:rPr>
+          <w:rFonts w:ascii="Sylfaen" w:hAnsi="Sylfaen"/>
+          <w:lang w:val="en-US"/>
+        </w:rPr>
+        <w:t xml:space="preserve"> </w:t>
+      </w:r>
+      <w:r>
+        <w:rPr>
+          <w:rFonts w:ascii="Sylfaen" w:hAnsi="Sylfaen"/>
+        </w:rPr>
+        <w:t>մեկ</w:t>
+      </w:r>
+      <w:r>
+        <w:rPr>
+          <w:rFonts w:ascii="Sylfaen" w:hAnsi="Sylfaen"/>
+          <w:lang w:val="en-US"/>
+        </w:rPr>
+        <w:t xml:space="preserve"> </w:t>
+      </w:r>
+      <w:r>
+        <w:rPr>
+          <w:rFonts w:ascii="Sylfaen" w:hAnsi="Sylfaen"/>
+        </w:rPr>
+        <w:t>միասնական</w:t>
+      </w:r>
+      <w:r>
+        <w:rPr>
+          <w:rFonts w:ascii="Sylfaen" w:hAnsi="Sylfaen"/>
+          <w:lang w:val="en-US"/>
+        </w:rPr>
+        <w:t xml:space="preserve"> </w:t>
+      </w:r>
+      <w:r>
+        <w:rPr>
+          <w:rFonts w:ascii="Sylfaen" w:hAnsi="Sylfaen"/>
+        </w:rPr>
+        <w:t>միջավայրում։</w:t>
+      </w:r>
+      <w:r>
+        <w:rPr>
+          <w:rFonts w:ascii="Sylfaen" w:hAnsi="Sylfaen"/>
+          <w:lang w:val="en-US"/>
+        </w:rPr>
+        <w:t xml:space="preserve"> Staging-</w:t>
+      </w:r>
+      <w:r>
+        <w:rPr>
+          <w:rFonts w:ascii="Sylfaen" w:hAnsi="Sylfaen"/>
+        </w:rPr>
+        <w:t>ից</w:t>
+      </w:r>
+      <w:r>
+        <w:rPr>
+          <w:rFonts w:ascii="Sylfaen" w:hAnsi="Sylfaen"/>
+          <w:lang w:val="en-US"/>
+        </w:rPr>
+        <w:t xml:space="preserve"> </w:t>
+      </w:r>
+      <w:r>
+        <w:rPr>
+          <w:rFonts w:ascii="Sylfaen" w:hAnsi="Sylfaen"/>
+        </w:rPr>
+        <w:t>սկսած</w:t>
+      </w:r>
+      <w:r>
+        <w:rPr>
+          <w:rFonts w:ascii="Sylfaen" w:hAnsi="Sylfaen"/>
+          <w:lang w:val="en-US"/>
+        </w:rPr>
+        <w:t xml:space="preserve"> </w:t>
+      </w:r>
+      <w:r>
+        <w:rPr>
+          <w:rFonts w:ascii="Sylfaen" w:hAnsi="Sylfaen"/>
+        </w:rPr>
+        <w:t>մինչև</w:t>
+      </w:r>
+      <w:r>
+        <w:rPr>
+          <w:rFonts w:ascii="Sylfaen" w:hAnsi="Sylfaen"/>
+          <w:lang w:val="en-US"/>
+        </w:rPr>
+        <w:t xml:space="preserve"> </w:t>
+      </w:r>
+      <w:r>
+        <w:rPr>
+          <w:rFonts w:ascii="Sylfaen" w:hAnsi="Sylfaen"/>
+        </w:rPr>
+        <w:t>վերջնական</w:t>
+      </w:r>
+      <w:r>
+        <w:rPr>
+          <w:rFonts w:ascii="Sylfaen" w:hAnsi="Sylfaen"/>
+          <w:lang w:val="en-US"/>
+        </w:rPr>
+        <w:t xml:space="preserve"> ECL </w:t>
+      </w:r>
+      <w:r>
+        <w:rPr>
+          <w:rFonts w:ascii="Sylfaen" w:hAnsi="Sylfaen"/>
+        </w:rPr>
+        <w:t>հաշվարկ</w:t>
+      </w:r>
+      <w:r>
+        <w:rPr>
+          <w:rFonts w:ascii="Sylfaen" w:hAnsi="Sylfaen"/>
+          <w:lang w:val="en-US"/>
+        </w:rPr>
+        <w:t xml:space="preserve">, </w:t>
+      </w:r>
+      <w:r>
+        <w:rPr>
+          <w:rFonts w:ascii="Sylfaen" w:hAnsi="Sylfaen"/>
+        </w:rPr>
+        <w:t>յուրաքանչյուր</w:t>
+      </w:r>
+      <w:r>
+        <w:rPr>
+          <w:rFonts w:ascii="Sylfaen" w:hAnsi="Sylfaen"/>
+          <w:lang w:val="en-US"/>
+        </w:rPr>
+        <w:t xml:space="preserve"> </w:t>
+      </w:r>
+      <w:r>
+        <w:rPr>
+          <w:rFonts w:ascii="Sylfaen" w:hAnsi="Sylfaen"/>
+        </w:rPr>
+        <w:t>քայլ</w:t>
+      </w:r>
+      <w:r>
+        <w:rPr>
+          <w:rFonts w:ascii="Sylfaen" w:hAnsi="Sylfaen"/>
+          <w:lang w:val="en-US"/>
+        </w:rPr>
+        <w:t xml:space="preserve"> </w:t>
+      </w:r>
+      <w:r>
+        <w:rPr>
+          <w:rFonts w:ascii="Sylfaen" w:hAnsi="Sylfaen"/>
+        </w:rPr>
+        <w:t>կարող</w:t>
+      </w:r>
+      <w:r>
+        <w:rPr>
+          <w:rFonts w:ascii="Sylfaen" w:hAnsi="Sylfaen"/>
+          <w:lang w:val="en-US"/>
+        </w:rPr>
+        <w:t xml:space="preserve"> </w:t>
+      </w:r>
+      <w:r>
+        <w:rPr>
+          <w:rFonts w:ascii="Sylfaen" w:hAnsi="Sylfaen"/>
+        </w:rPr>
+        <w:t>է</w:t>
+      </w:r>
+      <w:r>
+        <w:rPr>
+          <w:rFonts w:ascii="Sylfaen" w:hAnsi="Sylfaen"/>
+          <w:lang w:val="en-US"/>
+        </w:rPr>
+        <w:t xml:space="preserve"> </w:t>
+      </w:r>
+      <w:r>
+        <w:rPr>
+          <w:rFonts w:ascii="Sylfaen" w:hAnsi="Sylfaen"/>
+        </w:rPr>
+        <w:t>իրականացվել</w:t>
+      </w:r>
+      <w:r>
+        <w:rPr>
+          <w:rFonts w:ascii="Sylfaen" w:hAnsi="Sylfaen"/>
+          <w:lang w:val="en-US"/>
+        </w:rPr>
+        <w:t xml:space="preserve"> </w:t>
+      </w:r>
+      <w:r>
+        <w:rPr>
+          <w:rFonts w:ascii="Sylfaen" w:hAnsi="Sylfaen"/>
+        </w:rPr>
+        <w:t>տվյալահեն</w:t>
+      </w:r>
+      <w:r>
+        <w:rPr>
+          <w:rFonts w:ascii="Sylfaen" w:hAnsi="Sylfaen"/>
+          <w:lang w:val="en-US"/>
+        </w:rPr>
+        <w:t xml:space="preserve">, </w:t>
+      </w:r>
+      <w:r>
+        <w:rPr>
+          <w:rFonts w:ascii="Sylfaen" w:hAnsi="Sylfaen"/>
+        </w:rPr>
+        <w:t>վերահսկելի</w:t>
+      </w:r>
+      <w:r>
+        <w:rPr>
+          <w:rFonts w:ascii="Sylfaen" w:hAnsi="Sylfaen"/>
+          <w:lang w:val="en-US"/>
+        </w:rPr>
+        <w:t xml:space="preserve"> </w:t>
+      </w:r>
+      <w:r>
+        <w:rPr>
+          <w:rFonts w:ascii="Sylfaen" w:hAnsi="Sylfaen"/>
+        </w:rPr>
+        <w:t>և</w:t>
+      </w:r>
+      <w:r>
+        <w:rPr>
+          <w:rFonts w:ascii="Sylfaen" w:hAnsi="Sylfaen"/>
+          <w:lang w:val="en-US"/>
+        </w:rPr>
+        <w:t xml:space="preserve"> </w:t>
+      </w:r>
+      <w:r>
+        <w:rPr>
+          <w:rFonts w:ascii="Sylfaen" w:hAnsi="Sylfaen"/>
+        </w:rPr>
+        <w:t>կարգավորող</w:t>
+      </w:r>
+      <w:r>
+        <w:rPr>
+          <w:rFonts w:ascii="Sylfaen" w:hAnsi="Sylfaen"/>
+          <w:lang w:val="en-US"/>
+        </w:rPr>
+        <w:t xml:space="preserve"> </w:t>
+      </w:r>
+      <w:r>
+        <w:rPr>
+          <w:rFonts w:ascii="Sylfaen" w:hAnsi="Sylfaen"/>
+        </w:rPr>
+        <w:t>պահանջներին</w:t>
+      </w:r>
+      <w:r>
+        <w:rPr>
+          <w:rFonts w:ascii="Sylfaen" w:hAnsi="Sylfaen"/>
+          <w:lang w:val="en-US"/>
+        </w:rPr>
+        <w:t xml:space="preserve"> </w:t>
+      </w:r>
+      <w:r>
+        <w:rPr>
+          <w:rFonts w:ascii="Sylfaen" w:hAnsi="Sylfaen"/>
+        </w:rPr>
+        <w:t>համապատասխան</w:t>
+      </w:r>
+      <w:r>
+        <w:rPr>
+          <w:rFonts w:ascii="Sylfaen" w:hAnsi="Sylfaen"/>
+          <w:lang w:val="en-US"/>
+        </w:rPr>
+        <w:t xml:space="preserve"> </w:t>
+      </w:r>
+      <w:r>
+        <w:rPr>
+          <w:rFonts w:ascii="Sylfaen" w:hAnsi="Sylfaen"/>
+        </w:rPr>
+        <w:t>մեխանիզմներով՝</w:t>
+      </w:r>
+      <w:r>
+        <w:rPr>
+          <w:rFonts w:ascii="Sylfaen" w:hAnsi="Sylfaen"/>
+          <w:lang w:val="en-US"/>
+        </w:rPr>
+        <w:t xml:space="preserve"> </w:t>
+      </w:r>
+      <w:r>
+        <w:rPr>
+          <w:rFonts w:ascii="Sylfaen" w:hAnsi="Sylfaen"/>
+        </w:rPr>
+        <w:t>ապահովելով</w:t>
+      </w:r>
+      <w:r>
+        <w:rPr>
+          <w:rFonts w:ascii="Sylfaen" w:hAnsi="Sylfaen"/>
+          <w:lang w:val="en-US"/>
+        </w:rPr>
+        <w:t xml:space="preserve"> </w:t>
+      </w:r>
+      <w:r>
+        <w:rPr>
+          <w:rFonts w:ascii="Sylfaen" w:hAnsi="Sylfaen"/>
+        </w:rPr>
+        <w:t>վարկային</w:t>
+      </w:r>
+      <w:r>
+        <w:rPr>
+          <w:rFonts w:ascii="Sylfaen" w:hAnsi="Sylfaen"/>
+          <w:lang w:val="en-US"/>
+        </w:rPr>
+        <w:t xml:space="preserve"> </w:t>
+      </w:r>
+      <w:r>
+        <w:rPr>
+          <w:rFonts w:ascii="Sylfaen" w:hAnsi="Sylfaen"/>
+        </w:rPr>
+        <w:t>ռիս</w:t>
+      </w:r>
+      <w:r>
+        <w:rPr>
+          <w:rFonts w:ascii="Sylfaen" w:hAnsi="Sylfaen"/>
+        </w:rPr>
+        <w:t>կի</w:t>
+      </w:r>
+      <w:r>
+        <w:rPr>
+          <w:rFonts w:ascii="Sylfaen" w:hAnsi="Sylfaen"/>
+          <w:lang w:val="en-US"/>
+        </w:rPr>
+        <w:t xml:space="preserve"> </w:t>
+      </w:r>
+      <w:r>
+        <w:rPr>
+          <w:rFonts w:ascii="Sylfaen" w:hAnsi="Sylfaen"/>
+        </w:rPr>
+        <w:t>ճշգրիտ</w:t>
+      </w:r>
+      <w:r>
+        <w:rPr>
+          <w:rFonts w:ascii="Sylfaen" w:hAnsi="Sylfaen"/>
+          <w:lang w:val="en-US"/>
+        </w:rPr>
+        <w:t xml:space="preserve"> </w:t>
+      </w:r>
+      <w:r>
+        <w:rPr>
+          <w:rFonts w:ascii="Sylfaen" w:hAnsi="Sylfaen"/>
+        </w:rPr>
+        <w:t>և</w:t>
+      </w:r>
+      <w:r>
+        <w:rPr>
+          <w:rFonts w:ascii="Sylfaen" w:hAnsi="Sylfaen"/>
+          <w:lang w:val="en-US"/>
+        </w:rPr>
+        <w:t xml:space="preserve"> </w:t>
+      </w:r>
+      <w:r>
+        <w:rPr>
+          <w:rFonts w:ascii="Sylfaen" w:hAnsi="Sylfaen"/>
+        </w:rPr>
+        <w:t>թափանցիկ</w:t>
+      </w:r>
+      <w:r>
+        <w:rPr>
+          <w:rFonts w:ascii="Sylfaen" w:hAnsi="Sylfaen"/>
+          <w:lang w:val="en-US"/>
+        </w:rPr>
+        <w:t xml:space="preserve"> </w:t>
+      </w:r>
+      <w:r>
+        <w:rPr>
+          <w:rFonts w:ascii="Sylfaen" w:hAnsi="Sylfaen"/>
+        </w:rPr>
+        <w:t>գնահատում։</w:t>
+      </w:r>
+    </w:p>
+    <w:p>
+      <w:pPr>
+        <w:rPr>
+          <w:rFonts w:ascii="Sylfaen" w:eastAsia="Times New Roman" w:hAnsi="Sylfaen" w:cs="Times New Roman"/>
+          <w:sz w:val="24"/>
+          <w:szCs w:val="24"/>
+          <w:lang w:val="en-US" w:eastAsia="ru-RU"/>
+        </w:rPr>
+      </w:pPr>
+      <w:r>
+        <w:rPr>
+          <w:rFonts w:ascii="Sylfaen" w:hAnsi="Sylfaen"/>
+          <w:lang w:val="en-US"/>
         </w:rPr>
         <w:br w:type="page"/>
       </w:r>
@@ -13186,7 +17971,13 @@
           <w:ilvl w:val="0"/>
           <w:numId w:val="17"/>
         </w:numPr>
+        <w:tabs>
+          <w:tab w:val="clear" w:pos="720"/>
+          <w:tab w:val="num" w:pos="426"/>
+        </w:tabs>
         <w:spacing w:before="30" w:beforeAutospacing="0" w:after="30" w:afterAutospacing="0"/>
+        <w:ind w:hanging="720"/>
+        <w:jc w:val="both"/>
         <w:rPr>
           <w:lang w:val="en-US"/>
         </w:rPr>
@@ -13212,7 +18003,13 @@
           <w:ilvl w:val="0"/>
           <w:numId w:val="17"/>
         </w:numPr>
+        <w:tabs>
+          <w:tab w:val="clear" w:pos="720"/>
+          <w:tab w:val="num" w:pos="426"/>
+        </w:tabs>
         <w:spacing w:before="30" w:beforeAutospacing="0" w:after="30" w:afterAutospacing="0"/>
+        <w:ind w:hanging="720"/>
+        <w:jc w:val="both"/>
         <w:rPr>
           <w:lang w:val="en-US"/>
         </w:rPr>
@@ -13238,7 +18035,13 @@
           <w:ilvl w:val="0"/>
           <w:numId w:val="17"/>
         </w:numPr>
+        <w:tabs>
+          <w:tab w:val="clear" w:pos="720"/>
+          <w:tab w:val="num" w:pos="426"/>
+        </w:tabs>
         <w:spacing w:before="30" w:beforeAutospacing="0" w:after="30" w:afterAutospacing="0"/>
+        <w:ind w:hanging="720"/>
+        <w:jc w:val="both"/>
         <w:rPr>
           <w:lang w:val="en-US"/>
         </w:rPr>
@@ -13264,7 +18067,13 @@
           <w:ilvl w:val="0"/>
           <w:numId w:val="17"/>
         </w:numPr>
+        <w:tabs>
+          <w:tab w:val="clear" w:pos="720"/>
+          <w:tab w:val="num" w:pos="426"/>
+        </w:tabs>
         <w:spacing w:before="30" w:beforeAutospacing="0" w:after="30" w:afterAutospacing="0"/>
+        <w:ind w:hanging="720"/>
+        <w:jc w:val="both"/>
         <w:rPr>
           <w:lang w:val="en-US"/>
         </w:rPr>
@@ -13290,7 +18099,13 @@
           <w:ilvl w:val="0"/>
           <w:numId w:val="19"/>
         </w:numPr>
+        <w:tabs>
+          <w:tab w:val="clear" w:pos="720"/>
+          <w:tab w:val="num" w:pos="426"/>
+        </w:tabs>
         <w:spacing w:before="30" w:beforeAutospacing="0" w:after="30" w:afterAutospacing="0"/>
+        <w:ind w:hanging="720"/>
+        <w:jc w:val="both"/>
         <w:rPr>
           <w:lang w:val="en-US"/>
         </w:rPr>
@@ -13316,7 +18131,13 @@
           <w:ilvl w:val="0"/>
           <w:numId w:val="19"/>
         </w:numPr>
+        <w:tabs>
+          <w:tab w:val="clear" w:pos="720"/>
+          <w:tab w:val="num" w:pos="426"/>
+        </w:tabs>
         <w:spacing w:before="30" w:beforeAutospacing="0" w:after="30" w:afterAutospacing="0"/>
+        <w:ind w:hanging="720"/>
+        <w:jc w:val="both"/>
         <w:rPr>
           <w:lang w:val="en-US"/>
         </w:rPr>
@@ -13342,7 +18163,13 @@
           <w:ilvl w:val="0"/>
           <w:numId w:val="18"/>
         </w:numPr>
+        <w:tabs>
+          <w:tab w:val="clear" w:pos="720"/>
+          <w:tab w:val="num" w:pos="426"/>
+        </w:tabs>
         <w:spacing w:before="30" w:beforeAutospacing="0" w:after="30" w:afterAutospacing="0"/>
+        <w:ind w:hanging="720"/>
+        <w:jc w:val="both"/>
         <w:rPr>
           <w:lang w:val="en-US"/>
         </w:rPr>
@@ -13368,7 +18195,13 @@
           <w:ilvl w:val="0"/>
           <w:numId w:val="18"/>
         </w:numPr>
+        <w:tabs>
+          <w:tab w:val="clear" w:pos="720"/>
+          <w:tab w:val="num" w:pos="426"/>
+        </w:tabs>
         <w:spacing w:before="30" w:beforeAutospacing="0" w:after="30" w:afterAutospacing="0"/>
+        <w:ind w:hanging="720"/>
+        <w:jc w:val="both"/>
         <w:rPr>
           <w:lang w:val="en-US"/>
         </w:rPr>
@@ -13394,7 +18227,13 @@
           <w:ilvl w:val="0"/>
           <w:numId w:val="17"/>
         </w:numPr>
+        <w:tabs>
+          <w:tab w:val="clear" w:pos="720"/>
+          <w:tab w:val="num" w:pos="426"/>
+        </w:tabs>
         <w:spacing w:before="30" w:beforeAutospacing="0" w:after="30" w:afterAutospacing="0"/>
+        <w:ind w:hanging="720"/>
+        <w:jc w:val="both"/>
         <w:rPr>
           <w:lang w:val="en-US"/>
         </w:rPr>
@@ -13420,7 +18259,13 @@
           <w:ilvl w:val="0"/>
           <w:numId w:val="17"/>
         </w:numPr>
+        <w:tabs>
+          <w:tab w:val="clear" w:pos="720"/>
+          <w:tab w:val="num" w:pos="426"/>
+        </w:tabs>
         <w:spacing w:before="30" w:beforeAutospacing="0" w:after="30" w:afterAutospacing="0"/>
+        <w:ind w:hanging="720"/>
+        <w:jc w:val="both"/>
         <w:rPr>
           <w:lang w:val="en-US"/>
         </w:rPr>
@@ -13446,7 +18291,13 @@
           <w:ilvl w:val="0"/>
           <w:numId w:val="18"/>
         </w:numPr>
+        <w:tabs>
+          <w:tab w:val="clear" w:pos="720"/>
+          <w:tab w:val="num" w:pos="426"/>
+        </w:tabs>
         <w:spacing w:before="30" w:beforeAutospacing="0" w:after="30" w:afterAutospacing="0"/>
+        <w:ind w:hanging="720"/>
+        <w:jc w:val="both"/>
         <w:rPr>
           <w:lang w:val="en-US"/>
         </w:rPr>
@@ -13472,7 +18323,13 @@
           <w:ilvl w:val="0"/>
           <w:numId w:val="19"/>
         </w:numPr>
+        <w:tabs>
+          <w:tab w:val="clear" w:pos="720"/>
+          <w:tab w:val="num" w:pos="426"/>
+        </w:tabs>
         <w:spacing w:before="30" w:beforeAutospacing="0" w:after="30" w:afterAutospacing="0"/>
+        <w:ind w:hanging="720"/>
+        <w:jc w:val="both"/>
         <w:rPr>
           <w:lang w:val="en-US"/>
         </w:rPr>
@@ -13516,7 +18373,13 @@
           <w:ilvl w:val="0"/>
           <w:numId w:val="17"/>
         </w:numPr>
+        <w:tabs>
+          <w:tab w:val="clear" w:pos="720"/>
+          <w:tab w:val="num" w:pos="426"/>
+        </w:tabs>
         <w:spacing w:before="30" w:beforeAutospacing="0" w:after="30" w:afterAutospacing="0"/>
+        <w:ind w:hanging="720"/>
+        <w:jc w:val="both"/>
         <w:rPr>
           <w:lang w:val="en-US"/>
         </w:rPr>
@@ -13561,7 +18424,13 @@
           <w:ilvl w:val="0"/>
           <w:numId w:val="17"/>
         </w:numPr>
+        <w:tabs>
+          <w:tab w:val="clear" w:pos="720"/>
+          <w:tab w:val="num" w:pos="426"/>
+        </w:tabs>
         <w:spacing w:before="30" w:beforeAutospacing="0" w:after="30" w:afterAutospacing="0"/>
+        <w:ind w:hanging="720"/>
+        <w:jc w:val="both"/>
         <w:rPr>
           <w:lang w:val="en-US"/>
         </w:rPr>
@@ -13599,7 +18468,13 @@
           <w:ilvl w:val="0"/>
           <w:numId w:val="17"/>
         </w:numPr>
+        <w:tabs>
+          <w:tab w:val="clear" w:pos="720"/>
+          <w:tab w:val="num" w:pos="426"/>
+        </w:tabs>
         <w:spacing w:before="30" w:beforeAutospacing="0" w:after="30" w:afterAutospacing="0"/>
+        <w:ind w:hanging="720"/>
+        <w:jc w:val="both"/>
         <w:rPr>
           <w:lang w:val="en-US"/>
         </w:rPr>
@@ -13625,7 +18500,13 @@
           <w:ilvl w:val="0"/>
           <w:numId w:val="18"/>
         </w:numPr>
+        <w:tabs>
+          <w:tab w:val="clear" w:pos="720"/>
+          <w:tab w:val="num" w:pos="426"/>
+        </w:tabs>
         <w:spacing w:before="30" w:beforeAutospacing="0" w:after="30" w:afterAutospacing="0"/>
+        <w:ind w:hanging="720"/>
+        <w:jc w:val="both"/>
         <w:rPr>
           <w:lang w:val="en-US"/>
         </w:rPr>
@@ -13651,7 +18532,13 @@
           <w:ilvl w:val="0"/>
           <w:numId w:val="19"/>
         </w:numPr>
+        <w:tabs>
+          <w:tab w:val="clear" w:pos="720"/>
+          <w:tab w:val="num" w:pos="426"/>
+        </w:tabs>
         <w:spacing w:before="30" w:beforeAutospacing="0" w:after="30" w:afterAutospacing="0"/>
+        <w:ind w:hanging="720"/>
+        <w:jc w:val="both"/>
         <w:rPr>
           <w:lang w:val="en-US"/>
         </w:rPr>
@@ -13677,7 +18564,13 @@
           <w:ilvl w:val="0"/>
           <w:numId w:val="18"/>
         </w:numPr>
+        <w:tabs>
+          <w:tab w:val="clear" w:pos="720"/>
+          <w:tab w:val="num" w:pos="426"/>
+        </w:tabs>
         <w:spacing w:before="30" w:beforeAutospacing="0" w:after="30" w:afterAutospacing="0"/>
+        <w:ind w:hanging="720"/>
+        <w:jc w:val="both"/>
         <w:rPr>
           <w:lang w:val="en-US"/>
         </w:rPr>
@@ -13703,7 +18596,13 @@
           <w:ilvl w:val="0"/>
           <w:numId w:val="20"/>
         </w:numPr>
+        <w:tabs>
+          <w:tab w:val="clear" w:pos="720"/>
+          <w:tab w:val="num" w:pos="426"/>
+        </w:tabs>
         <w:spacing w:before="30" w:beforeAutospacing="0" w:after="30" w:afterAutospacing="0"/>
+        <w:ind w:hanging="720"/>
+        <w:jc w:val="both"/>
         <w:rPr>
           <w:lang w:val="en-US"/>
         </w:rPr>
@@ -13729,7 +18628,13 @@
           <w:ilvl w:val="0"/>
           <w:numId w:val="20"/>
         </w:numPr>
+        <w:tabs>
+          <w:tab w:val="clear" w:pos="720"/>
+          <w:tab w:val="num" w:pos="426"/>
+        </w:tabs>
         <w:spacing w:before="30" w:beforeAutospacing="0" w:after="30" w:afterAutospacing="0"/>
+        <w:ind w:hanging="720"/>
+        <w:jc w:val="both"/>
         <w:rPr>
           <w:lang w:val="en-US"/>
         </w:rPr>
@@ -13755,7 +18660,13 @@
           <w:ilvl w:val="0"/>
           <w:numId w:val="20"/>
         </w:numPr>
+        <w:tabs>
+          <w:tab w:val="clear" w:pos="720"/>
+          <w:tab w:val="num" w:pos="426"/>
+        </w:tabs>
         <w:spacing w:before="30" w:beforeAutospacing="0" w:after="30" w:afterAutospacing="0"/>
+        <w:ind w:hanging="720"/>
+        <w:jc w:val="both"/>
         <w:rPr>
           <w:lang w:val="en-US"/>
         </w:rPr>
@@ -13781,7 +18692,13 @@
           <w:ilvl w:val="0"/>
           <w:numId w:val="20"/>
         </w:numPr>
+        <w:tabs>
+          <w:tab w:val="clear" w:pos="720"/>
+          <w:tab w:val="num" w:pos="426"/>
+        </w:tabs>
         <w:spacing w:before="30" w:beforeAutospacing="0" w:after="30" w:afterAutospacing="0"/>
+        <w:ind w:hanging="720"/>
+        <w:jc w:val="both"/>
         <w:rPr>
           <w:lang w:val="en-US"/>
         </w:rPr>
@@ -13807,7 +18724,13 @@
           <w:ilvl w:val="0"/>
           <w:numId w:val="20"/>
         </w:numPr>
+        <w:tabs>
+          <w:tab w:val="clear" w:pos="720"/>
+          <w:tab w:val="num" w:pos="426"/>
+        </w:tabs>
         <w:spacing w:before="30" w:beforeAutospacing="0" w:after="30" w:afterAutospacing="0"/>
+        <w:ind w:hanging="720"/>
+        <w:jc w:val="both"/>
         <w:rPr>
           <w:lang w:val="en-US"/>
         </w:rPr>
@@ -13833,7 +18756,13 @@
           <w:ilvl w:val="0"/>
           <w:numId w:val="18"/>
         </w:numPr>
+        <w:tabs>
+          <w:tab w:val="clear" w:pos="720"/>
+          <w:tab w:val="num" w:pos="426"/>
+        </w:tabs>
         <w:spacing w:before="30" w:beforeAutospacing="0" w:after="30" w:afterAutospacing="0"/>
+        <w:ind w:hanging="720"/>
+        <w:jc w:val="both"/>
         <w:rPr>
           <w:lang w:val="en-US"/>
         </w:rPr>
@@ -13871,7 +18800,13 @@
           <w:ilvl w:val="0"/>
           <w:numId w:val="18"/>
         </w:numPr>
+        <w:tabs>
+          <w:tab w:val="clear" w:pos="720"/>
+          <w:tab w:val="num" w:pos="426"/>
+        </w:tabs>
         <w:spacing w:before="30" w:beforeAutospacing="0" w:after="30" w:afterAutospacing="0"/>
+        <w:ind w:hanging="720"/>
+        <w:jc w:val="both"/>
         <w:rPr>
           <w:lang w:val="en-US"/>
         </w:rPr>
@@ -13897,7 +18832,13 @@
           <w:ilvl w:val="0"/>
           <w:numId w:val="18"/>
         </w:numPr>
+        <w:tabs>
+          <w:tab w:val="clear" w:pos="720"/>
+          <w:tab w:val="num" w:pos="426"/>
+        </w:tabs>
         <w:spacing w:before="30" w:beforeAutospacing="0" w:after="30" w:afterAutospacing="0"/>
+        <w:ind w:hanging="720"/>
+        <w:jc w:val="both"/>
         <w:rPr>
           <w:lang w:val="en-US"/>
         </w:rPr>
@@ -13923,7 +18864,13 @@
           <w:ilvl w:val="0"/>
           <w:numId w:val="19"/>
         </w:numPr>
+        <w:tabs>
+          <w:tab w:val="clear" w:pos="720"/>
+          <w:tab w:val="num" w:pos="426"/>
+        </w:tabs>
         <w:spacing w:before="30" w:beforeAutospacing="0" w:after="30" w:afterAutospacing="0"/>
+        <w:ind w:hanging="720"/>
+        <w:jc w:val="both"/>
         <w:rPr>
           <w:lang w:val="en-US"/>
         </w:rPr>
@@ -13975,7 +18922,13 @@
           <w:ilvl w:val="0"/>
           <w:numId w:val="17"/>
         </w:numPr>
+        <w:tabs>
+          <w:tab w:val="clear" w:pos="720"/>
+          <w:tab w:val="num" w:pos="426"/>
+        </w:tabs>
         <w:spacing w:before="30" w:beforeAutospacing="0" w:after="30" w:afterAutospacing="0"/>
+        <w:ind w:hanging="720"/>
+        <w:jc w:val="both"/>
         <w:rPr>
           <w:lang w:val="en-US"/>
         </w:rPr>
@@ -14909,7 +19862,7 @@
           <w:rPr>
             <w:noProof/>
           </w:rPr>
-          <w:t>44</w:t>
+          <w:t>28</w:t>
         </w:r>
         <w:r>
           <w:rPr>
@@ -19013,7 +23966,7 @@
 </file>
 
 <file path=customXml/itemProps1.xml><?xml version="1.0" encoding="utf-8"?>
-<ds:datastoreItem xmlns:ds="http://schemas.openxmlformats.org/officeDocument/2006/customXml" ds:itemID="{870D708E-E5EB-41C9-B51E-DADEA0439E03}">
+<ds:datastoreItem xmlns:ds="http://schemas.openxmlformats.org/officeDocument/2006/customXml" ds:itemID="{9F25A332-8710-4388-9119-10D83EBAA6DF}">
   <ds:schemaRefs>
     <ds:schemaRef ds:uri="http://schemas.openxmlformats.org/officeDocument/2006/bibliography"/>
   </ds:schemaRefs>

--- a/Diplomayin_2.docx
+++ b/Diplomayin_2.docx
@@ -41,7 +41,23 @@
           <w:sz w:val="24"/>
           <w:lang w:val="hy-AM"/>
         </w:rPr>
-        <w:t xml:space="preserve">Վարկային ռիսկի արդյունավետ կառավարումը ժամանակակից ֆինանսական համակարգի հիմնարար տարրերից է։ Ֆինանսական կազմակերպությունները, մասնավորապես բանկերը և վարկային ընկերությունները, պարտավոր են գնահատել ոչ միայն արդեն կրած կորուստները, այլև ապագայում հնարավոր վարկային կորուստները։ Այս մոտեցումը ամրագրված է International Accounting Standards Board-ի կողմից հրապարակված </w:t>
+        <w:t>Վարկային ռիսկի արդյունավետ կառավարումը ժամանակակից ֆինանսական համակարգի հիմնարար տարրերից է։ Ֆինանսական կազմակերպությունները, մասնավորապես բանկերը և վարկային ընկերությունները, պարտավոր են գնահատել ոչ միայն արդեն կրած կորուստները, այլև ապագայում հնարավոր վարկային կորուստները։ Այս մոտեցումը ամրագրված է International Accounting Standards Board</w:t>
+      </w:r>
+      <w:r>
+        <w:rPr>
+          <w:rFonts w:ascii="Sylfaen" w:hAnsi="Sylfaen"/>
+          <w:sz w:val="24"/>
+          <w:lang w:val="hy-AM"/>
+        </w:rPr>
+        <w:t>-</w:t>
+      </w:r>
+      <w:r>
+        <w:rPr>
+          <w:rFonts w:ascii="Sylfaen" w:hAnsi="Sylfaen"/>
+          <w:sz w:val="24"/>
+          <w:lang w:val="hy-AM"/>
+        </w:rPr>
+        <w:t xml:space="preserve">ի կողմից հրապարակված </w:t>
       </w:r>
       <w:r>
         <w:rPr>
@@ -77,7 +93,23 @@
           <w:sz w:val="24"/>
           <w:lang w:val="hy-AM"/>
         </w:rPr>
-        <w:t>Expected Credit Loss-ը ներկայացնում է այն ակնկալվող ֆինանսական կորուստների ներկա արժեքը, որոնք կարող են առաջանալ վարկառուների կողմից պարտավորությունների չկատարման հետևանքով։ Ի տարբերություն նախկին «կրած կորուստների» մոտեցման, ECL համակարգը հիմնված է կանխատեսվող և առաջ նայող տեղեկատվության վրա։ Այն պահանջում է ոչ միայն պատմական տվյալների վերլուծություն, այլև ընթացիկ և կանխատեսվող մակրոտնտեսական գործոնների ներառում հաշվարկներում։ Այս հանգամանքը էապես մեծացնում է հաշվարկների բարդությունն ու տվյալների ծավալը։</w:t>
+        <w:t>Expected Credit Loss</w:t>
+      </w:r>
+      <w:r>
+        <w:rPr>
+          <w:rFonts w:ascii="Sylfaen" w:hAnsi="Sylfaen"/>
+          <w:sz w:val="24"/>
+          <w:lang w:val="hy-AM"/>
+        </w:rPr>
+        <w:t>-</w:t>
+      </w:r>
+      <w:r>
+        <w:rPr>
+          <w:rFonts w:ascii="Sylfaen" w:hAnsi="Sylfaen"/>
+          <w:sz w:val="24"/>
+          <w:lang w:val="hy-AM"/>
+        </w:rPr>
+        <w:t>ը ներկայացնում է այն ակնկալվող ֆինանսական կորուստների ներկա արժեքը, որոնք կարող են առաջանալ վարկառուների կողմից պարտավորությունների չկատարման հետևանքով։ Ի տարբերություն նախկին «կրած կորուստների» մոտեցման, ECL համակարգը հիմնված է կանխատեսվող և առաջ նայող տեղեկատվության վրա։ Այն պահանջում է ոչ միայն պատմական տվյալների վերլուծություն, այլև ընթացիկ և կանխատեսվող մակրոտնտեսական գործոնների ներառում հաշվարկներում։ Այս հանգամանքը էապես մեծացնում է հաշվարկների բարդությունն ու տվյալների ծավալը։</w:t>
       </w:r>
     </w:p>
     <w:p>
@@ -97,7 +129,23 @@
           <w:sz w:val="24"/>
           <w:lang w:val="hy-AM"/>
         </w:rPr>
-        <w:t>ECL-ի հաշվարկը հիմնված է երեք հիմնական պարամետրերի վրա՝ դեֆոլտի հավանականություն (Probability of Default – PD), դեֆոլտի դեպքում կորուստ (Loss Given Default – LGD) և դեֆոլտի պահին ազդեցության չափ (Exposure at Default – EAD)։ Այս բաղադրիչների համադրությամբ գնահատվում է յուրաքանչյուր վարկային գործարքի և ամբողջ վարկային պորտֆելի ակնկալվող կորուստը։ Հաշվարկի ընթացքում անհրաժեշտ է հաշվի առնել վարկերի փուլային դասակարգումը, ռիսկայնության փոփոխությունը ժամանակի ընթացքում, ինչպես նաև տարբեր մակրոտնտեսական սցենարներ։</w:t>
+        <w:t>ECL</w:t>
+      </w:r>
+      <w:r>
+        <w:rPr>
+          <w:rFonts w:ascii="Sylfaen" w:hAnsi="Sylfaen"/>
+          <w:sz w:val="24"/>
+          <w:lang w:val="hy-AM"/>
+        </w:rPr>
+        <w:t>-</w:t>
+      </w:r>
+      <w:r>
+        <w:rPr>
+          <w:rFonts w:ascii="Sylfaen" w:hAnsi="Sylfaen"/>
+          <w:sz w:val="24"/>
+          <w:lang w:val="hy-AM"/>
+        </w:rPr>
+        <w:t>ի հաշվարկը հիմնված է երեք հիմնական պարամետրերի վրա՝ դեֆոլտի հավանականություն (Probability of Default – PD), դեֆոլտի դեպքում կորուստ (Loss Given Default – LGD) և դեֆոլտի պահին ազդեցության չափ (Exposure at Default – EAD)։ Այս բաղադրիչների համադրությամբ գնահատվում է յուրաքանչյուր վարկային գործարքի և ամբողջ վարկային պորտֆելի ակնկալվող կորուստը։ Հաշվարկի ընթացքում անհրաժեշտ է հաշվի առնել վարկերի փուլային դասակարգումը, ռիսկայնության փոփոխությունը ժամանակի ընթացքում, ինչպես նաև տարբեր մակրոտնտեսական սցենարներ։</w:t>
       </w:r>
     </w:p>
     <w:p>
@@ -117,7 +165,23 @@
           <w:sz w:val="24"/>
           <w:lang w:val="hy-AM"/>
         </w:rPr>
-        <w:t>Խնդրի էությունն այն է, որ ECL-ի հաշվարկը պահանջում է մեծածավալ տվյալների մշակում, բարդ վիճակագրական և մաթեմատիկական մոդելների կիրառում, ինչպես նաև սցենարային վերլուծություն։ Տվյալները հավաքագրվում են տարբեր տեղեկատվական համակարգերից՝ վարկային հաշվառման համակարգերից, հաճախորդների վարկունակության գնահատման մոդուլներից, գրավների կառավարման համակարգերից և արտաքին մակրոտնտեսական աղբյուրներից։ Այս տվյալների ինտեգրումը, մաքրումը և կառուցվածքային վերամշակումը հանդիսանում են հաշվարկի նախնական և կարևոր փուլեր։</w:t>
+        <w:t>Խնդրի էությունն այն է, որ ECL</w:t>
+      </w:r>
+      <w:r>
+        <w:rPr>
+          <w:rFonts w:ascii="Sylfaen" w:hAnsi="Sylfaen"/>
+          <w:sz w:val="24"/>
+          <w:lang w:val="hy-AM"/>
+        </w:rPr>
+        <w:t>-</w:t>
+      </w:r>
+      <w:r>
+        <w:rPr>
+          <w:rFonts w:ascii="Sylfaen" w:hAnsi="Sylfaen"/>
+          <w:sz w:val="24"/>
+          <w:lang w:val="hy-AM"/>
+        </w:rPr>
+        <w:t>ի հաշվարկը պահանջում է մեծածավալ տվյալների մշակում, բարդ վիճակագրական և մաթեմատիկական մոդելների կիրառում, ինչպես նաև սցենարային վերլուծություն։ Տվյալները հավաքագրվում են տարբեր տեղեկատվական համակարգերից՝ վարկային հաշվառման համակարգերից, հաճախորդների վարկունակության գնահատման մոդուլներից, գրավների կառավարման համակարգերից և արտաքին մակրոտնտեսական աղբյուրներից։ Այս տվյալների ինտեգրումը, մաքրումը և կառուցվածքային վերամշակումը հանդիսանում են հաշվարկի նախնական և կարևոր փուլեր։</w:t>
       </w:r>
     </w:p>
     <w:p>
@@ -287,7 +351,21 @@
           <w:rFonts w:ascii="Sylfaen" w:hAnsi="Sylfaen"/>
           <w:lang w:val="hy-AM"/>
         </w:rPr>
-        <w:t>Ամպային ծառայությունները բաժանվում են մի քանի հիմնական մոդելների՝ On-Premise, IaaS, PaaS և SaaS։ Յուրաքանչյուր մոդել ունի իր առանձնահատկությունները, առավելությունները և սահմանափակումները։</w:t>
+        <w:t>Ամպային ծառայությունները բաժանվում են մի քանի հիմնական մոդելների՝ On</w:t>
+      </w:r>
+      <w:r>
+        <w:rPr>
+          <w:rFonts w:ascii="Sylfaen" w:hAnsi="Sylfaen"/>
+          <w:lang w:val="hy-AM"/>
+        </w:rPr>
+        <w:t>-</w:t>
+      </w:r>
+      <w:r>
+        <w:rPr>
+          <w:rFonts w:ascii="Sylfaen" w:hAnsi="Sylfaen"/>
+          <w:lang w:val="hy-AM"/>
+        </w:rPr>
+        <w:t>Premise, IaaS, PaaS և SaaS։ Յուրաքանչյուր մոդել ունի իր առանձնահատկությունները, առավելությունները և սահմանափակումները։</w:t>
       </w:r>
     </w:p>
     <w:p>
@@ -347,7 +425,25 @@
           <w:sz w:val="32"/>
           <w:lang w:val="hy-AM"/>
         </w:rPr>
-        <w:t>n-Premise</w:t>
+        <w:t>n</w:t>
+      </w:r>
+      <w:r>
+        <w:rPr>
+          <w:rFonts w:ascii="Sylfaen" w:hAnsi="Sylfaen"/>
+          <w:b/>
+          <w:sz w:val="32"/>
+          <w:lang w:val="hy-AM"/>
+        </w:rPr>
+        <w:t>-</w:t>
+      </w:r>
+      <w:r>
+        <w:rPr>
+          <w:rFonts w:ascii="Sylfaen" w:hAnsi="Sylfaen"/>
+          <w:b/>
+          <w:sz w:val="32"/>
+          <w:lang w:val="hy-AM"/>
+        </w:rPr>
+        <w:t>Premise</w:t>
       </w:r>
       <w:r>
         <w:rPr>
@@ -420,7 +516,21 @@
           <w:rFonts w:ascii="Sylfaen" w:hAnsi="Sylfaen"/>
           <w:lang w:val="hy-AM"/>
         </w:rPr>
-        <w:t>On-Premise մոդելի դեպքում կազմակերպությունը սեփական տարածքում տեղադրում և կառավարում է ամբողջ տեղեկատվական ենթակառուցվածքը։ Սերվերները, պահեստային սարքերը, ցանցային սարքավորումները և ծրագրային ապահովումը գտնվում են կազմակերպության ֆիզիկական վերահսկողության տակ։ Այս մոտեցումը երկար ժամանակ հանդիսացել է տեղեկատվական համակարգերի կառուցման հիմնական եղանակը և համարվում է դասական IT ճարտարապետության հիմքը։ Կազմակերպությունը ստեղծում է իր տվյալների կենտրոնը կամ սերվերային սենյակը, որտեղ տեղադրվում են հաշվարկային հզորությունները, պահեստային համակարգերը, ցանցային հանգույցները, անվտանգության սարքավորումները և էլեկտրասնուցման ու հովացման համակարգերը։</w:t>
+        <w:t>On</w:t>
+      </w:r>
+      <w:r>
+        <w:rPr>
+          <w:rFonts w:ascii="Sylfaen" w:hAnsi="Sylfaen"/>
+          <w:lang w:val="hy-AM"/>
+        </w:rPr>
+        <w:t>-</w:t>
+      </w:r>
+      <w:r>
+        <w:rPr>
+          <w:rFonts w:ascii="Sylfaen" w:hAnsi="Sylfaen"/>
+          <w:lang w:val="hy-AM"/>
+        </w:rPr>
+        <w:t>Premise մոդելի դեպքում կազմակերպությունը սեփական տարածքում տեղադրում և կառավարում է ամբողջ տեղեկատվական ենթակառուցվածքը։ Սերվերները, պահեստային սարքերը, ցանցային սարքավորումները և ծրագրային ապահովումը գտնվում են կազմակերպության ֆիզիկական վերահսկողության տակ։ Այս մոտեցումը երկար ժամանակ հանդիսացել է տեղեկատվական համակարգերի կառուցման հիմնական եղանակը և համարվում է դասական IT ճարտարապետության հիմքը։ Կազմակերպությունը ստեղծում է իր տվյալների կենտրոնը կամ սերվերային սենյակը, որտեղ տեղադրվում են հաշվարկային հզորությունները, պահեստային համակարգերը, ցանցային հանգույցները, անվտանգության սարքավորումները և էլեկտրասնուցման ու հովացման համակարգերը։</w:t>
       </w:r>
     </w:p>
     <w:p>
@@ -1167,7 +1277,21 @@
           <w:rFonts w:ascii="Sylfaen" w:hAnsi="Sylfaen"/>
           <w:lang w:val="hy-AM"/>
         </w:rPr>
-        <w:t>PaaS մոդելը ձևավորվել է ծրագրային ապահովման արագ զարգացման պահանջից։ Ժամանակակից կազմակերպությունները հաճախ աշխատում են դինամիկ միջավայրում, որտեղ անհրաժեշտ է կարճ ժամանակահատվածում ստեղծել և թողարկել նոր ֆունկցիոնալություն։ PaaS-ը հնարավորություն է տալիս ծրագրավորողներին անմիջապես սկսել աշխատանքը՝ առանց սերվերների տեղադրման, օպերացիոն համակարգերի կարգաբերման կամ անվտանգության հիմքային կոնֆիգուրացիաների իրականացման։</w:t>
+        <w:t>PaaS մոդելը ձևավորվել է ծրագրային ապահովման արագ զարգացման պահանջից։ Ժամանակակից կազմակերպությունները հաճախ աշխատում են դինամիկ միջավայրում, որտեղ անհրաժեշտ է կարճ ժամանակահատվածում ստեղծել և թողարկել նոր ֆունկցիոնալություն։ PaaS</w:t>
+      </w:r>
+      <w:r>
+        <w:rPr>
+          <w:rFonts w:ascii="Sylfaen" w:hAnsi="Sylfaen"/>
+          <w:lang w:val="hy-AM"/>
+        </w:rPr>
+        <w:t>-</w:t>
+      </w:r>
+      <w:r>
+        <w:rPr>
+          <w:rFonts w:ascii="Sylfaen" w:hAnsi="Sylfaen"/>
+          <w:lang w:val="hy-AM"/>
+        </w:rPr>
+        <w:t>ը հնարավորություն է տալիս ծրագրավորողներին անմիջապես սկսել աշխատանքը՝ առանց սերվերների տեղադրման, օպերացիոն համակարգերի կարգաբերման կամ անվտանգության հիմքային կոնֆիգուրացիաների իրականացման։</w:t>
       </w:r>
     </w:p>
     <w:p>
@@ -1186,7 +1310,21 @@
           <w:rFonts w:ascii="Sylfaen" w:hAnsi="Sylfaen"/>
           <w:lang w:val="hy-AM"/>
         </w:rPr>
-        <w:t>Այս մոդելում տրամադրվում են պատրաստի զարգացման հարթակներ, ծրագրավորման լեզուների աջակցություն, տվյալների բազաների ինտեգրում, API-ների կառավարում և մոնիթորինգի գործիքներ։ Շատ դեպքերում PaaS հարթակները ներառում են ավտոմատ մասշտաբելիության մեխանիզմներ, որոնց միջոցով համակարգը ինքնուրույն ավելացնում կամ նվազեցնում է ռեսուրսները՝ կախված բեռնվածությունից։ Սա ապահովում է կայուն աշխատանք նույնիսկ մեծ օգտագործման պայմաններում։</w:t>
+        <w:t>Այս մոդելում տրամադրվում են պատրաստի զարգացման հարթակներ, ծրագրավորման լեզուների աջակցություն, տվյալների բազաների ինտեգրում, API</w:t>
+      </w:r>
+      <w:r>
+        <w:rPr>
+          <w:rFonts w:ascii="Sylfaen" w:hAnsi="Sylfaen"/>
+          <w:lang w:val="hy-AM"/>
+        </w:rPr>
+        <w:t>-</w:t>
+      </w:r>
+      <w:r>
+        <w:rPr>
+          <w:rFonts w:ascii="Sylfaen" w:hAnsi="Sylfaen"/>
+          <w:lang w:val="hy-AM"/>
+        </w:rPr>
+        <w:t>ների կառավարում և մոնիթորինգի գործիքներ։ Շատ դեպքերում PaaS հարթակները ներառում են ավտոմատ մասշտաբելիության մեխանիզմներ, որոնց միջոցով համակարգը ինքնուրույն ավելացնում կամ նվազեցնում է ռեսուրսները՝ կախված բեռնվածությունից։ Սա ապահովում է կայուն աշխատանք նույնիսկ մեծ օգտագործման պայմաններում։</w:t>
       </w:r>
     </w:p>
     <w:p>
@@ -1308,7 +1446,21 @@
           <w:rFonts w:ascii="Sylfaen" w:hAnsi="Sylfaen"/>
           <w:lang w:val="hy-AM"/>
         </w:rPr>
-        <w:t>Մեկ այլ կարևոր հանգամանք է ծախսերի կառավարումը։ Չնայած PaaS-ը հաճախ նվազեցնում է ենթակառուցվածքային ծախսերը, ինտենսիվ օգտագործման դեպքում ծառայությունների արժեքը կարող է աճել։ Հետևաբար անհրաժեշտ է պարբերաբար վերլուծել օգտագործման տվյալները և օպտիմալացնել ռեսուրսների բաշխումը։</w:t>
+        <w:t>Մեկ այլ կարևոր հանգամանք է ծախսերի կառավարումը։ Չնայած PaaS</w:t>
+      </w:r>
+      <w:r>
+        <w:rPr>
+          <w:rFonts w:ascii="Sylfaen" w:hAnsi="Sylfaen"/>
+          <w:lang w:val="hy-AM"/>
+        </w:rPr>
+        <w:t>-</w:t>
+      </w:r>
+      <w:r>
+        <w:rPr>
+          <w:rFonts w:ascii="Sylfaen" w:hAnsi="Sylfaen"/>
+          <w:lang w:val="hy-AM"/>
+        </w:rPr>
+        <w:t>ը հաճախ նվազեցնում է ենթակառուցվածքային ծախսերը, ինտենսիվ օգտագործման դեպքում ծառայությունների արժեքը կարող է աճել։ Հետևաբար անհրաժեշտ է պարբերաբար վերլուծել օգտագործման տվյալները և օպտիմալացնել ռեսուրսների բաշխումը։</w:t>
       </w:r>
     </w:p>
     <w:p>
@@ -1742,7 +1894,35 @@
           <w:rFonts w:ascii="Sylfaen" w:hAnsi="Sylfaen"/>
           <w:lang w:val="hy-AM"/>
         </w:rPr>
-        <w:t>Ամպային շուկայի առաջատարներից է Microsoft ընկերության կողմից մշակված Microsoft Azure հարթակը։ Azure-ը առաջարկում է լայնածավալ ծառայությունների փաթեթ՝ ներառյալ վիրտուալ մեքենաներ, տվյալների բազաների կառավարման համակարգեր, արհեստական բանականության և մեքենայական ուսուցման գործիքներ, DevOps միջավայրեր և կիբերանվտանգության լուծումներ։ Azure-ը հատկապես լայն կիրառություն ունի ֆինանսական, պետական և կորպորատիվ ոլորտներում՝ ապահովելով բարձր հասանելիություն, գլոբալ տվյալային կենտրոնների ցանց և համապատասխանություն միջազգային</w:t>
+        <w:t>Ամպային շուկայի առաջատարներից է Microsoft ընկերության կողմից մշակված Microsoft Azure հարթակը։ Azure</w:t>
+      </w:r>
+      <w:r>
+        <w:rPr>
+          <w:rFonts w:ascii="Sylfaen" w:hAnsi="Sylfaen"/>
+          <w:lang w:val="hy-AM"/>
+        </w:rPr>
+        <w:t>-</w:t>
+      </w:r>
+      <w:r>
+        <w:rPr>
+          <w:rFonts w:ascii="Sylfaen" w:hAnsi="Sylfaen"/>
+          <w:lang w:val="hy-AM"/>
+        </w:rPr>
+        <w:t>ը առաջարկում է լայնածավալ ծառայությունների փաթեթ՝ ներառյալ վիրտուալ մեքենաներ, տվյալների բազաների կառավարման համակարգեր, արհեստական բանականության և մեքենայական ուսուցման գործիքներ, DevOps միջավայրեր և կիբերանվտանգության լուծումներ։ Azure</w:t>
+      </w:r>
+      <w:r>
+        <w:rPr>
+          <w:rFonts w:ascii="Sylfaen" w:hAnsi="Sylfaen"/>
+          <w:lang w:val="hy-AM"/>
+        </w:rPr>
+        <w:t>-</w:t>
+      </w:r>
+      <w:r>
+        <w:rPr>
+          <w:rFonts w:ascii="Sylfaen" w:hAnsi="Sylfaen"/>
+          <w:lang w:val="hy-AM"/>
+        </w:rPr>
+        <w:t>ը հատկապես լայն կիրառություն ունի ֆինանսական, պետական և կորպորատիվ ոլորտներում՝ ապահովելով բարձր հասանելիություն, գլոբալ տվյալային կենտրոնների ցանց և համապատասխանություն միջազգային</w:t>
       </w:r>
       <w:r>
         <w:rPr>
@@ -1768,7 +1948,35 @@
           <w:rFonts w:ascii="Sylfaen" w:hAnsi="Sylfaen"/>
           <w:lang w:val="hy-AM"/>
         </w:rPr>
-        <w:t>Ամպային ծառայությունների մեկ այլ խոշոր մատակարար է Amazon ընկերության ամպային ստորաբաժանումը՝ Amazon Web Services։ AWS-ը համարվում է շուկայի առաջին խոշորամասշտաբ ամպային հարթակներից մեկը և առաջարկում է հարյուրավոր ծառայություններ՝ հաշվողական ռեսուրսներից և պահեստավորումից մինչև տվյալների վերլուծություն, IoT լուծումներ և քվանտային հաշվարկման գործիքներ։ AWS-ի հիմնական առավելություններից է ծառայությունների լայն ընտրանին, գլոբալ հասանելիությունը և բարձր ճկունությունը տարբեր բիզնես մոդելների համ</w:t>
+        <w:t>Ամպային ծառայությունների մեկ այլ խոշոր մատակարար է Amazon ընկերության ամպային ստորաբաժանումը՝ Amazon Web Services։ AWS</w:t>
+      </w:r>
+      <w:r>
+        <w:rPr>
+          <w:rFonts w:ascii="Sylfaen" w:hAnsi="Sylfaen"/>
+          <w:lang w:val="hy-AM"/>
+        </w:rPr>
+        <w:t>-</w:t>
+      </w:r>
+      <w:r>
+        <w:rPr>
+          <w:rFonts w:ascii="Sylfaen" w:hAnsi="Sylfaen"/>
+          <w:lang w:val="hy-AM"/>
+        </w:rPr>
+        <w:t>ը համարվում է շուկայի առաջին խոշորամասշտաբ ամպային հարթակներից մեկը և առաջարկում է հարյուրավոր ծառայություններ՝ հաշվողական ռեսուրսներից և պահեստավորումից մինչև տվյալների վերլուծություն, IoT լուծումներ և քվանտային հաշվարկման գործիքներ։ AWS</w:t>
+      </w:r>
+      <w:r>
+        <w:rPr>
+          <w:rFonts w:ascii="Sylfaen" w:hAnsi="Sylfaen"/>
+          <w:lang w:val="hy-AM"/>
+        </w:rPr>
+        <w:t>-</w:t>
+      </w:r>
+      <w:r>
+        <w:rPr>
+          <w:rFonts w:ascii="Sylfaen" w:hAnsi="Sylfaen"/>
+          <w:lang w:val="hy-AM"/>
+        </w:rPr>
+        <w:t>ի հիմնական առավելություններից է ծառայությունների լայն ընտրանին, գլոբալ հասանելիությունը և բարձր ճկունությունը տարբեր բիզնես մոդելների համ</w:t>
       </w:r>
       <w:r>
         <w:rPr>
@@ -1794,7 +2002,35 @@
           <w:rFonts w:ascii="Sylfaen" w:hAnsi="Sylfaen"/>
           <w:lang w:val="hy-AM"/>
         </w:rPr>
-        <w:t>Oracle Corporation ընկերությունը ևս հանդես է գալիս որպես ամպային ծառայությունների մատակարար՝ իր Oracle Cloud հարթակի միջոցով։ Oracle-ը ավանդաբար հայտնի է տվյալների բազաների կառավարման համակարգերով, և դրա ամպային լուծումները հիմնականում կենտրոնացած են ձեռնարկությունների մակարդակի բիզնես համակարգերի, ERP և տվյալների բազաների բարձր արդյունավետության ապահովման վրա։ Oracle Cloud-ը հաճախ ընտրվում է այն կազմակերպությունների կողմից, որոնք արդեն օգտագործում են Oracle տեխնոլոգիաները և ցանկանում են անցում կատարել</w:t>
+        <w:t>Oracle Corporation ընկերությունը ևս հանդես է գալիս որպես ամպային ծառայությունների մատակարար՝ իր Oracle Cloud հարթակի միջոցով։ Oracle</w:t>
+      </w:r>
+      <w:r>
+        <w:rPr>
+          <w:rFonts w:ascii="Sylfaen" w:hAnsi="Sylfaen"/>
+          <w:lang w:val="hy-AM"/>
+        </w:rPr>
+        <w:t>-</w:t>
+      </w:r>
+      <w:r>
+        <w:rPr>
+          <w:rFonts w:ascii="Sylfaen" w:hAnsi="Sylfaen"/>
+          <w:lang w:val="hy-AM"/>
+        </w:rPr>
+        <w:t>ը ավանդաբար հայտնի է տվյալների բազաների կառավարման համակարգերով, և դրա ամպային լուծումները հիմնականում կենտրոնացած են ձեռնարկությունների մակարդակի բիզնես համակարգերի, ERP և տվյալների բազաների բարձր արդյունավետության ապահովման վրա։ Oracle Cloud</w:t>
+      </w:r>
+      <w:r>
+        <w:rPr>
+          <w:rFonts w:ascii="Sylfaen" w:hAnsi="Sylfaen"/>
+          <w:lang w:val="hy-AM"/>
+        </w:rPr>
+        <w:t>-</w:t>
+      </w:r>
+      <w:r>
+        <w:rPr>
+          <w:rFonts w:ascii="Sylfaen" w:hAnsi="Sylfaen"/>
+          <w:lang w:val="hy-AM"/>
+        </w:rPr>
+        <w:t>ը հաճախ ընտրվում է այն կազմակերպությունների կողմից, որոնք արդեն օգտագործում են Oracle տեխնոլոգիաները և ցանկանում են անցում կատարել</w:t>
       </w:r>
       <w:r>
         <w:rPr>
@@ -1820,7 +2056,21 @@
           <w:rFonts w:ascii="Sylfaen" w:hAnsi="Sylfaen"/>
           <w:lang w:val="hy-AM"/>
         </w:rPr>
-        <w:t>Ամպային տեխնոլոգիաների շուկայում կարևոր դեր ունի նաև Google ընկերության Google Cloud Platform հարթակը։ Google Cloud-ը առանձնանում է տվյալների վերլուծության, մեծ տվյալների մշակման և արհեստական բանականության ոլորտներում առաջադեմ լուծումներով։ Այն լայնորեն կիրառվում է տեխնոլոգիական ստարտափների, հետազոտական կազմակերպությունների և այն բիզնեսների կողմից, որոնք պահանջում են բարձր արտադրողականություն և տվյալահեն որոշումների ընդունման գործիքներ։</w:t>
+        <w:t>Ամպային տեխնոլոգիաների շուկայում կարևոր դեր ունի նաև Google ընկերության Google Cloud Platform հարթակը։ Google Cloud</w:t>
+      </w:r>
+      <w:r>
+        <w:rPr>
+          <w:rFonts w:ascii="Sylfaen" w:hAnsi="Sylfaen"/>
+          <w:lang w:val="hy-AM"/>
+        </w:rPr>
+        <w:t>-</w:t>
+      </w:r>
+      <w:r>
+        <w:rPr>
+          <w:rFonts w:ascii="Sylfaen" w:hAnsi="Sylfaen"/>
+          <w:lang w:val="hy-AM"/>
+        </w:rPr>
+        <w:t>ը առանձնանում է տվյալների վերլուծության, մեծ տվյալների մշակման և արհեստական բանականության ոլորտներում առաջադեմ լուծումներով։ Այն լայնորեն կիրառվում է տեխնոլոգիական ստարտափների, հետազոտական կազմակերպությունների և այն բիզնեսների կողմից, որոնք պահանջում են բարձր արտադրողականություն և տվյալահեն որոշումների ընդունման գործիքներ։</w:t>
       </w:r>
     </w:p>
     <w:p>
@@ -1839,7 +2089,21 @@
           <w:rFonts w:ascii="Sylfaen" w:hAnsi="Sylfaen"/>
           <w:lang w:val="hy-AM"/>
         </w:rPr>
-        <w:t>IBM ընկերությունը ևս հանդիսանում է ամպային ծառայությունների մատակարար՝ իր IBM Cloud հարթակի միջոցով։ IBM Cloud-ը կենտրոնանում է հիբրիդային ամպային լուծումների վրա՝ համադրելով տեղային և ամպային ենթակառուցվածքները։ Այն հատկապես կիրառվում է խոշոր կորպորացիաների և ֆինանսական հաստատությունների կողմից, որտեղ կարևոր են անվտանգությունը, տվյալների գաղտնիությունը և կարգավորող պա</w:t>
+        <w:t>IBM ընկերությունը ևս հանդիսանում է ամպային ծառայությունների մատակարար՝ իր IBM Cloud հարթակի միջոցով։ IBM Cloud</w:t>
+      </w:r>
+      <w:r>
+        <w:rPr>
+          <w:rFonts w:ascii="Sylfaen" w:hAnsi="Sylfaen"/>
+          <w:lang w:val="hy-AM"/>
+        </w:rPr>
+        <w:t>-</w:t>
+      </w:r>
+      <w:r>
+        <w:rPr>
+          <w:rFonts w:ascii="Sylfaen" w:hAnsi="Sylfaen"/>
+          <w:lang w:val="hy-AM"/>
+        </w:rPr>
+        <w:t>ը կենտրոնանում է հիբրիդային ամպային լուծումների վրա՝ համադրելով տեղային և ամպային ենթակառուցվածքները։ Այն հատկապես կիրառվում է խոշոր կորպորացիաների և ֆինանսական հաստատությունների կողմից, որտեղ կարևոր են անվտանգությունը, տվյալների գաղտնիությունը և կարգավորող պա</w:t>
       </w:r>
       <w:r>
         <w:rPr>
@@ -1939,7 +2203,51 @@
           <w:szCs w:val="24"/>
           <w:lang w:val="hy-AM" w:eastAsia="ru-RU"/>
         </w:rPr>
-        <w:t>Microsoft Azure-ը Microsoft ընկերության ստեղծած լայնածավալ և բազմաֆունկցիոնալ ամպային հարթակն է, որը առաջարկում է ավելի քան 200 ծառայություն և համապատասխանում է ինչպես փոքր ընկերությունների, այնպես էլ մեծ ձեռնարկությունների պահանջներին։ Azure-ը հնարավորություն է տալիս կառուցել, փորձարկել, տեղակայել և կառավարել ծրագրեր՝ առանց ֆիզիկական ենթակառուցվածքներ ունենալու անհրաժեշտության։</w:t>
+        <w:t>Microsoft Azure</w:t>
+      </w:r>
+      <w:r>
+        <w:rPr>
+          <w:rStyle w:val="Strong"/>
+          <w:rFonts w:ascii="Sylfaen" w:eastAsia="Times New Roman" w:hAnsi="Sylfaen" w:cs="Times New Roman"/>
+          <w:b w:val="0"/>
+          <w:sz w:val="24"/>
+          <w:szCs w:val="24"/>
+          <w:lang w:val="hy-AM" w:eastAsia="ru-RU"/>
+        </w:rPr>
+        <w:t>-</w:t>
+      </w:r>
+      <w:r>
+        <w:rPr>
+          <w:rStyle w:val="Strong"/>
+          <w:rFonts w:ascii="Sylfaen" w:eastAsia="Times New Roman" w:hAnsi="Sylfaen" w:cs="Times New Roman"/>
+          <w:b w:val="0"/>
+          <w:sz w:val="24"/>
+          <w:szCs w:val="24"/>
+          <w:lang w:val="hy-AM" w:eastAsia="ru-RU"/>
+        </w:rPr>
+        <w:t>ը Microsoft ընկերության ստեղծած լայնածավալ և բազմաֆունկցիոնալ ամպային հարթակն է, որը առաջարկում է ավելի քան 200 ծառայություն և համապատասխանում է ինչպես փոքր ընկերությունների, այնպես էլ մեծ ձեռնարկությունների պահանջներին։ Azure</w:t>
+      </w:r>
+      <w:r>
+        <w:rPr>
+          <w:rStyle w:val="Strong"/>
+          <w:rFonts w:ascii="Sylfaen" w:eastAsia="Times New Roman" w:hAnsi="Sylfaen" w:cs="Times New Roman"/>
+          <w:b w:val="0"/>
+          <w:sz w:val="24"/>
+          <w:szCs w:val="24"/>
+          <w:lang w:val="hy-AM" w:eastAsia="ru-RU"/>
+        </w:rPr>
+        <w:t>-</w:t>
+      </w:r>
+      <w:r>
+        <w:rPr>
+          <w:rStyle w:val="Strong"/>
+          <w:rFonts w:ascii="Sylfaen" w:eastAsia="Times New Roman" w:hAnsi="Sylfaen" w:cs="Times New Roman"/>
+          <w:b w:val="0"/>
+          <w:sz w:val="24"/>
+          <w:szCs w:val="24"/>
+          <w:lang w:val="hy-AM" w:eastAsia="ru-RU"/>
+        </w:rPr>
+        <w:t>ը հնարավորություն է տալիս կառուցել, փորձարկել, տեղակայել և կառավարել ծրագրեր՝ առանց ֆիզիկական ենթակառուցվածքներ ունենալու անհրաժեշտության։</w:t>
       </w:r>
     </w:p>
     <w:p>
@@ -1965,7 +2273,51 @@
           <w:szCs w:val="24"/>
           <w:lang w:val="hy-AM" w:eastAsia="ru-RU"/>
         </w:rPr>
-        <w:t>Azure-ի հիմնական ծառայությունները ներառում են հաշվողական հզորություն, ինչպիսիք են Virtual Machines (VMs), որոնք տրամադրում են տարբեր օպերացիոն համակարգերով վիրտուալ սերվերներ, Azure Functions՝ առանձ սերվերների հաշվարկ, որտեղ կոդը աշխատում է իրադարձությունների հիման վրա, և App Services՝ վեբ ծրագրերի հոստինգի համար։ Տվյալների պահեստավորման ոլորտում Azure-ն առաջարկում է Blob Storage, որը նախատեսված է մեծ չստրուկտուրավորված տվյալների պահպանման համար, Azure Files՝ կիսվող ֆայլային համակարգ, ինչպես նաև Data Lake Storage՝ մեծ չափի պահեստ տարբեր տիպի տվյալների համար։</w:t>
+        <w:t>Azure</w:t>
+      </w:r>
+      <w:r>
+        <w:rPr>
+          <w:rStyle w:val="Strong"/>
+          <w:rFonts w:ascii="Sylfaen" w:eastAsia="Times New Roman" w:hAnsi="Sylfaen" w:cs="Times New Roman"/>
+          <w:b w:val="0"/>
+          <w:sz w:val="24"/>
+          <w:szCs w:val="24"/>
+          <w:lang w:val="hy-AM" w:eastAsia="ru-RU"/>
+        </w:rPr>
+        <w:t>-</w:t>
+      </w:r>
+      <w:r>
+        <w:rPr>
+          <w:rStyle w:val="Strong"/>
+          <w:rFonts w:ascii="Sylfaen" w:eastAsia="Times New Roman" w:hAnsi="Sylfaen" w:cs="Times New Roman"/>
+          <w:b w:val="0"/>
+          <w:sz w:val="24"/>
+          <w:szCs w:val="24"/>
+          <w:lang w:val="hy-AM" w:eastAsia="ru-RU"/>
+        </w:rPr>
+        <w:t>ի հիմնական ծառայությունները ներառում են հաշվողական հզորություն, ինչպիսիք են Virtual Machines (VMs), որոնք տրամադրում են տարբեր օպերացիոն համակարգերով վիրտուալ սերվերներ, Azure Functions՝ առանձ սերվերների հաշվարկ, որտեղ կոդը աշխատում է իրադարձությունների հիման վրա, և App Services՝ վեբ ծրագրերի հոստինգի համար։ Տվյալների պահեստավորման ոլորտում Azure</w:t>
+      </w:r>
+      <w:r>
+        <w:rPr>
+          <w:rStyle w:val="Strong"/>
+          <w:rFonts w:ascii="Sylfaen" w:eastAsia="Times New Roman" w:hAnsi="Sylfaen" w:cs="Times New Roman"/>
+          <w:b w:val="0"/>
+          <w:sz w:val="24"/>
+          <w:szCs w:val="24"/>
+          <w:lang w:val="hy-AM" w:eastAsia="ru-RU"/>
+        </w:rPr>
+        <w:t>-</w:t>
+      </w:r>
+      <w:r>
+        <w:rPr>
+          <w:rStyle w:val="Strong"/>
+          <w:rFonts w:ascii="Sylfaen" w:eastAsia="Times New Roman" w:hAnsi="Sylfaen" w:cs="Times New Roman"/>
+          <w:b w:val="0"/>
+          <w:sz w:val="24"/>
+          <w:szCs w:val="24"/>
+          <w:lang w:val="hy-AM" w:eastAsia="ru-RU"/>
+        </w:rPr>
+        <w:t>ն առաջարկում է Blob Storage, որը նախատեսված է մեծ չստրուկտուրավորված տվյալների պահպանման համար, Azure Files՝ կիսվող ֆայլային համակարգ, ինչպես նաև Data Lake Storage՝ մեծ չափի պահեստ տարբեր տիպի տվյալների համար։</w:t>
       </w:r>
     </w:p>
     <w:p>
@@ -1991,7 +2343,51 @@
           <w:szCs w:val="24"/>
           <w:lang w:val="hy-AM" w:eastAsia="ru-RU"/>
         </w:rPr>
-        <w:t>Տվյալների բազաների ոլորտում ծառայությունների շարքում են Azure SQL Database, որը հանդիսանում է կառավարվող տվյալների բազա, Cosmos DB՝ գլոբալ բաշխված և բարձր աշխատանքային կարողություններով NoSQL տիպի տվյալների բազա, և PostgreSQL/MySQL ծառայություններ։ Մեքենայական ուսուցման և արհեստական բանականության համար Azure-ը տրամադրում է Azure Machine Learning ծառայությույնը՝ մեքենայական ուսուցման մոդելների մշակման, ուսուցման և տեղակայման ամբողջական միջավայր, ինչպես նաև Cognitive Services՝ տեսողության, խոսքի, լեզվի, որոնման և այլ տիպերի API-ների համախումբ։</w:t>
+        <w:t>Տվյալների բազաների ոլորտում ծառայությունների շարքում են Azure SQL Database, որը հանդիսանում է կառավարվող տվյալների բազա, Cosmos DB՝ գլոբալ բաշխված և բարձր աշխատանքային կարողություններով NoSQL տիպի տվյալների բազա, և PostgreSQL/MySQL ծառայություններ։ Մեքենայական ուսուցման և արհեստական բանականության համար Azure</w:t>
+      </w:r>
+      <w:r>
+        <w:rPr>
+          <w:rStyle w:val="Strong"/>
+          <w:rFonts w:ascii="Sylfaen" w:eastAsia="Times New Roman" w:hAnsi="Sylfaen" w:cs="Times New Roman"/>
+          <w:b w:val="0"/>
+          <w:sz w:val="24"/>
+          <w:szCs w:val="24"/>
+          <w:lang w:val="hy-AM" w:eastAsia="ru-RU"/>
+        </w:rPr>
+        <w:t>-</w:t>
+      </w:r>
+      <w:r>
+        <w:rPr>
+          <w:rStyle w:val="Strong"/>
+          <w:rFonts w:ascii="Sylfaen" w:eastAsia="Times New Roman" w:hAnsi="Sylfaen" w:cs="Times New Roman"/>
+          <w:b w:val="0"/>
+          <w:sz w:val="24"/>
+          <w:szCs w:val="24"/>
+          <w:lang w:val="hy-AM" w:eastAsia="ru-RU"/>
+        </w:rPr>
+        <w:t>ը տրամադրում է Azure Machine Learning ծառայությույնը՝ մեքենայական ուսուցման մոդելների մշակման, ուսուցման և տեղակայման ամբողջական միջավայր, ինչպես նաև Cognitive Services՝ տեսողության, խոսքի, լեզվի, որոնման և այլ տիպերի API</w:t>
+      </w:r>
+      <w:r>
+        <w:rPr>
+          <w:rStyle w:val="Strong"/>
+          <w:rFonts w:ascii="Sylfaen" w:eastAsia="Times New Roman" w:hAnsi="Sylfaen" w:cs="Times New Roman"/>
+          <w:b w:val="0"/>
+          <w:sz w:val="24"/>
+          <w:szCs w:val="24"/>
+          <w:lang w:val="hy-AM" w:eastAsia="ru-RU"/>
+        </w:rPr>
+        <w:t>-</w:t>
+      </w:r>
+      <w:r>
+        <w:rPr>
+          <w:rStyle w:val="Strong"/>
+          <w:rFonts w:ascii="Sylfaen" w:eastAsia="Times New Roman" w:hAnsi="Sylfaen" w:cs="Times New Roman"/>
+          <w:b w:val="0"/>
+          <w:sz w:val="24"/>
+          <w:szCs w:val="24"/>
+          <w:lang w:val="hy-AM" w:eastAsia="ru-RU"/>
+        </w:rPr>
+        <w:t>ների համախումբ։</w:t>
       </w:r>
     </w:p>
     <w:p>
@@ -2017,7 +2413,51 @@
           <w:szCs w:val="24"/>
           <w:lang w:val="hy-AM" w:eastAsia="ru-RU"/>
         </w:rPr>
-        <w:t>Տվյալների պրոցեսավորման և ինտեգրման ոլորտում Azure-ի ծառայությունները ներառում են Azure Data Factory-ն՝ տվյալների տեղափոխման և փոխակերպման համար, և Azure Synapse Analytics՝ մեծածավալ տվյալների վերլուծության և բիզնես ինտելեկտի ապահովման համար։ Ցանցային ծառայությունների շարքում ընդգրկված են Virtual Network, Load Balancer, VPN Gateway, Firewall, ինչպես նաև CDN, DDoS հարձակումներից պաշտպանություն և այլ ցանցային գործիքներ։</w:t>
+        <w:t>Տվյալների պրոցեսավորման և ինտեգրման ոլորտում Azure</w:t>
+      </w:r>
+      <w:r>
+        <w:rPr>
+          <w:rStyle w:val="Strong"/>
+          <w:rFonts w:ascii="Sylfaen" w:eastAsia="Times New Roman" w:hAnsi="Sylfaen" w:cs="Times New Roman"/>
+          <w:b w:val="0"/>
+          <w:sz w:val="24"/>
+          <w:szCs w:val="24"/>
+          <w:lang w:val="hy-AM" w:eastAsia="ru-RU"/>
+        </w:rPr>
+        <w:t>-</w:t>
+      </w:r>
+      <w:r>
+        <w:rPr>
+          <w:rStyle w:val="Strong"/>
+          <w:rFonts w:ascii="Sylfaen" w:eastAsia="Times New Roman" w:hAnsi="Sylfaen" w:cs="Times New Roman"/>
+          <w:b w:val="0"/>
+          <w:sz w:val="24"/>
+          <w:szCs w:val="24"/>
+          <w:lang w:val="hy-AM" w:eastAsia="ru-RU"/>
+        </w:rPr>
+        <w:t>ի ծառայությունները ներառում են Azure Data Factory</w:t>
+      </w:r>
+      <w:r>
+        <w:rPr>
+          <w:rStyle w:val="Strong"/>
+          <w:rFonts w:ascii="Sylfaen" w:eastAsia="Times New Roman" w:hAnsi="Sylfaen" w:cs="Times New Roman"/>
+          <w:b w:val="0"/>
+          <w:sz w:val="24"/>
+          <w:szCs w:val="24"/>
+          <w:lang w:val="hy-AM" w:eastAsia="ru-RU"/>
+        </w:rPr>
+        <w:t>-</w:t>
+      </w:r>
+      <w:r>
+        <w:rPr>
+          <w:rStyle w:val="Strong"/>
+          <w:rFonts w:ascii="Sylfaen" w:eastAsia="Times New Roman" w:hAnsi="Sylfaen" w:cs="Times New Roman"/>
+          <w:b w:val="0"/>
+          <w:sz w:val="24"/>
+          <w:szCs w:val="24"/>
+          <w:lang w:val="hy-AM" w:eastAsia="ru-RU"/>
+        </w:rPr>
+        <w:t>ն՝ տվյալների տեղափոխման և փոխակերպման համար, և Azure Synapse Analytics՝ մեծածավալ տվյալների վերլուծության և բիզնես ինտելեկտի ապահովման համար։ Ցանցային ծառայությունների շարքում ընդգրկված են Virtual Network, Load Balancer, VPN Gateway, Firewall, ինչպես նաև CDN, DDoS հարձակումներից պաշտպանություն և այլ ցանցային գործիքներ։</w:t>
       </w:r>
     </w:p>
     <w:p>
@@ -2043,7 +2483,29 @@
           <w:szCs w:val="24"/>
           <w:lang w:val="hy-AM" w:eastAsia="ru-RU"/>
         </w:rPr>
-        <w:t>Azure-ի հիմնական առավելությունն այն է, որ այն ապահովում է ճկունություն, գլոբալ հասանելիություն և անվտանգություն, միաժամանակ նվազեցնելով կազմակերպությունների տեխնիկական և ֆինանսական բեռնվածությունը։</w:t>
+        <w:t>Azure</w:t>
+      </w:r>
+      <w:r>
+        <w:rPr>
+          <w:rStyle w:val="Strong"/>
+          <w:rFonts w:ascii="Sylfaen" w:eastAsia="Times New Roman" w:hAnsi="Sylfaen" w:cs="Times New Roman"/>
+          <w:b w:val="0"/>
+          <w:sz w:val="24"/>
+          <w:szCs w:val="24"/>
+          <w:lang w:val="hy-AM" w:eastAsia="ru-RU"/>
+        </w:rPr>
+        <w:t>-</w:t>
+      </w:r>
+      <w:r>
+        <w:rPr>
+          <w:rStyle w:val="Strong"/>
+          <w:rFonts w:ascii="Sylfaen" w:eastAsia="Times New Roman" w:hAnsi="Sylfaen" w:cs="Times New Roman"/>
+          <w:b w:val="0"/>
+          <w:sz w:val="24"/>
+          <w:szCs w:val="24"/>
+          <w:lang w:val="hy-AM" w:eastAsia="ru-RU"/>
+        </w:rPr>
+        <w:t>ի հիմնական առավելությունն այն է, որ այն ապահովում է ճկունություն, գլոբալ հասանելիություն և անվտանգություն, միաժամանակ նվազեցնելով կազմակերպությունների տեխնիկական և ֆինանսական բեռնվածությունը։</w:t>
       </w:r>
     </w:p>
     <w:p>
@@ -2478,7 +2940,21 @@
           <w:rFonts w:ascii="Sylfaen" w:hAnsi="Sylfaen"/>
           <w:lang w:val="hy-AM"/>
         </w:rPr>
-        <w:t>պահեստում, սովորաբար Data Warehouse-ում, ինչպիսիք են Azure SQL Data Warehouse կամ Teradata։ ETL</w:t>
+        <w:t>պահեստում, սովորաբար Data Warehouse</w:t>
+      </w:r>
+      <w:r>
+        <w:rPr>
+          <w:rFonts w:ascii="Sylfaen" w:hAnsi="Sylfaen"/>
+          <w:lang w:val="hy-AM"/>
+        </w:rPr>
+        <w:t>-</w:t>
+      </w:r>
+      <w:r>
+        <w:rPr>
+          <w:rFonts w:ascii="Sylfaen" w:hAnsi="Sylfaen"/>
+          <w:lang w:val="hy-AM"/>
+        </w:rPr>
+        <w:t>ում, ինչպիսիք են Azure SQL Data Warehouse կամ Teradata։ ETL</w:t>
       </w:r>
       <w:r>
         <w:rPr>
@@ -2581,14 +3057,63 @@
           <w:rFonts w:ascii="Sylfaen" w:hAnsi="Sylfaen"/>
           <w:lang w:val="hy-AM"/>
         </w:rPr>
-        <w:t>ELT-ն (Extract - Load - Transform) մոտեցումը տարբերվում է ETL</w:t>
-      </w:r>
-      <w:r>
-        <w:rPr>
-          <w:rFonts w:ascii="Sylfaen" w:hAnsi="Sylfaen"/>
-          <w:lang w:val="hy-AM"/>
-        </w:rPr>
-        <w:t>-ից նրա</w:t>
+        <w:t>ELT</w:t>
+      </w:r>
+      <w:r>
+        <w:rPr>
+          <w:rFonts w:ascii="Sylfaen" w:hAnsi="Sylfaen"/>
+          <w:lang w:val="hy-AM"/>
+        </w:rPr>
+        <w:t>-</w:t>
+      </w:r>
+      <w:r>
+        <w:rPr>
+          <w:rFonts w:ascii="Sylfaen" w:hAnsi="Sylfaen"/>
+          <w:lang w:val="hy-AM"/>
+        </w:rPr>
+        <w:t xml:space="preserve">ն (Extract </w:t>
+      </w:r>
+      <w:r>
+        <w:rPr>
+          <w:rFonts w:ascii="Sylfaen" w:hAnsi="Sylfaen"/>
+          <w:lang w:val="hy-AM"/>
+        </w:rPr>
+        <w:t>-</w:t>
+      </w:r>
+      <w:r>
+        <w:rPr>
+          <w:rFonts w:ascii="Sylfaen" w:hAnsi="Sylfaen"/>
+          <w:lang w:val="hy-AM"/>
+        </w:rPr>
+        <w:t xml:space="preserve"> Load </w:t>
+      </w:r>
+      <w:r>
+        <w:rPr>
+          <w:rFonts w:ascii="Sylfaen" w:hAnsi="Sylfaen"/>
+          <w:lang w:val="hy-AM"/>
+        </w:rPr>
+        <w:t>-</w:t>
+      </w:r>
+      <w:r>
+        <w:rPr>
+          <w:rFonts w:ascii="Sylfaen" w:hAnsi="Sylfaen"/>
+          <w:lang w:val="hy-AM"/>
+        </w:rPr>
+        <w:t xml:space="preserve"> Transform) մոտեցումը տարբերվում է ETL</w:t>
+      </w:r>
+      <w:r>
+        <w:rPr>
+          <w:rFonts w:ascii="Sylfaen" w:hAnsi="Sylfaen"/>
+          <w:lang w:val="hy-AM"/>
+        </w:rPr>
+        <w:t>-</w:t>
+      </w:r>
+      <w:r>
+        <w:rPr>
+          <w:rFonts w:ascii="Sylfaen" w:hAnsi="Sylfaen"/>
+          <w:lang w:val="hy-AM"/>
+        </w:rPr>
+        <w:t>ից նրա</w:t>
       </w:r>
       <w:r>
         <w:rPr>
@@ -2609,14 +3134,35 @@
           <w:rFonts w:ascii="Sylfaen" w:hAnsi="Sylfaen"/>
           <w:lang w:val="hy-AM"/>
         </w:rPr>
-        <w:t xml:space="preserve"> շնորհիվ։ ELT-ում առաջին փուլը Extract է, որի ընթացքում աղբյուրներից ստացվում են տվյալները՝ առանց մեծ վերափոխումների։ Երկրորդ փուլը՝ Load, ենթադրում է raw ֆորմատի տվյալների անմիջական պահպանումը տվյալների պահեստում, օրինակ՝ Azure Synapse Analytics, Snowflake, BigQuery կամ Databricks Delta Lake։ Երրորդ փուլը՝ Transform, իրականացվում է հենց պահեստի ներսում՝ օգտագործելով SQL</w:t>
-      </w:r>
-      <w:r>
-        <w:rPr>
-          <w:rFonts w:ascii="Sylfaen" w:hAnsi="Sylfaen"/>
-          <w:lang w:val="hy-AM"/>
-        </w:rPr>
-        <w:t>-ի</w:t>
+        <w:t xml:space="preserve"> շնորհիվ։ ELT</w:t>
+      </w:r>
+      <w:r>
+        <w:rPr>
+          <w:rFonts w:ascii="Sylfaen" w:hAnsi="Sylfaen"/>
+          <w:lang w:val="hy-AM"/>
+        </w:rPr>
+        <w:t>-</w:t>
+      </w:r>
+      <w:r>
+        <w:rPr>
+          <w:rFonts w:ascii="Sylfaen" w:hAnsi="Sylfaen"/>
+          <w:lang w:val="hy-AM"/>
+        </w:rPr>
+        <w:t>ում առաջին փուլը Extract է, որի ընթացքում աղբյուրներից ստացվում են տվյալները՝ առանց մեծ վերափոխումների։ Երկրորդ փուլը՝ Load, ենթադրում է raw ֆորմատի տվյալների անմիջական պահպանումը տվյալների պահեստում, օրինակ՝ Azure Synapse Analytics, Snowflake, BigQuery կամ Databricks Delta Lake։ Երրորդ փուլը՝ Transform, իրականացվում է հենց պահեստի ներսում՝ օգտագործելով SQL</w:t>
+      </w:r>
+      <w:r>
+        <w:rPr>
+          <w:rFonts w:ascii="Sylfaen" w:hAnsi="Sylfaen"/>
+          <w:lang w:val="hy-AM"/>
+        </w:rPr>
+        <w:t>-</w:t>
+      </w:r>
+      <w:r>
+        <w:rPr>
+          <w:rFonts w:ascii="Sylfaen" w:hAnsi="Sylfaen"/>
+          <w:lang w:val="hy-AM"/>
+        </w:rPr>
+        <w:t>ի</w:t>
       </w:r>
       <w:r>
         <w:rPr>
@@ -2630,7 +3176,14 @@
           <w:rFonts w:ascii="Sylfaen" w:hAnsi="Sylfaen"/>
           <w:lang w:val="hy-AM"/>
         </w:rPr>
-        <w:t>-ի</w:t>
+        <w:t>-</w:t>
+      </w:r>
+      <w:r>
+        <w:rPr>
+          <w:rFonts w:ascii="Sylfaen" w:hAnsi="Sylfaen"/>
+          <w:lang w:val="hy-AM"/>
+        </w:rPr>
+        <w:t>ի</w:t>
       </w:r>
       <w:r>
         <w:rPr>
@@ -2698,7 +3251,14 @@
           <w:rFonts w:ascii="Sylfaen" w:hAnsi="Sylfaen"/>
           <w:lang w:val="hy-AM"/>
         </w:rPr>
-        <w:t>։ ELT-</w:t>
+        <w:t>։ ELT</w:t>
+      </w:r>
+      <w:r>
+        <w:rPr>
+          <w:rFonts w:ascii="Sylfaen" w:hAnsi="Sylfaen"/>
+          <w:lang w:val="hy-AM"/>
+        </w:rPr>
+        <w:t>-</w:t>
       </w:r>
       <w:r>
         <w:rPr>
@@ -2740,7 +3300,21 @@
           <w:rFonts w:ascii="Sylfaen" w:hAnsi="Sylfaen"/>
           <w:lang w:val="hy-AM"/>
         </w:rPr>
-        <w:t>Աղյուսակ 1-ում</w:t>
+        <w:t>Աղյուսակ 1</w:t>
+      </w:r>
+      <w:r>
+        <w:rPr>
+          <w:rFonts w:ascii="Sylfaen" w:hAnsi="Sylfaen"/>
+          <w:lang w:val="hy-AM"/>
+        </w:rPr>
+        <w:t>-</w:t>
+      </w:r>
+      <w:r>
+        <w:rPr>
+          <w:rFonts w:ascii="Sylfaen" w:hAnsi="Sylfaen"/>
+          <w:lang w:val="hy-AM"/>
+        </w:rPr>
+        <w:t>ում</w:t>
       </w:r>
       <w:r>
         <w:rPr>
@@ -3795,7 +4369,25 @@
           <w:szCs w:val="24"/>
           <w:lang w:val="hy-AM" w:eastAsia="ru-RU"/>
         </w:rPr>
-        <w:t>OLAP (Online Analytical Processing) համակարգերը նախատեսված են վերլուծական և բիզնես-վերլուծական խնդիրների համար, երբ անհրաժեշտ է աշխատել մեծ ծավալի պատմական տվյալների հետ, կատարել բարդ հարցումներ և ստանալ խորքային վերլուծություն։ Այս համակարգերը ապահովում են բարդ վերլուծական հարցումներ, որոնք կարող են ներառել խմբավորումներ, ագրեգացիաներ և բազմաչափ վերլուծություն</w:t>
+        <w:t>OLAP (Online Analytical Processing) համակարգերը նախատեսված են վերլուծական և բիզնես</w:t>
+      </w:r>
+      <w:r>
+        <w:rPr>
+          <w:rFonts w:ascii="Sylfaen" w:eastAsia="Times New Roman" w:hAnsi="Sylfaen" w:cs="Times New Roman"/>
+          <w:sz w:val="24"/>
+          <w:szCs w:val="24"/>
+          <w:lang w:val="hy-AM" w:eastAsia="ru-RU"/>
+        </w:rPr>
+        <w:t>-</w:t>
+      </w:r>
+      <w:r>
+        <w:rPr>
+          <w:rFonts w:ascii="Sylfaen" w:eastAsia="Times New Roman" w:hAnsi="Sylfaen" w:cs="Times New Roman"/>
+          <w:sz w:val="24"/>
+          <w:szCs w:val="24"/>
+          <w:lang w:val="hy-AM" w:eastAsia="ru-RU"/>
+        </w:rPr>
+        <w:t>վերլուծական խնդիրների համար, երբ անհրաժեշտ է աշխատել մեծ ծավալի պատմական տվյալների հետ, կատարել բարդ հարցումներ և ստանալ խորքային վերլուծություն։ Այս համակարգերը ապահովում են բարդ վերլուծական հարցումներ, որոնք կարող են ներառել խմբավորումներ, ագրեգացիաներ և բազմաչափ վերլուծություն</w:t>
       </w:r>
       <w:r>
         <w:rPr>
@@ -3849,7 +4441,25 @@
           <w:szCs w:val="24"/>
           <w:lang w:val="hy-AM" w:eastAsia="ru-RU"/>
         </w:rPr>
-        <w:t>։ Այս համակարգերը հաճախ օգտագործվում են BI և Dashboard-ների ստեղծման համար, օրինակ՝ Power BI, Tableau և reporting համակարգերում։ Օրինակներ են հանդիսանում Azure Synapse Analytics՝ ամպային մեծ տվյալների և վերլուծության հարթակը, ինչպես նաև Data Warehouse համակարգերը, ինչպիսիք են Snowflake, Google BigQuery և Amazon Redshift։</w:t>
+        <w:t>։ Այս համակարգերը հաճախ օգտագործվում են BI և Dashboard</w:t>
+      </w:r>
+      <w:r>
+        <w:rPr>
+          <w:rFonts w:ascii="Sylfaen" w:eastAsia="Times New Roman" w:hAnsi="Sylfaen" w:cs="Times New Roman"/>
+          <w:sz w:val="24"/>
+          <w:szCs w:val="24"/>
+          <w:lang w:val="hy-AM" w:eastAsia="ru-RU"/>
+        </w:rPr>
+        <w:t>-</w:t>
+      </w:r>
+      <w:r>
+        <w:rPr>
+          <w:rFonts w:ascii="Sylfaen" w:eastAsia="Times New Roman" w:hAnsi="Sylfaen" w:cs="Times New Roman"/>
+          <w:sz w:val="24"/>
+          <w:szCs w:val="24"/>
+          <w:lang w:val="hy-AM" w:eastAsia="ru-RU"/>
+        </w:rPr>
+        <w:t>ների ստեղծման համար, օրինակ՝ Power BI, Tableau և reporting համակարգերում։ Օրինակներ են հանդիսանում Azure Synapse Analytics՝ ամպային մեծ տվյալների և վերլուծության հարթակը, ինչպես նաև Data Warehouse համակարգերը, ինչպիսիք են Snowflake, Google BigQuery և Amazon Redshift։</w:t>
       </w:r>
       <w:r>
         <w:rPr>
@@ -3907,7 +4517,18 @@
           <w:szCs w:val="24"/>
           <w:lang w:val="hy-AM" w:eastAsia="ru-RU"/>
         </w:rPr>
-        <w:t>-ՈԻՄ</w:t>
+        <w:t>-</w:t>
+      </w:r>
+      <w:r>
+        <w:rPr>
+          <w:rFonts w:ascii="Sylfaen" w:eastAsia="Times New Roman" w:hAnsi="Sylfaen" w:cs="Times New Roman"/>
+          <w:b/>
+          <w:bCs/>
+          <w:sz w:val="36"/>
+          <w:szCs w:val="24"/>
+          <w:lang w:val="hy-AM" w:eastAsia="ru-RU"/>
+        </w:rPr>
+        <w:t>ՈԻՄ</w:t>
       </w:r>
     </w:p>
     <w:p>
@@ -5249,7 +5870,25 @@
           <w:szCs w:val="24"/>
           <w:lang w:val="hy-AM" w:eastAsia="ru-RU"/>
         </w:rPr>
-        <w:t xml:space="preserve">Azure Databricks-ը նախատեսված է մեծ տվյալների բաշխված մշակման, տվյալների </w:t>
+        <w:t>Azure Databricks</w:t>
+      </w:r>
+      <w:r>
+        <w:rPr>
+          <w:rFonts w:ascii="Sylfaen" w:eastAsia="Times New Roman" w:hAnsi="Sylfaen" w:cs="Times New Roman"/>
+          <w:sz w:val="24"/>
+          <w:szCs w:val="24"/>
+          <w:lang w:val="hy-AM" w:eastAsia="ru-RU"/>
+        </w:rPr>
+        <w:t>-</w:t>
+      </w:r>
+      <w:r>
+        <w:rPr>
+          <w:rFonts w:ascii="Sylfaen" w:eastAsia="Times New Roman" w:hAnsi="Sylfaen" w:cs="Times New Roman"/>
+          <w:sz w:val="24"/>
+          <w:szCs w:val="24"/>
+          <w:lang w:val="hy-AM" w:eastAsia="ru-RU"/>
+        </w:rPr>
+        <w:t xml:space="preserve">ը նախատեսված է մեծ տվյալների բաշխված մշակման, տվյալների </w:t>
       </w:r>
       <w:r>
         <w:rPr>
@@ -5267,7 +5906,25 @@
           <w:szCs w:val="24"/>
           <w:lang w:val="hy-AM" w:eastAsia="ru-RU"/>
         </w:rPr>
-        <w:t>և մեքենայական ուսուցման խնդիրների լուծման համար։ Apache Spark-ի հիմքով այն թույլ է տալիս տվյալները բաժանել փոքր հատվածների և մշակել զուգահեռ հաշվարկային հանգույցներում, ինչի արդյունքում զգալիորեն բարձրանում է կատարողականությունը և կրճատվում մշակման ժամանակը։ Ծառայությունը տրամադրում է ամբողջությամբ կառավարվող միջավայր, որտեղ հնարավոր է ստեղծել ավտոմատ մասշտաբավորվող հաշվարկային կլաստերներ, վերահսկել ռեսուրսների օգտագործումը և օպտիմալացնել ծախսերը</w:t>
+        <w:t>և մեքենայական ուսուցման խնդիրների լուծման համար։ Apache Spark</w:t>
+      </w:r>
+      <w:r>
+        <w:rPr>
+          <w:rFonts w:ascii="Sylfaen" w:eastAsia="Times New Roman" w:hAnsi="Sylfaen" w:cs="Times New Roman"/>
+          <w:sz w:val="24"/>
+          <w:szCs w:val="24"/>
+          <w:lang w:val="hy-AM" w:eastAsia="ru-RU"/>
+        </w:rPr>
+        <w:t>-</w:t>
+      </w:r>
+      <w:r>
+        <w:rPr>
+          <w:rFonts w:ascii="Sylfaen" w:eastAsia="Times New Roman" w:hAnsi="Sylfaen" w:cs="Times New Roman"/>
+          <w:sz w:val="24"/>
+          <w:szCs w:val="24"/>
+          <w:lang w:val="hy-AM" w:eastAsia="ru-RU"/>
+        </w:rPr>
+        <w:t>ի հիմքով այն թույլ է տալիս տվյալները բաժանել փոքր հատվածների և մշակել զուգահեռ հաշվարկային հանգույցներում, ինչի արդյունքում զգալիորեն բարձրանում է կատարողականությունը և կրճատվում մշակման ժամանակը։ Ծառայությունը տրամադրում է ամբողջությամբ կառավարվող միջավայր, որտեղ հնարավոր է ստեղծել ավտոմատ մասշտաբավորվող հաշվարկային կլաստերներ, վերահսկել ռեսուրսների օգտագործումը և օպտիմալացնել ծախսերը</w:t>
       </w:r>
       <w:r>
         <w:rPr>
@@ -5298,7 +5955,43 @@
           <w:szCs w:val="24"/>
           <w:lang w:val="hy-AM" w:eastAsia="ru-RU"/>
         </w:rPr>
-        <w:t>Databricks միջավայրը ապահովում է համագործակցային notebook-ներ, որոնք աջակցում են մի քանի ծրագրավորման լեզուների, մասնավորապես Python, SQL, Scala և R։ Սա թույլ է տալիս տվյալների ինժեներներին, վերլուծաբաններին և տվյալագետներին աշխատել նույն նախագծի վրա՝ միևնույն միջավայրում։ Notebook-ները հնարավորություն են տալիս համատեղել կոդը, վիզուալիզացիան և բացատրական տեքստը, ինչը կարևոր է ինչպես հետազոտական, այնպես</w:t>
+        <w:t>Databricks միջավայրը ապահովում է համագործակցային notebook</w:t>
+      </w:r>
+      <w:r>
+        <w:rPr>
+          <w:rFonts w:ascii="Sylfaen" w:eastAsia="Times New Roman" w:hAnsi="Sylfaen" w:cs="Times New Roman"/>
+          <w:sz w:val="24"/>
+          <w:szCs w:val="24"/>
+          <w:lang w:val="hy-AM" w:eastAsia="ru-RU"/>
+        </w:rPr>
+        <w:t>-</w:t>
+      </w:r>
+      <w:r>
+        <w:rPr>
+          <w:rFonts w:ascii="Sylfaen" w:eastAsia="Times New Roman" w:hAnsi="Sylfaen" w:cs="Times New Roman"/>
+          <w:sz w:val="24"/>
+          <w:szCs w:val="24"/>
+          <w:lang w:val="hy-AM" w:eastAsia="ru-RU"/>
+        </w:rPr>
+        <w:t>ներ, որոնք աջակցում են մի քանի ծրագրավորման լեզուների, մասնավորապես Python, SQL, Scala և R։ Սա թույլ է տալիս տվյալների ինժեներներին, վերլուծաբաններին և տվյալագետներին աշխատել նույն նախագծի վրա՝ միևնույն միջավայրում։ Notebook</w:t>
+      </w:r>
+      <w:r>
+        <w:rPr>
+          <w:rFonts w:ascii="Sylfaen" w:eastAsia="Times New Roman" w:hAnsi="Sylfaen" w:cs="Times New Roman"/>
+          <w:sz w:val="24"/>
+          <w:szCs w:val="24"/>
+          <w:lang w:val="hy-AM" w:eastAsia="ru-RU"/>
+        </w:rPr>
+        <w:t>-</w:t>
+      </w:r>
+      <w:r>
+        <w:rPr>
+          <w:rFonts w:ascii="Sylfaen" w:eastAsia="Times New Roman" w:hAnsi="Sylfaen" w:cs="Times New Roman"/>
+          <w:sz w:val="24"/>
+          <w:szCs w:val="24"/>
+          <w:lang w:val="hy-AM" w:eastAsia="ru-RU"/>
+        </w:rPr>
+        <w:t>ները հնարավորություն են տալիս համատեղել կոդը, վիզուալիզացիան և բացատրական տեքստը, ինչը կարևոր է ինչպես հետազոտական, այնպես</w:t>
       </w:r>
       <w:r>
         <w:rPr>
@@ -5329,7 +6022,25 @@
           <w:szCs w:val="24"/>
           <w:lang w:val="hy-AM" w:eastAsia="ru-RU"/>
         </w:rPr>
-        <w:t>Databricks-ը լայնորեն կիրառվում է տվյալների ներմուծման, մաքրման և վերափոխման գործընթացներում։ Այն աջակցում է ինչպես batch, այնպես էլ streaming մշակում, ինչը թույլ է տալիս աշխատել ինչպես կուտակված, այնպես էլ իրական ժամանակում հոսող տվյալների հետ։ Structured Streaming տեխնոլոգիան ապահովում է միասնական ծրագրավորման մոդել՝ պարզեցնելով տվյալների հոսքային մշակումը և ապահովելով բարձր հուսալիություն նույնիսկ մեծ բեռնվածության պայմաններում։ Այս մոտեցումը հատկապես կարևոր է ֆինանսական գործարքների մշակումում, առցանց ծառայություններում և IoT միջավայրերում, որտեղ տվյալների ուշացումը կարող է հանգեցնել ռիս</w:t>
+        <w:t>Databricks</w:t>
+      </w:r>
+      <w:r>
+        <w:rPr>
+          <w:rFonts w:ascii="Sylfaen" w:eastAsia="Times New Roman" w:hAnsi="Sylfaen" w:cs="Times New Roman"/>
+          <w:sz w:val="24"/>
+          <w:szCs w:val="24"/>
+          <w:lang w:val="hy-AM" w:eastAsia="ru-RU"/>
+        </w:rPr>
+        <w:t>-</w:t>
+      </w:r>
+      <w:r>
+        <w:rPr>
+          <w:rFonts w:ascii="Sylfaen" w:eastAsia="Times New Roman" w:hAnsi="Sylfaen" w:cs="Times New Roman"/>
+          <w:sz w:val="24"/>
+          <w:szCs w:val="24"/>
+          <w:lang w:val="hy-AM" w:eastAsia="ru-RU"/>
+        </w:rPr>
+        <w:t>ը լայնորեն կիրառվում է տվյալների ներմուծման, մաքրման և վերափոխման գործընթացներում։ Այն աջակցում է ինչպես batch, այնպես էլ streaming մշակում, ինչը թույլ է տալիս աշխատել ինչպես կուտակված, այնպես էլ իրական ժամանակում հոսող տվյալների հետ։ Structured Streaming տեխնոլոգիան ապահովում է միասնական ծրագրավորման մոդել՝ պարզեցնելով տվյալների հոսքային մշակումը և ապահովելով բարձր հուսալիություն նույնիսկ մեծ բեռնվածության պայմաններում։ Այս մոտեցումը հատկապես կարևոր է ֆինանսական գործարքների մշակումում, առցանց ծառայություններում և IoT միջավայրերում, որտեղ տվյալների ուշացումը կարող է հանգեցնել ռիս</w:t>
       </w:r>
       <w:r>
         <w:rPr>
@@ -5394,7 +6105,25 @@
           <w:szCs w:val="24"/>
           <w:lang w:val="hy-AM" w:eastAsia="ru-RU"/>
         </w:rPr>
-        <w:t xml:space="preserve">։ Delta Lake-ը ներդնում է ACID հատկություններ, ինչը նշանակում է, որ տվյալների գրառումները կատարվում են հուսալի և վերահսկվող եղանակով։ Բացի այդ, այն ապահովում է schema enforcement և schema evolution հնարավորություններ, որոնք կարևոր են տվյալների կառուցվածքի փոփոխությունների կառավարման համար։ Այս </w:t>
+        <w:t>։ Delta Lake</w:t>
+      </w:r>
+      <w:r>
+        <w:rPr>
+          <w:rFonts w:ascii="Sylfaen" w:eastAsia="Times New Roman" w:hAnsi="Sylfaen" w:cs="Times New Roman"/>
+          <w:sz w:val="24"/>
+          <w:szCs w:val="24"/>
+          <w:lang w:val="hy-AM" w:eastAsia="ru-RU"/>
+        </w:rPr>
+        <w:t>-</w:t>
+      </w:r>
+      <w:r>
+        <w:rPr>
+          <w:rFonts w:ascii="Sylfaen" w:eastAsia="Times New Roman" w:hAnsi="Sylfaen" w:cs="Times New Roman"/>
+          <w:sz w:val="24"/>
+          <w:szCs w:val="24"/>
+          <w:lang w:val="hy-AM" w:eastAsia="ru-RU"/>
+        </w:rPr>
+        <w:t xml:space="preserve">ը ներդնում է ACID հատկություններ, ինչը նշանակում է, որ տվյալների գրառումները կատարվում են հուսալի և վերահսկվող եղանակով։ Բացի այդ, այն ապահովում է schema enforcement և schema evolution հնարավորություններ, որոնք կարևոր են տվյալների կառուցվածքի փոփոխությունների կառավարման համար։ Այս </w:t>
       </w:r>
       <w:r>
         <w:rPr>
@@ -5435,7 +6164,43 @@
           <w:szCs w:val="24"/>
           <w:lang w:val="hy-AM" w:eastAsia="ru-RU"/>
         </w:rPr>
-        <w:t>Azure Databricks-ը նաև հզոր գործիք է մեքենայական ուսուցման և առաջադեմ վերլուծության համար։ Տվյալագիտության թիմերը կարող են կիրառել տարբեր գրադարաններ և շրջանակներ՝ ներառյալ խորը ուսուցման և դասական մեքենայական ուսուցման մեթոդները։ Spark-ի բաշխված բնույթը թույլ է տալիս մոդելները ուսուցանել մեծածավալ տվյալների վրա՝ օգտագործելով զուգահեռ հաշվարկներ։ Ծառայությունը տրամադրում է գործիքներ փորձարկումների կառավարման, մոդելների վերսիանավորման և արդյունքների վերահսկման համար, ինչը կարևոր է արտադրական միջավայրու</w:t>
+        <w:t>Azure Databricks</w:t>
+      </w:r>
+      <w:r>
+        <w:rPr>
+          <w:rFonts w:ascii="Sylfaen" w:eastAsia="Times New Roman" w:hAnsi="Sylfaen" w:cs="Times New Roman"/>
+          <w:sz w:val="24"/>
+          <w:szCs w:val="24"/>
+          <w:lang w:val="hy-AM" w:eastAsia="ru-RU"/>
+        </w:rPr>
+        <w:t>-</w:t>
+      </w:r>
+      <w:r>
+        <w:rPr>
+          <w:rFonts w:ascii="Sylfaen" w:eastAsia="Times New Roman" w:hAnsi="Sylfaen" w:cs="Times New Roman"/>
+          <w:sz w:val="24"/>
+          <w:szCs w:val="24"/>
+          <w:lang w:val="hy-AM" w:eastAsia="ru-RU"/>
+        </w:rPr>
+        <w:t>ը նաև հզոր գործիք է մեքենայական ուսուցման և առաջադեմ վերլուծության համար։ Տվյալագիտության թիմերը կարող են կիրառել տարբեր գրադարաններ և շրջանակներ՝ ներառյալ խորը ուսուցման և դասական մեքենայական ուսուցման մեթոդները։ Spark</w:t>
+      </w:r>
+      <w:r>
+        <w:rPr>
+          <w:rFonts w:ascii="Sylfaen" w:eastAsia="Times New Roman" w:hAnsi="Sylfaen" w:cs="Times New Roman"/>
+          <w:sz w:val="24"/>
+          <w:szCs w:val="24"/>
+          <w:lang w:val="hy-AM" w:eastAsia="ru-RU"/>
+        </w:rPr>
+        <w:t>-</w:t>
+      </w:r>
+      <w:r>
+        <w:rPr>
+          <w:rFonts w:ascii="Sylfaen" w:eastAsia="Times New Roman" w:hAnsi="Sylfaen" w:cs="Times New Roman"/>
+          <w:sz w:val="24"/>
+          <w:szCs w:val="24"/>
+          <w:lang w:val="hy-AM" w:eastAsia="ru-RU"/>
+        </w:rPr>
+        <w:t>ի բաշխված բնույթը թույլ է տալիս մոդելները ուսուցանել մեծածավալ տվյալների վրա՝ օգտագործելով զուգահեռ հաշվարկներ։ Ծառայությունը տրամադրում է գործիքներ փորձարկումների կառավարման, մոդելների վերսիանավորման և արդյունքների վերահսկման համար, ինչը կարևոր է արտադրական միջավայրու</w:t>
       </w:r>
       <w:r>
         <w:rPr>
@@ -5466,7 +6231,25 @@
           <w:szCs w:val="24"/>
           <w:lang w:val="hy-AM" w:eastAsia="ru-RU"/>
         </w:rPr>
-        <w:t>Բացի տվյալների մշակման և մեքենայական ուսուցման հնարավորություններից, Azure Databricks-ը ինտեգրվում է ամպային տվյալների պահեստավորման ծառայությունների և տվյալների ներմուծման գործիքների հետ։ Սա հնարավորություն է տալիս կառուցել ամբողջական տվյալային ճարտարապետություն՝ տվյալների հավաքագրումից մինչև վերլուծություն և մոդելների տեղակայում։ Ինտեգրված անվտանգության մեխանիզմները, ներառյալ նույնականացումը և մուտքի վերահսկումը, ապահովում են տվյալների պաշտպանությունը և համապատասխանությունը կազմակերպությա</w:t>
+        <w:t>Բացի տվյալների մշակման և մեքենայական ուսուցման հնարավորություններից, Azure Databricks</w:t>
+      </w:r>
+      <w:r>
+        <w:rPr>
+          <w:rFonts w:ascii="Sylfaen" w:eastAsia="Times New Roman" w:hAnsi="Sylfaen" w:cs="Times New Roman"/>
+          <w:sz w:val="24"/>
+          <w:szCs w:val="24"/>
+          <w:lang w:val="hy-AM" w:eastAsia="ru-RU"/>
+        </w:rPr>
+        <w:t>-</w:t>
+      </w:r>
+      <w:r>
+        <w:rPr>
+          <w:rFonts w:ascii="Sylfaen" w:eastAsia="Times New Roman" w:hAnsi="Sylfaen" w:cs="Times New Roman"/>
+          <w:sz w:val="24"/>
+          <w:szCs w:val="24"/>
+          <w:lang w:val="hy-AM" w:eastAsia="ru-RU"/>
+        </w:rPr>
+        <w:t>ը ինտեգրվում է ամպային տվյալների պահեստավորման ծառայությունների և տվյալների ներմուծման գործիքների հետ։ Սա հնարավորություն է տալիս կառուցել ամբողջական տվյալային ճարտարապետություն՝ տվյալների հավաքագրումից մինչև վերլուծություն և մոդելների տեղակայում։ Ինտեգրված անվտանգության մեխանիզմները, ներառյալ նույնականացումը և մուտքի վերահսկումը, ապահովում են տվյալների պաշտպանությունը և համապատասխանությունը կազմակերպությա</w:t>
       </w:r>
       <w:r>
         <w:rPr>
@@ -5497,7 +6280,25 @@
           <w:szCs w:val="24"/>
           <w:lang w:val="hy-AM" w:eastAsia="ru-RU"/>
         </w:rPr>
-        <w:t>Այսպիսով, Azure Databricks-ը հանդիսանում է ժամանակակից մեծ տվյալների հարթակ, որը միավորում է բաշխված հաշվարկը, տվյալների ինժեներիան և մեքենայական ուսուցումը մեկ միասնական և մասշտաբելի միջավայրում։ Այն հնարավորություն է տալիս կազմակերպություններին արագ մշակել մեծածավալ տվյալներ, ստեղծել կանխատեսողական մոդելներ և վերածել տվյալները բիզնես արժեքի՝ ապահովելով բարձր արտադրողականություն և ճկունություն թվային փոխակերպման գործընթացում։</w:t>
+        <w:t>Այսպիսով, Azure Databricks</w:t>
+      </w:r>
+      <w:r>
+        <w:rPr>
+          <w:rFonts w:ascii="Sylfaen" w:eastAsia="Times New Roman" w:hAnsi="Sylfaen" w:cs="Times New Roman"/>
+          <w:sz w:val="24"/>
+          <w:szCs w:val="24"/>
+          <w:lang w:val="hy-AM" w:eastAsia="ru-RU"/>
+        </w:rPr>
+        <w:t>-</w:t>
+      </w:r>
+      <w:r>
+        <w:rPr>
+          <w:rFonts w:ascii="Sylfaen" w:eastAsia="Times New Roman" w:hAnsi="Sylfaen" w:cs="Times New Roman"/>
+          <w:sz w:val="24"/>
+          <w:szCs w:val="24"/>
+          <w:lang w:val="hy-AM" w:eastAsia="ru-RU"/>
+        </w:rPr>
+        <w:t>ը հանդիսանում է ժամանակակից մեծ տվյալների հարթակ, որը միավորում է բաշխված հաշվարկը, տվյալների ինժեներիան և մեքենայական ուսուցումը մեկ միասնական և մասշտաբելի միջավայրում։ Այն հնարավորություն է տալիս կազմակերպություններին արագ մշակել մեծածավալ տվյալներ, ստեղծել կանխատեսողական մոդելներ և վերածել տվյալները բիզնես արժեքի՝ ապահովելով բարձր արտադրողականություն և ճկունություն թվային փոխակերպման գործընթացում։</w:t>
       </w:r>
     </w:p>
     <w:p>
@@ -5611,7 +6412,35 @@
           <w:rFonts w:ascii="Sylfaen" w:hAnsi="Sylfaen"/>
           <w:lang w:val="hy-AM"/>
         </w:rPr>
-        <w:t>Synapse-ի հիմնական գաղափարախոսությունը տվյալների տարբեր աշխարհների միավորումն է մեկ ընդհանուր միջավայրում։ Ավանդաբար կազմակերպությունները առանձնացնում էին տվյալների պահեստը (Data Warehouse) և մեծ տվյալների մշակման հարթակները։ Synapse-ը միավորում է այս մոտեցումները՝ թույլ տալով աշխատել ինչպես դասական SQL հարցումների, այնպես էլ բաշխված հաշվարկային մեխանիզմների միջոցով։</w:t>
+        <w:t>Synapse</w:t>
+      </w:r>
+      <w:r>
+        <w:rPr>
+          <w:rFonts w:ascii="Sylfaen" w:hAnsi="Sylfaen"/>
+          <w:lang w:val="hy-AM"/>
+        </w:rPr>
+        <w:t>-</w:t>
+      </w:r>
+      <w:r>
+        <w:rPr>
+          <w:rFonts w:ascii="Sylfaen" w:hAnsi="Sylfaen"/>
+          <w:lang w:val="hy-AM"/>
+        </w:rPr>
+        <w:t>ի հիմնական գաղափարախոսությունը տվյալների տարբեր աշխարհների միավորումն է մեկ ընդհանուր միջավայրում։ Ավանդաբար կազմակերպությունները առանձնացնում էին տվյալների պահեստը (Data Warehouse) և մեծ տվյալների մշակման հարթակները։ Synapse</w:t>
+      </w:r>
+      <w:r>
+        <w:rPr>
+          <w:rFonts w:ascii="Sylfaen" w:hAnsi="Sylfaen"/>
+          <w:lang w:val="hy-AM"/>
+        </w:rPr>
+        <w:t>-</w:t>
+      </w:r>
+      <w:r>
+        <w:rPr>
+          <w:rFonts w:ascii="Sylfaen" w:hAnsi="Sylfaen"/>
+          <w:lang w:val="hy-AM"/>
+        </w:rPr>
+        <w:t>ը միավորում է այս մոտեցումները՝ թույլ տալով աշխատել ինչպես դասական SQL հարցումների, այնպես էլ բաշխված հաշվարկային մեխանիզմների միջոցով։</w:t>
       </w:r>
     </w:p>
     <w:p>
@@ -5629,7 +6458,49 @@
           <w:rFonts w:ascii="Sylfaen" w:hAnsi="Sylfaen"/>
           <w:lang w:val="hy-AM"/>
         </w:rPr>
-        <w:t>Synapse-ը տրամադրում է dedicated SQL pool, որը բաշխված տվյալների պահեստ է բարձր կատարողականությամբ հարցումների համար։ Այս ճարտարապետությունը հիմնված է տվյալների հորիզոնական բաժանման վրա, ինչը թույլ է տալիս մեծ ծավալի տվյալների վրա իրականացնել բարդ հարցումներ կարճ ժամանակահատվածում։ Dedicated SQL pool-ը հատկապես արդյունավետ է ֆինանսական հաշվետվությունների, բազմաչափ վերլուծությունների, KPI-ների հաշվարկման և գործադիր մակարդակի հաշվետվությունների ձևավորման համար։ Այն ապահովում է բարձր հասանելիություն և կայուն կատարողականություն նույնիսկ ծանրաբեռնվածության պայմաններում։</w:t>
+        <w:t>Synapse</w:t>
+      </w:r>
+      <w:r>
+        <w:rPr>
+          <w:rFonts w:ascii="Sylfaen" w:hAnsi="Sylfaen"/>
+          <w:lang w:val="hy-AM"/>
+        </w:rPr>
+        <w:t>-</w:t>
+      </w:r>
+      <w:r>
+        <w:rPr>
+          <w:rFonts w:ascii="Sylfaen" w:hAnsi="Sylfaen"/>
+          <w:lang w:val="hy-AM"/>
+        </w:rPr>
+        <w:t>ը տրամադրում է dedicated SQL pool, որը բաշխված տվյալների պահեստ է բարձր կատարողականությամբ հարցումների համար։ Այս ճարտարապետությունը հիմնված է տվյալների հորիզոնական բաժանման վրա, ինչը թույլ է տալիս մեծ ծավալի տվյալների վրա իրականացնել բարդ հարցումներ կարճ ժամանակահատվածում։ Dedicated SQL pool</w:t>
+      </w:r>
+      <w:r>
+        <w:rPr>
+          <w:rFonts w:ascii="Sylfaen" w:hAnsi="Sylfaen"/>
+          <w:lang w:val="hy-AM"/>
+        </w:rPr>
+        <w:t>-</w:t>
+      </w:r>
+      <w:r>
+        <w:rPr>
+          <w:rFonts w:ascii="Sylfaen" w:hAnsi="Sylfaen"/>
+          <w:lang w:val="hy-AM"/>
+        </w:rPr>
+        <w:t>ը հատկապես արդյունավետ է ֆինանսական հաշվետվությունների, բազմաչափ վերլուծությունների, KPI</w:t>
+      </w:r>
+      <w:r>
+        <w:rPr>
+          <w:rFonts w:ascii="Sylfaen" w:hAnsi="Sylfaen"/>
+          <w:lang w:val="hy-AM"/>
+        </w:rPr>
+        <w:t>-</w:t>
+      </w:r>
+      <w:r>
+        <w:rPr>
+          <w:rFonts w:ascii="Sylfaen" w:hAnsi="Sylfaen"/>
+          <w:lang w:val="hy-AM"/>
+        </w:rPr>
+        <w:t>ների հաշվարկման և գործադիր մակարդակի հաշվետվությունների ձևավորման համար։ Այն ապահովում է բարձր հասանելիություն և կայուն կատարողականություն նույնիսկ ծանրաբեռնվածության պայմաններում։</w:t>
       </w:r>
     </w:p>
     <w:p>
@@ -5647,7 +6518,21 @@
           <w:rFonts w:ascii="Sylfaen" w:hAnsi="Sylfaen"/>
           <w:lang w:val="hy-AM"/>
         </w:rPr>
-        <w:t>Բացի dedicated ռեժիմից, Synapse-ն առաջարկում է նաև serverless SQL հնարավորություններ։ Այս մոտեցման դեպքում օգտատերը կարող է անմիջապես հարցումներ կատարել տվյալների լճում պահվող ֆայլերի վրա՝ առանց դրանք նախապես բեռնելու տվյալների պահեստ։ Սա էապես նվազեցնում է ենթակառուցվածքային բարդությունը և թույլ է տալիս իրականացնել արագ փորձարկումներ կամ ադ հոկ վերլուծություններ։ Serverless մոդելը նաև նպաստում է ծախսերի օպտիմալացմանը, քանի որ վճարումը կատարվում է ըստ հարցումների իրական կատարման ծավալի, այլ ոչ թե մշտապես գործող հաշվարկային ռեսուրսների համար։</w:t>
+        <w:t>Բացի dedicated ռեժիմից, Synapse</w:t>
+      </w:r>
+      <w:r>
+        <w:rPr>
+          <w:rFonts w:ascii="Sylfaen" w:hAnsi="Sylfaen"/>
+          <w:lang w:val="hy-AM"/>
+        </w:rPr>
+        <w:t>-</w:t>
+      </w:r>
+      <w:r>
+        <w:rPr>
+          <w:rFonts w:ascii="Sylfaen" w:hAnsi="Sylfaen"/>
+          <w:lang w:val="hy-AM"/>
+        </w:rPr>
+        <w:t>ն առաջարկում է նաև serverless SQL հնարավորություններ։ Այս մոտեցման դեպքում օգտատերը կարող է անմիջապես հարցումներ կատարել տվյալների լճում պահվող ֆայլերի վրա՝ առանց դրանք նախապես բեռնելու տվյալների պահեստ։ Սա էապես նվազեցնում է ենթակառուցվածքային բարդությունը և թույլ է տալիս իրականացնել արագ փորձարկումներ կամ ադ հոկ վերլուծություններ։ Serverless մոդելը նաև նպաստում է ծախսերի օպտիմալացմանը, քանի որ վճարումը կատարվում է ըստ հարցումների իրական կատարման ծավալի, այլ ոչ թե մշտապես գործող հաշվարկային ռեսուրսների համար։</w:t>
       </w:r>
     </w:p>
     <w:p>
@@ -5665,7 +6550,49 @@
           <w:rFonts w:ascii="Sylfaen" w:hAnsi="Sylfaen"/>
           <w:lang w:val="hy-AM"/>
         </w:rPr>
-        <w:t>Synapse-ը ներառում է նաև Spark pool, որը հնարավորություն է տալիս իրականացնել բաշխված տվյալների մշակում նույն միջավայրում։ Spark pool-ի միջոցով հնարավոր է աշխատել կիսակառուցվածքային և չկառուցվածքային տվյալների հետ, իրականացնել տվյալների նախնական մշակում, վերափոխում և ինտեգրում մինչև դրանց ներմուծումը տվյալների պահեստ։ Այսպիսով, Synapse-ը համադրում է ETL գործընթացները, մեծ տվյալների մշակումն ու ավանդական տվյալների պահեստավորումը մեկ միասնական հարթակում։</w:t>
+        <w:t>Synapse</w:t>
+      </w:r>
+      <w:r>
+        <w:rPr>
+          <w:rFonts w:ascii="Sylfaen" w:hAnsi="Sylfaen"/>
+          <w:lang w:val="hy-AM"/>
+        </w:rPr>
+        <w:t>-</w:t>
+      </w:r>
+      <w:r>
+        <w:rPr>
+          <w:rFonts w:ascii="Sylfaen" w:hAnsi="Sylfaen"/>
+          <w:lang w:val="hy-AM"/>
+        </w:rPr>
+        <w:t>ը ներառում է նաև Spark pool, որը հնարավորություն է տալիս իրականացնել բաշխված տվյալների մշակում նույն միջավայրում։ Spark pool</w:t>
+      </w:r>
+      <w:r>
+        <w:rPr>
+          <w:rFonts w:ascii="Sylfaen" w:hAnsi="Sylfaen"/>
+          <w:lang w:val="hy-AM"/>
+        </w:rPr>
+        <w:t>-</w:t>
+      </w:r>
+      <w:r>
+        <w:rPr>
+          <w:rFonts w:ascii="Sylfaen" w:hAnsi="Sylfaen"/>
+          <w:lang w:val="hy-AM"/>
+        </w:rPr>
+        <w:t>ի միջոցով հնարավոր է աշխատել կիսակառուցվածքային և չկառուցվածքային տվյալների հետ, իրականացնել տվյալների նախնական մշակում, վերափոխում և ինտեգրում մինչև դրանց ներմուծումը տվյալների պահեստ։ Այսպիսով, Synapse</w:t>
+      </w:r>
+      <w:r>
+        <w:rPr>
+          <w:rFonts w:ascii="Sylfaen" w:hAnsi="Sylfaen"/>
+          <w:lang w:val="hy-AM"/>
+        </w:rPr>
+        <w:t>-</w:t>
+      </w:r>
+      <w:r>
+        <w:rPr>
+          <w:rFonts w:ascii="Sylfaen" w:hAnsi="Sylfaen"/>
+          <w:lang w:val="hy-AM"/>
+        </w:rPr>
+        <w:t>ը համադրում է ETL գործընթացները, մեծ տվյալների մշակումն ու ավանդական տվյալների պահեստավորումը մեկ միասնական հարթակում։</w:t>
       </w:r>
     </w:p>
     <w:p>
@@ -5701,7 +6628,21 @@
           <w:rFonts w:ascii="Sylfaen" w:hAnsi="Sylfaen"/>
           <w:lang w:val="hy-AM"/>
         </w:rPr>
-        <w:t xml:space="preserve">Synapse-ը լայնորեն կիրառվում է բիզնես վերլուծության, ֆինանսական մոդելավորման, մատակարարման շղթայի կառավարման, հաճախորդների վարքագծի վերլուծության և ռիսկերի գնահատման ոլորտներում։ Այն թույլ է տալիս միավորել պատմական տվյալները և իրական </w:t>
+        <w:t>Synapse</w:t>
+      </w:r>
+      <w:r>
+        <w:rPr>
+          <w:rFonts w:ascii="Sylfaen" w:hAnsi="Sylfaen"/>
+          <w:lang w:val="hy-AM"/>
+        </w:rPr>
+        <w:t>-</w:t>
+      </w:r>
+      <w:r>
+        <w:rPr>
+          <w:rFonts w:ascii="Sylfaen" w:hAnsi="Sylfaen"/>
+          <w:lang w:val="hy-AM"/>
+        </w:rPr>
+        <w:t xml:space="preserve">ը լայնորեն կիրառվում է բիզնես վերլուծության, ֆինանսական մոդելավորման, մատակարարման շղթայի կառավարման, հաճախորդների վարքագծի վերլուծության և ռիսկերի գնահատման ոլորտներում։ Այն թույլ է տալիս միավորել պատմական տվյալները և իրական </w:t>
       </w:r>
       <w:r>
         <w:rPr>
@@ -5727,7 +6668,21 @@
           <w:rFonts w:ascii="Sylfaen" w:hAnsi="Sylfaen"/>
           <w:lang w:val="hy-AM"/>
         </w:rPr>
-        <w:t>Ծառայությունը ինտեգրված է Azure-ի այլ տվյալային և վիզուալիզացիոն լուծումների հետ, ինչը հնարավորություն է տալիս կառուցել ամբողջական տվյալային ճարտարապետություն՝ տվյալների հավաքագրումից և մաքրումից մինչև խորացված վերլուծություն և արդյունքների ներկայացում բիզնես օգտատերերին։ Այս ինտեգրված մոտեցումը ապահովում է բարձր մասշտաբելիություն, տվյալների անվտանգություն և կազմակերպության մակարդակով կենտրոնացված կառավարում։</w:t>
+        <w:t>Ծառայությունը ինտեգրված է Azure</w:t>
+      </w:r>
+      <w:r>
+        <w:rPr>
+          <w:rFonts w:ascii="Sylfaen" w:hAnsi="Sylfaen"/>
+          <w:lang w:val="hy-AM"/>
+        </w:rPr>
+        <w:t>-</w:t>
+      </w:r>
+      <w:r>
+        <w:rPr>
+          <w:rFonts w:ascii="Sylfaen" w:hAnsi="Sylfaen"/>
+          <w:lang w:val="hy-AM"/>
+        </w:rPr>
+        <w:t>ի այլ տվյալային և վիզուալիզացիոն լուծումների հետ, ինչը հնարավորություն է տալիս կառուցել ամբողջական տվյալային ճարտարապետություն՝ տվյալների հավաքագրումից և մաքրումից մինչև խորացված վերլուծություն և արդյունքների ներկայացում բիզնես օգտատերերին։ Այս ինտեգրված մոտեցումը ապահովում է բարձր մասշտաբելիություն, տվյալների անվտանգություն և կազմակերպության մակարդակով կենտրոնացված կառավարում։</w:t>
       </w:r>
     </w:p>
     <w:p>
@@ -5745,7 +6700,21 @@
           <w:rFonts w:ascii="Sylfaen" w:hAnsi="Sylfaen"/>
           <w:lang w:val="hy-AM"/>
         </w:rPr>
-        <w:t>Այսպիսով, Azure Synapse Analytics-ը հանդիսանում է ժամանակակից ձեռնարկությունների համար համապարփակ անալիտիկ հարթակ, որը միավորում է տվյալների պահեստավորման հզորությունը և մեծ տվյալների մշակման ճկունությունը մեկ կառավարվող և մասշտաբելի միջավայրում։</w:t>
+        <w:t>Այսպիսով, Azure Synapse Analytics</w:t>
+      </w:r>
+      <w:r>
+        <w:rPr>
+          <w:rFonts w:ascii="Sylfaen" w:hAnsi="Sylfaen"/>
+          <w:lang w:val="hy-AM"/>
+        </w:rPr>
+        <w:t>-</w:t>
+      </w:r>
+      <w:r>
+        <w:rPr>
+          <w:rFonts w:ascii="Sylfaen" w:hAnsi="Sylfaen"/>
+          <w:lang w:val="hy-AM"/>
+        </w:rPr>
+        <w:t>ը հանդիսանում է ժամանակակից ձեռնարկությունների համար համապարփակ անալիտիկ հարթակ, որը միավորում է տվյալների պահեստավորման հզորությունը և մեծ տվյալների մշակման ճկունությունը մեկ կառավարվող և մասշտաբելի միջավայրում։</w:t>
       </w:r>
     </w:p>
     <w:p>
@@ -5863,7 +6832,23 @@
           <w:sz w:val="24"/>
           <w:lang w:val="hy-AM"/>
         </w:rPr>
-        <w:t>Databricks-ը առավելապես ուղղված է տվյալների ինժեներներին և տվյ</w:t>
+        <w:t>Databricks</w:t>
+      </w:r>
+      <w:r>
+        <w:rPr>
+          <w:rFonts w:ascii="Sylfaen" w:hAnsi="Sylfaen"/>
+          <w:sz w:val="24"/>
+          <w:lang w:val="hy-AM"/>
+        </w:rPr>
+        <w:t>-</w:t>
+      </w:r>
+      <w:r>
+        <w:rPr>
+          <w:rFonts w:ascii="Sylfaen" w:hAnsi="Sylfaen"/>
+          <w:sz w:val="24"/>
+          <w:lang w:val="hy-AM"/>
+        </w:rPr>
+        <w:t>ը առավելապես ուղղված է տվյալների ինժեներներին և տվյ</w:t>
       </w:r>
       <w:r>
         <w:rPr>
@@ -5879,17 +6864,55 @@
           <w:sz w:val="24"/>
           <w:lang w:val="hy-AM"/>
         </w:rPr>
-        <w:t>։ Այն առանձնանում է ճկունությամբ, բաց էկոհամակարգով և առաջադեմ մեքենայական ուսուցման հնարավորություններով։ Apache Spark-ի վրա հիմնված ճարտարապետությունը ապահովում է բարձր կատարողականություն մեծածավալ և չկառուցվածքային տվյալների մշակման ժամանակ։ Այն հատկապես արդյունավետ է տվյալների նախնական մշակումի, բարդ փոխակերպումների, հոսքային տվյալների մշակման և փորձարարական վերլուծությունների դեպքում։ Databricks միջավայրում հնարավոր է արագ կառուցել տվյալային pipeline-ներ, փորձարկել տարբեր ալգորիթմներ և կիրառել խորը ուսուցման մոդելներ։ Դրա առավելությունն է արագ զարգացումը, կոդային միջավայրի հարմարավետությունը, համագործակցային notebook-ների աջակցությունը և ML նախագծերի ամբողջական կյանքի ցիկլի կառավարումը։ Սակայն այն պահանջում է ավելի խորը տեխնիկական գիտե</w:t>
-      </w:r>
-      <w:bookmarkStart w:id="0" w:name="_GoBack"/>
-      <w:bookmarkEnd w:id="0"/>
-      <w:r>
-        <w:rPr>
-          <w:rFonts w:ascii="Sylfaen" w:hAnsi="Sylfaen"/>
-          <w:sz w:val="24"/>
-          <w:lang w:val="hy-AM"/>
-        </w:rPr>
-        <w:t>լիքներ, Spark ճարտարապետության ըմբռնում և ծրագրավորման հմտություններ, ինչի պատճառով հիմնականում օգտագործվում է տեխնիկական թիմերի կողմից։</w:t>
+        <w:t>։ Այն առանձնանում է ճկունությամբ, բաց էկոհամակարգով և առաջադեմ մեքենայական ուսուցման հնարավորություններով։ Apache Spark</w:t>
+      </w:r>
+      <w:r>
+        <w:rPr>
+          <w:rFonts w:ascii="Sylfaen" w:hAnsi="Sylfaen"/>
+          <w:sz w:val="24"/>
+          <w:lang w:val="hy-AM"/>
+        </w:rPr>
+        <w:t>-</w:t>
+      </w:r>
+      <w:r>
+        <w:rPr>
+          <w:rFonts w:ascii="Sylfaen" w:hAnsi="Sylfaen"/>
+          <w:sz w:val="24"/>
+          <w:lang w:val="hy-AM"/>
+        </w:rPr>
+        <w:t>ի վրա հիմնված ճարտարապետությունը ապահովում է բարձր կատարողականություն մեծածավալ և չկառուցվածքային տվյալների մշակման ժամանակ։ Այն հատկապես արդյունավետ է տվյալների նախնական մշակումի, բարդ փոխակերպումների, հոսքային տվյալների մշակման և փորձարարական վերլուծությունների դեպքում։ Databricks միջավայրում հնարավոր է արագ կառուցել տվյալային pipeline</w:t>
+      </w:r>
+      <w:r>
+        <w:rPr>
+          <w:rFonts w:ascii="Sylfaen" w:hAnsi="Sylfaen"/>
+          <w:sz w:val="24"/>
+          <w:lang w:val="hy-AM"/>
+        </w:rPr>
+        <w:t>-</w:t>
+      </w:r>
+      <w:r>
+        <w:rPr>
+          <w:rFonts w:ascii="Sylfaen" w:hAnsi="Sylfaen"/>
+          <w:sz w:val="24"/>
+          <w:lang w:val="hy-AM"/>
+        </w:rPr>
+        <w:t>ներ, փորձարկել տարբեր ալգորիթմներ և կիրառել խորը ուսուցման մոդելներ։ Դրա առավելությունն է արագ զարգացումը, կոդային միջավայրի հարմարավետությունը, համագործակցային notebook</w:t>
+      </w:r>
+      <w:r>
+        <w:rPr>
+          <w:rFonts w:ascii="Sylfaen" w:hAnsi="Sylfaen"/>
+          <w:sz w:val="24"/>
+          <w:lang w:val="hy-AM"/>
+        </w:rPr>
+        <w:t>-</w:t>
+      </w:r>
+      <w:r>
+        <w:rPr>
+          <w:rFonts w:ascii="Sylfaen" w:hAnsi="Sylfaen"/>
+          <w:sz w:val="24"/>
+          <w:lang w:val="hy-AM"/>
+        </w:rPr>
+        <w:t>ների աջակցությունը և ML նախագծերի ամբողջական կյանքի ցիկլի կառավարումը։ Սակայն այն պահանջում է ավելի խորը տեխնիկական գիտելիքներ, Spark ճարտարապետության ըմբռնում և ծրագրավորման հմտություններ, ինչի պատճառով հիմնականում օգտագործվում է տեխնիկական թիմերի կողմից։</w:t>
       </w:r>
     </w:p>
     <w:p>
@@ -5909,7 +6932,87 @@
           <w:sz w:val="24"/>
           <w:lang w:val="hy-AM"/>
         </w:rPr>
-        <w:t>Synapse-ը, մյուս կողմից, ավելի կառավարվող և կենտրոնացված միջավայր է, որը հարմար է բիզնես վերլուծաբանների, տվյալների ճարտարապետների և հաշվետվությունների մշակմամբ զբաղվող թիմերի համար։ Այն ուժեղ է կառուցվածքային տվյալների պահեստավորման և SQL հիմքով վերլուծությունների մեջ։ Dedicated SQL pool-ը ապահովում է բարձր արտադրողականություն մեծ հաշվետվությունների և բազմաչափ հարցումների համար, ինչը կարևոր է ֆինանսական, կառավարչական և օպերացիոն վերլուծությունների իրականացման ժամանակ։ Serverless հնարավորությունները թույլ են տալիս կատարել ճկուն հարցումներ տվյալների լճում պահվող ֆայլերի վրա՝ առանց մշտական ենթակառուցվածքային ծախսերի։ Synapse-ը նաև տրամադրում է միասնական կառավարման միջավայր, որտեղ հնարավոր է վերահսկել տվյալների ներմուծումը, մշակումը և հարցումների կատարողականությունը։ Սակայն Synapse-ի մեքենայական ուսուցման հնարավորությունները սովորաբար ավելի սահմանափակ են Databricks-ի համեմատ, և այն պակաս ճկուն է բարդ տվյալագիտական և հետազոտական նախագծերի համար։</w:t>
+        <w:t>Synapse</w:t>
+      </w:r>
+      <w:r>
+        <w:rPr>
+          <w:rFonts w:ascii="Sylfaen" w:hAnsi="Sylfaen"/>
+          <w:sz w:val="24"/>
+          <w:lang w:val="hy-AM"/>
+        </w:rPr>
+        <w:t>-</w:t>
+      </w:r>
+      <w:r>
+        <w:rPr>
+          <w:rFonts w:ascii="Sylfaen" w:hAnsi="Sylfaen"/>
+          <w:sz w:val="24"/>
+          <w:lang w:val="hy-AM"/>
+        </w:rPr>
+        <w:t>ը, մյուս կողմից, ավելի կառավարվող և կենտրոնացված միջավայր է, որը հարմար է բիզնես վերլուծաբանների, տվյալների ճարտարապետների և հաշվետվությունների մշակմամբ զբաղվող թիմերի համար։ Այն ուժեղ է կառուցվածքային տվյալների պահեստավորման և SQL հիմքով վերլուծությունների մեջ։ Dedicated SQL pool</w:t>
+      </w:r>
+      <w:r>
+        <w:rPr>
+          <w:rFonts w:ascii="Sylfaen" w:hAnsi="Sylfaen"/>
+          <w:sz w:val="24"/>
+          <w:lang w:val="hy-AM"/>
+        </w:rPr>
+        <w:t>-</w:t>
+      </w:r>
+      <w:r>
+        <w:rPr>
+          <w:rFonts w:ascii="Sylfaen" w:hAnsi="Sylfaen"/>
+          <w:sz w:val="24"/>
+          <w:lang w:val="hy-AM"/>
+        </w:rPr>
+        <w:t>ը ապահովում է բարձր արտադրողականություն մեծ հաշվետվությունների և բազմաչափ հարցումների համար, ինչը կարևոր է ֆինանսական, կառավարչական և օպերացիոն վերլուծությունների իրականացման ժամանակ։ Serverless հնարավորությունները թույլ են տալիս կատարել ճկուն հարցումներ տվյալների լճում պահվող ֆայլերի վրա՝ առանց մշտական ենթակառուցվածքային ծախսերի։ Synapse</w:t>
+      </w:r>
+      <w:r>
+        <w:rPr>
+          <w:rFonts w:ascii="Sylfaen" w:hAnsi="Sylfaen"/>
+          <w:sz w:val="24"/>
+          <w:lang w:val="hy-AM"/>
+        </w:rPr>
+        <w:t>-</w:t>
+      </w:r>
+      <w:r>
+        <w:rPr>
+          <w:rFonts w:ascii="Sylfaen" w:hAnsi="Sylfaen"/>
+          <w:sz w:val="24"/>
+          <w:lang w:val="hy-AM"/>
+        </w:rPr>
+        <w:t>ը նաև տրամադրում է միասնական կառավարման միջավայր, որտեղ հնարավոր է վերահսկել տվյալների ներմուծումը, մշակումը և հարցումների կատարողականությունը։ Սակայն Synapse</w:t>
+      </w:r>
+      <w:r>
+        <w:rPr>
+          <w:rFonts w:ascii="Sylfaen" w:hAnsi="Sylfaen"/>
+          <w:sz w:val="24"/>
+          <w:lang w:val="hy-AM"/>
+        </w:rPr>
+        <w:t>-</w:t>
+      </w:r>
+      <w:r>
+        <w:rPr>
+          <w:rFonts w:ascii="Sylfaen" w:hAnsi="Sylfaen"/>
+          <w:sz w:val="24"/>
+          <w:lang w:val="hy-AM"/>
+        </w:rPr>
+        <w:t>ի մեքենայական ուսուցման հնարավորությունները սովորաբար ավելի սահմանափակ են Databricks</w:t>
+      </w:r>
+      <w:r>
+        <w:rPr>
+          <w:rFonts w:ascii="Sylfaen" w:hAnsi="Sylfaen"/>
+          <w:sz w:val="24"/>
+          <w:lang w:val="hy-AM"/>
+        </w:rPr>
+        <w:t>-</w:t>
+      </w:r>
+      <w:r>
+        <w:rPr>
+          <w:rFonts w:ascii="Sylfaen" w:hAnsi="Sylfaen"/>
+          <w:sz w:val="24"/>
+          <w:lang w:val="hy-AM"/>
+        </w:rPr>
+        <w:t>ի համեմատ, և այն պակաս ճկուն է բարդ տվյալագիտական և հետազոտական նախագծերի համար։</w:t>
       </w:r>
     </w:p>
     <w:p>
@@ -5929,7 +7032,23 @@
           <w:sz w:val="24"/>
           <w:lang w:val="hy-AM"/>
         </w:rPr>
-        <w:t xml:space="preserve">Կարևոր տարբերություններից մեկը վերաբերում է աշխատանքային ոճին։ Databricks-ը առավելապես կենտրոնացած է կոդային, ճկուն և փորձարարական միջավայրի վրա, </w:t>
+        <w:t>Կարևոր տարբերություններից մեկը վերաբերում է աշխատանքային ոճին։ Databricks</w:t>
+      </w:r>
+      <w:r>
+        <w:rPr>
+          <w:rFonts w:ascii="Sylfaen" w:hAnsi="Sylfaen"/>
+          <w:sz w:val="24"/>
+          <w:lang w:val="hy-AM"/>
+        </w:rPr>
+        <w:t>-</w:t>
+      </w:r>
+      <w:r>
+        <w:rPr>
+          <w:rFonts w:ascii="Sylfaen" w:hAnsi="Sylfaen"/>
+          <w:sz w:val="24"/>
+          <w:lang w:val="hy-AM"/>
+        </w:rPr>
+        <w:t xml:space="preserve">ը առավելապես կենտրոնացած է կոդային, ճկուն և փորձարարական միջավայրի վրա, </w:t>
       </w:r>
       <w:r>
         <w:rPr>
@@ -5938,7 +7057,23 @@
           <w:lang w:val="hy-AM"/>
         </w:rPr>
         <w:lastRenderedPageBreak/>
-        <w:t>որտեղ օգտատերը կարող է արագ փորձարկել գաղափարներ և փոխել տվյալների մշակման տրամաբանությունը։ Synapse-ը ավելի շատ կառուցվածքային և արտադրական միջավայր է, որտեղ առաջնային են կայունությունը, կառավարելիությունը և կանխատեսելի կատարողականությունը։</w:t>
+        <w:t>որտեղ օգտատերը կարող է արագ փորձարկել գաղափարներ և փոխել տվյալների մշակման տրամաբանությունը։ Synapse</w:t>
+      </w:r>
+      <w:r>
+        <w:rPr>
+          <w:rFonts w:ascii="Sylfaen" w:hAnsi="Sylfaen"/>
+          <w:sz w:val="24"/>
+          <w:lang w:val="hy-AM"/>
+        </w:rPr>
+        <w:t>-</w:t>
+      </w:r>
+      <w:r>
+        <w:rPr>
+          <w:rFonts w:ascii="Sylfaen" w:hAnsi="Sylfaen"/>
+          <w:sz w:val="24"/>
+          <w:lang w:val="hy-AM"/>
+        </w:rPr>
+        <w:t>ը ավելի շատ կառուցվածքային և արտադրական միջավայր է, որտեղ առաջնային են կայունությունը, կառավարելիությունը և կանխատեսելի կատարողականությունը։</w:t>
       </w:r>
     </w:p>
     <w:p>
@@ -5958,7 +7093,39 @@
           <w:sz w:val="24"/>
           <w:lang w:val="hy-AM"/>
         </w:rPr>
-        <w:t>Գործնականում այս երկու հարթակները հաճախ չեն դիտարկվում որպես մրցակիցներ։ Շատ կազմակերպություններ կիրառում են համակցված կամ հիբրիդային մոտեցում, որտեղ Databricks-ը օգտագործվում է տվյալների նախնական մշակումի, բարդ վերափոխումների և մեքենայական ուսուցման մոդելների ստեղծման համար, իսկ Synapse-ը՝ տվյալների պահեստավորման, ագրեգացման և բիզնես վերլուծությունների իրականացման համար։ Այս համադրությունը հնարավորություն է տալիս առանձնացնել տեխնիկական և վերլուծական շերտերը՝ պահպանելով համակարգի մասշտաբելիությունն ու արդյունավետությունը։</w:t>
+        <w:t>Գործնականում այս երկու հարթակները հաճախ չեն դիտարկվում որպես մրցակիցներ։ Շատ կազմակերպություններ կիրառում են համակցված կամ հիբրիդային մոտեցում, որտեղ Databricks</w:t>
+      </w:r>
+      <w:r>
+        <w:rPr>
+          <w:rFonts w:ascii="Sylfaen" w:hAnsi="Sylfaen"/>
+          <w:sz w:val="24"/>
+          <w:lang w:val="hy-AM"/>
+        </w:rPr>
+        <w:t>-</w:t>
+      </w:r>
+      <w:r>
+        <w:rPr>
+          <w:rFonts w:ascii="Sylfaen" w:hAnsi="Sylfaen"/>
+          <w:sz w:val="24"/>
+          <w:lang w:val="hy-AM"/>
+        </w:rPr>
+        <w:t>ը օգտագործվում է տվյալների նախնական մշակումի, բարդ վերափոխումների և մեքենայական ուսուցման մոդելների ստեղծման համար, իսկ Synapse</w:t>
+      </w:r>
+      <w:r>
+        <w:rPr>
+          <w:rFonts w:ascii="Sylfaen" w:hAnsi="Sylfaen"/>
+          <w:sz w:val="24"/>
+          <w:lang w:val="hy-AM"/>
+        </w:rPr>
+        <w:t>-</w:t>
+      </w:r>
+      <w:r>
+        <w:rPr>
+          <w:rFonts w:ascii="Sylfaen" w:hAnsi="Sylfaen"/>
+          <w:sz w:val="24"/>
+          <w:lang w:val="hy-AM"/>
+        </w:rPr>
+        <w:t>ը՝ տվյալների պահեստավորման, ագրեգացման և բիզնես վերլուծությունների իրականացման համար։ Այս համադրությունը հնարավորություն է տալիս առանձնացնել տեխնիկական և վերլուծական շերտերը՝ պահպանելով համակարգի մասշտաբելիությունն ու արդյունավետությունը։</w:t>
       </w:r>
     </w:p>
     <w:p>
@@ -6531,7 +7698,25 @@
           <w:szCs w:val="24"/>
           <w:lang w:val="hy-AM" w:eastAsia="ru-RU"/>
         </w:rPr>
-        <w:t>PD գործակիցը (Probability of Default) հանդիսանում է առանցքային ցուցանիշներից մեկը, որը արտացոլում է տվյալ վարկառուի կամ պարտապանի դեֆոլտի հավանականությունը որոշակի ժամանակահատվածում։ Դեֆոլտ ասելով սովորաբար հասկանում են այն իրավիճակը, երբ վարկառուն չի կարողանում կատարել իր պարտավորությունները՝ համաձայն պայմանագրի, օրինակ՝ չի կատարում վճարումները սահմանված ժամկետներում։ PD-ն արտահայտվում է հավանականության տեսքով և ցույց է տալիս, թե ինչ տոկոս հավանականությամբ է սպասվում, որ տվյալ սուբյեկտը կդառնա դեֆոլտային մեկ տարվա կամ այլ կանխորոշված հորիզոնի ընթացքում։</w:t>
+        <w:t>PD գործակիցը (Probability of Default) հանդիսանում է առանցքային ցուցանիշներից մեկը, որը արտացոլում է տվյալ վարկառուի կամ պարտապանի դեֆոլտի հավանականությունը որոշակի ժամանակահատվածում։ Դեֆոլտ ասելով սովորաբար հասկանում են այն իրավիճակը, երբ վարկառուն չի կարողանում կատարել իր պարտավորությունները՝ համաձայն պայմանագրի, օրինակ՝ չի կատարում վճարումները սահմանված ժամկետներում։ PD</w:t>
+      </w:r>
+      <w:r>
+        <w:rPr>
+          <w:rFonts w:ascii="Sylfaen" w:eastAsia="Times New Roman" w:hAnsi="Sylfaen" w:cs="Times New Roman"/>
+          <w:sz w:val="24"/>
+          <w:szCs w:val="24"/>
+          <w:lang w:val="hy-AM" w:eastAsia="ru-RU"/>
+        </w:rPr>
+        <w:t>-</w:t>
+      </w:r>
+      <w:r>
+        <w:rPr>
+          <w:rFonts w:ascii="Sylfaen" w:eastAsia="Times New Roman" w:hAnsi="Sylfaen" w:cs="Times New Roman"/>
+          <w:sz w:val="24"/>
+          <w:szCs w:val="24"/>
+          <w:lang w:val="hy-AM" w:eastAsia="ru-RU"/>
+        </w:rPr>
+        <w:t>ն արտահայտվում է հավանականության տեսքով և ցույց է տալիս, թե ինչ տոկոս հավանականությամբ է սպասվում, որ տվյալ սուբյեկտը կդառնա դեֆոլտային մեկ տարվա կամ այլ կանխորոշված հորիզոնի ընթացքում։</w:t>
       </w:r>
     </w:p>
     <w:p>
@@ -6553,7 +7738,43 @@
           <w:szCs w:val="24"/>
           <w:lang w:val="hy-AM" w:eastAsia="ru-RU"/>
         </w:rPr>
-        <w:t>PD գործակիցը կարևոր դեր է խաղում վարկային պորտֆելի գնահատման, գնագոյացման և կապիտալի պահանջների հաշվարկման գործընթացներում։ Այն օգտագործվում է ինչպես առանձին վարկերի ռիսկայնությունը գնահատելու, այնպես էլ ամբողջ պորտֆելի ռիսկային կառուցվածքը հասկանալու համար։ Որքան բարձր է PD-ն, այնքան բարձր է տվյալ վարկառուի ռիսկայնությունը և, համապատասխանաբար, բանկը կարող է կիրառել ավելի խիստ պայմաններ կամ բարձր տոկոսադրույք՝ ռիսկը փոխհատուցելու նպատակով։ PD-ն նաև հանդիսանում է Expected Credit Loss մոտեցման կարևոր բաղադրիչներից մեկը, քանի որ սպասվող վարկային կորուստների գնահատման համար անհրաժեշտ է իմ</w:t>
+        <w:t>PD գործակիցը կարևոր դեր է խաղում վարկային պորտֆելի գնահատման, գնագոյացման և կապիտալի պահանջների հաշվարկման գործընթացներում։ Այն օգտագործվում է ինչպես առանձին վարկերի ռիսկայնությունը գնահատելու, այնպես էլ ամբողջ պորտֆելի ռիսկային կառուցվածքը հասկանալու համար։ Որքան բարձր է PD</w:t>
+      </w:r>
+      <w:r>
+        <w:rPr>
+          <w:rFonts w:ascii="Sylfaen" w:eastAsia="Times New Roman" w:hAnsi="Sylfaen" w:cs="Times New Roman"/>
+          <w:sz w:val="24"/>
+          <w:szCs w:val="24"/>
+          <w:lang w:val="hy-AM" w:eastAsia="ru-RU"/>
+        </w:rPr>
+        <w:t>-</w:t>
+      </w:r>
+      <w:r>
+        <w:rPr>
+          <w:rFonts w:ascii="Sylfaen" w:eastAsia="Times New Roman" w:hAnsi="Sylfaen" w:cs="Times New Roman"/>
+          <w:sz w:val="24"/>
+          <w:szCs w:val="24"/>
+          <w:lang w:val="hy-AM" w:eastAsia="ru-RU"/>
+        </w:rPr>
+        <w:t>ն, այնքան բարձր է տվյալ վարկառուի ռիսկայնությունը և, համապատասխանաբար, բանկը կարող է կիրառել ավելի խիստ պայմաններ կամ բարձր տոկոսադրույք՝ ռիսկը փոխհատուցելու նպատակով։ PD</w:t>
+      </w:r>
+      <w:r>
+        <w:rPr>
+          <w:rFonts w:ascii="Sylfaen" w:eastAsia="Times New Roman" w:hAnsi="Sylfaen" w:cs="Times New Roman"/>
+          <w:sz w:val="24"/>
+          <w:szCs w:val="24"/>
+          <w:lang w:val="hy-AM" w:eastAsia="ru-RU"/>
+        </w:rPr>
+        <w:t>-</w:t>
+      </w:r>
+      <w:r>
+        <w:rPr>
+          <w:rFonts w:ascii="Sylfaen" w:eastAsia="Times New Roman" w:hAnsi="Sylfaen" w:cs="Times New Roman"/>
+          <w:sz w:val="24"/>
+          <w:szCs w:val="24"/>
+          <w:lang w:val="hy-AM" w:eastAsia="ru-RU"/>
+        </w:rPr>
+        <w:t>ն նաև հանդիսանում է Expected Credit Loss մոտեցման կարևոր բաղադրիչներից մեկը, քանի որ սպասվող վարկային կորուստների գնահատման համար անհրաժեշտ է իմ</w:t>
       </w:r>
       <w:r>
         <w:rPr>
@@ -6584,7 +7805,43 @@
           <w:szCs w:val="24"/>
           <w:lang w:val="hy-AM" w:eastAsia="ru-RU"/>
         </w:rPr>
-        <w:t>Ժամանակակից ֆինանսական կազմակերպություններում PD-ի գնահատումը հաճախ իրականացվում է մեքենայական ուսուցման մոդելների միջոցով։ Մեքենայական ուսուցումը հնարավորություն է տալիս մեծ ծավալի պատմական տվյալների հիման վրա հայտնաբերել օրինաչափություններ և կապեր, որոնք կարող են կանխատեսել վարկառուի վարքագիծը։ Տվյալների շարքում կարող են ներառվել ֆինանսական ցուցանիշներ, եկամուտներ, ծախսեր, վարկային պատմություն, սոցիալ-դեմոգրաֆիկ հատկանիշներ և այլ գործոններ։ Մոդելները սովորում են պատմական դեպքերից՝ տարբերակելով դեֆոլտային և ոչ դեֆոլտային հաճախորդներին, և արդյունքում յուրաքանչյուր նոր հաճախորդի համար հաշվարկո</w:t>
+        <w:t>Ժամանակակից ֆինանսական կազմակերպություններում PD</w:t>
+      </w:r>
+      <w:r>
+        <w:rPr>
+          <w:rFonts w:ascii="Sylfaen" w:eastAsia="Times New Roman" w:hAnsi="Sylfaen" w:cs="Times New Roman"/>
+          <w:sz w:val="24"/>
+          <w:szCs w:val="24"/>
+          <w:lang w:val="hy-AM" w:eastAsia="ru-RU"/>
+        </w:rPr>
+        <w:t>-</w:t>
+      </w:r>
+      <w:r>
+        <w:rPr>
+          <w:rFonts w:ascii="Sylfaen" w:eastAsia="Times New Roman" w:hAnsi="Sylfaen" w:cs="Times New Roman"/>
+          <w:sz w:val="24"/>
+          <w:szCs w:val="24"/>
+          <w:lang w:val="hy-AM" w:eastAsia="ru-RU"/>
+        </w:rPr>
+        <w:t>ի գնահատումը հաճախ իրականացվում է մեքենայական ուսուցման մոդելների միջոցով։ Մեքենայական ուսուցումը հնարավորություն է տալիս մեծ ծավալի պատմական տվյալների հիման վրա հայտնաբերել օրինաչափություններ և կապեր, որոնք կարող են կանխատեսել վարկառուի վարքագիծը։ Տվյալների շարքում կարող են ներառվել ֆինանսական ցուցանիշներ, եկամուտներ, ծախսեր, վարկային պատմություն, սոցիալ</w:t>
+      </w:r>
+      <w:r>
+        <w:rPr>
+          <w:rFonts w:ascii="Sylfaen" w:eastAsia="Times New Roman" w:hAnsi="Sylfaen" w:cs="Times New Roman"/>
+          <w:sz w:val="24"/>
+          <w:szCs w:val="24"/>
+          <w:lang w:val="hy-AM" w:eastAsia="ru-RU"/>
+        </w:rPr>
+        <w:t>-</w:t>
+      </w:r>
+      <w:r>
+        <w:rPr>
+          <w:rFonts w:ascii="Sylfaen" w:eastAsia="Times New Roman" w:hAnsi="Sylfaen" w:cs="Times New Roman"/>
+          <w:sz w:val="24"/>
+          <w:szCs w:val="24"/>
+          <w:lang w:val="hy-AM" w:eastAsia="ru-RU"/>
+        </w:rPr>
+        <w:t>դեմոգրաֆիկ հատկանիշներ և այլ գործոններ։ Մոդելները սովորում են պատմական դեպքերից՝ տարբերակելով դեֆոլտային և ոչ դեֆոլտային հաճախորդներին, և արդյունքում յուրաքանչյուր նոր հաճախորդի համար հաշվարկո</w:t>
       </w:r>
       <w:r>
         <w:rPr>
@@ -6638,7 +7895,25 @@
           <w:lang w:val="hy-AM" w:eastAsia="ru-RU"/>
         </w:rPr>
         <w:lastRenderedPageBreak/>
-        <w:t xml:space="preserve">PD-ի գնահատման համար առավել լայնորեն կիրառվող մեթոդներից մեկը լոգիստիկ ռեգրեսիան է։ Լոգիստիկ ռեգրեսիան դասակարգման մոդել է, որը նախատեսված է երկու հնարավոր արդյունք ունեցող խնդիրների համար, օրինակ՝ դեֆոլտ և ոչ դեֆոլտ։ Այն գնահատում է, թե ինչպես են տարբեր անկախ փոփոխականները ազդում դեֆոլտի հավանականության վրա։ Մոդելը յուրաքանչյուր հաճախորդի համար վերադարձնում է հավանականություն, որը գտնվում է զրոյից մեկ միջակայքում, և այդ </w:t>
+        <w:t>PD</w:t>
+      </w:r>
+      <w:r>
+        <w:rPr>
+          <w:rFonts w:ascii="Sylfaen" w:eastAsia="Times New Roman" w:hAnsi="Sylfaen" w:cs="Times New Roman"/>
+          <w:sz w:val="24"/>
+          <w:szCs w:val="24"/>
+          <w:lang w:val="hy-AM" w:eastAsia="ru-RU"/>
+        </w:rPr>
+        <w:t>-</w:t>
+      </w:r>
+      <w:r>
+        <w:rPr>
+          <w:rFonts w:ascii="Sylfaen" w:eastAsia="Times New Roman" w:hAnsi="Sylfaen" w:cs="Times New Roman"/>
+          <w:sz w:val="24"/>
+          <w:szCs w:val="24"/>
+          <w:lang w:val="hy-AM" w:eastAsia="ru-RU"/>
+        </w:rPr>
+        <w:t xml:space="preserve">ի գնահատման համար առավել լայնորեն կիրառվող մեթոդներից մեկը լոգիստիկ ռեգրեսիան է։ Լոգիստիկ ռեգրեսիան դասակարգման մոդել է, որը նախատեսված է երկու հնարավոր արդյունք ունեցող խնդիրների համար, օրինակ՝ դեֆոլտ և ոչ դեֆոլտ։ Այն գնահատում է, թե ինչպես են տարբեր անկախ փոփոխականները ազդում դեֆոլտի հավանականության վրա։ Մոդելը յուրաքանչյուր հաճախորդի համար վերադարձնում է հավանականություն, որը գտնվում է զրոյից մեկ միջակայքում, և այդ </w:t>
       </w:r>
       <w:r>
         <w:rPr>
@@ -6678,7 +7953,25 @@
           <w:szCs w:val="24"/>
           <w:lang w:val="hy-AM" w:eastAsia="ru-RU"/>
         </w:rPr>
-        <w:t xml:space="preserve"> լոգ-հավանականության տարածքում։</w:t>
+        <w:t xml:space="preserve"> լոգ</w:t>
+      </w:r>
+      <w:r>
+        <w:rPr>
+          <w:rFonts w:ascii="Sylfaen" w:eastAsia="Times New Roman" w:hAnsi="Sylfaen" w:cs="Times New Roman"/>
+          <w:sz w:val="24"/>
+          <w:szCs w:val="24"/>
+          <w:lang w:val="hy-AM" w:eastAsia="ru-RU"/>
+        </w:rPr>
+        <w:t>-</w:t>
+      </w:r>
+      <w:r>
+        <w:rPr>
+          <w:rFonts w:ascii="Sylfaen" w:eastAsia="Times New Roman" w:hAnsi="Sylfaen" w:cs="Times New Roman"/>
+          <w:sz w:val="24"/>
+          <w:szCs w:val="24"/>
+          <w:lang w:val="hy-AM" w:eastAsia="ru-RU"/>
+        </w:rPr>
+        <w:t>հավանականության տարածքում։</w:t>
       </w:r>
     </w:p>
     <w:p>
@@ -6753,7 +8046,25 @@
           <w:szCs w:val="24"/>
           <w:lang w:val="hy-AM"/>
         </w:rPr>
-        <w:t>Լոգիստիկ ռեգրեսիան հիմնվում է լոգիստիկ (կամ սիգմոիդային) ֆունկցիայի վրա՝ դիտարկվող օբյեկտի որևէ դասին պատկանելու հավանականությունը մոդելավորելու համար։ Այդ ֆունկցիան ունի հետևյալ տեսքը.</w:t>
+        <w:t xml:space="preserve">Լոգիստիկ ռեգրեսիան հիմնվում է լոգիստիկ (կամ սիգմոիդային) ֆունկցիայի վրա՝ </w:t>
+      </w:r>
+      <w:r>
+        <w:rPr>
+          <w:rFonts w:ascii="Sylfaen" w:hAnsi="Sylfaen"/>
+          <w:sz w:val="24"/>
+          <w:szCs w:val="24"/>
+          <w:lang w:val="hy-AM"/>
+        </w:rPr>
+        <w:t xml:space="preserve">որը հանդիսանում է ակտիվացման ֆունկցիա, և նախատեսված է </w:t>
+      </w:r>
+      <w:r>
+        <w:rPr>
+          <w:rFonts w:ascii="Sylfaen" w:hAnsi="Sylfaen"/>
+          <w:sz w:val="24"/>
+          <w:szCs w:val="24"/>
+          <w:lang w:val="hy-AM"/>
+        </w:rPr>
+        <w:t>դիտարկվող օբյեկտի որևէ դասին պատկանելու հավանականությունը մոդելավորելու համար։ Այդ ֆունկցիան ունի հետևյալ տեսքը.</w:t>
       </w:r>
     </w:p>
     <w:p>
@@ -6804,7 +8115,7 @@
                   <w:szCs w:val="24"/>
                   <w:lang w:val="hy-AM"/>
                 </w:rPr>
-                <m:t>z</m:t>
+                <m:t>x</m:t>
               </m:r>
             </m:e>
           </m:d>
@@ -6894,7 +8205,19 @@
                       <w:szCs w:val="24"/>
                       <w:lang w:val="hy-AM"/>
                     </w:rPr>
-                    <m:t>-z</m:t>
+                    <m:t>-</m:t>
+                  </m:r>
+                  <m:r>
+                    <m:rPr>
+                      <m:sty m:val="p"/>
+                    </m:rPr>
+                    <w:rPr>
+                      <w:rFonts w:ascii="Cambria Math" w:hAnsi="Cambria Math"/>
+                      <w:sz w:val="28"/>
+                      <w:szCs w:val="24"/>
+                      <w:lang w:val="hy-AM"/>
+                    </w:rPr>
+                    <m:t>x</m:t>
                   </m:r>
                 </m:sup>
               </m:sSup>
@@ -6911,26 +8234,71 @@
           <w:rFonts w:ascii="Sylfaen" w:hAnsi="Sylfaen"/>
           <w:sz w:val="24"/>
           <w:szCs w:val="24"/>
-          <w:lang w:val="hy-AM"/>
-        </w:rPr>
-      </w:pPr>
-      <w:r>
-        <w:rPr>
-          <w:rFonts w:ascii="Sylfaen" w:hAnsi="Sylfaen"/>
-          <w:sz w:val="24"/>
-          <w:szCs w:val="24"/>
-          <w:lang w:val="hy-AM"/>
-        </w:rPr>
-        <w:t xml:space="preserve">որտեղ z-ը մուտքային փոփոխականների գծային կոմբինացիա է։ Սիգմոիդային ֆունկցիան ընդունում է ցանկացած իրական թիվ, բայց այն փոխակերպում է 0–1 տիրույթի արժեքների, ինչը հարմար է արդյունքը հավանականության տեսանկյունից մեկնաբանելու համար։ </w:t>
-      </w:r>
-      <w:r>
-        <w:rPr>
-          <w:rFonts w:ascii="Sylfaen" w:hAnsi="Sylfaen"/>
-          <w:sz w:val="24"/>
-          <w:szCs w:val="24"/>
-          <w:lang w:val="hy-AM"/>
-        </w:rPr>
-        <w:t>Սիգմոիդային ֆունկցիան բերված է գծագիր 1-ում:</w:t>
+          <w:lang w:val="en-US"/>
+        </w:rPr>
+      </w:pPr>
+      <w:r>
+        <w:rPr>
+          <w:rFonts w:ascii="Sylfaen" w:hAnsi="Sylfaen"/>
+          <w:sz w:val="24"/>
+          <w:szCs w:val="24"/>
+          <w:lang w:val="hy-AM"/>
+        </w:rPr>
+        <w:t xml:space="preserve">որտեղ </w:t>
+      </w:r>
+      <w:r>
+        <w:rPr>
+          <w:rFonts w:ascii="Sylfaen" w:hAnsi="Sylfaen"/>
+          <w:sz w:val="24"/>
+          <w:szCs w:val="24"/>
+          <w:lang w:val="hy-AM"/>
+        </w:rPr>
+        <w:t>x</w:t>
+      </w:r>
+      <w:r>
+        <w:rPr>
+          <w:rFonts w:ascii="Sylfaen" w:hAnsi="Sylfaen"/>
+          <w:sz w:val="24"/>
+          <w:szCs w:val="24"/>
+          <w:lang w:val="hy-AM"/>
+        </w:rPr>
+        <w:t>-</w:t>
+      </w:r>
+      <w:r>
+        <w:rPr>
+          <w:rFonts w:ascii="Sylfaen" w:hAnsi="Sylfaen"/>
+          <w:sz w:val="24"/>
+          <w:szCs w:val="24"/>
+          <w:lang w:val="hy-AM"/>
+        </w:rPr>
+        <w:t xml:space="preserve">ը մուտքային փոփոխականների գծային կոմբինացիա է։ Սիգմոիդային ֆունկցիան ընդունում է ցանկացած իրական թիվ, բայց այն փոխակերպում է 0–1 տիրույթի արժեքների, ինչը հարմար է արդյունքը հավանականության տեսանկյունից մեկնաբանելու համար։ </w:t>
+      </w:r>
+      <w:r>
+        <w:rPr>
+          <w:rFonts w:ascii="Sylfaen" w:hAnsi="Sylfaen"/>
+          <w:sz w:val="24"/>
+          <w:szCs w:val="24"/>
+          <w:lang w:val="hy-AM"/>
+        </w:rPr>
+        <w:t>Սիգմոիդային ֆունկցիան բերված է գծագիր 1</w:t>
+      </w:r>
+      <w:r>
+        <w:rPr>
+          <w:rFonts w:ascii="Sylfaen" w:hAnsi="Sylfaen"/>
+          <w:sz w:val="24"/>
+          <w:szCs w:val="24"/>
+          <w:lang w:val="hy-AM"/>
+        </w:rPr>
+        <w:t>-</w:t>
+      </w:r>
+      <w:r>
+        <w:rPr>
+          <w:rFonts w:ascii="Sylfaen" w:hAnsi="Sylfaen"/>
+          <w:sz w:val="24"/>
+          <w:szCs w:val="24"/>
+          <w:lang w:val="hy-AM"/>
+        </w:rPr>
+        <w:t>ում:</w:t>
       </w:r>
     </w:p>
     <w:p>
@@ -6944,6 +8312,16 @@
           <w:lang w:val="hy-AM"/>
         </w:rPr>
       </w:pPr>
+      <w:r>
+        <w:rPr>
+          <w:rFonts w:ascii="Sylfaen" w:hAnsi="Sylfaen"/>
+          <w:sz w:val="24"/>
+          <w:szCs w:val="24"/>
+          <w:lang w:val="hy-AM"/>
+        </w:rPr>
+        <w:lastRenderedPageBreak/>
+        <w:t>Գծագիր 1:</w:t>
+      </w:r>
     </w:p>
     <w:p>
       <w:pPr>
@@ -6959,35 +8337,13 @@
       <w:r>
         <w:rPr>
           <w:rFonts w:ascii="Sylfaen" w:hAnsi="Sylfaen"/>
-          <w:sz w:val="24"/>
-          <w:szCs w:val="24"/>
-          <w:lang w:val="hy-AM"/>
-        </w:rPr>
-        <w:lastRenderedPageBreak/>
-        <w:t>Գծագիր 1:</w:t>
-      </w:r>
-    </w:p>
-    <w:p>
-      <w:pPr>
-        <w:spacing w:before="30" w:after="30" w:line="360" w:lineRule="auto"/>
-        <w:jc w:val="both"/>
-        <w:rPr>
-          <w:rFonts w:ascii="Sylfaen" w:hAnsi="Sylfaen"/>
-          <w:sz w:val="24"/>
-          <w:szCs w:val="24"/>
-          <w:lang w:val="hy-AM"/>
-        </w:rPr>
-      </w:pPr>
-      <w:r>
-        <w:rPr>
-          <w:rFonts w:ascii="Sylfaen" w:hAnsi="Sylfaen"/>
           <w:noProof/>
           <w:lang w:eastAsia="ru-RU"/>
         </w:rPr>
         <w:drawing>
           <wp:inline distT="0" distB="0" distL="0" distR="0">
-            <wp:extent cx="4174176" cy="2686843"/>
-            <wp:effectExtent l="0" t="0" r="0" b="0"/>
+            <wp:extent cx="5829300" cy="3752216"/>
+            <wp:effectExtent l="0" t="0" r="0" b="635"/>
             <wp:docPr id="1" name="Picture 1" descr="C:\Users\user\AppData\Local\Microsoft\Windows\INetCache\Content.MSO\A300C421.tmp"/>
             <wp:cNvGraphicFramePr>
               <a:graphicFrameLocks xmlns:a="http://schemas.openxmlformats.org/drawingml/2006/main" noChangeAspect="1"/>
@@ -7017,7 +8373,7 @@
                   <pic:spPr bwMode="auto">
                     <a:xfrm>
                       <a:off x="0" y="0"/>
-                      <a:ext cx="4284820" cy="2758062"/>
+                      <a:ext cx="6012042" cy="3869844"/>
                     </a:xfrm>
                     <a:prstGeom prst="rect">
                       <a:avLst/>
@@ -7037,22 +8393,801 @@
     <w:p>
       <w:pPr>
         <w:spacing w:before="30" w:after="30" w:line="360" w:lineRule="auto"/>
+        <w:ind w:firstLine="426"/>
         <w:jc w:val="both"/>
         <w:rPr>
           <w:rFonts w:ascii="Sylfaen" w:hAnsi="Sylfaen"/>
+          <w:sz w:val="24"/>
+          <w:szCs w:val="24"/>
+          <w:lang w:val="hy-AM"/>
+        </w:rPr>
+      </w:pPr>
+      <w:r>
+        <w:rPr>
+          <w:rFonts w:ascii="Sylfaen" w:hAnsi="Sylfaen"/>
+          <w:sz w:val="24"/>
+          <w:szCs w:val="24"/>
+          <w:lang w:val="hy-AM"/>
+        </w:rPr>
+        <w:t xml:space="preserve">Դիպլոմայինի շրջանակներում նաև ուսումնասիրվել և թեստավորվել է </w:t>
+      </w:r>
+      <w:r>
+        <w:rPr>
+          <w:rFonts w:ascii="Sylfaen" w:hAnsi="Sylfaen"/>
+          <w:sz w:val="24"/>
+          <w:szCs w:val="24"/>
+          <w:lang w:val="hy-AM"/>
+        </w:rPr>
+        <w:t>Հիպերբոլիկ տանգենս ֆունկցիա</w:t>
+      </w:r>
+      <w:r>
+        <w:rPr>
+          <w:rFonts w:ascii="Sylfaen" w:hAnsi="Sylfaen"/>
+          <w:sz w:val="24"/>
+          <w:szCs w:val="24"/>
+          <w:lang w:val="hy-AM"/>
+        </w:rPr>
+        <w:t>ն, որն ունի հետևյալ բանաձևը՝</w:t>
+      </w:r>
+    </w:p>
+    <w:p>
+      <w:pPr>
+        <w:spacing w:before="30" w:after="30" w:line="360" w:lineRule="auto"/>
+        <w:ind w:firstLine="426"/>
+        <w:jc w:val="both"/>
+        <w:rPr>
+          <w:rFonts w:ascii="Sylfaen" w:eastAsiaTheme="minorEastAsia" w:hAnsi="Sylfaen"/>
+          <w:sz w:val="28"/>
+          <w:szCs w:val="24"/>
+          <w:lang w:val="hy-AM"/>
+        </w:rPr>
+      </w:pPr>
+      <m:oMathPara>
+        <m:oMath>
+          <m:r>
+            <w:rPr>
+              <w:rFonts w:ascii="Cambria Math" w:hAnsi="Cambria Math"/>
+              <w:sz w:val="28"/>
+              <w:szCs w:val="24"/>
+              <w:lang w:val="en-US"/>
+            </w:rPr>
+            <m:t>tahn</m:t>
+          </m:r>
+          <m:d>
+            <m:dPr>
+              <m:ctrlPr>
+                <w:rPr>
+                  <w:rFonts w:ascii="Cambria Math" w:hAnsi="Cambria Math"/>
+                  <w:sz w:val="28"/>
+                  <w:szCs w:val="24"/>
+                  <w:lang w:val="hy-AM"/>
+                </w:rPr>
+              </m:ctrlPr>
+            </m:dPr>
+            <m:e>
+              <m:r>
+                <m:rPr>
+                  <m:sty m:val="p"/>
+                </m:rPr>
+                <w:rPr>
+                  <w:rFonts w:ascii="Cambria Math" w:hAnsi="Cambria Math"/>
+                  <w:sz w:val="28"/>
+                  <w:szCs w:val="24"/>
+                  <w:lang w:val="hy-AM"/>
+                </w:rPr>
+                <m:t>x</m:t>
+              </m:r>
+            </m:e>
+          </m:d>
+          <m:r>
+            <m:rPr>
+              <m:sty m:val="p"/>
+            </m:rPr>
+            <w:rPr>
+              <w:rFonts w:ascii="Cambria Math" w:hAnsi="Cambria Math"/>
+              <w:sz w:val="28"/>
+              <w:szCs w:val="24"/>
+              <w:lang w:val="hy-AM"/>
+            </w:rPr>
+            <m:t>=</m:t>
+          </m:r>
+          <m:f>
+            <m:fPr>
+              <m:ctrlPr>
+                <w:rPr>
+                  <w:rFonts w:ascii="Cambria Math" w:hAnsi="Cambria Math"/>
+                  <w:sz w:val="28"/>
+                  <w:szCs w:val="24"/>
+                  <w:lang w:val="hy-AM"/>
+                </w:rPr>
+              </m:ctrlPr>
+            </m:fPr>
+            <m:num>
+              <m:sSup>
+                <m:sSupPr>
+                  <m:ctrlPr>
+                    <w:rPr>
+                      <w:rFonts w:ascii="Cambria Math" w:hAnsi="Cambria Math"/>
+                      <w:sz w:val="28"/>
+                      <w:szCs w:val="24"/>
+                      <w:lang w:val="hy-AM"/>
+                    </w:rPr>
+                  </m:ctrlPr>
+                </m:sSupPr>
+                <m:e>
+                  <m:r>
+                    <m:rPr>
+                      <m:sty m:val="p"/>
+                    </m:rPr>
+                    <w:rPr>
+                      <w:rFonts w:ascii="Cambria Math" w:hAnsi="Cambria Math"/>
+                      <w:sz w:val="28"/>
+                      <w:szCs w:val="24"/>
+                      <w:lang w:val="hy-AM"/>
+                    </w:rPr>
+                    <m:t>e</m:t>
+                  </m:r>
+                </m:e>
+                <m:sup>
+                  <m:r>
+                    <m:rPr>
+                      <m:sty m:val="p"/>
+                    </m:rPr>
+                    <w:rPr>
+                      <w:rFonts w:ascii="Cambria Math" w:hAnsi="Cambria Math"/>
+                      <w:sz w:val="28"/>
+                      <w:szCs w:val="24"/>
+                      <w:lang w:val="hy-AM"/>
+                    </w:rPr>
+                    <m:t>x</m:t>
+                  </m:r>
+                </m:sup>
+              </m:sSup>
+              <m:r>
+                <w:rPr>
+                  <w:rFonts w:ascii="Cambria Math" w:hAnsi="Cambria Math"/>
+                  <w:sz w:val="28"/>
+                  <w:szCs w:val="24"/>
+                  <w:lang w:val="hy-AM"/>
+                </w:rPr>
+                <m:t>-</m:t>
+              </m:r>
+              <m:sSup>
+                <m:sSupPr>
+                  <m:ctrlPr>
+                    <w:rPr>
+                      <w:rFonts w:ascii="Cambria Math" w:hAnsi="Cambria Math"/>
+                      <w:sz w:val="28"/>
+                      <w:szCs w:val="24"/>
+                      <w:lang w:val="hy-AM"/>
+                    </w:rPr>
+                  </m:ctrlPr>
+                </m:sSupPr>
+                <m:e>
+                  <m:r>
+                    <m:rPr>
+                      <m:sty m:val="p"/>
+                    </m:rPr>
+                    <w:rPr>
+                      <w:rFonts w:ascii="Cambria Math" w:hAnsi="Cambria Math"/>
+                      <w:sz w:val="28"/>
+                      <w:szCs w:val="24"/>
+                      <w:lang w:val="hy-AM"/>
+                    </w:rPr>
+                    <m:t>e</m:t>
+                  </m:r>
+                </m:e>
+                <m:sup>
+                  <m:r>
+                    <m:rPr>
+                      <m:sty m:val="p"/>
+                    </m:rPr>
+                    <w:rPr>
+                      <w:rFonts w:ascii="Cambria Math" w:hAnsi="Cambria Math"/>
+                      <w:sz w:val="28"/>
+                      <w:szCs w:val="24"/>
+                      <w:lang w:val="hy-AM"/>
+                    </w:rPr>
+                    <m:t>-x</m:t>
+                  </m:r>
+                </m:sup>
+              </m:sSup>
+            </m:num>
+            <m:den>
+              <m:sSup>
+                <m:sSupPr>
+                  <m:ctrlPr>
+                    <w:rPr>
+                      <w:rFonts w:ascii="Cambria Math" w:hAnsi="Cambria Math"/>
+                      <w:sz w:val="28"/>
+                      <w:szCs w:val="24"/>
+                      <w:lang w:val="hy-AM"/>
+                    </w:rPr>
+                  </m:ctrlPr>
+                </m:sSupPr>
+                <m:e>
+                  <m:r>
+                    <m:rPr>
+                      <m:sty m:val="p"/>
+                    </m:rPr>
+                    <w:rPr>
+                      <w:rFonts w:ascii="Cambria Math" w:hAnsi="Cambria Math"/>
+                      <w:sz w:val="28"/>
+                      <w:szCs w:val="24"/>
+                      <w:lang w:val="hy-AM"/>
+                    </w:rPr>
+                    <m:t>e</m:t>
+                  </m:r>
+                </m:e>
+                <m:sup>
+                  <m:r>
+                    <m:rPr>
+                      <m:sty m:val="p"/>
+                    </m:rPr>
+                    <w:rPr>
+                      <w:rFonts w:ascii="Cambria Math" w:hAnsi="Cambria Math"/>
+                      <w:sz w:val="28"/>
+                      <w:szCs w:val="24"/>
+                      <w:lang w:val="hy-AM"/>
+                    </w:rPr>
+                    <m:t>x</m:t>
+                  </m:r>
+                </m:sup>
+              </m:sSup>
+              <m:r>
+                <m:rPr>
+                  <m:sty m:val="p"/>
+                </m:rPr>
+                <w:rPr>
+                  <w:rFonts w:ascii="Cambria Math" w:hAnsi="Cambria Math"/>
+                  <w:sz w:val="28"/>
+                  <w:szCs w:val="24"/>
+                  <w:lang w:val="hy-AM"/>
+                </w:rPr>
+                <m:t>+</m:t>
+              </m:r>
+              <m:sSup>
+                <m:sSupPr>
+                  <m:ctrlPr>
+                    <w:rPr>
+                      <w:rFonts w:ascii="Cambria Math" w:hAnsi="Cambria Math"/>
+                      <w:sz w:val="28"/>
+                      <w:szCs w:val="24"/>
+                      <w:lang w:val="hy-AM"/>
+                    </w:rPr>
+                  </m:ctrlPr>
+                </m:sSupPr>
+                <m:e>
+                  <m:r>
+                    <m:rPr>
+                      <m:sty m:val="p"/>
+                    </m:rPr>
+                    <w:rPr>
+                      <w:rFonts w:ascii="Cambria Math" w:hAnsi="Cambria Math"/>
+                      <w:sz w:val="28"/>
+                      <w:szCs w:val="24"/>
+                      <w:lang w:val="hy-AM"/>
+                    </w:rPr>
+                    <m:t>e</m:t>
+                  </m:r>
+                </m:e>
+                <m:sup>
+                  <m:r>
+                    <m:rPr>
+                      <m:sty m:val="p"/>
+                    </m:rPr>
+                    <w:rPr>
+                      <w:rFonts w:ascii="Cambria Math" w:hAnsi="Cambria Math"/>
+                      <w:sz w:val="28"/>
+                      <w:szCs w:val="24"/>
+                      <w:lang w:val="hy-AM"/>
+                    </w:rPr>
+                    <m:t>-</m:t>
+                  </m:r>
+                  <m:r>
+                    <m:rPr>
+                      <m:sty m:val="p"/>
+                    </m:rPr>
+                    <w:rPr>
+                      <w:rFonts w:ascii="Cambria Math" w:hAnsi="Cambria Math"/>
+                      <w:sz w:val="28"/>
+                      <w:szCs w:val="24"/>
+                      <w:lang w:val="hy-AM"/>
+                    </w:rPr>
+                    <m:t>x</m:t>
+                  </m:r>
+                </m:sup>
+              </m:sSup>
+            </m:den>
+          </m:f>
+        </m:oMath>
+      </m:oMathPara>
+    </w:p>
+    <w:p>
+      <w:pPr>
+        <w:spacing w:before="30" w:after="30" w:line="360" w:lineRule="auto"/>
+        <w:ind w:firstLine="426"/>
+        <w:jc w:val="both"/>
+        <w:rPr>
+          <w:rFonts w:ascii="Sylfaen" w:eastAsiaTheme="minorEastAsia" w:hAnsi="Sylfaen"/>
+          <w:sz w:val="24"/>
+          <w:szCs w:val="24"/>
+          <w:lang w:val="hy-AM"/>
+        </w:rPr>
+      </w:pPr>
+      <w:r>
+        <w:rPr>
+          <w:rFonts w:ascii="Sylfaen" w:eastAsiaTheme="minorEastAsia" w:hAnsi="Sylfaen"/>
+          <w:sz w:val="24"/>
+          <w:szCs w:val="24"/>
+          <w:lang w:val="hy-AM"/>
+        </w:rPr>
+        <w:t xml:space="preserve">Սակայն նրա արժեքների տիրույթը ընկած է </w:t>
+      </w:r>
+      <w:r>
+        <w:rPr>
+          <w:rFonts w:ascii="Sylfaen" w:eastAsiaTheme="minorEastAsia" w:hAnsi="Sylfaen"/>
+          <w:sz w:val="24"/>
+          <w:szCs w:val="24"/>
+          <w:lang w:val="hy-AM"/>
+        </w:rPr>
+        <w:t>(</w:t>
+      </w:r>
+      <w:r>
+        <w:rPr>
+          <w:rFonts w:ascii="Sylfaen" w:eastAsiaTheme="minorEastAsia" w:hAnsi="Sylfaen"/>
+          <w:sz w:val="24"/>
+          <w:szCs w:val="24"/>
+          <w:lang w:val="hy-AM"/>
+        </w:rPr>
+        <w:t>-</w:t>
+      </w:r>
+      <w:r>
+        <w:rPr>
+          <w:rFonts w:ascii="Sylfaen" w:eastAsiaTheme="minorEastAsia" w:hAnsi="Sylfaen"/>
+          <w:sz w:val="24"/>
+          <w:szCs w:val="24"/>
+          <w:lang w:val="hy-AM"/>
+        </w:rPr>
+        <w:t xml:space="preserve">1;1) </w:t>
+      </w:r>
+      <w:r>
+        <w:rPr>
+          <w:rFonts w:ascii="Sylfaen" w:eastAsiaTheme="minorEastAsia" w:hAnsi="Sylfaen"/>
+          <w:sz w:val="24"/>
+          <w:szCs w:val="24"/>
+          <w:lang w:val="hy-AM"/>
+        </w:rPr>
+        <w:t>միջակայքում, և որպեսի հնարավոր լինի այս ֆունկցիայով ստանանք հավանականություն, կսահմանենք հետևյալ ֆունկցիան՝</w:t>
+      </w:r>
+    </w:p>
+    <w:p>
+      <w:pPr>
+        <w:spacing w:before="30" w:after="30" w:line="360" w:lineRule="auto"/>
+        <w:ind w:firstLine="426"/>
+        <w:jc w:val="both"/>
+        <w:rPr>
+          <w:rFonts w:ascii="Sylfaen" w:eastAsiaTheme="minorEastAsia" w:hAnsi="Sylfaen"/>
           <w:i/>
-          <w:sz w:val="24"/>
-          <w:szCs w:val="24"/>
-          <w:lang w:val="hy-AM"/>
-        </w:rPr>
-      </w:pPr>
-      <w:r>
-        <w:rPr>
-          <w:rFonts w:ascii="Sylfaen" w:hAnsi="Sylfaen"/>
-          <w:sz w:val="24"/>
-          <w:szCs w:val="24"/>
-          <w:lang w:val="hy-AM"/>
-        </w:rPr>
+          <w:sz w:val="28"/>
+          <w:szCs w:val="24"/>
+          <w:lang w:val="hy-AM"/>
+        </w:rPr>
+      </w:pPr>
+      <m:oMathPara>
+        <m:oMath>
+          <m:r>
+            <w:rPr>
+              <w:rFonts w:ascii="Cambria Math" w:hAnsi="Cambria Math"/>
+              <w:sz w:val="28"/>
+              <w:szCs w:val="24"/>
+              <w:lang w:val="en-US"/>
+            </w:rPr>
+            <m:t>new_</m:t>
+          </m:r>
+          <m:r>
+            <w:rPr>
+              <w:rFonts w:ascii="Cambria Math" w:hAnsi="Cambria Math"/>
+              <w:sz w:val="28"/>
+              <w:szCs w:val="24"/>
+              <w:lang w:val="en-US"/>
+            </w:rPr>
+            <m:t>tahn</m:t>
+          </m:r>
+          <m:d>
+            <m:dPr>
+              <m:ctrlPr>
+                <w:rPr>
+                  <w:rFonts w:ascii="Cambria Math" w:hAnsi="Cambria Math"/>
+                  <w:sz w:val="28"/>
+                  <w:szCs w:val="24"/>
+                  <w:lang w:val="hy-AM"/>
+                </w:rPr>
+              </m:ctrlPr>
+            </m:dPr>
+            <m:e>
+              <m:r>
+                <m:rPr>
+                  <m:sty m:val="p"/>
+                </m:rPr>
+                <w:rPr>
+                  <w:rFonts w:ascii="Cambria Math" w:hAnsi="Cambria Math"/>
+                  <w:sz w:val="28"/>
+                  <w:szCs w:val="24"/>
+                  <w:lang w:val="hy-AM"/>
+                </w:rPr>
+                <m:t>x</m:t>
+              </m:r>
+            </m:e>
+          </m:d>
+          <m:r>
+            <m:rPr>
+              <m:sty m:val="p"/>
+            </m:rPr>
+            <w:rPr>
+              <w:rFonts w:ascii="Cambria Math" w:hAnsi="Cambria Math"/>
+              <w:sz w:val="28"/>
+              <w:szCs w:val="24"/>
+              <w:lang w:val="hy-AM"/>
+            </w:rPr>
+            <m:t>=</m:t>
+          </m:r>
+          <m:r>
+            <m:rPr>
+              <m:sty m:val="p"/>
+            </m:rPr>
+            <w:rPr>
+              <w:rFonts w:ascii="Cambria Math" w:hAnsi="Cambria Math"/>
+              <w:sz w:val="28"/>
+              <w:szCs w:val="24"/>
+              <w:lang w:val="hy-AM"/>
+            </w:rPr>
+            <m:t>(</m:t>
+          </m:r>
+          <m:r>
+            <w:rPr>
+              <w:rFonts w:ascii="Cambria Math" w:hAnsi="Cambria Math"/>
+              <w:sz w:val="28"/>
+              <w:szCs w:val="24"/>
+              <w:lang w:val="en-US"/>
+            </w:rPr>
+            <m:t>tahn</m:t>
+          </m:r>
+          <m:d>
+            <m:dPr>
+              <m:ctrlPr>
+                <w:rPr>
+                  <w:rFonts w:ascii="Cambria Math" w:hAnsi="Cambria Math"/>
+                  <w:sz w:val="28"/>
+                  <w:szCs w:val="24"/>
+                  <w:lang w:val="hy-AM"/>
+                </w:rPr>
+              </m:ctrlPr>
+            </m:dPr>
+            <m:e>
+              <m:r>
+                <m:rPr>
+                  <m:sty m:val="p"/>
+                </m:rPr>
+                <w:rPr>
+                  <w:rFonts w:ascii="Cambria Math" w:hAnsi="Cambria Math"/>
+                  <w:sz w:val="28"/>
+                  <w:szCs w:val="24"/>
+                  <w:lang w:val="hy-AM"/>
+                </w:rPr>
+                <m:t>x</m:t>
+              </m:r>
+            </m:e>
+          </m:d>
+          <m:r>
+            <w:rPr>
+              <w:rFonts w:ascii="Cambria Math" w:hAnsi="Cambria Math"/>
+              <w:sz w:val="28"/>
+              <w:szCs w:val="24"/>
+              <w:lang w:val="hy-AM"/>
+            </w:rPr>
+            <m:t>+1)/2</m:t>
+          </m:r>
+        </m:oMath>
+      </m:oMathPara>
+    </w:p>
+    <w:p>
+      <w:pPr>
+        <w:spacing w:before="30" w:after="30" w:line="360" w:lineRule="auto"/>
+        <w:jc w:val="both"/>
+        <w:rPr>
+          <w:rFonts w:ascii="Sylfaen" w:hAnsi="Sylfaen"/>
+          <w:sz w:val="24"/>
+          <w:szCs w:val="24"/>
+          <w:lang w:val="hy-AM"/>
+        </w:rPr>
+      </w:pPr>
+      <w:r>
+        <w:rPr>
+          <w:rFonts w:ascii="Sylfaen" w:hAnsi="Sylfaen"/>
+          <w:sz w:val="24"/>
+          <w:szCs w:val="24"/>
+          <w:lang w:val="hy-AM"/>
+        </w:rPr>
+        <w:t xml:space="preserve">Որն ունի հետևյալ գրաֆիկը </w:t>
+      </w:r>
+      <w:r>
+        <w:rPr>
+          <w:rFonts w:ascii="Sylfaen" w:hAnsi="Sylfaen"/>
+          <w:sz w:val="24"/>
+          <w:szCs w:val="24"/>
+          <w:lang w:val="hy-AM"/>
+        </w:rPr>
+        <w:t>(</w:t>
+      </w:r>
+      <w:r>
+        <w:rPr>
+          <w:rFonts w:ascii="Sylfaen" w:hAnsi="Sylfaen"/>
+          <w:sz w:val="24"/>
+          <w:szCs w:val="24"/>
+          <w:lang w:val="hy-AM"/>
+        </w:rPr>
+        <w:t>Գծագիր 2</w:t>
+      </w:r>
+      <w:r>
+        <w:rPr>
+          <w:rFonts w:ascii="Sylfaen" w:hAnsi="Sylfaen"/>
+          <w:sz w:val="24"/>
+          <w:szCs w:val="24"/>
+          <w:lang w:val="hy-AM"/>
+        </w:rPr>
+        <w:t>):</w:t>
+      </w:r>
+    </w:p>
+    <w:p>
+      <w:pPr>
+        <w:rPr>
+          <w:rFonts w:ascii="Sylfaen" w:hAnsi="Sylfaen"/>
+          <w:sz w:val="24"/>
+          <w:szCs w:val="24"/>
+          <w:lang w:val="hy-AM"/>
+        </w:rPr>
+      </w:pPr>
+      <w:r>
+        <w:rPr>
+          <w:rFonts w:ascii="Sylfaen" w:hAnsi="Sylfaen"/>
+          <w:sz w:val="24"/>
+          <w:szCs w:val="24"/>
+          <w:lang w:val="hy-AM"/>
+        </w:rPr>
+        <w:br w:type="page"/>
+      </w:r>
+    </w:p>
+    <w:p>
+      <w:pPr>
+        <w:spacing w:before="30" w:after="30" w:line="360" w:lineRule="auto"/>
+        <w:jc w:val="both"/>
+        <w:rPr>
+          <w:rFonts w:ascii="Sylfaen" w:hAnsi="Sylfaen"/>
+          <w:sz w:val="24"/>
+          <w:szCs w:val="24"/>
+          <w:lang w:val="hy-AM"/>
+        </w:rPr>
+      </w:pPr>
+      <w:r>
+        <w:rPr>
+          <w:rFonts w:ascii="Sylfaen" w:hAnsi="Sylfaen"/>
+          <w:sz w:val="24"/>
+          <w:szCs w:val="24"/>
+          <w:lang w:val="hy-AM"/>
+        </w:rPr>
+        <w:lastRenderedPageBreak/>
+        <w:t>Գծագիր 2:</w:t>
+      </w:r>
+    </w:p>
+    <w:p>
+      <w:pPr>
+        <w:spacing w:before="30" w:after="30" w:line="360" w:lineRule="auto"/>
+        <w:jc w:val="both"/>
+        <w:rPr>
+          <w:rFonts w:ascii="Sylfaen" w:hAnsi="Sylfaen"/>
+          <w:sz w:val="24"/>
+          <w:szCs w:val="24"/>
+          <w:lang w:val="hy-AM"/>
+        </w:rPr>
+      </w:pPr>
+      <w:r>
+        <w:rPr>
+          <w:rFonts w:ascii="Sylfaen" w:hAnsi="Sylfaen"/>
+          <w:sz w:val="24"/>
+          <w:szCs w:val="24"/>
+          <w:lang w:val="hy-AM"/>
+        </w:rPr>
+        <w:drawing>
+          <wp:inline distT="0" distB="0" distL="0" distR="0" wp14:anchorId="1D2BCAAF" wp14:editId="78C6D9F5">
+            <wp:extent cx="5324475" cy="3842663"/>
+            <wp:effectExtent l="0" t="0" r="0" b="5715"/>
+            <wp:docPr id="7" name="Picture 7"/>
+            <wp:cNvGraphicFramePr>
+              <a:graphicFrameLocks xmlns:a="http://schemas.openxmlformats.org/drawingml/2006/main" noChangeAspect="1"/>
+            </wp:cNvGraphicFramePr>
+            <a:graphic xmlns:a="http://schemas.openxmlformats.org/drawingml/2006/main">
+              <a:graphicData uri="http://schemas.openxmlformats.org/drawingml/2006/picture">
+                <pic:pic xmlns:pic="http://schemas.openxmlformats.org/drawingml/2006/picture">
+                  <pic:nvPicPr>
+                    <pic:cNvPr id="1" name=""/>
+                    <pic:cNvPicPr/>
+                  </pic:nvPicPr>
+                  <pic:blipFill>
+                    <a:blip r:embed="rId9"/>
+                    <a:stretch>
+                      <a:fillRect/>
+                    </a:stretch>
+                  </pic:blipFill>
+                  <pic:spPr>
+                    <a:xfrm>
+                      <a:off x="0" y="0"/>
+                      <a:ext cx="5377076" cy="3880625"/>
+                    </a:xfrm>
+                    <a:prstGeom prst="rect">
+                      <a:avLst/>
+                    </a:prstGeom>
+                  </pic:spPr>
+                </pic:pic>
+              </a:graphicData>
+            </a:graphic>
+          </wp:inline>
+        </w:drawing>
+      </w:r>
+    </w:p>
+    <w:p>
+      <w:pPr>
+        <w:spacing w:before="30" w:after="30" w:line="360" w:lineRule="auto"/>
+        <w:jc w:val="both"/>
+        <w:rPr>
+          <w:rFonts w:ascii="Sylfaen" w:hAnsi="Sylfaen"/>
+          <w:sz w:val="24"/>
+          <w:szCs w:val="24"/>
+          <w:lang w:val="hy-AM"/>
+        </w:rPr>
+      </w:pPr>
+      <w:r>
+        <w:rPr>
+          <w:rFonts w:ascii="Sylfaen" w:hAnsi="Sylfaen"/>
+          <w:sz w:val="24"/>
+          <w:szCs w:val="24"/>
+          <w:lang w:val="hy-AM"/>
+        </w:rPr>
+        <w:t xml:space="preserve">Սակայն փորձարկման արդյունքներից հետևում է, որ սիգմոիդ ֆունկցիան ավելի արդյունավետ է </w:t>
+      </w:r>
+      <w:r>
+        <w:rPr>
+          <w:rFonts w:ascii="Sylfaen" w:hAnsi="Sylfaen"/>
+          <w:sz w:val="24"/>
+          <w:szCs w:val="24"/>
+          <w:lang w:val="hy-AM"/>
+        </w:rPr>
+        <w:t>(</w:t>
+      </w:r>
+      <w:r>
+        <w:rPr>
+          <w:rFonts w:ascii="Sylfaen" w:hAnsi="Sylfaen"/>
+          <w:sz w:val="24"/>
+          <w:szCs w:val="24"/>
+          <w:lang w:val="hy-AM"/>
+        </w:rPr>
+        <w:t>Գծագիր 3</w:t>
+      </w:r>
+      <w:r>
+        <w:rPr>
+          <w:rFonts w:ascii="Sylfaen" w:hAnsi="Sylfaen"/>
+          <w:sz w:val="24"/>
+          <w:szCs w:val="24"/>
+          <w:lang w:val="hy-AM"/>
+        </w:rPr>
+        <w:t>)</w:t>
+      </w:r>
+      <w:r>
+        <w:rPr>
+          <w:rFonts w:ascii="Sylfaen" w:hAnsi="Sylfaen"/>
+          <w:sz w:val="24"/>
+          <w:szCs w:val="24"/>
+          <w:lang w:val="hy-AM"/>
+        </w:rPr>
+        <w:t>:</w:t>
+      </w:r>
+    </w:p>
+    <w:p>
+      <w:pPr>
+        <w:spacing w:before="30" w:after="30" w:line="360" w:lineRule="auto"/>
+        <w:jc w:val="both"/>
+        <w:rPr>
+          <w:rFonts w:ascii="Sylfaen" w:hAnsi="Sylfaen"/>
+          <w:sz w:val="24"/>
+          <w:szCs w:val="24"/>
+          <w:lang w:val="hy-AM"/>
+        </w:rPr>
+      </w:pPr>
+      <w:r>
+        <w:rPr>
+          <w:rFonts w:ascii="Sylfaen" w:hAnsi="Sylfaen"/>
+          <w:sz w:val="24"/>
+          <w:szCs w:val="24"/>
+          <w:lang w:val="hy-AM"/>
+        </w:rPr>
+        <w:t>Գծագիր 3:</w:t>
+      </w:r>
+    </w:p>
+    <w:p>
+      <w:pPr>
+        <w:spacing w:before="30" w:after="30" w:line="360" w:lineRule="auto"/>
+        <w:jc w:val="both"/>
+        <w:rPr>
+          <w:rFonts w:ascii="Sylfaen" w:hAnsi="Sylfaen"/>
+          <w:sz w:val="24"/>
+          <w:szCs w:val="24"/>
+          <w:lang w:val="en-US"/>
+        </w:rPr>
+      </w:pPr>
+      <w:r>
+        <w:rPr>
+          <w:rFonts w:ascii="Sylfaen" w:hAnsi="Sylfaen"/>
+          <w:sz w:val="24"/>
+          <w:szCs w:val="24"/>
+          <w:lang w:val="en-US"/>
+        </w:rPr>
+        <w:drawing>
+          <wp:inline distT="0" distB="0" distL="0" distR="0" wp14:anchorId="50A07A3B" wp14:editId="4FCA7C01">
+            <wp:extent cx="5347414" cy="3638550"/>
+            <wp:effectExtent l="0" t="0" r="5715" b="0"/>
+            <wp:docPr id="8" name="Picture 8"/>
+            <wp:cNvGraphicFramePr>
+              <a:graphicFrameLocks xmlns:a="http://schemas.openxmlformats.org/drawingml/2006/main" noChangeAspect="1"/>
+            </wp:cNvGraphicFramePr>
+            <a:graphic xmlns:a="http://schemas.openxmlformats.org/drawingml/2006/main">
+              <a:graphicData uri="http://schemas.openxmlformats.org/drawingml/2006/picture">
+                <pic:pic xmlns:pic="http://schemas.openxmlformats.org/drawingml/2006/picture">
+                  <pic:nvPicPr>
+                    <pic:cNvPr id="1" name=""/>
+                    <pic:cNvPicPr/>
+                  </pic:nvPicPr>
+                  <pic:blipFill>
+                    <a:blip r:embed="rId10"/>
+                    <a:stretch>
+                      <a:fillRect/>
+                    </a:stretch>
+                  </pic:blipFill>
+                  <pic:spPr>
+                    <a:xfrm>
+                      <a:off x="0" y="0"/>
+                      <a:ext cx="5414213" cy="3684002"/>
+                    </a:xfrm>
+                    <a:prstGeom prst="rect">
+                      <a:avLst/>
+                    </a:prstGeom>
+                  </pic:spPr>
+                </pic:pic>
+              </a:graphicData>
+            </a:graphic>
+          </wp:inline>
+        </w:drawing>
+      </w:r>
+    </w:p>
+    <w:p>
+      <w:pPr>
+        <w:spacing w:before="30" w:after="30" w:line="360" w:lineRule="auto"/>
+        <w:ind w:firstLine="426"/>
+        <w:rPr>
+          <w:rFonts w:ascii="Sylfaen" w:hAnsi="Sylfaen"/>
+          <w:i/>
+          <w:sz w:val="24"/>
+          <w:szCs w:val="24"/>
+          <w:lang w:val="hy-AM"/>
+        </w:rPr>
+      </w:pPr>
+      <w:r>
+        <w:rPr>
+          <w:rFonts w:ascii="Sylfaen" w:hAnsi="Sylfaen"/>
+          <w:sz w:val="24"/>
+          <w:szCs w:val="24"/>
+          <w:lang w:val="hy-AM"/>
+        </w:rPr>
+        <w:lastRenderedPageBreak/>
         <w:t>Բինար դասակարգման դեպքում թիրախային փոփոխականը y ընդունում է 0 կամ 1 արժեքներ, և խնդիրն է կանխատեսել հավանականությունը՝</w:t>
       </w:r>
       <w:r>
@@ -7096,12 +9231,31 @@
           <w:szCs w:val="24"/>
           <w:lang w:val="hy-AM"/>
         </w:rPr>
-        <w:t>որտեղ X-ը հատկանիշների վեկտորն է։</w:t>
+        <w:t>որտեղ X</w:t>
+      </w:r>
+      <w:r>
+        <w:rPr>
+          <w:rFonts w:ascii="Sylfaen" w:hAnsi="Sylfaen"/>
+          <w:sz w:val="24"/>
+          <w:szCs w:val="24"/>
+          <w:lang w:val="hy-AM"/>
+        </w:rPr>
+        <w:t>-</w:t>
+      </w:r>
+      <w:r>
+        <w:rPr>
+          <w:rFonts w:ascii="Sylfaen" w:hAnsi="Sylfaen"/>
+          <w:sz w:val="24"/>
+          <w:szCs w:val="24"/>
+          <w:lang w:val="hy-AM"/>
+        </w:rPr>
+        <w:t>ը հատկանիշների վեկտորն է։</w:t>
       </w:r>
     </w:p>
     <w:p>
       <w:pPr>
         <w:spacing w:before="30" w:after="30" w:line="360" w:lineRule="auto"/>
+        <w:ind w:firstLine="426"/>
         <w:jc w:val="both"/>
         <w:rPr>
           <w:rFonts w:ascii="Sylfaen" w:hAnsi="Sylfaen"/>
@@ -7515,7 +9669,16 @@
           <w:szCs w:val="24"/>
           <w:lang w:val="hy-AM"/>
         </w:rPr>
-        <w:t>-ը ազատ անդամն է, իսկ β</w:t>
+        <w:t>-</w:t>
+      </w:r>
+      <w:r>
+        <w:rPr>
+          <w:rFonts w:ascii="Sylfaen" w:hAnsi="Sylfaen"/>
+          <w:sz w:val="24"/>
+          <w:szCs w:val="24"/>
+          <w:lang w:val="hy-AM"/>
+        </w:rPr>
+        <w:t>ը ազատ անդամն է, իսկ β</w:t>
       </w:r>
       <w:r>
         <w:rPr>
@@ -7551,7 +9714,16 @@
           <w:szCs w:val="24"/>
           <w:lang w:val="hy-AM"/>
         </w:rPr>
-        <w:t>-ը՝ մոդելի պարամետրերը, որոնք որոշում են անկախ փոփոխականների ներդրումը արդյունքի կանխատեսման գործում։</w:t>
+        <w:t>-</w:t>
+      </w:r>
+      <w:r>
+        <w:rPr>
+          <w:rFonts w:ascii="Sylfaen" w:hAnsi="Sylfaen"/>
+          <w:sz w:val="24"/>
+          <w:szCs w:val="24"/>
+          <w:lang w:val="hy-AM"/>
+        </w:rPr>
+        <w:t>ը՝ մոդելի պարամետրերը, որոնք որոշում են անկախ փոփոխականների ներդրումը արդյունքի կանխատեսման գործում։</w:t>
       </w:r>
     </w:p>
     <w:p>
@@ -7568,11 +9740,21 @@
       <w:r>
         <w:rPr>
           <w:rFonts w:ascii="Sylfaen" w:hAnsi="Sylfaen"/>
-          <w:sz w:val="24"/>
-          <w:szCs w:val="24"/>
-          <w:lang w:val="hy-AM"/>
-        </w:rPr>
-        <w:t>Հավանականության առավելագույնացում (Maximum Likelihood Estimation)</w:t>
+          <w:b/>
+          <w:sz w:val="24"/>
+          <w:szCs w:val="24"/>
+          <w:lang w:val="hy-AM"/>
+        </w:rPr>
+        <w:t>Հավանականության առավելագույնացում (Maximum Likelihood Estimation</w:t>
+      </w:r>
+      <w:r>
+        <w:rPr>
+          <w:rFonts w:ascii="Sylfaen" w:hAnsi="Sylfaen"/>
+          <w:sz w:val="24"/>
+          <w:szCs w:val="24"/>
+          <w:lang w:val="hy-AM"/>
+        </w:rPr>
+        <w:t>)</w:t>
       </w:r>
     </w:p>
     <w:p>
@@ -8050,7 +10232,25 @@
           <w:szCs w:val="24"/>
           <w:lang w:val="hy-AM"/>
         </w:rPr>
-        <w:t>որտեղ m-ը դիտարկումների քանակն է։</w:t>
+        <w:t>որտեղ m</w:t>
+      </w:r>
+      <w:r>
+        <w:rPr>
+          <w:rFonts w:ascii="Sylfaen" w:hAnsi="Sylfaen"/>
+          <w:sz w:val="24"/>
+          <w:szCs w:val="24"/>
+          <w:lang w:val="hy-AM"/>
+        </w:rPr>
+        <w:t>-</w:t>
+      </w:r>
+      <w:r>
+        <w:rPr>
+          <w:rFonts w:ascii="Sylfaen" w:hAnsi="Sylfaen"/>
+          <w:sz w:val="24"/>
+          <w:szCs w:val="24"/>
+          <w:lang w:val="hy-AM"/>
+        </w:rPr>
+        <w:t>ը դիտարկումների քանակն է։</w:t>
       </w:r>
     </w:p>
     <w:p>
@@ -8072,7 +10272,25 @@
           <w:szCs w:val="24"/>
           <w:lang w:val="hy-AM"/>
         </w:rPr>
-        <w:t>Հաճախ օգտագործում են նաև լոգ-հավանականությունը՝ հաշվարկները պարզեցնելու համար.</w:t>
+        <w:t>Հաճախ օգտագործում են նաև լոգ</w:t>
+      </w:r>
+      <w:r>
+        <w:rPr>
+          <w:rFonts w:ascii="Sylfaen" w:hAnsi="Sylfaen"/>
+          <w:sz w:val="24"/>
+          <w:szCs w:val="24"/>
+          <w:lang w:val="hy-AM"/>
+        </w:rPr>
+        <w:t>-</w:t>
+      </w:r>
+      <w:r>
+        <w:rPr>
+          <w:rFonts w:ascii="Sylfaen" w:hAnsi="Sylfaen"/>
+          <w:sz w:val="24"/>
+          <w:szCs w:val="24"/>
+          <w:lang w:val="hy-AM"/>
+        </w:rPr>
+        <w:t>հավանականությունը՝ հաշվարկները պարզեցնելու համար.</w:t>
       </w:r>
     </w:p>
     <w:p>
@@ -8095,7 +10313,6 @@
               <w:szCs w:val="24"/>
               <w:lang w:val="hy-AM"/>
             </w:rPr>
-            <w:lastRenderedPageBreak/>
             <m:t>LogL</m:t>
           </m:r>
           <m:d>
@@ -8506,7 +10723,43 @@
           <w:szCs w:val="24"/>
           <w:lang w:val="hy-AM"/>
         </w:rPr>
-        <w:t>Լոգ-հավանականության առավելագույնացումը թույլ է տալիս գտնել β-ի օպտիմալ արժեքները՝ օգտագործելով թվային մեթոդներ, օրինակ՝ գրադիենտային իջեցում կամ Նյուտոն–Ռաֆսոնի մեթոդ։</w:t>
+        <w:t>Լոգ</w:t>
+      </w:r>
+      <w:r>
+        <w:rPr>
+          <w:rFonts w:ascii="Sylfaen" w:hAnsi="Sylfaen"/>
+          <w:sz w:val="24"/>
+          <w:szCs w:val="24"/>
+          <w:lang w:val="hy-AM"/>
+        </w:rPr>
+        <w:t>-</w:t>
+      </w:r>
+      <w:r>
+        <w:rPr>
+          <w:rFonts w:ascii="Sylfaen" w:hAnsi="Sylfaen"/>
+          <w:sz w:val="24"/>
+          <w:szCs w:val="24"/>
+          <w:lang w:val="hy-AM"/>
+        </w:rPr>
+        <w:t>հավանականության առավելագույնացումը թույլ է տալիս գտնել β</w:t>
+      </w:r>
+      <w:r>
+        <w:rPr>
+          <w:rFonts w:ascii="Sylfaen" w:hAnsi="Sylfaen"/>
+          <w:sz w:val="24"/>
+          <w:szCs w:val="24"/>
+          <w:lang w:val="hy-AM"/>
+        </w:rPr>
+        <w:t>-</w:t>
+      </w:r>
+      <w:r>
+        <w:rPr>
+          <w:rFonts w:ascii="Sylfaen" w:hAnsi="Sylfaen"/>
+          <w:sz w:val="24"/>
+          <w:szCs w:val="24"/>
+          <w:lang w:val="hy-AM"/>
+        </w:rPr>
+        <w:t>ի օպտիմալ արժեքները՝ օգտագործելով թվային մեթոդներ, օրինակ՝ գրադիենտային իջեցում կամ Նյուտոն–Ռաֆսոնի մեթոդ։</w:t>
       </w:r>
     </w:p>
     <w:p>
@@ -8515,14 +10768,16 @@
         <w:jc w:val="center"/>
         <w:rPr>
           <w:rFonts w:ascii="Sylfaen" w:hAnsi="Sylfaen"/>
-          <w:sz w:val="24"/>
-          <w:szCs w:val="24"/>
-          <w:lang w:val="hy-AM"/>
-        </w:rPr>
-      </w:pPr>
-      <w:r>
-        <w:rPr>
-          <w:rFonts w:ascii="Sylfaen" w:hAnsi="Sylfaen"/>
+          <w:b/>
+          <w:sz w:val="24"/>
+          <w:szCs w:val="24"/>
+          <w:lang w:val="hy-AM"/>
+        </w:rPr>
+      </w:pPr>
+      <w:r>
+        <w:rPr>
+          <w:rFonts w:ascii="Sylfaen" w:hAnsi="Sylfaen"/>
+          <w:b/>
           <w:sz w:val="24"/>
           <w:szCs w:val="24"/>
           <w:lang w:val="hy-AM"/>
@@ -8574,9 +10829,18 @@
           <w:rFonts w:ascii="Sylfaen" w:hAnsi="Sylfaen"/>
           <w:sz w:val="24"/>
           <w:szCs w:val="24"/>
-          <w:lang w:val="hy-AM"/>
-        </w:rPr>
-        <w:t>–ի մեկնաբանությունն այլ է։</w:t>
+          <w:lang w:val="en-US"/>
+        </w:rPr>
+        <w:t>-</w:t>
+      </w:r>
+      <w:r>
+        <w:rPr>
+          <w:rFonts w:ascii="Sylfaen" w:hAnsi="Sylfaen"/>
+          <w:sz w:val="24"/>
+          <w:szCs w:val="24"/>
+          <w:lang w:val="hy-AM"/>
+        </w:rPr>
+        <w:t>ի մեկնաբանությունն այլ է։</w:t>
       </w:r>
     </w:p>
     <w:p>
@@ -8623,6 +10887,7 @@
               <w:szCs w:val="24"/>
               <w:lang w:val="hy-AM"/>
             </w:rPr>
+            <w:lastRenderedPageBreak/>
             <m:t>log</m:t>
           </m:r>
           <m:d>
@@ -8996,7 +11261,16 @@
           <w:szCs w:val="24"/>
           <w:lang w:val="hy-AM"/>
         </w:rPr>
-        <w:t>-ն ցույց է տալիս՝ որքանով է փոխվում շանսերի լոգարիթմը x</w:t>
+        <w:t>-</w:t>
+      </w:r>
+      <w:r>
+        <w:rPr>
+          <w:rFonts w:ascii="Sylfaen" w:hAnsi="Sylfaen"/>
+          <w:sz w:val="24"/>
+          <w:szCs w:val="24"/>
+          <w:lang w:val="hy-AM"/>
+        </w:rPr>
+        <w:t>ն ցույց է տալիս՝ որքանով է փոխվում շանսերի լոգարիթմը x</w:t>
       </w:r>
       <w:r>
         <w:rPr>
@@ -9014,7 +11288,16 @@
           <w:szCs w:val="24"/>
           <w:lang w:val="hy-AM"/>
         </w:rPr>
-        <w:t>-ի մեկ միավորով փոփոխման դեպքում։ Սա հնարավորություն է տալիս գնահատել հատկանիշների կարևորությունը մոդելի մեջ։</w:t>
+        <w:t>-</w:t>
+      </w:r>
+      <w:r>
+        <w:rPr>
+          <w:rFonts w:ascii="Sylfaen" w:hAnsi="Sylfaen"/>
+          <w:sz w:val="24"/>
+          <w:szCs w:val="24"/>
+          <w:lang w:val="hy-AM"/>
+        </w:rPr>
+        <w:t>ի մեկ միավորով փոփոխման դեպքում։ Սա հնարավորություն է տալիս գնահատել հատկանիշների կարևորությունը մոդելի մեջ։</w:t>
       </w:r>
     </w:p>
     <w:p>
@@ -9023,14 +11306,16 @@
         <w:jc w:val="center"/>
         <w:rPr>
           <w:rFonts w:ascii="Sylfaen" w:hAnsi="Sylfaen"/>
-          <w:sz w:val="24"/>
-          <w:szCs w:val="24"/>
-          <w:lang w:val="hy-AM"/>
-        </w:rPr>
-      </w:pPr>
-      <w:r>
-        <w:rPr>
-          <w:rFonts w:ascii="Sylfaen" w:hAnsi="Sylfaen"/>
+          <w:b/>
+          <w:sz w:val="24"/>
+          <w:szCs w:val="24"/>
+          <w:lang w:val="hy-AM"/>
+        </w:rPr>
+      </w:pPr>
+      <w:r>
+        <w:rPr>
+          <w:rFonts w:ascii="Sylfaen" w:hAnsi="Sylfaen"/>
+          <w:b/>
           <w:sz w:val="24"/>
           <w:szCs w:val="24"/>
           <w:lang w:val="hy-AM"/>
@@ -9079,7 +11364,25 @@
           <w:szCs w:val="24"/>
           <w:lang w:val="hy-AM"/>
         </w:rPr>
-        <w:t>Խառնումների մատրիցա (Confusion Matrix) — ցույց է տալիս ճիշտ և սխալ կանխատեսումների քանակը։</w:t>
+        <w:t xml:space="preserve">Խառնումների մատրիցա (Confusion Matrix) </w:t>
+      </w:r>
+      <w:r>
+        <w:rPr>
+          <w:rFonts w:ascii="Sylfaen" w:hAnsi="Sylfaen"/>
+          <w:sz w:val="24"/>
+          <w:szCs w:val="24"/>
+          <w:lang w:val="hy-AM"/>
+        </w:rPr>
+        <w:t>-</w:t>
+      </w:r>
+      <w:r>
+        <w:rPr>
+          <w:rFonts w:ascii="Sylfaen" w:hAnsi="Sylfaen"/>
+          <w:sz w:val="24"/>
+          <w:szCs w:val="24"/>
+          <w:lang w:val="hy-AM"/>
+        </w:rPr>
+        <w:t xml:space="preserve"> ցույց է տալիս ճիշտ և սխալ կանխատեսումների քանակը։</w:t>
       </w:r>
     </w:p>
     <w:p>
@@ -9492,7 +11795,25 @@
           <w:szCs w:val="24"/>
           <w:lang w:val="hy-AM"/>
         </w:rPr>
-        <w:t>ROC կոր և AUC — մոդելի արդյունավետության գնահատում տարբեր շեմերի դեպքում։</w:t>
+        <w:t xml:space="preserve">ROC կոր և AUC </w:t>
+      </w:r>
+      <w:r>
+        <w:rPr>
+          <w:rFonts w:ascii="Sylfaen" w:hAnsi="Sylfaen"/>
+          <w:sz w:val="24"/>
+          <w:szCs w:val="24"/>
+          <w:lang w:val="hy-AM"/>
+        </w:rPr>
+        <w:t>-</w:t>
+      </w:r>
+      <w:r>
+        <w:rPr>
+          <w:rFonts w:ascii="Sylfaen" w:hAnsi="Sylfaen"/>
+          <w:sz w:val="24"/>
+          <w:szCs w:val="24"/>
+          <w:lang w:val="hy-AM"/>
+        </w:rPr>
+        <w:t xml:space="preserve"> մոդելի արդյունավետության գնահատում տարբեր շեմերի դեպքում։</w:t>
       </w:r>
     </w:p>
     <w:p>
@@ -9501,14 +11822,16 @@
         <w:jc w:val="center"/>
         <w:rPr>
           <w:rFonts w:ascii="Sylfaen" w:hAnsi="Sylfaen"/>
-          <w:sz w:val="24"/>
-          <w:szCs w:val="24"/>
-          <w:lang w:val="hy-AM"/>
-        </w:rPr>
-      </w:pPr>
-      <w:r>
-        <w:rPr>
-          <w:rFonts w:ascii="Sylfaen" w:hAnsi="Sylfaen"/>
+          <w:b/>
+          <w:sz w:val="24"/>
+          <w:szCs w:val="24"/>
+          <w:lang w:val="hy-AM"/>
+        </w:rPr>
+      </w:pPr>
+      <w:r>
+        <w:rPr>
+          <w:rFonts w:ascii="Sylfaen" w:hAnsi="Sylfaen"/>
+          <w:b/>
           <w:sz w:val="24"/>
           <w:szCs w:val="24"/>
           <w:lang w:val="hy-AM"/>
@@ -9535,7 +11858,6 @@
           <w:szCs w:val="24"/>
           <w:lang w:val="hy-AM"/>
         </w:rPr>
-        <w:lastRenderedPageBreak/>
         <w:t>Լոգիստիկ ռեգրեսիան կարող է ընդլայնվել բազմադասային խնդրի համար։ Ամենատարածված մոտեցումները հետևյալն են</w:t>
       </w:r>
       <w:r>
@@ -9554,7 +11876,61 @@
           <w:szCs w:val="24"/>
           <w:lang w:val="hy-AM"/>
         </w:rPr>
-        <w:t xml:space="preserve">One-vs-Rest (OvR) — յուրաքանչյուր դասի համար կառուցվում է առանձին </w:t>
+        <w:t>One</w:t>
+      </w:r>
+      <w:r>
+        <w:rPr>
+          <w:rFonts w:ascii="Sylfaen" w:hAnsi="Sylfaen"/>
+          <w:sz w:val="24"/>
+          <w:szCs w:val="24"/>
+          <w:lang w:val="hy-AM"/>
+        </w:rPr>
+        <w:t>-</w:t>
+      </w:r>
+      <w:r>
+        <w:rPr>
+          <w:rFonts w:ascii="Sylfaen" w:hAnsi="Sylfaen"/>
+          <w:sz w:val="24"/>
+          <w:szCs w:val="24"/>
+          <w:lang w:val="hy-AM"/>
+        </w:rPr>
+        <w:t>vs</w:t>
+      </w:r>
+      <w:r>
+        <w:rPr>
+          <w:rFonts w:ascii="Sylfaen" w:hAnsi="Sylfaen"/>
+          <w:sz w:val="24"/>
+          <w:szCs w:val="24"/>
+          <w:lang w:val="hy-AM"/>
+        </w:rPr>
+        <w:t>-</w:t>
+      </w:r>
+      <w:r>
+        <w:rPr>
+          <w:rFonts w:ascii="Sylfaen" w:hAnsi="Sylfaen"/>
+          <w:sz w:val="24"/>
+          <w:szCs w:val="24"/>
+          <w:lang w:val="hy-AM"/>
+        </w:rPr>
+        <w:t xml:space="preserve">Rest (OvR) </w:t>
+      </w:r>
+      <w:r>
+        <w:rPr>
+          <w:rFonts w:ascii="Sylfaen" w:hAnsi="Sylfaen"/>
+          <w:sz w:val="24"/>
+          <w:szCs w:val="24"/>
+          <w:lang w:val="hy-AM"/>
+        </w:rPr>
+        <w:t>-</w:t>
+      </w:r>
+      <w:r>
+        <w:rPr>
+          <w:rFonts w:ascii="Sylfaen" w:hAnsi="Sylfaen"/>
+          <w:sz w:val="24"/>
+          <w:szCs w:val="24"/>
+          <w:lang w:val="hy-AM"/>
+        </w:rPr>
+        <w:t xml:space="preserve"> յուրաքանչյուր դասի համար կառուցվում է առանձին </w:t>
       </w:r>
       <w:r>
         <w:rPr>
@@ -9581,7 +11957,61 @@
           <w:szCs w:val="24"/>
           <w:lang w:val="hy-AM"/>
         </w:rPr>
-        <w:t>One-vs-One (OvO) — դասակարգիչ ամեն զույգ դասերի համար, ապա ընտրություն՝ քվեարկությամբ։</w:t>
+        <w:t>One</w:t>
+      </w:r>
+      <w:r>
+        <w:rPr>
+          <w:rFonts w:ascii="Sylfaen" w:hAnsi="Sylfaen"/>
+          <w:sz w:val="24"/>
+          <w:szCs w:val="24"/>
+          <w:lang w:val="hy-AM"/>
+        </w:rPr>
+        <w:t>-</w:t>
+      </w:r>
+      <w:r>
+        <w:rPr>
+          <w:rFonts w:ascii="Sylfaen" w:hAnsi="Sylfaen"/>
+          <w:sz w:val="24"/>
+          <w:szCs w:val="24"/>
+          <w:lang w:val="hy-AM"/>
+        </w:rPr>
+        <w:t>vs</w:t>
+      </w:r>
+      <w:r>
+        <w:rPr>
+          <w:rFonts w:ascii="Sylfaen" w:hAnsi="Sylfaen"/>
+          <w:sz w:val="24"/>
+          <w:szCs w:val="24"/>
+          <w:lang w:val="hy-AM"/>
+        </w:rPr>
+        <w:t>-</w:t>
+      </w:r>
+      <w:r>
+        <w:rPr>
+          <w:rFonts w:ascii="Sylfaen" w:hAnsi="Sylfaen"/>
+          <w:sz w:val="24"/>
+          <w:szCs w:val="24"/>
+          <w:lang w:val="hy-AM"/>
+        </w:rPr>
+        <w:t xml:space="preserve">One (OvO) </w:t>
+      </w:r>
+      <w:r>
+        <w:rPr>
+          <w:rFonts w:ascii="Sylfaen" w:hAnsi="Sylfaen"/>
+          <w:sz w:val="24"/>
+          <w:szCs w:val="24"/>
+          <w:lang w:val="hy-AM"/>
+        </w:rPr>
+        <w:t>-</w:t>
+      </w:r>
+      <w:r>
+        <w:rPr>
+          <w:rFonts w:ascii="Sylfaen" w:hAnsi="Sylfaen"/>
+          <w:sz w:val="24"/>
+          <w:szCs w:val="24"/>
+          <w:lang w:val="hy-AM"/>
+        </w:rPr>
+        <w:t xml:space="preserve"> դասակարգիչ ամեն զույգ դասերի համար, ապա ընտրություն՝ քվեարկությամբ։</w:t>
       </w:r>
     </w:p>
     <w:p>
@@ -9611,14 +12041,16 @@
         <w:jc w:val="center"/>
         <w:rPr>
           <w:rFonts w:ascii="Sylfaen" w:hAnsi="Sylfaen"/>
-          <w:sz w:val="24"/>
-          <w:szCs w:val="24"/>
-          <w:lang w:val="hy-AM"/>
-        </w:rPr>
-      </w:pPr>
-      <w:r>
-        <w:rPr>
-          <w:rFonts w:ascii="Sylfaen" w:hAnsi="Sylfaen"/>
+          <w:b/>
+          <w:sz w:val="24"/>
+          <w:szCs w:val="24"/>
+          <w:lang w:val="hy-AM"/>
+        </w:rPr>
+      </w:pPr>
+      <w:r>
+        <w:rPr>
+          <w:rFonts w:ascii="Sylfaen" w:hAnsi="Sylfaen"/>
+          <w:b/>
           <w:sz w:val="24"/>
           <w:szCs w:val="24"/>
           <w:lang w:val="hy-AM"/>
@@ -9672,7 +12104,34 @@
           <w:szCs w:val="24"/>
           <w:lang w:val="hy-AM"/>
         </w:rPr>
-        <w:t xml:space="preserve">ժշկություն — հիվանդության առկայության հավանականության </w:t>
+        <w:t>ժշկություն</w:t>
+      </w:r>
+      <w:r>
+        <w:rPr>
+          <w:rFonts w:ascii="Sylfaen" w:hAnsi="Sylfaen"/>
+          <w:sz w:val="24"/>
+          <w:szCs w:val="24"/>
+          <w:lang w:val="hy-AM"/>
+        </w:rPr>
+        <w:t xml:space="preserve"> </w:t>
+      </w:r>
+      <w:r>
+        <w:rPr>
+          <w:rFonts w:ascii="Sylfaen" w:hAnsi="Sylfaen"/>
+          <w:sz w:val="24"/>
+          <w:szCs w:val="24"/>
+          <w:lang w:val="hy-AM"/>
+        </w:rPr>
+        <w:t>-</w:t>
+      </w:r>
+      <w:r>
+        <w:rPr>
+          <w:rFonts w:ascii="Sylfaen" w:hAnsi="Sylfaen"/>
+          <w:sz w:val="24"/>
+          <w:szCs w:val="24"/>
+          <w:lang w:val="hy-AM"/>
+        </w:rPr>
+        <w:t xml:space="preserve"> հիվանդության առկայության հավանականության </w:t>
       </w:r>
       <w:r>
         <w:rPr>
@@ -9690,7 +12149,7 @@
           <w:szCs w:val="24"/>
           <w:lang w:val="hy-AM"/>
         </w:rPr>
-        <w:t>արկետինգ — հաճախորդի արձագանքի հավանականության կանխատեսում</w:t>
+        <w:t>արկետինգ  հաճախորդի արձագանքի հավանականության կանխատեսում</w:t>
       </w:r>
       <w:r>
         <w:rPr>
@@ -9708,7 +12167,44 @@
           <w:szCs w:val="24"/>
           <w:lang w:val="hy-AM"/>
         </w:rPr>
-        <w:t xml:space="preserve">ինանսներ — վարկի չվճարման կամ այլ ռիսկային իրադարձությունների </w:t>
+        <w:t>ինանսներ</w:t>
+      </w:r>
+      <w:r>
+        <w:rPr>
+          <w:rFonts w:ascii="Sylfaen" w:hAnsi="Sylfaen"/>
+          <w:sz w:val="24"/>
+          <w:szCs w:val="24"/>
+          <w:lang w:val="hy-AM"/>
+        </w:rPr>
+        <w:t xml:space="preserve"> </w:t>
+      </w:r>
+      <w:r>
+        <w:rPr>
+          <w:rFonts w:ascii="Sylfaen" w:hAnsi="Sylfaen"/>
+          <w:sz w:val="24"/>
+          <w:szCs w:val="24"/>
+          <w:lang w:val="hy-AM"/>
+        </w:rPr>
+        <w:t>-</w:t>
+      </w:r>
+      <w:r>
+        <w:rPr>
+          <w:rFonts w:ascii="Sylfaen" w:hAnsi="Sylfaen"/>
+          <w:sz w:val="24"/>
+          <w:szCs w:val="24"/>
+          <w:lang w:val="hy-AM"/>
+        </w:rPr>
+        <w:t xml:space="preserve"> վարկի չվճարման կամ այլ ռիսկային </w:t>
+      </w:r>
+      <w:r>
+        <w:rPr>
+          <w:rFonts w:ascii="Sylfaen" w:hAnsi="Sylfaen"/>
+          <w:sz w:val="24"/>
+          <w:szCs w:val="24"/>
+          <w:lang w:val="hy-AM"/>
+        </w:rPr>
+        <w:lastRenderedPageBreak/>
+        <w:t xml:space="preserve">իրադարձությունների </w:t>
       </w:r>
       <w:r>
         <w:rPr>
@@ -9726,7 +12222,25 @@
           <w:szCs w:val="24"/>
           <w:lang w:val="hy-AM"/>
         </w:rPr>
-        <w:t>ասարակագիտություն — սոցիալական խմբերին կամ վարքագծային կատեգորիաներին պատկանելու հավանականություն։</w:t>
+        <w:t xml:space="preserve">ասարակագիտություն </w:t>
+      </w:r>
+      <w:r>
+        <w:rPr>
+          <w:rFonts w:ascii="Sylfaen" w:hAnsi="Sylfaen"/>
+          <w:sz w:val="24"/>
+          <w:szCs w:val="24"/>
+          <w:lang w:val="hy-AM"/>
+        </w:rPr>
+        <w:t>-</w:t>
+      </w:r>
+      <w:r>
+        <w:rPr>
+          <w:rFonts w:ascii="Sylfaen" w:hAnsi="Sylfaen"/>
+          <w:sz w:val="24"/>
+          <w:szCs w:val="24"/>
+          <w:lang w:val="hy-AM"/>
+        </w:rPr>
+        <w:t xml:space="preserve"> սոցիալական խմբերին կամ վարքագծային կատեգորիաներին պատկանելու հավանականություն։</w:t>
       </w:r>
     </w:p>
     <w:p>
@@ -9796,7 +12310,25 @@
           <w:szCs w:val="24"/>
           <w:lang w:val="hy-AM"/>
         </w:rPr>
-        <w:t xml:space="preserve">ծայնության ենթադրություն — ենթադրում է գծային կապ անկախ փոփոխականների և շանսերի լոգարիթմի միջև, ինչը միշտ չէ, որ համապատասխանում է </w:t>
+        <w:t xml:space="preserve">ծայնության ենթադրություն </w:t>
+      </w:r>
+      <w:r>
+        <w:rPr>
+          <w:rFonts w:ascii="Sylfaen" w:hAnsi="Sylfaen"/>
+          <w:sz w:val="24"/>
+          <w:szCs w:val="24"/>
+          <w:lang w:val="hy-AM"/>
+        </w:rPr>
+        <w:t>-</w:t>
+      </w:r>
+      <w:r>
+        <w:rPr>
+          <w:rFonts w:ascii="Sylfaen" w:hAnsi="Sylfaen"/>
+          <w:sz w:val="24"/>
+          <w:szCs w:val="24"/>
+          <w:lang w:val="hy-AM"/>
+        </w:rPr>
+        <w:t xml:space="preserve"> ենթադրում է գծային կապ անկախ փոփոխականների և շանսերի լոգարիթմի միջև, ինչը միշտ չէ, որ համապատասխանում է </w:t>
       </w:r>
       <w:r>
         <w:rPr>
@@ -9814,7 +12346,25 @@
           <w:szCs w:val="24"/>
           <w:lang w:val="hy-AM"/>
         </w:rPr>
-        <w:t>գայունություն արտախմբային արժեքների նկատմամբ — տվյալների արտառոց կետերը կարող են էապես խաթարել արդյունքները</w:t>
+        <w:t xml:space="preserve">գայունություն արտախմբային արժեքների նկատմամբ </w:t>
+      </w:r>
+      <w:r>
+        <w:rPr>
+          <w:rFonts w:ascii="Sylfaen" w:hAnsi="Sylfaen"/>
+          <w:sz w:val="24"/>
+          <w:szCs w:val="24"/>
+          <w:lang w:val="hy-AM"/>
+        </w:rPr>
+        <w:t>-</w:t>
+      </w:r>
+      <w:r>
+        <w:rPr>
+          <w:rFonts w:ascii="Sylfaen" w:hAnsi="Sylfaen"/>
+          <w:sz w:val="24"/>
+          <w:szCs w:val="24"/>
+          <w:lang w:val="hy-AM"/>
+        </w:rPr>
+        <w:t xml:space="preserve"> տվյալների արտառոց կետերը կարող են էապես խաթարել արդյունքները</w:t>
       </w:r>
       <w:r>
         <w:rPr>
@@ -9832,7 +12382,25 @@
           <w:szCs w:val="24"/>
           <w:lang w:val="hy-AM"/>
         </w:rPr>
-        <w:t>կոլլինեարության խնդիրներ — բարձրորեն փոխկապակցված հատկանիշները հանգեցնում են անկայուն և դժվար մեկնաբանվող համակցությունների</w:t>
+        <w:t xml:space="preserve">կոլլինեարության խնդիրներ </w:t>
+      </w:r>
+      <w:r>
+        <w:rPr>
+          <w:rFonts w:ascii="Sylfaen" w:hAnsi="Sylfaen"/>
+          <w:sz w:val="24"/>
+          <w:szCs w:val="24"/>
+          <w:lang w:val="hy-AM"/>
+        </w:rPr>
+        <w:t>-</w:t>
+      </w:r>
+      <w:r>
+        <w:rPr>
+          <w:rFonts w:ascii="Sylfaen" w:hAnsi="Sylfaen"/>
+          <w:sz w:val="24"/>
+          <w:szCs w:val="24"/>
+          <w:lang w:val="hy-AM"/>
+        </w:rPr>
+        <w:t xml:space="preserve"> բարձրորեն փոխկապակցված հատկանիշները հանգեցնում են անկայուն և դժվար մեկնաբանվող համակցությունների</w:t>
       </w:r>
       <w:r>
         <w:rPr>
@@ -9946,7 +12514,79 @@
           <w:szCs w:val="24"/>
           <w:lang w:val="hy-AM" w:eastAsia="ru-RU"/>
         </w:rPr>
-        <w:t>EAD գործակիցը (Exposure at Default) վարկային ռիսկի կառավարման կարևորագույն ցուցանիշներից մեկն է, որը ցույց է տալիս, թե դեֆոլտի պահին ինչ չափի պարտավորություն է առկա վարկատուի նկատմամբ։ Այլ կերպ ասած՝ EAD-ն արտացոլում է այն ընդհանուր գումարը, որի նկատմամբ ֆինանսական կազմակերպությունը կրում է ռիսկ այն պահին, երբ վարկառուն դառնում է դեֆոլտային։ Եթե PD-ն ցույց է տալիս դեֆոլտի հավանականությունը, իսկ LGD-ն՝ դեֆոլտի դեպքում կորուստների մասնաբաժինը, ապա EAD-ն սահմանում է այն բազային գումարը, որ</w:t>
+        <w:t>EAD գործակիցը (Exposure at Default) վարկային ռիսկի կառավարման կարևորագույն ցուցանիշներից մեկն է, որը ցույց է տալիս, թե դեֆոլտի պահին ինչ չափի պարտավորություն է առկա վարկատուի նկատմամբ։ Այլ կերպ ասած՝ EAD</w:t>
+      </w:r>
+      <w:r>
+        <w:rPr>
+          <w:rFonts w:ascii="Sylfaen" w:eastAsia="Times New Roman" w:hAnsi="Sylfaen" w:cs="Times New Roman"/>
+          <w:sz w:val="24"/>
+          <w:szCs w:val="24"/>
+          <w:lang w:val="hy-AM" w:eastAsia="ru-RU"/>
+        </w:rPr>
+        <w:t>-</w:t>
+      </w:r>
+      <w:r>
+        <w:rPr>
+          <w:rFonts w:ascii="Sylfaen" w:eastAsia="Times New Roman" w:hAnsi="Sylfaen" w:cs="Times New Roman"/>
+          <w:sz w:val="24"/>
+          <w:szCs w:val="24"/>
+          <w:lang w:val="hy-AM" w:eastAsia="ru-RU"/>
+        </w:rPr>
+        <w:t>ն արտացոլում է այն ընդհանուր գումարը, որի նկատմամբ ֆինանսական կազմակերպությունը կրում է ռիսկ այն պահին, երբ վարկառուն դառնում է դեֆոլտային։ Եթե PD</w:t>
+      </w:r>
+      <w:r>
+        <w:rPr>
+          <w:rFonts w:ascii="Sylfaen" w:eastAsia="Times New Roman" w:hAnsi="Sylfaen" w:cs="Times New Roman"/>
+          <w:sz w:val="24"/>
+          <w:szCs w:val="24"/>
+          <w:lang w:val="hy-AM" w:eastAsia="ru-RU"/>
+        </w:rPr>
+        <w:t>-</w:t>
+      </w:r>
+      <w:r>
+        <w:rPr>
+          <w:rFonts w:ascii="Sylfaen" w:eastAsia="Times New Roman" w:hAnsi="Sylfaen" w:cs="Times New Roman"/>
+          <w:sz w:val="24"/>
+          <w:szCs w:val="24"/>
+          <w:lang w:val="hy-AM" w:eastAsia="ru-RU"/>
+        </w:rPr>
+        <w:t>ն ցույց է տալիս դեֆոլտի հավանականությունը, իսկ LGD</w:t>
+      </w:r>
+      <w:r>
+        <w:rPr>
+          <w:rFonts w:ascii="Sylfaen" w:eastAsia="Times New Roman" w:hAnsi="Sylfaen" w:cs="Times New Roman"/>
+          <w:sz w:val="24"/>
+          <w:szCs w:val="24"/>
+          <w:lang w:val="hy-AM" w:eastAsia="ru-RU"/>
+        </w:rPr>
+        <w:t>-</w:t>
+      </w:r>
+      <w:r>
+        <w:rPr>
+          <w:rFonts w:ascii="Sylfaen" w:eastAsia="Times New Roman" w:hAnsi="Sylfaen" w:cs="Times New Roman"/>
+          <w:sz w:val="24"/>
+          <w:szCs w:val="24"/>
+          <w:lang w:val="hy-AM" w:eastAsia="ru-RU"/>
+        </w:rPr>
+        <w:t>ն՝ դեֆոլտի դեպքում կորուստների մասնաբաժինը, ապա EAD</w:t>
+      </w:r>
+      <w:r>
+        <w:rPr>
+          <w:rFonts w:ascii="Sylfaen" w:eastAsia="Times New Roman" w:hAnsi="Sylfaen" w:cs="Times New Roman"/>
+          <w:sz w:val="24"/>
+          <w:szCs w:val="24"/>
+          <w:lang w:val="hy-AM" w:eastAsia="ru-RU"/>
+        </w:rPr>
+        <w:t>-</w:t>
+      </w:r>
+      <w:r>
+        <w:rPr>
+          <w:rFonts w:ascii="Sylfaen" w:eastAsia="Times New Roman" w:hAnsi="Sylfaen" w:cs="Times New Roman"/>
+          <w:sz w:val="24"/>
+          <w:szCs w:val="24"/>
+          <w:lang w:val="hy-AM" w:eastAsia="ru-RU"/>
+        </w:rPr>
+        <w:t>ն սահմանում է այն բազային գումարը, որ</w:t>
       </w:r>
       <w:r>
         <w:rPr>
@@ -9977,7 +12617,43 @@
           <w:szCs w:val="24"/>
           <w:lang w:val="hy-AM" w:eastAsia="ru-RU"/>
         </w:rPr>
-        <w:t>EAD-ի էությունը կայանում է նրանում, որ վարկային ռիսկը չի սահմանափակվում միայն տվյալ պահին հաշվեկշռում առկա մնացորդով։ Շատ վարկային գործիքներ ունեն չօգտագործված լիմիտներ կամ պայմանական պարտավորություններ, որոնք կարող են ակտիվացվել մինչև դեֆոլտի պահը։ Օրինակ՝ վարկային քարտերի, օվերդրաֆտների կամ վերականգնվող վարկային գծերի դեպքում հաճախորդը կարող է ունենալ հաստատված, բայց դեռ չօգտագործված սահմանաչափ։ Դեֆոլտին նախորդող փուլում հաճախորդը կարող է ամբողջությամբ կամ մասնակիորեն օգտագործել այդ սահմանաչափը, ինչի հետևանքով իրական ռիսկային ազդեցությունը մեծանում է։ EAD-ն հենց այս ամբողջ ա</w:t>
+        <w:t>EAD</w:t>
+      </w:r>
+      <w:r>
+        <w:rPr>
+          <w:rFonts w:ascii="Sylfaen" w:eastAsia="Times New Roman" w:hAnsi="Sylfaen" w:cs="Times New Roman"/>
+          <w:sz w:val="24"/>
+          <w:szCs w:val="24"/>
+          <w:lang w:val="hy-AM" w:eastAsia="ru-RU"/>
+        </w:rPr>
+        <w:t>-</w:t>
+      </w:r>
+      <w:r>
+        <w:rPr>
+          <w:rFonts w:ascii="Sylfaen" w:eastAsia="Times New Roman" w:hAnsi="Sylfaen" w:cs="Times New Roman"/>
+          <w:sz w:val="24"/>
+          <w:szCs w:val="24"/>
+          <w:lang w:val="hy-AM" w:eastAsia="ru-RU"/>
+        </w:rPr>
+        <w:t>ի էությունը կայանում է նրանում, որ վարկային ռիսկը չի սահմանափակվում միայն տվյալ պահին հաշվեկշռում առկա մնացորդով։ Շատ վարկային գործիքներ ունեն չօգտագործված լիմիտներ կամ պայմանական պարտավորություններ, որոնք կարող են ակտիվացվել մինչև դեֆոլտի պահը։ Օրինակ՝ վարկային քարտերի, օվերդրաֆտների կամ վերականգնվող վարկային գծերի դեպքում հաճախորդը կարող է ունենալ հաստատված, բայց դեռ չօգտագործված սահմանաչափ։ Դեֆոլտին նախորդող փուլում հաճախորդը կարող է ամբողջությամբ կամ մասնակիորեն օգտագործել այդ սահմանաչափը, ինչի հետևանքով իրական ռիսկային ազդեցությունը մեծանում է։ EAD</w:t>
+      </w:r>
+      <w:r>
+        <w:rPr>
+          <w:rFonts w:ascii="Sylfaen" w:eastAsia="Times New Roman" w:hAnsi="Sylfaen" w:cs="Times New Roman"/>
+          <w:sz w:val="24"/>
+          <w:szCs w:val="24"/>
+          <w:lang w:val="hy-AM" w:eastAsia="ru-RU"/>
+        </w:rPr>
+        <w:t>-</w:t>
+      </w:r>
+      <w:r>
+        <w:rPr>
+          <w:rFonts w:ascii="Sylfaen" w:eastAsia="Times New Roman" w:hAnsi="Sylfaen" w:cs="Times New Roman"/>
+          <w:sz w:val="24"/>
+          <w:szCs w:val="24"/>
+          <w:lang w:val="hy-AM" w:eastAsia="ru-RU"/>
+        </w:rPr>
+        <w:t>ն հենց այս ամբողջ ա</w:t>
       </w:r>
       <w:r>
         <w:rPr>
@@ -10008,7 +12684,61 @@
           <w:szCs w:val="24"/>
           <w:lang w:val="hy-AM" w:eastAsia="ru-RU"/>
         </w:rPr>
-        <w:t>Տարբեր վարկային պրոդուկտների դեպքում EAD-ի վարքագիծը տարբեր է։ Սպառողական կամ հիփոթեքային դասական վարկերի դեպքում EAD-ն սովորաբար մոտ է դեֆոլտի պահին առկա հիմնական պարտքի մնացորդին, քանի որ այդպիսի վարկերում լրացուցիչ չօգտագործված լիմիտներ սովորաբար չկան։ Սակայն վարկային գծերի, կորպորատիվ ֆինանսավորման պայմանական պարտավորությունների, բանկային երաշխիքների կամ ակրեդիտիվների դեպքում EAD-ն կարող է զգալիորեն տարբերվել հաշվեկշռային մնացորդից։ Այս դեպքում անհրաժեշտ է գնահատել, թե դեֆոլտից առաջ ինչ չափով</w:t>
+        <w:t>Տարբեր վարկային պրոդուկտների դեպքում EAD</w:t>
+      </w:r>
+      <w:r>
+        <w:rPr>
+          <w:rFonts w:ascii="Sylfaen" w:eastAsia="Times New Roman" w:hAnsi="Sylfaen" w:cs="Times New Roman"/>
+          <w:sz w:val="24"/>
+          <w:szCs w:val="24"/>
+          <w:lang w:val="hy-AM" w:eastAsia="ru-RU"/>
+        </w:rPr>
+        <w:t>-</w:t>
+      </w:r>
+      <w:r>
+        <w:rPr>
+          <w:rFonts w:ascii="Sylfaen" w:eastAsia="Times New Roman" w:hAnsi="Sylfaen" w:cs="Times New Roman"/>
+          <w:sz w:val="24"/>
+          <w:szCs w:val="24"/>
+          <w:lang w:val="hy-AM" w:eastAsia="ru-RU"/>
+        </w:rPr>
+        <w:t>ի վարքագիծը տարբեր է։ Սպառողական կամ հիփոթեքային դասական վարկերի դեպքում EAD</w:t>
+      </w:r>
+      <w:r>
+        <w:rPr>
+          <w:rFonts w:ascii="Sylfaen" w:eastAsia="Times New Roman" w:hAnsi="Sylfaen" w:cs="Times New Roman"/>
+          <w:sz w:val="24"/>
+          <w:szCs w:val="24"/>
+          <w:lang w:val="hy-AM" w:eastAsia="ru-RU"/>
+        </w:rPr>
+        <w:t>-</w:t>
+      </w:r>
+      <w:r>
+        <w:rPr>
+          <w:rFonts w:ascii="Sylfaen" w:eastAsia="Times New Roman" w:hAnsi="Sylfaen" w:cs="Times New Roman"/>
+          <w:sz w:val="24"/>
+          <w:szCs w:val="24"/>
+          <w:lang w:val="hy-AM" w:eastAsia="ru-RU"/>
+        </w:rPr>
+        <w:t>ն սովորաբար մոտ է դեֆոլտի պահին առկա հիմնական պարտքի մնացորդին, քանի որ այդպիսի վարկերում լրացուցիչ չօգտագործված լիմիտներ սովորաբար չկան։ Սակայն վարկային գծերի, կորպորատիվ ֆինանսավորման պայմանական պարտավորությունների, բանկային երաշխիքների կամ ակրեդիտիվների դեպքում EAD</w:t>
+      </w:r>
+      <w:r>
+        <w:rPr>
+          <w:rFonts w:ascii="Sylfaen" w:eastAsia="Times New Roman" w:hAnsi="Sylfaen" w:cs="Times New Roman"/>
+          <w:sz w:val="24"/>
+          <w:szCs w:val="24"/>
+          <w:lang w:val="hy-AM" w:eastAsia="ru-RU"/>
+        </w:rPr>
+        <w:t>-</w:t>
+      </w:r>
+      <w:r>
+        <w:rPr>
+          <w:rFonts w:ascii="Sylfaen" w:eastAsia="Times New Roman" w:hAnsi="Sylfaen" w:cs="Times New Roman"/>
+          <w:sz w:val="24"/>
+          <w:szCs w:val="24"/>
+          <w:lang w:val="hy-AM" w:eastAsia="ru-RU"/>
+        </w:rPr>
+        <w:t>ն կարող է զգալիորեն տարբերվել հաշվեկշռային մնացորդից։ Այս դեպքում անհրաժեշտ է գնահատել, թե դեֆոլտից առաջ ինչ չափով</w:t>
       </w:r>
       <w:r>
         <w:rPr>
@@ -10039,7 +12769,25 @@
           <w:szCs w:val="24"/>
           <w:lang w:val="hy-AM" w:eastAsia="ru-RU"/>
         </w:rPr>
-        <w:t>EAD-ի գնահատումը կարևոր է, որովհետև այն անմիջական ազդեցություն ունի ռիսկի ընդհանուր չափի վրա։ Նույն PD և LGD մակարդակների դեպքում ավելի բարձր EAD ունեցող վարկը կնշանակի ավելի մեծ ակնկալվող կորուստ։ Այդ պատճառով ֆինանսական կազմակերպությունները մեծ ուշադրություն են դարձնում ոչ միայն վարկառուի վարքագծին, այլ նաև վարկային պրոդուկտի կառուցվածքին և պայմաններին։ Վարկային քաղաքականության ձևավորման ժամանակ սահմանվում են լիմիտներ և պայմաններ, որոնք նպատակ ունեն վերահսկելու հնարավոր ռիսկայ</w:t>
+        <w:t>EAD</w:t>
+      </w:r>
+      <w:r>
+        <w:rPr>
+          <w:rFonts w:ascii="Sylfaen" w:eastAsia="Times New Roman" w:hAnsi="Sylfaen" w:cs="Times New Roman"/>
+          <w:sz w:val="24"/>
+          <w:szCs w:val="24"/>
+          <w:lang w:val="hy-AM" w:eastAsia="ru-RU"/>
+        </w:rPr>
+        <w:t>-</w:t>
+      </w:r>
+      <w:r>
+        <w:rPr>
+          <w:rFonts w:ascii="Sylfaen" w:eastAsia="Times New Roman" w:hAnsi="Sylfaen" w:cs="Times New Roman"/>
+          <w:sz w:val="24"/>
+          <w:szCs w:val="24"/>
+          <w:lang w:val="hy-AM" w:eastAsia="ru-RU"/>
+        </w:rPr>
+        <w:t>ի գնահատումը կարևոր է, որովհետև այն անմիջական ազդեցություն ունի ռիսկի ընդհանուր չափի վրա։ Նույն PD և LGD մակարդակների դեպքում ավելի բարձր EAD ունեցող վարկը կնշանակի ավելի մեծ ակնկալվող կորուստ։ Այդ պատճառով ֆինանսական կազմակերպությունները մեծ ուշադրություն են դարձնում ոչ միայն վարկառուի վարքագծին, այլ նաև վարկային պրոդուկտի կառուցվածքին և պայմաններին։ Վարկային քաղաքականության ձևավորման ժամանակ սահմանվում են լիմիտներ և պայմաններ, որոնք նպատակ ունեն վերահսկելու հնարավոր ռիսկայ</w:t>
       </w:r>
       <w:r>
         <w:rPr>
@@ -10070,7 +12818,25 @@
           <w:szCs w:val="24"/>
           <w:lang w:val="hy-AM" w:eastAsia="ru-RU"/>
         </w:rPr>
-        <w:t xml:space="preserve">EAD-ի վրա ազդում են ինչպես պայմանագրային, այնպես էլ վարքագծային գործոններ։ Պայմանագրային գործոնների շարքում են վարկի տեսակը, մարման գրաֆիկը, տոկոսադրույքը, լիմիտների առկայությունը և դրանց փոփոխման մեխանիզմները։ Վարքագծային գործոնները կապված են հաճախորդի ֆինանսական </w:t>
+        <w:t>EAD</w:t>
+      </w:r>
+      <w:r>
+        <w:rPr>
+          <w:rFonts w:ascii="Sylfaen" w:eastAsia="Times New Roman" w:hAnsi="Sylfaen" w:cs="Times New Roman"/>
+          <w:sz w:val="24"/>
+          <w:szCs w:val="24"/>
+          <w:lang w:val="hy-AM" w:eastAsia="ru-RU"/>
+        </w:rPr>
+        <w:t>-</w:t>
+      </w:r>
+      <w:r>
+        <w:rPr>
+          <w:rFonts w:ascii="Sylfaen" w:eastAsia="Times New Roman" w:hAnsi="Sylfaen" w:cs="Times New Roman"/>
+          <w:sz w:val="24"/>
+          <w:szCs w:val="24"/>
+          <w:lang w:val="hy-AM" w:eastAsia="ru-RU"/>
+        </w:rPr>
+        <w:t xml:space="preserve">ի վրա ազդում են ինչպես պայմանագրային, այնպես էլ վարքագծային գործոններ։ Պայմանագրային գործոնների շարքում են վարկի տեսակը, մարման գրաֆիկը, տոկոսադրույքը, լիմիտների առկայությունը և դրանց փոփոխման մեխանիզմները։ Վարքագծային գործոնները կապված են հաճախորդի ֆինանսական </w:t>
       </w:r>
       <w:r>
         <w:rPr>
@@ -10111,7 +12877,36 @@
           <w:szCs w:val="24"/>
           <w:lang w:val="hy-AM" w:eastAsia="ru-RU"/>
         </w:rPr>
-        <w:t xml:space="preserve">Կորպորատիվ հատվածում EAD-ի գնահատումը կարող է ավելի բարդ լինել, քանի որ ընկերությունները հաճախ ունենում են բազմատեսակ ֆինանսական գործիքներ՝ վարկային գծեր, երաշխիքներ, դերիատիվներ և այլ պայմանական պարտավորություններ։ Այդպիսի դեպքերում անհրաժեշտ է համապարփակ գնահատել բոլոր հնարավոր պարտավորությունները, որոնք կարող են իրական դառնալ դեֆոլտի պահին։ Սա պահանջում է խորքային վերլուծություն և հաճախ կիրառվում են վիճակագրական կամ սցենարային մեթոդներ՝ տարբեր հնարավոր </w:t>
+        <w:t>Կորպորատիվ հատվածում EAD</w:t>
+      </w:r>
+      <w:r>
+        <w:rPr>
+          <w:rFonts w:ascii="Sylfaen" w:eastAsia="Times New Roman" w:hAnsi="Sylfaen" w:cs="Times New Roman"/>
+          <w:sz w:val="24"/>
+          <w:szCs w:val="24"/>
+          <w:lang w:val="hy-AM" w:eastAsia="ru-RU"/>
+        </w:rPr>
+        <w:t>-</w:t>
+      </w:r>
+      <w:r>
+        <w:rPr>
+          <w:rFonts w:ascii="Sylfaen" w:eastAsia="Times New Roman" w:hAnsi="Sylfaen" w:cs="Times New Roman"/>
+          <w:sz w:val="24"/>
+          <w:szCs w:val="24"/>
+          <w:lang w:val="hy-AM" w:eastAsia="ru-RU"/>
+        </w:rPr>
+        <w:t>ի գնահատումը կարող է ավելի բարդ լինել, քանի որ ընկերությունները հաճախ ունենում են բազմատեսակ ֆինանսական գործիքներ՝ վարկային գծեր, երաշխիքներ,</w:t>
+      </w:r>
+      <w:bookmarkStart w:id="0" w:name="_GoBack"/>
+      <w:bookmarkEnd w:id="0"/>
+      <w:r>
+        <w:rPr>
+          <w:rFonts w:ascii="Sylfaen" w:eastAsia="Times New Roman" w:hAnsi="Sylfaen" w:cs="Times New Roman"/>
+          <w:sz w:val="24"/>
+          <w:szCs w:val="24"/>
+          <w:lang w:val="hy-AM" w:eastAsia="ru-RU"/>
+        </w:rPr>
+        <w:t xml:space="preserve"> դերիատիվներ և այլ պայմանական պարտավորություններ։ Այդպիսի դեպքերում անհրաժեշտ է համապարփակ գնահատել բոլոր հնարավոր պարտավորությունները, որոնք կարող են իրական դառնալ դեֆոլտի պահին։ Սա պահանջում է խորքային վերլուծություն և հաճախ կիրառվում են վիճակագրական կամ սցենարային մեթոդներ՝ տարբեր հնարավոր </w:t>
       </w:r>
       <w:r>
         <w:rPr>
@@ -10142,7 +12937,25 @@
           <w:szCs w:val="24"/>
           <w:lang w:val="hy-AM" w:eastAsia="ru-RU"/>
         </w:rPr>
-        <w:t>Տնտեսական միջավայրն ևս կարող է ազդել EAD-ի վրա։ Տնտեսական անկման պայմաններում ընկերությունները կարող են ավելի ակտիվորեն օգտագործել իրենց վարկային գծերը՝ ֆինանսական ճնշումները հաղթահարելու նպատակով։ Նման իրավիճակներում դեֆոլտի պահին պարտավորության չափը կարող է լինել ավելի բարձր, քան կայուն տնտեսական պայմաններում։ Հետևաբար, ռիսկի կառավարման ժամանակ անհրաժեշտ է հաշվի առնել ոչ միայն պատմական միջին ցուցանիշները, այլ նաև</w:t>
+        <w:t>Տնտեսական միջավայրն ևս կարող է ազդել EAD</w:t>
+      </w:r>
+      <w:r>
+        <w:rPr>
+          <w:rFonts w:ascii="Sylfaen" w:eastAsia="Times New Roman" w:hAnsi="Sylfaen" w:cs="Times New Roman"/>
+          <w:sz w:val="24"/>
+          <w:szCs w:val="24"/>
+          <w:lang w:val="hy-AM" w:eastAsia="ru-RU"/>
+        </w:rPr>
+        <w:t>-</w:t>
+      </w:r>
+      <w:r>
+        <w:rPr>
+          <w:rFonts w:ascii="Sylfaen" w:eastAsia="Times New Roman" w:hAnsi="Sylfaen" w:cs="Times New Roman"/>
+          <w:sz w:val="24"/>
+          <w:szCs w:val="24"/>
+          <w:lang w:val="hy-AM" w:eastAsia="ru-RU"/>
+        </w:rPr>
+        <w:t>ի վրա։ Տնտեսական անկման պայմաններում ընկերությունները կարող են ավելի ակտիվորեն օգտագործել իրենց վարկային գծերը՝ ֆինանսական ճնշումները հաղթահարելու նպատակով։ Նման իրավիճակներում դեֆոլտի պահին պարտավորության չափը կարող է լինել ավելի բարձր, քան կայուն տնտեսական պայմաններում։ Հետևաբար, ռիսկի կառավարման ժամանակ անհրաժեշտ է հաշվի առնել ոչ միայն պատմական միջին ցուցանիշները, այլ նաև</w:t>
       </w:r>
       <w:r>
         <w:rPr>
@@ -10173,7 +12986,61 @@
           <w:szCs w:val="24"/>
           <w:lang w:val="hy-AM" w:eastAsia="ru-RU"/>
         </w:rPr>
-        <w:t>EAD-ն կարևոր դեր է խաղում նաև կապիտալի պահանջների և ռեզերվների հաշվարկման գործընթացում։ Քանի որ այն սահմանում է ռիսկի տակ գտնվող գումարի չափը, դրա փոփոխությունը կարող է զգալիորեն ազդել ֆինանսական հաստատության հաշվեկշռի վրա։ Ավելի բարձր EAD-ն նշանակում է ավելի մեծ ռիսկային ակտիվներ և, համապատասխանաբար, ավելի բարձր կապիտալի պահանջներ կարգավորող մարմինների պահանջների համաձայն։ Այդ պատճառով EAD-ի ճշգրիտ գնահատումը ռազմավարական նշանակություն ունի ֆինանս</w:t>
+        <w:t>EAD</w:t>
+      </w:r>
+      <w:r>
+        <w:rPr>
+          <w:rFonts w:ascii="Sylfaen" w:eastAsia="Times New Roman" w:hAnsi="Sylfaen" w:cs="Times New Roman"/>
+          <w:sz w:val="24"/>
+          <w:szCs w:val="24"/>
+          <w:lang w:val="hy-AM" w:eastAsia="ru-RU"/>
+        </w:rPr>
+        <w:t>-</w:t>
+      </w:r>
+      <w:r>
+        <w:rPr>
+          <w:rFonts w:ascii="Sylfaen" w:eastAsia="Times New Roman" w:hAnsi="Sylfaen" w:cs="Times New Roman"/>
+          <w:sz w:val="24"/>
+          <w:szCs w:val="24"/>
+          <w:lang w:val="hy-AM" w:eastAsia="ru-RU"/>
+        </w:rPr>
+        <w:t>ն կարևոր դեր է խաղում նաև կապիտալի պահանջների և ռեզերվների հաշվարկման գործընթացում։ Քանի որ այն սահմանում է ռիսկի տակ գտնվող գումարի չափը, դրա փոփոխությունը կարող է զգալիորեն ազդել ֆինանսական հաստատության հաշվեկշռի վրա։ Ավելի բարձր EAD</w:t>
+      </w:r>
+      <w:r>
+        <w:rPr>
+          <w:rFonts w:ascii="Sylfaen" w:eastAsia="Times New Roman" w:hAnsi="Sylfaen" w:cs="Times New Roman"/>
+          <w:sz w:val="24"/>
+          <w:szCs w:val="24"/>
+          <w:lang w:val="hy-AM" w:eastAsia="ru-RU"/>
+        </w:rPr>
+        <w:t>-</w:t>
+      </w:r>
+      <w:r>
+        <w:rPr>
+          <w:rFonts w:ascii="Sylfaen" w:eastAsia="Times New Roman" w:hAnsi="Sylfaen" w:cs="Times New Roman"/>
+          <w:sz w:val="24"/>
+          <w:szCs w:val="24"/>
+          <w:lang w:val="hy-AM" w:eastAsia="ru-RU"/>
+        </w:rPr>
+        <w:t>ն նշանակում է ավելի մեծ ռիսկային ակտիվներ և, համապատասխանաբար, ավելի բարձր կապիտալի պահանջներ կարգավորող մարմինների պահանջների համաձայն։ Այդ պատճառով EAD</w:t>
+      </w:r>
+      <w:r>
+        <w:rPr>
+          <w:rFonts w:ascii="Sylfaen" w:eastAsia="Times New Roman" w:hAnsi="Sylfaen" w:cs="Times New Roman"/>
+          <w:sz w:val="24"/>
+          <w:szCs w:val="24"/>
+          <w:lang w:val="hy-AM" w:eastAsia="ru-RU"/>
+        </w:rPr>
+        <w:t>-</w:t>
+      </w:r>
+      <w:r>
+        <w:rPr>
+          <w:rFonts w:ascii="Sylfaen" w:eastAsia="Times New Roman" w:hAnsi="Sylfaen" w:cs="Times New Roman"/>
+          <w:sz w:val="24"/>
+          <w:szCs w:val="24"/>
+          <w:lang w:val="hy-AM" w:eastAsia="ru-RU"/>
+        </w:rPr>
+        <w:t>ի ճշգրիտ գնահատումը ռազմավարական նշանակություն ունի ֆինանս</w:t>
       </w:r>
       <w:r>
         <w:rPr>
@@ -10204,7 +13071,25 @@
           <w:szCs w:val="24"/>
           <w:lang w:val="hy-AM" w:eastAsia="ru-RU"/>
         </w:rPr>
-        <w:t>Ժամանակակից վարկային ռիսկի կառավարման համակարգերում EAD-ի գնահատման համար օգտագործվում են ինչպես պատմական տվյալների վերլուծություն, այնպես էլ վարքագծային մոդելներ։ Վերլուծվում են նախկին դեֆոլտային դեպքերը՝ հասկանալու համար, թե ինչ չափով է աճել պարտավորությունը դեֆոլտից առաջ։ Այդ տեղեկատվությունը կիրառվում է ապագա ռիսկերի կանխատեսման համար։ Որոշ դեպքերում կիրառվում են մեքենայական ուսուցման մեթոդներ՝ հաճախորդների վարքագծի օրինաչափությունները բացահայտելու նպատակով։</w:t>
+        <w:t>Ժամանակակից վարկային ռիսկի կառավարման համակարգերում EAD</w:t>
+      </w:r>
+      <w:r>
+        <w:rPr>
+          <w:rFonts w:ascii="Sylfaen" w:eastAsia="Times New Roman" w:hAnsi="Sylfaen" w:cs="Times New Roman"/>
+          <w:sz w:val="24"/>
+          <w:szCs w:val="24"/>
+          <w:lang w:val="hy-AM" w:eastAsia="ru-RU"/>
+        </w:rPr>
+        <w:t>-</w:t>
+      </w:r>
+      <w:r>
+        <w:rPr>
+          <w:rFonts w:ascii="Sylfaen" w:eastAsia="Times New Roman" w:hAnsi="Sylfaen" w:cs="Times New Roman"/>
+          <w:sz w:val="24"/>
+          <w:szCs w:val="24"/>
+          <w:lang w:val="hy-AM" w:eastAsia="ru-RU"/>
+        </w:rPr>
+        <w:t>ի գնահատման համար օգտագործվում են ինչպես պատմական տվյալների վերլուծություն, այնպես էլ վարքագծային մոդելներ։ Վերլուծվում են նախկին դեֆոլտային դեպքերը՝ հասկանալու համար, թե ինչ չափով է աճել պարտավորությունը դեֆոլտից առաջ։ Այդ տեղեկատվությունը կիրառվում է ապագա ռիսկերի կանխատեսման համար։ Որոշ դեպքերում կիրառվում են մեքենայական ուսուցման մեթոդներ՝ հաճախորդների վարքագծի օրինաչափությունները բացահայտելու նպատակով։</w:t>
       </w:r>
     </w:p>
     <w:p>
@@ -10235,7 +13120,25 @@
           <w:szCs w:val="24"/>
           <w:lang w:val="hy-AM" w:eastAsia="ru-RU"/>
         </w:rPr>
-        <w:t xml:space="preserve"> EAD գործակիցը ներկայացնում է դեֆոլտի պահին առկա ընդհանուր ռիսկային ազդեցությունը և հանդիսանում է վարկային ռիսկի գնահատման հիմնարար տարրերից մեկը։ Այն լրացնում է PD և LGD ցուցանիշներին՝ ապահովելով ամբողջական պատկերացում այն մասին, թե որքան գումար է գտնվում ռիսկի տակ և ինչ չափի կորուստ կարող է կրել ֆինանսական կազմակերպությունը։ Առանց EAD-ի </w:t>
+        <w:t xml:space="preserve"> EAD գործակիցը ներկայացնում է դեֆոլտի պահին առկա ընդհանուր ռիսկային ազդեցությունը և հանդիսանում է վարկային ռիսկի գնահատման հիմնարար տարրերից մեկը։ Այն լրացնում է PD և LGD ցուցանիշներին՝ ապահովելով ամբողջական պատկերացում այն մասին, թե որքան գումար է գտնվում ռիսկի տակ և ինչ չափի կորուստ կարող է կրել ֆինանսական կազմակերպությունը։ Առանց EAD</w:t>
+      </w:r>
+      <w:r>
+        <w:rPr>
+          <w:rFonts w:ascii="Sylfaen" w:eastAsia="Times New Roman" w:hAnsi="Sylfaen" w:cs="Times New Roman"/>
+          <w:sz w:val="24"/>
+          <w:szCs w:val="24"/>
+          <w:lang w:val="hy-AM" w:eastAsia="ru-RU"/>
+        </w:rPr>
+        <w:t>-</w:t>
+      </w:r>
+      <w:r>
+        <w:rPr>
+          <w:rFonts w:ascii="Sylfaen" w:eastAsia="Times New Roman" w:hAnsi="Sylfaen" w:cs="Times New Roman"/>
+          <w:sz w:val="24"/>
+          <w:szCs w:val="24"/>
+          <w:lang w:val="hy-AM" w:eastAsia="ru-RU"/>
+        </w:rPr>
+        <w:t xml:space="preserve">ի </w:t>
       </w:r>
       <w:r>
         <w:rPr>
@@ -10338,7 +13241,14 @@
           <w:rFonts w:ascii="Sylfaen" w:hAnsi="Sylfaen"/>
           <w:lang w:val="hy-AM" w:eastAsia="ru-RU"/>
         </w:rPr>
-        <w:t xml:space="preserve">-ը ընթացիկ չմարված մնացորդը, </w:t>
+        <w:t>-</w:t>
+      </w:r>
+      <w:r>
+        <w:rPr>
+          <w:rFonts w:ascii="Sylfaen" w:hAnsi="Sylfaen"/>
+          <w:lang w:val="hy-AM" w:eastAsia="ru-RU"/>
+        </w:rPr>
+        <w:t xml:space="preserve">ը ընթացիկ չմարված մնացորդը, </w:t>
       </w:r>
       <w:r>
         <w:rPr>
@@ -10352,7 +13262,14 @@
           <w:rFonts w:ascii="Sylfaen" w:hAnsi="Sylfaen"/>
           <w:lang w:val="hy-AM" w:eastAsia="ru-RU"/>
         </w:rPr>
-        <w:t xml:space="preserve">-ը </w:t>
+        <w:t>-</w:t>
+      </w:r>
+      <w:r>
+        <w:rPr>
+          <w:rFonts w:ascii="Sylfaen" w:hAnsi="Sylfaen"/>
+          <w:lang w:val="hy-AM" w:eastAsia="ru-RU"/>
+        </w:rPr>
+        <w:t xml:space="preserve">ը </w:t>
       </w:r>
       <w:r>
         <w:rPr>
@@ -10373,7 +13290,14 @@
           <w:rFonts w:ascii="Sylfaen" w:hAnsi="Sylfaen"/>
           <w:lang w:val="hy-AM" w:eastAsia="ru-RU"/>
         </w:rPr>
-        <w:t>Undrawn Amount-</w:t>
+        <w:t>Undrawn Amount</w:t>
+      </w:r>
+      <w:r>
+        <w:rPr>
+          <w:rFonts w:ascii="Sylfaen" w:hAnsi="Sylfaen"/>
+          <w:lang w:val="hy-AM" w:eastAsia="ru-RU"/>
+        </w:rPr>
+        <w:t>-</w:t>
       </w:r>
       <w:r>
         <w:rPr>
@@ -10527,7 +13451,43 @@
           <w:szCs w:val="24"/>
           <w:lang w:val="hy-AM" w:eastAsia="ru-RU"/>
         </w:rPr>
-        <w:t>LGD գործակիցը (Loss Given Default) վարկային ռիսկի կառավարման կարևորագույն ցուցանիշներից մեկն է, որը ցույց է տալիս, թե որքան կորուստ է կրում ֆինանսական կազմակերպությունը այն դեպքում, երբ վարկառուն դառնում է դեֆոլտային։ Այլ կերպ ասած՝ LGD-ն արտացոլում է դեֆոլտի պայմաններում կորցվող գումարի մասնաբաժինը ընդհանուր պարտավորությունից։ Եթե դեֆոլտը տեղի է ունեցել, LGD-ն գնահատում է, թե տվյալ վարկից որքան մասն է հնարավոր վերականգնել և որքանն է փաստացի կորուստ դառնում բանկի կամ վարկատուի համար։</w:t>
+        <w:t>LGD գործակիցը (Loss Given Default) վարկային ռիսկի կառավարման կարևորագույն ցուցանիշներից մեկն է, որը ցույց է տալիս, թե որքան կորուստ է կրում ֆինանսական կազմակերպությունը այն դեպքում, երբ վարկառուն դառնում է դեֆոլտային։ Այլ կերպ ասած՝ LGD</w:t>
+      </w:r>
+      <w:r>
+        <w:rPr>
+          <w:rFonts w:ascii="Sylfaen" w:eastAsia="Times New Roman" w:hAnsi="Sylfaen" w:cs="Times New Roman"/>
+          <w:sz w:val="24"/>
+          <w:szCs w:val="24"/>
+          <w:lang w:val="hy-AM" w:eastAsia="ru-RU"/>
+        </w:rPr>
+        <w:t>-</w:t>
+      </w:r>
+      <w:r>
+        <w:rPr>
+          <w:rFonts w:ascii="Sylfaen" w:eastAsia="Times New Roman" w:hAnsi="Sylfaen" w:cs="Times New Roman"/>
+          <w:sz w:val="24"/>
+          <w:szCs w:val="24"/>
+          <w:lang w:val="hy-AM" w:eastAsia="ru-RU"/>
+        </w:rPr>
+        <w:t>ն արտացոլում է դեֆոլտի պայմաններում կորցվող գումարի մասնաբաժինը ընդհանուր պարտավորությունից։ Եթե դեֆոլտը տեղի է ունեցել, LGD</w:t>
+      </w:r>
+      <w:r>
+        <w:rPr>
+          <w:rFonts w:ascii="Sylfaen" w:eastAsia="Times New Roman" w:hAnsi="Sylfaen" w:cs="Times New Roman"/>
+          <w:sz w:val="24"/>
+          <w:szCs w:val="24"/>
+          <w:lang w:val="hy-AM" w:eastAsia="ru-RU"/>
+        </w:rPr>
+        <w:t>-</w:t>
+      </w:r>
+      <w:r>
+        <w:rPr>
+          <w:rFonts w:ascii="Sylfaen" w:eastAsia="Times New Roman" w:hAnsi="Sylfaen" w:cs="Times New Roman"/>
+          <w:sz w:val="24"/>
+          <w:szCs w:val="24"/>
+          <w:lang w:val="hy-AM" w:eastAsia="ru-RU"/>
+        </w:rPr>
+        <w:t>ն գնահատում է, թե տվյալ վարկից որքան մասն է հնարավոր վերականգնել և որքանն է փաստացի կորուստ դառնում բանկի կամ վարկատուի համար։</w:t>
       </w:r>
     </w:p>
     <w:p>
@@ -10549,7 +13509,43 @@
           <w:szCs w:val="24"/>
           <w:lang w:val="hy-AM" w:eastAsia="ru-RU"/>
         </w:rPr>
-        <w:t>LGD-ի էությունը կապված է վերականգնման գործընթացի հետ։ Երբ վարկառուն չի կատարում իր պարտավորությունները, ֆինանսական կազմակերպությունը սկսում է վերականգնման քայլեր՝ ապահովագրական մեխանիզմների, գրավի իրացման, երաշխավորների ներգրավման կամ իրավական գործընթացների միջոցով։ Սակայն շատ դեպքերում ամբողջ պարտքը հնարավոր չէ վերադարձնել։ LGD-ն հենց այդ բացը բնութագրող ցուցանիշն է։ Այն ցույց է տալիս, թե դեֆոլտից հետո մնացած պարտքի որ մասն է վերջնականապես կորուստ դառնում՝ հաշվի ա</w:t>
+        <w:t>LGD</w:t>
+      </w:r>
+      <w:r>
+        <w:rPr>
+          <w:rFonts w:ascii="Sylfaen" w:eastAsia="Times New Roman" w:hAnsi="Sylfaen" w:cs="Times New Roman"/>
+          <w:sz w:val="24"/>
+          <w:szCs w:val="24"/>
+          <w:lang w:val="hy-AM" w:eastAsia="ru-RU"/>
+        </w:rPr>
+        <w:t>-</w:t>
+      </w:r>
+      <w:r>
+        <w:rPr>
+          <w:rFonts w:ascii="Sylfaen" w:eastAsia="Times New Roman" w:hAnsi="Sylfaen" w:cs="Times New Roman"/>
+          <w:sz w:val="24"/>
+          <w:szCs w:val="24"/>
+          <w:lang w:val="hy-AM" w:eastAsia="ru-RU"/>
+        </w:rPr>
+        <w:t>ի էությունը կապված է վերականգնման գործընթացի հետ։ Երբ վարկառուն չի կատարում իր պարտավորությունները, ֆինանսական կազմակերպությունը սկսում է վերականգնման քայլեր՝ ապահովագրական մեխանիզմների, գրավի իրացման, երաշխավորների ներգրավման կամ իրավական գործընթացների միջոցով։ Սակայն շատ դեպքերում ամբողջ պարտքը հնարավոր չէ վերադարձնել։ LGD</w:t>
+      </w:r>
+      <w:r>
+        <w:rPr>
+          <w:rFonts w:ascii="Sylfaen" w:eastAsia="Times New Roman" w:hAnsi="Sylfaen" w:cs="Times New Roman"/>
+          <w:sz w:val="24"/>
+          <w:szCs w:val="24"/>
+          <w:lang w:val="hy-AM" w:eastAsia="ru-RU"/>
+        </w:rPr>
+        <w:t>-</w:t>
+      </w:r>
+      <w:r>
+        <w:rPr>
+          <w:rFonts w:ascii="Sylfaen" w:eastAsia="Times New Roman" w:hAnsi="Sylfaen" w:cs="Times New Roman"/>
+          <w:sz w:val="24"/>
+          <w:szCs w:val="24"/>
+          <w:lang w:val="hy-AM" w:eastAsia="ru-RU"/>
+        </w:rPr>
+        <w:t>ն հենց այդ բացը բնութագրող ցուցանիշն է։ Այն ցույց է տալիս, թե դեֆոլտից հետո մնացած պարտքի որ մասն է վերջնականապես կորուստ դառնում՝ հաշվի ա</w:t>
       </w:r>
       <w:r>
         <w:rPr>
@@ -10580,16 +13576,61 @@
           <w:szCs w:val="24"/>
           <w:lang w:val="hy-AM" w:eastAsia="ru-RU"/>
         </w:rPr>
-        <w:t>LGD-ն մեծապես կախված է վարկի տեսակից և ապահովվածության մակարդակից։ Օրինակ՝ գրավով ապահովված վարկերի դեպքում կորուստները սովորաբար ավելի ցածր են, քանի որ բանկը կարող է իրացնել գրավը և վերադարձնել պարտքի մի մասը։ Ի տարբերություն դրա, չապահովված սպառողական վարկերի դեպքում LGD-ն սովորաբար ավելի բարձր է, քանի որ վերականգնման հնարավորությունները սահմանափակ են։ Հետևաբար, նույն վարկառուի դեպքում անգամ տարբեր վարկային պրոդուկտների համար LGD</w:t>
-      </w:r>
-      <w:r>
-        <w:rPr>
-          <w:rFonts w:ascii="Sylfaen" w:eastAsia="Times New Roman" w:hAnsi="Sylfaen" w:cs="Times New Roman"/>
-          <w:sz w:val="24"/>
-          <w:szCs w:val="24"/>
-          <w:lang w:val="hy-AM" w:eastAsia="ru-RU"/>
-        </w:rPr>
-        <w:t>-ն կարող է զգալիորեն տարբերվել</w:t>
+        <w:t>LGD</w:t>
+      </w:r>
+      <w:r>
+        <w:rPr>
+          <w:rFonts w:ascii="Sylfaen" w:eastAsia="Times New Roman" w:hAnsi="Sylfaen" w:cs="Times New Roman"/>
+          <w:sz w:val="24"/>
+          <w:szCs w:val="24"/>
+          <w:lang w:val="hy-AM" w:eastAsia="ru-RU"/>
+        </w:rPr>
+        <w:t>-</w:t>
+      </w:r>
+      <w:r>
+        <w:rPr>
+          <w:rFonts w:ascii="Sylfaen" w:eastAsia="Times New Roman" w:hAnsi="Sylfaen" w:cs="Times New Roman"/>
+          <w:sz w:val="24"/>
+          <w:szCs w:val="24"/>
+          <w:lang w:val="hy-AM" w:eastAsia="ru-RU"/>
+        </w:rPr>
+        <w:t>ն մեծապես կախված է վարկի տեսակից և ապահովվածության մակարդակից։ Օրինակ՝ գրավով ապահովված վարկերի դեպքում կորուստները սովորաբար ավելի ցածր են, քանի որ բանկը կարող է իրացնել գրավը և վերադարձնել պարտքի մի մասը։ Ի տարբերություն դրա, չապահովված սպառողական վարկերի դեպքում LGD</w:t>
+      </w:r>
+      <w:r>
+        <w:rPr>
+          <w:rFonts w:ascii="Sylfaen" w:eastAsia="Times New Roman" w:hAnsi="Sylfaen" w:cs="Times New Roman"/>
+          <w:sz w:val="24"/>
+          <w:szCs w:val="24"/>
+          <w:lang w:val="hy-AM" w:eastAsia="ru-RU"/>
+        </w:rPr>
+        <w:t>-</w:t>
+      </w:r>
+      <w:r>
+        <w:rPr>
+          <w:rFonts w:ascii="Sylfaen" w:eastAsia="Times New Roman" w:hAnsi="Sylfaen" w:cs="Times New Roman"/>
+          <w:sz w:val="24"/>
+          <w:szCs w:val="24"/>
+          <w:lang w:val="hy-AM" w:eastAsia="ru-RU"/>
+        </w:rPr>
+        <w:t>ն սովորաբար ավելի բարձր է, քանի որ վերականգնման հնարավորությունները սահմանափակ են։ Հետևաբար, նույն վարկառուի դեպքում անգամ տարբեր վարկային պրոդուկտների համար LGD</w:t>
+      </w:r>
+      <w:r>
+        <w:rPr>
+          <w:rFonts w:ascii="Sylfaen" w:eastAsia="Times New Roman" w:hAnsi="Sylfaen" w:cs="Times New Roman"/>
+          <w:sz w:val="24"/>
+          <w:szCs w:val="24"/>
+          <w:lang w:val="hy-AM" w:eastAsia="ru-RU"/>
+        </w:rPr>
+        <w:t>-</w:t>
+      </w:r>
+      <w:r>
+        <w:rPr>
+          <w:rFonts w:ascii="Sylfaen" w:eastAsia="Times New Roman" w:hAnsi="Sylfaen" w:cs="Times New Roman"/>
+          <w:sz w:val="24"/>
+          <w:szCs w:val="24"/>
+          <w:lang w:val="hy-AM" w:eastAsia="ru-RU"/>
+        </w:rPr>
+        <w:t>ն կարող է զգալիորեն տարբերվել</w:t>
       </w:r>
       <w:r>
         <w:rPr>
@@ -10620,7 +13661,79 @@
           <w:szCs w:val="24"/>
           <w:lang w:val="hy-AM" w:eastAsia="ru-RU"/>
         </w:rPr>
-        <w:t>LGD-ի վրա ազդում են նաև տնտեսական պայմանները։ Տնտեսական անկման ժամանակաշրջաններում ակտիվների շուկայական արժեքը կարող է նվազել, ինչի հետևանքով գրավի իրացումից ստացվող գումարները պակասում են։ Այդպիսի պայմաններում LGD-ն հակված է աճելու։ Ընդհակառակը, տնտեսական աճի պայմաններում վերականգնման մակարդակները կարող են լինել ավելի բարձր, և LGD-ն՝ ավելի ցածր։ Այս պատճառով ֆինանսական հաստատությունները հաճախ գնահատում են LGD-ն ոչ միայն միջին պատմական մակարդակով,</w:t>
+        <w:t>LGD</w:t>
+      </w:r>
+      <w:r>
+        <w:rPr>
+          <w:rFonts w:ascii="Sylfaen" w:eastAsia="Times New Roman" w:hAnsi="Sylfaen" w:cs="Times New Roman"/>
+          <w:sz w:val="24"/>
+          <w:szCs w:val="24"/>
+          <w:lang w:val="hy-AM" w:eastAsia="ru-RU"/>
+        </w:rPr>
+        <w:t>-</w:t>
+      </w:r>
+      <w:r>
+        <w:rPr>
+          <w:rFonts w:ascii="Sylfaen" w:eastAsia="Times New Roman" w:hAnsi="Sylfaen" w:cs="Times New Roman"/>
+          <w:sz w:val="24"/>
+          <w:szCs w:val="24"/>
+          <w:lang w:val="hy-AM" w:eastAsia="ru-RU"/>
+        </w:rPr>
+        <w:t>ի վրա ազդում են նաև տնտեսական պայմանները։ Տնտեսական անկման ժամանակաշրջաններում ակտիվների շուկայական արժեքը կարող է նվազել, ինչի հետևանքով գրավի իրացումից ստացվող գումարները պակասում են։ Այդպիսի պայմաններում LGD</w:t>
+      </w:r>
+      <w:r>
+        <w:rPr>
+          <w:rFonts w:ascii="Sylfaen" w:eastAsia="Times New Roman" w:hAnsi="Sylfaen" w:cs="Times New Roman"/>
+          <w:sz w:val="24"/>
+          <w:szCs w:val="24"/>
+          <w:lang w:val="hy-AM" w:eastAsia="ru-RU"/>
+        </w:rPr>
+        <w:t>-</w:t>
+      </w:r>
+      <w:r>
+        <w:rPr>
+          <w:rFonts w:ascii="Sylfaen" w:eastAsia="Times New Roman" w:hAnsi="Sylfaen" w:cs="Times New Roman"/>
+          <w:sz w:val="24"/>
+          <w:szCs w:val="24"/>
+          <w:lang w:val="hy-AM" w:eastAsia="ru-RU"/>
+        </w:rPr>
+        <w:t>ն հակված է աճելու։ Ընդհակառակը, տնտեսական աճի պայմաններում վերականգնման մակարդակները կարող են լինել ավելի բարձր, և LGD</w:t>
+      </w:r>
+      <w:r>
+        <w:rPr>
+          <w:rFonts w:ascii="Sylfaen" w:eastAsia="Times New Roman" w:hAnsi="Sylfaen" w:cs="Times New Roman"/>
+          <w:sz w:val="24"/>
+          <w:szCs w:val="24"/>
+          <w:lang w:val="hy-AM" w:eastAsia="ru-RU"/>
+        </w:rPr>
+        <w:t>-</w:t>
+      </w:r>
+      <w:r>
+        <w:rPr>
+          <w:rFonts w:ascii="Sylfaen" w:eastAsia="Times New Roman" w:hAnsi="Sylfaen" w:cs="Times New Roman"/>
+          <w:sz w:val="24"/>
+          <w:szCs w:val="24"/>
+          <w:lang w:val="hy-AM" w:eastAsia="ru-RU"/>
+        </w:rPr>
+        <w:t>ն՝ ավելի ցածր։ Այս պատճառով ֆինանսական հաստատությունները հաճախ գնահատում են LGD</w:t>
+      </w:r>
+      <w:r>
+        <w:rPr>
+          <w:rFonts w:ascii="Sylfaen" w:eastAsia="Times New Roman" w:hAnsi="Sylfaen" w:cs="Times New Roman"/>
+          <w:sz w:val="24"/>
+          <w:szCs w:val="24"/>
+          <w:lang w:val="hy-AM" w:eastAsia="ru-RU"/>
+        </w:rPr>
+        <w:t>-</w:t>
+      </w:r>
+      <w:r>
+        <w:rPr>
+          <w:rFonts w:ascii="Sylfaen" w:eastAsia="Times New Roman" w:hAnsi="Sylfaen" w:cs="Times New Roman"/>
+          <w:sz w:val="24"/>
+          <w:szCs w:val="24"/>
+          <w:lang w:val="hy-AM" w:eastAsia="ru-RU"/>
+        </w:rPr>
+        <w:t>ն ոչ միայն միջին պատմական մակարդակով,</w:t>
       </w:r>
       <w:r>
         <w:rPr>
@@ -10651,7 +13764,43 @@
           <w:szCs w:val="24"/>
           <w:lang w:val="hy-AM" w:eastAsia="ru-RU"/>
         </w:rPr>
-        <w:t>LGD-ն կարևոր բաղադրիչ է սպասվող վարկային կորուստների գնահատման գործընթացում։ Դեֆոլտի հավանականությունը միայն ցույց է տալիս, թե որքան հավանական է պարտավորության չկատարումը, սակայն չի ասում, թե որքան մեծ կլինի իրական ֆինանսական վնասը։ LGD-ն լրացնում է այդ բացը՝ թույլ տալով հաշվարկել, թե դեֆոլտի դեպքում որքան կորուստ է սպասվում։ Այսպիսով, այն հանդիսանում է ռիսկի քանակականացման հիմնական գործիքներից մեկը և անմիջական ազդեցություն ունի կապիտալի պահանջների, ռեզերվների ձևավորման և գ</w:t>
+        <w:t>LGD</w:t>
+      </w:r>
+      <w:r>
+        <w:rPr>
+          <w:rFonts w:ascii="Sylfaen" w:eastAsia="Times New Roman" w:hAnsi="Sylfaen" w:cs="Times New Roman"/>
+          <w:sz w:val="24"/>
+          <w:szCs w:val="24"/>
+          <w:lang w:val="hy-AM" w:eastAsia="ru-RU"/>
+        </w:rPr>
+        <w:t>-</w:t>
+      </w:r>
+      <w:r>
+        <w:rPr>
+          <w:rFonts w:ascii="Sylfaen" w:eastAsia="Times New Roman" w:hAnsi="Sylfaen" w:cs="Times New Roman"/>
+          <w:sz w:val="24"/>
+          <w:szCs w:val="24"/>
+          <w:lang w:val="hy-AM" w:eastAsia="ru-RU"/>
+        </w:rPr>
+        <w:t>ն կարևոր բաղադրիչ է սպասվող վարկային կորուստների գնահատման գործընթացում։ Դեֆոլտի հավանականությունը միայն ցույց է տալիս, թե որքան հավանական է պարտավորության չկատարումը, սակայն չի ասում, թե որքան մեծ կլինի իրական ֆինանսական վնասը։ LGD</w:t>
+      </w:r>
+      <w:r>
+        <w:rPr>
+          <w:rFonts w:ascii="Sylfaen" w:eastAsia="Times New Roman" w:hAnsi="Sylfaen" w:cs="Times New Roman"/>
+          <w:sz w:val="24"/>
+          <w:szCs w:val="24"/>
+          <w:lang w:val="hy-AM" w:eastAsia="ru-RU"/>
+        </w:rPr>
+        <w:t>-</w:t>
+      </w:r>
+      <w:r>
+        <w:rPr>
+          <w:rFonts w:ascii="Sylfaen" w:eastAsia="Times New Roman" w:hAnsi="Sylfaen" w:cs="Times New Roman"/>
+          <w:sz w:val="24"/>
+          <w:szCs w:val="24"/>
+          <w:lang w:val="hy-AM" w:eastAsia="ru-RU"/>
+        </w:rPr>
+        <w:t>ն լրացնում է այդ բացը՝ թույլ տալով հաշվարկել, թե դեֆոլտի դեպքում որքան կորուստ է սպասվում։ Այսպիսով, այն հանդիսանում է ռիսկի քանակականացման հիմնական գործիքներից մեկը և անմիջական ազդեցություն ունի կապիտալի պահանջների, ռեզերվների ձևավորման և գ</w:t>
       </w:r>
       <w:r>
         <w:rPr>
@@ -10683,7 +13832,43 @@
           <w:lang w:val="hy-AM" w:eastAsia="ru-RU"/>
         </w:rPr>
         <w:lastRenderedPageBreak/>
-        <w:t>Վարկային պորտֆելի կառավարման տեսանկյունից LGD-ն օգտագործվում է ռիսկերի տարբերակման նպատակով։ Բանկերը կարող են ունենալ երկու վարկային պորտֆել՝ նույն PD մակարդակով, սակայն տարբեր LGD ցուցանիշներով։ Այդ դեպքում պորտֆելը, որի LGD-ն բարձր է, կհամարվի ավելի ռիսկային, քանի որ դեֆոլտի դեպքում սպասվող կորուստները կլինեն ավելի մեծ։ Հետևաբար, ռիսկի գնահատման ժամանակ անհրաժեշտ է համադրել ինչպես դեֆոլտի հավանականությունը, այնպես էլ դեֆոլտի</w:t>
+        <w:t>Վարկային պորտֆելի կառավարման տեսանկյունից LGD</w:t>
+      </w:r>
+      <w:r>
+        <w:rPr>
+          <w:rFonts w:ascii="Sylfaen" w:eastAsia="Times New Roman" w:hAnsi="Sylfaen" w:cs="Times New Roman"/>
+          <w:sz w:val="24"/>
+          <w:szCs w:val="24"/>
+          <w:lang w:val="hy-AM" w:eastAsia="ru-RU"/>
+        </w:rPr>
+        <w:t>-</w:t>
+      </w:r>
+      <w:r>
+        <w:rPr>
+          <w:rFonts w:ascii="Sylfaen" w:eastAsia="Times New Roman" w:hAnsi="Sylfaen" w:cs="Times New Roman"/>
+          <w:sz w:val="24"/>
+          <w:szCs w:val="24"/>
+          <w:lang w:val="hy-AM" w:eastAsia="ru-RU"/>
+        </w:rPr>
+        <w:t>ն օգտագործվում է ռիսկերի տարբերակման նպատակով։ Բանկերը կարող են ունենալ երկու վարկային պորտֆել՝ նույն PD մակարդակով, սակայն տարբեր LGD ցուցանիշներով։ Այդ դեպքում պորտֆելը, որի LGD</w:t>
+      </w:r>
+      <w:r>
+        <w:rPr>
+          <w:rFonts w:ascii="Sylfaen" w:eastAsia="Times New Roman" w:hAnsi="Sylfaen" w:cs="Times New Roman"/>
+          <w:sz w:val="24"/>
+          <w:szCs w:val="24"/>
+          <w:lang w:val="hy-AM" w:eastAsia="ru-RU"/>
+        </w:rPr>
+        <w:t>-</w:t>
+      </w:r>
+      <w:r>
+        <w:rPr>
+          <w:rFonts w:ascii="Sylfaen" w:eastAsia="Times New Roman" w:hAnsi="Sylfaen" w:cs="Times New Roman"/>
+          <w:sz w:val="24"/>
+          <w:szCs w:val="24"/>
+          <w:lang w:val="hy-AM" w:eastAsia="ru-RU"/>
+        </w:rPr>
+        <w:t>ն բարձր է, կհամարվի ավելի ռիսկային, քանի որ դեֆոլտի դեպքում սպասվող կորուստները կլինեն ավելի մեծ։ Հետևաբար, ռիսկի գնահատման ժամանակ անհրաժեշտ է համադրել ինչպես դեֆոլտի հավանականությունը, այնպես էլ դեֆոլտի</w:t>
       </w:r>
       <w:r>
         <w:rPr>
@@ -10714,7 +13899,43 @@
           <w:szCs w:val="24"/>
           <w:lang w:val="hy-AM" w:eastAsia="ru-RU"/>
         </w:rPr>
-        <w:t>LGD-ի գնահատումը բարդ գործընթաց է, քանի որ այն կախված է բազմաթիվ գործոններից՝ իրավական միջավայրից, սնանկության ընթացակարգերի արդյունավետությունից, գրավի իրացման ժամկետներից, ծախսերից և նույնիսկ տարածաշրջանային առանձնահատկություններից։ Օրինակ՝ երկրներում, որտեղ իրավական համակարգը արագ և արդյունավետ է, վերականգնման մակարդակները կարող են լինել ավելի բարձր, հետևաբար LGD-ն՝ ավելի ցածր։ Իսկ այն երկրներում, որտեղ դատական գործընթացները երկարատև են և ծախսատար</w:t>
+        <w:t>LGD</w:t>
+      </w:r>
+      <w:r>
+        <w:rPr>
+          <w:rFonts w:ascii="Sylfaen" w:eastAsia="Times New Roman" w:hAnsi="Sylfaen" w:cs="Times New Roman"/>
+          <w:sz w:val="24"/>
+          <w:szCs w:val="24"/>
+          <w:lang w:val="hy-AM" w:eastAsia="ru-RU"/>
+        </w:rPr>
+        <w:t>-</w:t>
+      </w:r>
+      <w:r>
+        <w:rPr>
+          <w:rFonts w:ascii="Sylfaen" w:eastAsia="Times New Roman" w:hAnsi="Sylfaen" w:cs="Times New Roman"/>
+          <w:sz w:val="24"/>
+          <w:szCs w:val="24"/>
+          <w:lang w:val="hy-AM" w:eastAsia="ru-RU"/>
+        </w:rPr>
+        <w:t>ի գնահատումը բարդ գործընթաց է, քանի որ այն կախված է բազմաթիվ գործոններից՝ իրավական միջավայրից, սնանկության ընթացակարգերի արդյունավետությունից, գրավի իրացման ժամկետներից, ծախսերից և նույնիսկ տարածաշրջանային առանձնահատկություններից։ Օրինակ՝ երկրներում, որտեղ իրավական համակարգը արագ և արդյունավետ է, վերականգնման մակարդակները կարող են լինել ավելի բարձր, հետևաբար LGD</w:t>
+      </w:r>
+      <w:r>
+        <w:rPr>
+          <w:rFonts w:ascii="Sylfaen" w:eastAsia="Times New Roman" w:hAnsi="Sylfaen" w:cs="Times New Roman"/>
+          <w:sz w:val="24"/>
+          <w:szCs w:val="24"/>
+          <w:lang w:val="hy-AM" w:eastAsia="ru-RU"/>
+        </w:rPr>
+        <w:t>-</w:t>
+      </w:r>
+      <w:r>
+        <w:rPr>
+          <w:rFonts w:ascii="Sylfaen" w:eastAsia="Times New Roman" w:hAnsi="Sylfaen" w:cs="Times New Roman"/>
+          <w:sz w:val="24"/>
+          <w:szCs w:val="24"/>
+          <w:lang w:val="hy-AM" w:eastAsia="ru-RU"/>
+        </w:rPr>
+        <w:t>ն՝ ավելի ցածր։ Իսկ այն երկրներում, որտեղ դատական գործընթացները երկարատև են և ծախսատար</w:t>
       </w:r>
       <w:r>
         <w:rPr>
@@ -10776,7 +13997,43 @@
           <w:szCs w:val="24"/>
           <w:lang w:val="hy-AM" w:eastAsia="ru-RU"/>
         </w:rPr>
-        <w:t>Ժամանակակից վարկային ռիսկի կառավարման համակարգերում LGD-ն գնահատվում է պատմական տվյալների հիման վրա՝ վերլուծելով նախորդ դեֆոլտային դեպքերը և դրանց վերականգնման արդյունքները։ Որոշ դեպքերում կիրառվում են նաև վիճակագրական և մեքենայական ուսուցման մեթոդներ՝ վերականգնման մակարդակները կանխատեսելու համար՝ կախված վարկառուի հատկանիշներից, վարկի կառուցվածքից և տնտեսական միջավայրից։ Սակայն անկախ կիրառվող մեթոդից, LGD-ի հիմնական իմաստը մնում է նույնը՝ այն ցույց է տալիս դեֆոլտի պայմաններ</w:t>
+        <w:t>Ժամանակակից վարկային ռիսկի կառավարման համակարգերում LGD</w:t>
+      </w:r>
+      <w:r>
+        <w:rPr>
+          <w:rFonts w:ascii="Sylfaen" w:eastAsia="Times New Roman" w:hAnsi="Sylfaen" w:cs="Times New Roman"/>
+          <w:sz w:val="24"/>
+          <w:szCs w:val="24"/>
+          <w:lang w:val="hy-AM" w:eastAsia="ru-RU"/>
+        </w:rPr>
+        <w:t>-</w:t>
+      </w:r>
+      <w:r>
+        <w:rPr>
+          <w:rFonts w:ascii="Sylfaen" w:eastAsia="Times New Roman" w:hAnsi="Sylfaen" w:cs="Times New Roman"/>
+          <w:sz w:val="24"/>
+          <w:szCs w:val="24"/>
+          <w:lang w:val="hy-AM" w:eastAsia="ru-RU"/>
+        </w:rPr>
+        <w:t>ն գնահատվում է պատմական տվյալների հիման վրա՝ վերլուծելով նախորդ դեֆոլտային դեպքերը և դրանց վերականգնման արդյունքները։ Որոշ դեպքերում կիրառվում են նաև վիճակագրական և մեքենայական ուսուցման մեթոդներ՝ վերականգնման մակարդակները կանխատեսելու համար՝ կախված վարկառուի հատկանիշներից, վարկի կառուցվածքից և տնտեսական միջավայրից։ Սակայն անկախ կիրառվող մեթոդից, LGD</w:t>
+      </w:r>
+      <w:r>
+        <w:rPr>
+          <w:rFonts w:ascii="Sylfaen" w:eastAsia="Times New Roman" w:hAnsi="Sylfaen" w:cs="Times New Roman"/>
+          <w:sz w:val="24"/>
+          <w:szCs w:val="24"/>
+          <w:lang w:val="hy-AM" w:eastAsia="ru-RU"/>
+        </w:rPr>
+        <w:t>-</w:t>
+      </w:r>
+      <w:r>
+        <w:rPr>
+          <w:rFonts w:ascii="Sylfaen" w:eastAsia="Times New Roman" w:hAnsi="Sylfaen" w:cs="Times New Roman"/>
+          <w:sz w:val="24"/>
+          <w:szCs w:val="24"/>
+          <w:lang w:val="hy-AM" w:eastAsia="ru-RU"/>
+        </w:rPr>
+        <w:t>ի հիմնական իմաստը մնում է նույնը՝ այն ցույց է տալիս դեֆոլտի պայմաններ</w:t>
       </w:r>
       <w:r>
         <w:rPr>
@@ -10807,7 +14064,25 @@
           <w:szCs w:val="24"/>
           <w:lang w:val="hy-AM" w:eastAsia="ru-RU"/>
         </w:rPr>
-        <w:t>Ընդհանուր առմամբ, LGD գործակիցը հանդիսանում է վարկային ռիսկի գնահատման հիմնարար տարրերից մեկը։ Այն ապահովում է պատկերացում ոչ միայն այն մասին, թե արդյոք վարկառուն կարող է չկատարել իր պարտավորությունները, այլ նաև այն մասին, թե այդ իրավիճակում որքան մեծ կլինի իրական կորուստը։ Առանց LGD-ի գնահատման հնարավոր չէ ամբողջական պատկերացում կազմել վարկային ռիսկի մասին, քանի որ ռիսկը ձևավորվում է ինչպես դեֆոլտի հավանականությամբ, այնպես էլ դեֆոլտի պայմաններում կորուստների ծավալով։</w:t>
+        <w:t>Ընդհանուր առմամբ, LGD գործակիցը հանդիսանում է վարկային ռիսկի գնահատման հիմնարար տարրերից մեկը։ Այն ապահովում է պատկերացում ոչ միայն այն մասին, թե արդյոք վարկառուն կարող է չկատարել իր պարտավորությունները, այլ նաև այն մասին, թե այդ իրավիճակում որքան մեծ կլինի իրական կորուստը։ Առանց LGD</w:t>
+      </w:r>
+      <w:r>
+        <w:rPr>
+          <w:rFonts w:ascii="Sylfaen" w:eastAsia="Times New Roman" w:hAnsi="Sylfaen" w:cs="Times New Roman"/>
+          <w:sz w:val="24"/>
+          <w:szCs w:val="24"/>
+          <w:lang w:val="hy-AM" w:eastAsia="ru-RU"/>
+        </w:rPr>
+        <w:t>-</w:t>
+      </w:r>
+      <w:r>
+        <w:rPr>
+          <w:rFonts w:ascii="Sylfaen" w:eastAsia="Times New Roman" w:hAnsi="Sylfaen" w:cs="Times New Roman"/>
+          <w:sz w:val="24"/>
+          <w:szCs w:val="24"/>
+          <w:lang w:val="hy-AM" w:eastAsia="ru-RU"/>
+        </w:rPr>
+        <w:t>ի գնահատման հնարավոր չէ ամբողջական պատկերացում կազմել վարկային ռիսկի մասին, քանի որ ռիսկը ձևավորվում է ինչպես դեֆոլտի հավանականությամբ, այնպես էլ դեֆոլտի պայմաններում կորուստների ծավալով։</w:t>
       </w:r>
       <w:r>
         <w:rPr>
@@ -10866,7 +14141,16 @@
           <w:szCs w:val="24"/>
           <w:lang w:val="hy-AM" w:eastAsia="ru-RU"/>
         </w:rPr>
-        <w:t>-ի բանաձը.</w:t>
+        <w:t>-</w:t>
+      </w:r>
+      <w:r>
+        <w:rPr>
+          <w:rFonts w:ascii="Sylfaen" w:eastAsia="Times New Roman" w:hAnsi="Sylfaen" w:cs="Times New Roman"/>
+          <w:sz w:val="24"/>
+          <w:szCs w:val="24"/>
+          <w:lang w:val="hy-AM" w:eastAsia="ru-RU"/>
+        </w:rPr>
+        <w:t>ի բանաձը.</w:t>
       </w:r>
     </w:p>
     <w:p>
@@ -11194,7 +14478,14 @@
           <w:rFonts w:ascii="Sylfaen" w:hAnsi="Sylfaen"/>
           <w:lang w:val="hy-AM"/>
         </w:rPr>
-        <w:t>-ն</w:t>
+        <w:t>-</w:t>
+      </w:r>
+      <w:r>
+        <w:rPr>
+          <w:rFonts w:ascii="Sylfaen" w:hAnsi="Sylfaen"/>
+          <w:lang w:val="hy-AM"/>
+        </w:rPr>
+        <w:t>ն</w:t>
       </w:r>
       <w:r>
         <w:rPr>
@@ -11752,7 +15043,16 @@
           <w:szCs w:val="24"/>
           <w:lang w:val="en-US" w:eastAsia="ru-RU"/>
         </w:rPr>
-        <w:t>, r-</w:t>
+        <w:t>, r</w:t>
+      </w:r>
+      <w:r>
+        <w:rPr>
+          <w:rFonts w:ascii="Sylfaen" w:eastAsia="Times New Roman" w:hAnsi="Sylfaen" w:cs="Times New Roman"/>
+          <w:sz w:val="24"/>
+          <w:szCs w:val="24"/>
+          <w:lang w:val="en-US" w:eastAsia="ru-RU"/>
+        </w:rPr>
+        <w:t>-</w:t>
       </w:r>
       <w:r>
         <w:rPr>
@@ -11824,7 +15124,16 @@
           <w:szCs w:val="24"/>
           <w:lang w:val="en-US" w:eastAsia="ru-RU"/>
         </w:rPr>
-        <w:t xml:space="preserve"> T-</w:t>
+        <w:t xml:space="preserve"> T</w:t>
+      </w:r>
+      <w:r>
+        <w:rPr>
+          <w:rFonts w:ascii="Sylfaen" w:eastAsia="Times New Roman" w:hAnsi="Sylfaen" w:cs="Times New Roman"/>
+          <w:sz w:val="24"/>
+          <w:szCs w:val="24"/>
+          <w:lang w:val="en-US" w:eastAsia="ru-RU"/>
+        </w:rPr>
+        <w:t>-</w:t>
       </w:r>
       <w:r>
         <w:rPr>
@@ -12069,7 +15378,28 @@
           <w:rFonts w:ascii="Sylfaen" w:hAnsi="Sylfaen"/>
           <w:lang w:val="hy-AM"/>
         </w:rPr>
-        <w:t xml:space="preserve"> ամպային միջավայրը հնարավորություն է տալիս կառուցել ամբողջական ավտոմատացված գործընթաց՝ սկսած տվյալների հավաքագրումից մինչև վերջնական ECL-ի հաշվարկ և հաշվետվություն։ ECL-</w:t>
+        <w:t xml:space="preserve"> ամպային միջավայրը հնարավորություն է տալիս կառուցել ամբողջական ավտոմատացված գործընթաց՝ սկսած տվյալների հավաքագրումից մինչև վերջնական ECL</w:t>
+      </w:r>
+      <w:r>
+        <w:rPr>
+          <w:rFonts w:ascii="Sylfaen" w:hAnsi="Sylfaen"/>
+          <w:lang w:val="hy-AM"/>
+        </w:rPr>
+        <w:t>-</w:t>
+      </w:r>
+      <w:r>
+        <w:rPr>
+          <w:rFonts w:ascii="Sylfaen" w:hAnsi="Sylfaen"/>
+          <w:lang w:val="hy-AM"/>
+        </w:rPr>
+        <w:t>ի հաշվարկ և հաշվետվություն։ ECL</w:t>
+      </w:r>
+      <w:r>
+        <w:rPr>
+          <w:rFonts w:ascii="Sylfaen" w:hAnsi="Sylfaen"/>
+          <w:lang w:val="hy-AM"/>
+        </w:rPr>
+        <w:t>-</w:t>
       </w:r>
       <w:r>
         <w:rPr>
@@ -12097,7 +15427,21 @@
           <w:rFonts w:ascii="Sylfaen" w:hAnsi="Sylfaen"/>
           <w:lang w:val="hy-AM"/>
         </w:rPr>
-        <w:t>գծագիր 2-ի</w:t>
+        <w:t>գծագիր 2</w:t>
+      </w:r>
+      <w:r>
+        <w:rPr>
+          <w:rFonts w:ascii="Sylfaen" w:hAnsi="Sylfaen"/>
+          <w:lang w:val="hy-AM"/>
+        </w:rPr>
+        <w:t>-</w:t>
+      </w:r>
+      <w:r>
+        <w:rPr>
+          <w:rFonts w:ascii="Sylfaen" w:hAnsi="Sylfaen"/>
+          <w:lang w:val="hy-AM"/>
+        </w:rPr>
+        <w:t>ի</w:t>
       </w:r>
       <w:r>
         <w:rPr>
@@ -12163,7 +15507,7 @@
                     </pic:cNvPicPr>
                   </pic:nvPicPr>
                   <pic:blipFill>
-                    <a:blip r:embed="rId9" cstate="print">
+                    <a:blip r:embed="rId11" cstate="print">
                       <a:extLst>
                         <a:ext uri="{28A0092B-C50C-407E-A947-70E740481C1C}">
                           <a14:useLocalDpi xmlns:a14="http://schemas.microsoft.com/office/drawing/2010/main" val="0"/>
@@ -12211,7 +15555,21 @@
           <w:rFonts w:ascii="Sylfaen" w:hAnsi="Sylfaen"/>
           <w:lang w:val="hy-AM"/>
         </w:rPr>
-        <w:t xml:space="preserve">Առաջին փուլը staging-ն է։ </w:t>
+        <w:t>Առաջին փուլը staging</w:t>
+      </w:r>
+      <w:r>
+        <w:rPr>
+          <w:rFonts w:ascii="Sylfaen" w:hAnsi="Sylfaen"/>
+          <w:lang w:val="hy-AM"/>
+        </w:rPr>
+        <w:t>-</w:t>
+      </w:r>
+      <w:r>
+        <w:rPr>
+          <w:rFonts w:ascii="Sylfaen" w:hAnsi="Sylfaen"/>
+          <w:lang w:val="hy-AM"/>
+        </w:rPr>
+        <w:t xml:space="preserve">ն է։ </w:t>
       </w:r>
       <w:r>
         <w:rPr>
@@ -12225,7 +15583,35 @@
           <w:rFonts w:ascii="Sylfaen" w:hAnsi="Sylfaen"/>
           <w:lang w:val="hy-AM"/>
         </w:rPr>
-        <w:t xml:space="preserve"> 9 մոտեցման շրջանակում վարկերը դասակարգվում են տարբեր փուլերի՝ կախված վարկային ռիսկի փոփոխությունից։ Առաջին փուլում ընդգրկվում են այն ակտիվները, որոնց ռիսկը էականորեն չի աճել սկզբնական ճանաչումից հետո։ Երկրորդ փուլում ներառվում են այն ակտիվները, որոնց դեպքում գրանցվել է էական աճ վարկային ռիսկում։ Երրորդ փուլում ընդգրկվում են դեֆոլտային ակտիվները։ Azure միջավայրում staging-ի իրականացումը կարող է կատարվել տվյալների մշակման հարթակների միջոցով՝ օրինակ տվյալների պահոցում (Data Lake) պահպանված պատմական տվյալների հիման վրա, կիրառելով բիզնես կանոններ կամ մեքենայական ուսուցման մոդելներ։ Այս փուլում որոշվում է, թե յուրաքանչյուր վարկի համար պետք է կիրառվի 12-ամսյա, թե ամբողջ կյանքի հորիզոնով ECL հաշվարկ։</w:t>
+        <w:t xml:space="preserve"> 9 մոտեցման շրջանակում վարկերը դասակարգվում են տարբեր փուլերի՝ կախված վարկային ռիսկի փոփոխությունից։ Առաջին փուլում ընդգրկվում են այն ակտիվները, որոնց ռիսկը էականորեն չի աճել սկզբնական ճանաչումից հետո։ Երկրորդ փուլում ներառվում են այն ակտիվները, որոնց դեպքում գրանցվել է էական աճ վարկային ռիսկում։ Երրորդ փուլում ընդգրկվում են դեֆոլտային ակտիվները։ Azure միջավայրում staging</w:t>
+      </w:r>
+      <w:r>
+        <w:rPr>
+          <w:rFonts w:ascii="Sylfaen" w:hAnsi="Sylfaen"/>
+          <w:lang w:val="hy-AM"/>
+        </w:rPr>
+        <w:t>-</w:t>
+      </w:r>
+      <w:r>
+        <w:rPr>
+          <w:rFonts w:ascii="Sylfaen" w:hAnsi="Sylfaen"/>
+          <w:lang w:val="hy-AM"/>
+        </w:rPr>
+        <w:t>ի իրականացումը կարող է կատարվել տվյալների մշակման հարթակների միջոցով՝ օրինակ տվյալների պահոցում (Data Lake) պահպանված պատմական տվյալների հիման վրա, կիրառելով բիզնես կանոններ կամ մեքենայական ուսուցման մոդելներ։ Այս փուլում որոշվում է, թե յուրաքանչյուր վարկի համար պետք է կիրառվի 12</w:t>
+      </w:r>
+      <w:r>
+        <w:rPr>
+          <w:rFonts w:ascii="Sylfaen" w:hAnsi="Sylfaen"/>
+          <w:lang w:val="hy-AM"/>
+        </w:rPr>
+        <w:t>-</w:t>
+      </w:r>
+      <w:r>
+        <w:rPr>
+          <w:rFonts w:ascii="Sylfaen" w:hAnsi="Sylfaen"/>
+          <w:lang w:val="hy-AM"/>
+        </w:rPr>
+        <w:t>ամսյա, թե ամբողջ կյանքի հորիզոնով ECL հաշվարկ։</w:t>
       </w:r>
     </w:p>
     <w:p>
@@ -12276,7 +15662,14 @@
           <w:rFonts w:ascii="Sylfaen" w:hAnsi="Sylfaen"/>
           <w:lang w:val="en-US"/>
         </w:rPr>
-        <w:t xml:space="preserve"> CCF-</w:t>
+        <w:t xml:space="preserve"> CCF</w:t>
+      </w:r>
+      <w:r>
+        <w:rPr>
+          <w:rFonts w:ascii="Sylfaen" w:hAnsi="Sylfaen"/>
+          <w:lang w:val="en-US"/>
+        </w:rPr>
+        <w:t>-</w:t>
       </w:r>
       <w:r>
         <w:rPr>
@@ -12498,7 +15891,14 @@
           <w:rFonts w:ascii="Sylfaen" w:hAnsi="Sylfaen"/>
           <w:lang w:val="en-US"/>
         </w:rPr>
-        <w:t xml:space="preserve"> CCF-</w:t>
+        <w:t xml:space="preserve"> CCF</w:t>
+      </w:r>
+      <w:r>
+        <w:rPr>
+          <w:rFonts w:ascii="Sylfaen" w:hAnsi="Sylfaen"/>
+          <w:lang w:val="en-US"/>
+        </w:rPr>
+        <w:t>-</w:t>
       </w:r>
       <w:r>
         <w:rPr>
@@ -12693,7 +16093,14 @@
           <w:rFonts w:ascii="Sylfaen" w:hAnsi="Sylfaen"/>
           <w:lang w:val="en-US"/>
         </w:rPr>
-        <w:t xml:space="preserve"> Azure-</w:t>
+        <w:t xml:space="preserve"> Azure</w:t>
+      </w:r>
+      <w:r>
+        <w:rPr>
+          <w:rFonts w:ascii="Sylfaen" w:hAnsi="Sylfaen"/>
+          <w:lang w:val="en-US"/>
+        </w:rPr>
+        <w:t>-</w:t>
       </w:r>
       <w:r>
         <w:rPr>
@@ -12979,7 +16386,14 @@
           <w:rFonts w:ascii="Sylfaen" w:hAnsi="Sylfaen"/>
           <w:lang w:val="en-US"/>
         </w:rPr>
-        <w:t xml:space="preserve"> EAD-</w:t>
+        <w:t xml:space="preserve"> EAD</w:t>
+      </w:r>
+      <w:r>
+        <w:rPr>
+          <w:rFonts w:ascii="Sylfaen" w:hAnsi="Sylfaen"/>
+          <w:lang w:val="en-US"/>
+        </w:rPr>
+        <w:t>-</w:t>
       </w:r>
       <w:r>
         <w:rPr>
@@ -13017,7 +16431,14 @@
           <w:rFonts w:ascii="Sylfaen" w:hAnsi="Sylfaen"/>
           <w:lang w:val="en-US"/>
         </w:rPr>
-        <w:t>MPD-</w:t>
+        <w:t>MPD</w:t>
+      </w:r>
+      <w:r>
+        <w:rPr>
+          <w:rFonts w:ascii="Sylfaen" w:hAnsi="Sylfaen"/>
+          <w:lang w:val="en-US"/>
+        </w:rPr>
+        <w:t>-</w:t>
       </w:r>
       <w:r>
         <w:rPr>
@@ -13809,7 +17230,14 @@
           <w:rFonts w:ascii="Sylfaen" w:hAnsi="Sylfaen"/>
           <w:lang w:val="en-US"/>
         </w:rPr>
-        <w:t>MPD-</w:t>
+        <w:t>MPD</w:t>
+      </w:r>
+      <w:r>
+        <w:rPr>
+          <w:rFonts w:ascii="Sylfaen" w:hAnsi="Sylfaen"/>
+          <w:lang w:val="en-US"/>
+        </w:rPr>
+        <w:t>-</w:t>
       </w:r>
       <w:r>
         <w:rPr>
@@ -13874,7 +17302,14 @@
           <w:rFonts w:ascii="Sylfaen" w:hAnsi="Sylfaen"/>
           <w:lang w:val="en-US"/>
         </w:rPr>
-        <w:t xml:space="preserve"> PD-</w:t>
+        <w:t xml:space="preserve"> PD</w:t>
+      </w:r>
+      <w:r>
+        <w:rPr>
+          <w:rFonts w:ascii="Sylfaen" w:hAnsi="Sylfaen"/>
+          <w:lang w:val="en-US"/>
+        </w:rPr>
+        <w:t>-</w:t>
       </w:r>
       <w:r>
         <w:rPr>
@@ -13939,7 +17374,14 @@
           <w:rFonts w:ascii="Sylfaen" w:hAnsi="Sylfaen"/>
           <w:lang w:val="en-US"/>
         </w:rPr>
-        <w:t xml:space="preserve"> PD-</w:t>
+        <w:t xml:space="preserve"> PD</w:t>
+      </w:r>
+      <w:r>
+        <w:rPr>
+          <w:rFonts w:ascii="Sylfaen" w:hAnsi="Sylfaen"/>
+          <w:lang w:val="en-US"/>
+        </w:rPr>
+        <w:t>-</w:t>
       </w:r>
       <w:r>
         <w:rPr>
@@ -14004,7 +17446,14 @@
           <w:rFonts w:ascii="Sylfaen" w:hAnsi="Sylfaen"/>
           <w:lang w:val="en-US"/>
         </w:rPr>
-        <w:t xml:space="preserve"> 12-</w:t>
+        <w:t xml:space="preserve"> 12</w:t>
+      </w:r>
+      <w:r>
+        <w:rPr>
+          <w:rFonts w:ascii="Sylfaen" w:hAnsi="Sylfaen"/>
+          <w:lang w:val="en-US"/>
+        </w:rPr>
+        <w:t>-</w:t>
       </w:r>
       <w:r>
         <w:rPr>
@@ -14056,7 +17505,14 @@
           <w:rFonts w:ascii="Sylfaen" w:hAnsi="Sylfaen"/>
           <w:lang w:val="en-US"/>
         </w:rPr>
-        <w:t xml:space="preserve"> staging-</w:t>
+        <w:t xml:space="preserve"> staging</w:t>
+      </w:r>
+      <w:r>
+        <w:rPr>
+          <w:rFonts w:ascii="Sylfaen" w:hAnsi="Sylfaen"/>
+          <w:lang w:val="en-US"/>
+        </w:rPr>
+        <w:t>-</w:t>
       </w:r>
       <w:r>
         <w:rPr>
@@ -14082,7 +17538,14 @@
           <w:rFonts w:ascii="Sylfaen" w:hAnsi="Sylfaen"/>
           <w:lang w:val="en-US"/>
         </w:rPr>
-        <w:t xml:space="preserve"> Azure-</w:t>
+        <w:t xml:space="preserve"> Azure</w:t>
+      </w:r>
+      <w:r>
+        <w:rPr>
+          <w:rFonts w:ascii="Sylfaen" w:hAnsi="Sylfaen"/>
+          <w:lang w:val="en-US"/>
+        </w:rPr>
+        <w:t>-</w:t>
       </w:r>
       <w:r>
         <w:rPr>
@@ -14095,7 +17558,14 @@
           <w:rFonts w:ascii="Sylfaen" w:hAnsi="Sylfaen"/>
           <w:lang w:val="en-US"/>
         </w:rPr>
-        <w:t xml:space="preserve"> PD-</w:t>
+        <w:t xml:space="preserve"> PD</w:t>
+      </w:r>
+      <w:r>
+        <w:rPr>
+          <w:rFonts w:ascii="Sylfaen" w:hAnsi="Sylfaen"/>
+          <w:lang w:val="en-US"/>
+        </w:rPr>
+        <w:t>-</w:t>
       </w:r>
       <w:r>
         <w:rPr>
@@ -14471,7 +17941,14 @@
           <w:rFonts w:ascii="Sylfaen" w:hAnsi="Sylfaen"/>
           <w:lang w:val="en-US"/>
         </w:rPr>
-        <w:t>EAD-</w:t>
+        <w:t>EAD</w:t>
+      </w:r>
+      <w:r>
+        <w:rPr>
+          <w:rFonts w:ascii="Sylfaen" w:hAnsi="Sylfaen"/>
+          <w:lang w:val="en-US"/>
+        </w:rPr>
+        <w:t>-</w:t>
       </w:r>
       <w:r>
         <w:rPr>
@@ -14731,7 +18208,14 @@
           <w:rFonts w:ascii="Sylfaen" w:hAnsi="Sylfaen"/>
           <w:lang w:val="en-US"/>
         </w:rPr>
-        <w:t xml:space="preserve"> CCF-</w:t>
+        <w:t xml:space="preserve"> CCF</w:t>
+      </w:r>
+      <w:r>
+        <w:rPr>
+          <w:rFonts w:ascii="Sylfaen" w:hAnsi="Sylfaen"/>
+          <w:lang w:val="en-US"/>
+        </w:rPr>
+        <w:t>-</w:t>
       </w:r>
       <w:r>
         <w:rPr>
@@ -14757,7 +18241,14 @@
           <w:rFonts w:ascii="Sylfaen" w:hAnsi="Sylfaen"/>
           <w:lang w:val="en-US"/>
         </w:rPr>
-        <w:t xml:space="preserve"> Azure-</w:t>
+        <w:t xml:space="preserve"> Azure</w:t>
+      </w:r>
+      <w:r>
+        <w:rPr>
+          <w:rFonts w:ascii="Sylfaen" w:hAnsi="Sylfaen"/>
+          <w:lang w:val="en-US"/>
+        </w:rPr>
+        <w:t>-</w:t>
       </w:r>
       <w:r>
         <w:rPr>
@@ -14770,7 +18261,14 @@
           <w:rFonts w:ascii="Sylfaen" w:hAnsi="Sylfaen"/>
           <w:lang w:val="en-US"/>
         </w:rPr>
-        <w:t xml:space="preserve"> EAD-</w:t>
+        <w:t xml:space="preserve"> EAD</w:t>
+      </w:r>
+      <w:r>
+        <w:rPr>
+          <w:rFonts w:ascii="Sylfaen" w:hAnsi="Sylfaen"/>
+          <w:lang w:val="en-US"/>
+        </w:rPr>
+        <w:t>-</w:t>
       </w:r>
       <w:r>
         <w:rPr>
@@ -14887,7 +18385,14 @@
           <w:rFonts w:ascii="Sylfaen" w:hAnsi="Sylfaen"/>
           <w:lang w:val="en-US"/>
         </w:rPr>
-        <w:t xml:space="preserve"> pipeline-</w:t>
+        <w:t xml:space="preserve"> pipeline</w:t>
+      </w:r>
+      <w:r>
+        <w:rPr>
+          <w:rFonts w:ascii="Sylfaen" w:hAnsi="Sylfaen"/>
+          <w:lang w:val="en-US"/>
+        </w:rPr>
+        <w:t>-</w:t>
       </w:r>
       <w:r>
         <w:rPr>
@@ -15172,7 +18677,14 @@
           <w:rFonts w:ascii="Sylfaen" w:hAnsi="Sylfaen"/>
           <w:lang w:val="en-US"/>
         </w:rPr>
-        <w:t>LGD-</w:t>
+        <w:t>LGD</w:t>
+      </w:r>
+      <w:r>
+        <w:rPr>
+          <w:rFonts w:ascii="Sylfaen" w:hAnsi="Sylfaen"/>
+          <w:lang w:val="en-US"/>
+        </w:rPr>
+        <w:t>-</w:t>
       </w:r>
       <w:r>
         <w:rPr>
@@ -15276,7 +18788,21 @@
           <w:rFonts w:ascii="Sylfaen" w:hAnsi="Sylfaen"/>
           <w:lang w:val="en-US"/>
         </w:rPr>
-        <w:t xml:space="preserve"> LGD-Stat </w:t>
+        <w:t xml:space="preserve"> LGD</w:t>
+      </w:r>
+      <w:r>
+        <w:rPr>
+          <w:rFonts w:ascii="Sylfaen" w:hAnsi="Sylfaen"/>
+          <w:lang w:val="en-US"/>
+        </w:rPr>
+        <w:t>-</w:t>
+      </w:r>
+      <w:r>
+        <w:rPr>
+          <w:rFonts w:ascii="Sylfaen" w:hAnsi="Sylfaen"/>
+          <w:lang w:val="en-US"/>
+        </w:rPr>
+        <w:t xml:space="preserve">Stat </w:t>
       </w:r>
       <w:r>
         <w:rPr>
@@ -15289,7 +18815,21 @@
           <w:rFonts w:ascii="Sylfaen" w:hAnsi="Sylfaen"/>
           <w:lang w:val="en-US"/>
         </w:rPr>
-        <w:t xml:space="preserve"> LGD-Econ</w:t>
+        <w:t xml:space="preserve"> LGD</w:t>
+      </w:r>
+      <w:r>
+        <w:rPr>
+          <w:rFonts w:ascii="Sylfaen" w:hAnsi="Sylfaen"/>
+          <w:lang w:val="en-US"/>
+        </w:rPr>
+        <w:t>-</w:t>
+      </w:r>
+      <w:r>
+        <w:rPr>
+          <w:rFonts w:ascii="Sylfaen" w:hAnsi="Sylfaen"/>
+          <w:lang w:val="en-US"/>
+        </w:rPr>
+        <w:t>Econ</w:t>
       </w:r>
       <w:r>
         <w:rPr>
@@ -15302,7 +18842,28 @@
           <w:rFonts w:ascii="Sylfaen" w:hAnsi="Sylfaen"/>
           <w:lang w:val="en-US"/>
         </w:rPr>
-        <w:t xml:space="preserve"> LGD-Stat-</w:t>
+        <w:t xml:space="preserve"> LGD</w:t>
+      </w:r>
+      <w:r>
+        <w:rPr>
+          <w:rFonts w:ascii="Sylfaen" w:hAnsi="Sylfaen"/>
+          <w:lang w:val="en-US"/>
+        </w:rPr>
+        <w:t>-</w:t>
+      </w:r>
+      <w:r>
+        <w:rPr>
+          <w:rFonts w:ascii="Sylfaen" w:hAnsi="Sylfaen"/>
+          <w:lang w:val="en-US"/>
+        </w:rPr>
+        <w:t>Stat</w:t>
+      </w:r>
+      <w:r>
+        <w:rPr>
+          <w:rFonts w:ascii="Sylfaen" w:hAnsi="Sylfaen"/>
+          <w:lang w:val="en-US"/>
+        </w:rPr>
+        <w:t>-</w:t>
       </w:r>
       <w:r>
         <w:rPr>
@@ -15510,7 +19071,14 @@
           <w:rFonts w:ascii="Sylfaen" w:hAnsi="Sylfaen"/>
           <w:lang w:val="en-US"/>
         </w:rPr>
-        <w:t xml:space="preserve"> Azure-</w:t>
+        <w:t xml:space="preserve"> Azure</w:t>
+      </w:r>
+      <w:r>
+        <w:rPr>
+          <w:rFonts w:ascii="Sylfaen" w:hAnsi="Sylfaen"/>
+          <w:lang w:val="en-US"/>
+        </w:rPr>
+        <w:t>-</w:t>
       </w:r>
       <w:r>
         <w:rPr>
@@ -15705,7 +19273,28 @@
           <w:rFonts w:ascii="Sylfaen" w:hAnsi="Sylfaen"/>
           <w:lang w:val="en-US"/>
         </w:rPr>
-        <w:t xml:space="preserve"> LGD-Econ-</w:t>
+        <w:t xml:space="preserve"> LGD</w:t>
+      </w:r>
+      <w:r>
+        <w:rPr>
+          <w:rFonts w:ascii="Sylfaen" w:hAnsi="Sylfaen"/>
+          <w:lang w:val="en-US"/>
+        </w:rPr>
+        <w:t>-</w:t>
+      </w:r>
+      <w:r>
+        <w:rPr>
+          <w:rFonts w:ascii="Sylfaen" w:hAnsi="Sylfaen"/>
+          <w:lang w:val="en-US"/>
+        </w:rPr>
+        <w:t>Econ</w:t>
+      </w:r>
+      <w:r>
+        <w:rPr>
+          <w:rFonts w:ascii="Sylfaen" w:hAnsi="Sylfaen"/>
+          <w:lang w:val="en-US"/>
+        </w:rPr>
+        <w:t>-</w:t>
       </w:r>
       <w:r>
         <w:rPr>
@@ -15900,7 +19489,14 @@
           <w:rFonts w:ascii="Sylfaen" w:hAnsi="Sylfaen"/>
           <w:lang w:val="en-US"/>
         </w:rPr>
-        <w:t xml:space="preserve"> Azure-</w:t>
+        <w:t xml:space="preserve"> Azure</w:t>
+      </w:r>
+      <w:r>
+        <w:rPr>
+          <w:rFonts w:ascii="Sylfaen" w:hAnsi="Sylfaen"/>
+          <w:lang w:val="en-US"/>
+        </w:rPr>
+        <w:t>-</w:t>
       </w:r>
       <w:r>
         <w:rPr>
@@ -16069,7 +19665,14 @@
           <w:rFonts w:ascii="Sylfaen" w:hAnsi="Sylfaen"/>
           <w:lang w:val="en-US"/>
         </w:rPr>
-        <w:t xml:space="preserve"> LGD-</w:t>
+        <w:t xml:space="preserve"> LGD</w:t>
+      </w:r>
+      <w:r>
+        <w:rPr>
+          <w:rFonts w:ascii="Sylfaen" w:hAnsi="Sylfaen"/>
+          <w:lang w:val="en-US"/>
+        </w:rPr>
+        <w:t>-</w:t>
       </w:r>
       <w:r>
         <w:rPr>
@@ -16186,7 +19789,21 @@
           <w:rFonts w:ascii="Sylfaen" w:hAnsi="Sylfaen"/>
           <w:lang w:val="en-US"/>
         </w:rPr>
-        <w:t xml:space="preserve">, forward-looking LGD </w:t>
+        <w:t>, forward</w:t>
+      </w:r>
+      <w:r>
+        <w:rPr>
+          <w:rFonts w:ascii="Sylfaen" w:hAnsi="Sylfaen"/>
+          <w:lang w:val="en-US"/>
+        </w:rPr>
+        <w:t>-</w:t>
+      </w:r>
+      <w:r>
+        <w:rPr>
+          <w:rFonts w:ascii="Sylfaen" w:hAnsi="Sylfaen"/>
+          <w:lang w:val="en-US"/>
+        </w:rPr>
+        <w:t xml:space="preserve">looking LGD </w:t>
       </w:r>
       <w:r>
         <w:rPr>
@@ -16256,7 +19873,14 @@
           <w:rFonts w:ascii="Sylfaen" w:hAnsi="Sylfaen"/>
           <w:lang w:val="en-US"/>
         </w:rPr>
-        <w:t xml:space="preserve"> ECL-</w:t>
+        <w:t xml:space="preserve"> ECL</w:t>
+      </w:r>
+      <w:r>
+        <w:rPr>
+          <w:rFonts w:ascii="Sylfaen" w:hAnsi="Sylfaen"/>
+          <w:lang w:val="en-US"/>
+        </w:rPr>
+        <w:t>-</w:t>
       </w:r>
       <w:r>
         <w:rPr>
@@ -16568,7 +20192,14 @@
           <w:rFonts w:ascii="Sylfaen" w:hAnsi="Sylfaen"/>
           <w:lang w:val="en-US"/>
         </w:rPr>
-        <w:t xml:space="preserve"> 12-</w:t>
+        <w:t xml:space="preserve"> 12</w:t>
+      </w:r>
+      <w:r>
+        <w:rPr>
+          <w:rFonts w:ascii="Sylfaen" w:hAnsi="Sylfaen"/>
+          <w:lang w:val="en-US"/>
+        </w:rPr>
+        <w:t>-</w:t>
       </w:r>
       <w:r>
         <w:rPr>
@@ -16698,7 +20329,14 @@
           <w:rFonts w:ascii="Sylfaen" w:hAnsi="Sylfaen"/>
           <w:lang w:val="en-US"/>
         </w:rPr>
-        <w:t xml:space="preserve"> Azure-</w:t>
+        <w:t xml:space="preserve"> Azure</w:t>
+      </w:r>
+      <w:r>
+        <w:rPr>
+          <w:rFonts w:ascii="Sylfaen" w:hAnsi="Sylfaen"/>
+          <w:lang w:val="en-US"/>
+        </w:rPr>
+        <w:t>-</w:t>
       </w:r>
       <w:r>
         <w:rPr>
@@ -17406,7 +21044,14 @@
           <w:rFonts w:ascii="Sylfaen" w:hAnsi="Sylfaen"/>
           <w:lang w:val="en-US"/>
         </w:rPr>
-        <w:t xml:space="preserve"> Staging-</w:t>
+        <w:t xml:space="preserve"> Staging</w:t>
+      </w:r>
+      <w:r>
+        <w:rPr>
+          <w:rFonts w:ascii="Sylfaen" w:hAnsi="Sylfaen"/>
+          <w:lang w:val="en-US"/>
+        </w:rPr>
+        <w:t>-</w:t>
       </w:r>
       <w:r>
         <w:rPr>
@@ -17809,7 +21454,21 @@
           <w:rFonts w:ascii="Sylfaen" w:hAnsi="Sylfaen"/>
           <w:lang w:val="hy-AM"/>
         </w:rPr>
-        <w:t>Microsoft Azure ամպային հարթակը այս համատեքստում հանդես է գալիս որպես տեխնոլոգիական հիմք, որը միավորում է տվյալների պահպանումը, հաշվարկային հզորությունները և մեքենայական ուսուցման գործիքակազմը մեկ միասնական միջավայրում։ Azure-ի օգտագործումը հնարավորություն է տալիս կառուցել մասշտաբավորվող համակարգ, որը կարող է մշակել մեծ ծավալի պատմական և ընթացիկ տվյալներ՝ առանց ենթակառուցվածքային սահմանափակումների։ Ամպային ճարտարապետությունը նաև ապահովում է բարձր հասանելիություն, անվտանգություն և տվյալների պաշտպանության մեխանիզմներ, ինչը հատկապես կարևոր է ֆինանսական ոլորտում։ Բացի այդ, Azure միջավայրում հնարավոր է իրականացնել ավտոմատացված տվյալահոսքեր, մոդելների պարբերական վերաուսուցում և սցենարային հաշվարկներ՝ նվազեցնելով մարդկային գործոնի ազդեցությունը և բարձրացնելո</w:t>
+        <w:t>Microsoft Azure ամպային հարթակը այս համատեքստում հանդես է գալիս որպես տեխնոլոգիական հիմք, որը միավորում է տվյալների պահպանումը, հաշվարկային հզորությունները և մեքենայական ուսուցման գործիքակազմը մեկ միասնական միջավայրում։ Azure</w:t>
+      </w:r>
+      <w:r>
+        <w:rPr>
+          <w:rFonts w:ascii="Sylfaen" w:hAnsi="Sylfaen"/>
+          <w:lang w:val="hy-AM"/>
+        </w:rPr>
+        <w:t>-</w:t>
+      </w:r>
+      <w:r>
+        <w:rPr>
+          <w:rFonts w:ascii="Sylfaen" w:hAnsi="Sylfaen"/>
+          <w:lang w:val="hy-AM"/>
+        </w:rPr>
+        <w:t>ի օգտագործումը հնարավորություն է տալիս կառուցել մասշտաբավորվող համակարգ, որը կարող է մշակել մեծ ծավալի պատմական և ընթացիկ տվյալներ՝ առանց ենթակառուցվածքային սահմանափակումների։ Ամպային ճարտարապետությունը նաև ապահովում է բարձր հասանելիություն, անվտանգություն և տվյալների պաշտպանության մեխանիզմներ, ինչը հատկապես կարևոր է ֆինանսական ոլորտում։ Բացի այդ, Azure միջավայրում հնարավոր է իրականացնել ավտոմատացված տվյալահոսքեր, մոդելների պարբերական վերաուսուցում և սցենարային հաշվարկներ՝ նվազեցնելով մարդկային գործոնի ազդեցությունը և բարձրացնելո</w:t>
       </w:r>
       <w:r>
         <w:rPr>
@@ -17835,7 +21494,21 @@
           <w:rFonts w:ascii="Sylfaen" w:hAnsi="Sylfaen"/>
           <w:lang w:val="hy-AM"/>
         </w:rPr>
-        <w:t>ECL հաշվարկի գործընթացը, հիմնված PD, LGD և EAD բաղադրիչների վրա, համակարգում իրականացվում է փուլային և տրամաբանական հաջորդականությամբ։ Staging մոդուլը ապահովում է ակտիվների ճիշտ դասակարգում՝ ըստ վարկային ռիսկի փոփոխության աստիճանի, ինչը որոշում է հաշվարկի հորիզոնը։ PD մոդուլը գնահատում է դեֆոլտի հավանականությունը՝ օգտագործելով պատմական տվյալներ և վարքագծային օրինաչափություններ։ EAD մոդուլը սահմանում է դեֆոլտի պահին ակնկալվող ռիսկային ազդեցությունը՝ ներառելով ինչպես հաշվեկշռային, այնպես էլ օֆ-բալանսային պարտավորությունները։ LGD մոդուլը գնահատում է դեֆոլտի դեպքում հնարավոր կորուստների չափը՝ համադրելով վիճակագրական և մակրոտնտեսական գործոնները։ Այս բոլոր մոդուլների ինտեգրման արդյունքում ձևավորվում է վերջնական ECL ցուցանիշը, որը ներկայացնում է սպասվող վարկային կորուստը և հանդիսանո</w:t>
+        <w:t>ECL հաշվարկի գործընթացը, հիմնված PD, LGD և EAD բաղադրիչների վրա, համակարգում իրականացվում է փուլային և տրամաբանական հաջորդականությամբ։ Staging մոդուլը ապահովում է ակտիվների ճիշտ դասակարգում՝ ըստ վարկային ռիսկի փոփոխության աստիճանի, ինչը որոշում է հաշվարկի հորիզոնը։ PD մոդուլը գնահատում է դեֆոլտի հավանականությունը՝ օգտագործելով պատմական տվյալներ և վարքագծային օրինաչափություններ։ EAD մոդուլը սահմանում է դեֆոլտի պահին ակնկալվող ռիսկային ազդեցությունը՝ ներառելով ինչպես հաշվեկշռային, այնպես էլ օֆ</w:t>
+      </w:r>
+      <w:r>
+        <w:rPr>
+          <w:rFonts w:ascii="Sylfaen" w:hAnsi="Sylfaen"/>
+          <w:lang w:val="hy-AM"/>
+        </w:rPr>
+        <w:t>-</w:t>
+      </w:r>
+      <w:r>
+        <w:rPr>
+          <w:rFonts w:ascii="Sylfaen" w:hAnsi="Sylfaen"/>
+          <w:lang w:val="hy-AM"/>
+        </w:rPr>
+        <w:t>բալանսային պարտավորությունները։ LGD մոդուլը գնահատում է դեֆոլտի դեպքում հնարավոր կորուստների չափը՝ համադրելով վիճակագրական և մակրոտնտեսական գործոնները։ Այս բոլոր մոդուլների ինտեգրման արդյունքում ձևավորվում է վերջնական ECL ցուցանիշը, որը ներկայացնում է սպասվող վարկային կորուստը և հանդիսանո</w:t>
       </w:r>
       <w:r>
         <w:rPr>
@@ -17861,7 +21534,35 @@
           <w:rFonts w:ascii="Sylfaen" w:hAnsi="Sylfaen"/>
           <w:lang w:val="hy-AM"/>
         </w:rPr>
-        <w:t xml:space="preserve">Ձեր մշակած ալգորիթմը, որը կառուցված է staging, CCF, MPD, PD, EAD, LGD-Stat, LGD-Econ և վերջնական ECL փուլերի տրամաբանական հաջորդականության վրա, կարելի է գնահատել որպես համակարգային և ամբողջական մոտեցում։ Այն ապահովում է ռիսկի գնահատման ոչ միայն մեխանիկական, այլև վերլուծական խորություն՝ հաշվի առնելով ինչպես վարքագծային, այնպես էլ մակրոտնտեսական ազդեցությունները։ Ալգորիթմի ուժեղ կողմերից է փուլային կառուցվածքը, որը թույլ է տալիս յուրաքանչյուր բաղադրիչ առանձին վավերացնել, թեստավորել և բարելավել՝ առանց ամբողջ համակարգը վերակառուցելու անհրաժեշտության։ Սա բարձրացնում է մոդելի </w:t>
+        <w:t>Ձեր մշակած ալգորիթմը, որը կառուցված է staging, CCF, MPD, PD, EAD, LGD</w:t>
+      </w:r>
+      <w:r>
+        <w:rPr>
+          <w:rFonts w:ascii="Sylfaen" w:hAnsi="Sylfaen"/>
+          <w:lang w:val="hy-AM"/>
+        </w:rPr>
+        <w:t>-</w:t>
+      </w:r>
+      <w:r>
+        <w:rPr>
+          <w:rFonts w:ascii="Sylfaen" w:hAnsi="Sylfaen"/>
+          <w:lang w:val="hy-AM"/>
+        </w:rPr>
+        <w:t>Stat, LGD</w:t>
+      </w:r>
+      <w:r>
+        <w:rPr>
+          <w:rFonts w:ascii="Sylfaen" w:hAnsi="Sylfaen"/>
+          <w:lang w:val="hy-AM"/>
+        </w:rPr>
+        <w:t>-</w:t>
+      </w:r>
+      <w:r>
+        <w:rPr>
+          <w:rFonts w:ascii="Sylfaen" w:hAnsi="Sylfaen"/>
+          <w:lang w:val="hy-AM"/>
+        </w:rPr>
+        <w:t xml:space="preserve">Econ և վերջնական ECL փուլերի տրամաբանական հաջորդականության վրա, կարելի է գնահատել որպես համակարգային և ամբողջական մոտեցում։ Այն ապահովում է ռիսկի գնահատման ոչ միայն մեխանիկական, այլև վերլուծական խորություն՝ հաշվի առնելով ինչպես վարքագծային, այնպես էլ մակրոտնտեսական ազդեցությունները։ Ալգորիթմի ուժեղ կողմերից է փուլային կառուցվածքը, որը թույլ է տալիս յուրաքանչյուր բաղադրիչ առանձին վավերացնել, թեստավորել և բարելավել՝ առանց ամբողջ համակարգը վերակառուցելու անհրաժեշտության։ Սա բարձրացնում է մոդելի </w:t>
       </w:r>
       <w:r>
         <w:rPr>
@@ -18281,7 +21982,19 @@
         <w:rPr>
           <w:lang w:val="en-US"/>
         </w:rPr>
-        <w:t>. Guidance to Banks on Non-Performing Loans.</w:t>
+        <w:t>. Guidance to Banks on Non</w:t>
+      </w:r>
+      <w:r>
+        <w:rPr>
+          <w:lang w:val="en-US"/>
+        </w:rPr>
+        <w:t>-</w:t>
+      </w:r>
+      <w:r>
+        <w:rPr>
+          <w:lang w:val="en-US"/>
+        </w:rPr>
+        <w:t>Performing Loans.</w:t>
       </w:r>
     </w:p>
     <w:p>
@@ -19076,7 +22789,21 @@
           <w:rFonts w:ascii="Sylfaen" w:hAnsi="Sylfaen"/>
           <w:lang w:val="hy-AM"/>
         </w:rPr>
-        <w:t xml:space="preserve">On-Premise </w:t>
+        <w:t>On</w:t>
+      </w:r>
+      <w:r>
+        <w:rPr>
+          <w:rFonts w:ascii="Sylfaen" w:hAnsi="Sylfaen"/>
+          <w:lang w:val="hy-AM"/>
+        </w:rPr>
+        <w:t>-</w:t>
+      </w:r>
+      <w:r>
+        <w:rPr>
+          <w:rFonts w:ascii="Sylfaen" w:hAnsi="Sylfaen"/>
+          <w:lang w:val="hy-AM"/>
+        </w:rPr>
+        <w:t xml:space="preserve">Premise </w:t>
       </w:r>
       <w:r>
         <w:rPr>
@@ -19428,7 +23155,21 @@
           <w:rFonts w:ascii="Sylfaen" w:hAnsi="Sylfaen"/>
           <w:lang w:val="hy-AM"/>
         </w:rPr>
-        <w:t xml:space="preserve">ՏՎՅԱԼՆԵՐԻ ՃԱՐՏԱՐԱՊԵՏՈՒԹՅԱՆ ԳՈՐԾԻՔԱԿԱՑՄԵՐԸ MICROSOFT AZURE-ՈԻՄ </w:t>
+        <w:t>ՏՎՅԱԼՆԵՐԻ ՃԱՐՏԱՐԱՊԵՏՈՒԹՅԱՆ ԳՈՐԾԻՔԱԿԱՑՄԵՐԸ MICROSOFT AZURE</w:t>
+      </w:r>
+      <w:r>
+        <w:rPr>
+          <w:rFonts w:ascii="Sylfaen" w:hAnsi="Sylfaen"/>
+          <w:lang w:val="hy-AM"/>
+        </w:rPr>
+        <w:t>-</w:t>
+      </w:r>
+      <w:r>
+        <w:rPr>
+          <w:rFonts w:ascii="Sylfaen" w:hAnsi="Sylfaen"/>
+          <w:lang w:val="hy-AM"/>
+        </w:rPr>
+        <w:t xml:space="preserve">ՈԻՄ </w:t>
       </w:r>
     </w:p>
     <w:p>
@@ -19792,7 +23533,7 @@
       </w:r>
     </w:p>
     <w:sectPr>
-      <w:footerReference w:type="default" r:id="rId10"/>
+      <w:footerReference w:type="default" r:id="rId12"/>
       <w:pgSz w:w="11906" w:h="16838"/>
       <w:pgMar w:top="1134" w:right="567" w:bottom="1418" w:left="1701" w:header="709" w:footer="709" w:gutter="0"/>
       <w:cols w:space="708"/>
@@ -19862,7 +23603,7 @@
           <w:rPr>
             <w:noProof/>
           </w:rPr>
-          <w:t>28</w:t>
+          <w:t>37</w:t>
         </w:r>
         <w:r>
           <w:rPr>
@@ -23478,7 +27219,7 @@
   <w:style w:type="paragraph" w:default="1" w:styleId="Normal">
     <w:name w:val="Normal"/>
     <w:qFormat/>
-    <w:rsid w:val="0036674C"/>
+    <w:rsid w:val="009D78D9"/>
   </w:style>
   <w:style w:type="character" w:default="1" w:styleId="DefaultParagraphFont">
     <w:name w:val="Default Paragraph Font"/>
@@ -23966,7 +27707,7 @@
 </file>
 
 <file path=customXml/itemProps1.xml><?xml version="1.0" encoding="utf-8"?>
-<ds:datastoreItem xmlns:ds="http://schemas.openxmlformats.org/officeDocument/2006/customXml" ds:itemID="{9F25A332-8710-4388-9119-10D83EBAA6DF}">
+<ds:datastoreItem xmlns:ds="http://schemas.openxmlformats.org/officeDocument/2006/customXml" ds:itemID="{5F09BA69-9756-4FAF-BAE6-82E87F30D75C}">
   <ds:schemaRefs>
     <ds:schemaRef ds:uri="http://schemas.openxmlformats.org/officeDocument/2006/bibliography"/>
   </ds:schemaRefs>

--- a/Diplomayin_2.docx
+++ b/Diplomayin_2.docx
@@ -109,7 +109,17 @@
           <w:sz w:val="24"/>
           <w:lang w:val="hy-AM"/>
         </w:rPr>
-        <w:t>ը ներկայացնում է այն ակնկալվող ֆինանսական կորուստների ներկա արժեքը, որոնք կարող են առաջանալ վարկառուների կողմից պարտավորությունների չկատարման հետևանքով։ Ի տարբերություն նախկին «կրած կորուստների» մոտեցման, ECL համակարգը հիմնված է կանխատեսվող և առաջ նայող տեղեկատվության վրա։ Այն պահանջում է ոչ միայն պատմական տվյալների վերլուծություն, այլև ընթացիկ և կանխատեսվող մակրոտնտեսական գործոնների ներառում հաշվարկներում։ Այս հանգամանքը էապես մեծացնում է հաշվարկների բարդությունն ու տվյալների ծավալը։</w:t>
+        <w:t>ը ներկայացնում է այն ակնկալվող ֆինանսական կորուստների ներկա արժեքը, որոնք կարող են առաջանալ վարկառուների կողմից պարտավորությունների չկատարման հետևանքով։ Ի տարբերություն նախկի</w:t>
+      </w:r>
+      <w:bookmarkStart w:id="0" w:name="_GoBack"/>
+      <w:bookmarkEnd w:id="0"/>
+      <w:r>
+        <w:rPr>
+          <w:rFonts w:ascii="Sylfaen" w:hAnsi="Sylfaen"/>
+          <w:sz w:val="24"/>
+          <w:lang w:val="hy-AM"/>
+        </w:rPr>
+        <w:t>ն «կրած կորուստների» մոտեցման, ECL համակարգը հիմնված է կանխատեսվող և առաջ նայող տեղեկատվության վրա։ Այն պահանջում է ոչ միայն պատմական տվյալների վերլուծություն, այլև ընթացիկ և կանխատեսվող մակրոտնտեսական գործոնների ներառում հաշվարկներում։ Այս հանգամանքը էապես մեծացնում է հաշվարկների բարդությունն ու տվյալների ծավալը։</w:t>
       </w:r>
     </w:p>
     <w:p>
@@ -8205,19 +8215,7 @@
                       <w:szCs w:val="24"/>
                       <w:lang w:val="hy-AM"/>
                     </w:rPr>
-                    <m:t>-</m:t>
-                  </m:r>
-                  <m:r>
-                    <m:rPr>
-                      <m:sty m:val="p"/>
-                    </m:rPr>
-                    <w:rPr>
-                      <w:rFonts w:ascii="Cambria Math" w:hAnsi="Cambria Math"/>
-                      <w:sz w:val="28"/>
-                      <w:szCs w:val="24"/>
-                      <w:lang w:val="hy-AM"/>
-                    </w:rPr>
-                    <m:t>x</m:t>
+                    <m:t>-x</m:t>
                   </m:r>
                 </m:sup>
               </m:sSup>
@@ -8682,19 +8680,7 @@
                       <w:szCs w:val="24"/>
                       <w:lang w:val="hy-AM"/>
                     </w:rPr>
-                    <m:t>-</m:t>
-                  </m:r>
-                  <m:r>
-                    <m:rPr>
-                      <m:sty m:val="p"/>
-                    </m:rPr>
-                    <w:rPr>
-                      <w:rFonts w:ascii="Cambria Math" w:hAnsi="Cambria Math"/>
-                      <w:sz w:val="28"/>
-                      <w:szCs w:val="24"/>
-                      <w:lang w:val="hy-AM"/>
-                    </w:rPr>
-                    <m:t>x</m:t>
+                    <m:t>-x</m:t>
                   </m:r>
                 </m:sup>
               </m:sSup>
@@ -8783,16 +8769,7 @@
               <w:szCs w:val="24"/>
               <w:lang w:val="en-US"/>
             </w:rPr>
-            <m:t>new_</m:t>
-          </m:r>
-          <m:r>
-            <w:rPr>
-              <w:rFonts w:ascii="Cambria Math" w:hAnsi="Cambria Math"/>
-              <w:sz w:val="28"/>
-              <w:szCs w:val="24"/>
-              <w:lang w:val="en-US"/>
-            </w:rPr>
-            <m:t>tahn</m:t>
+            <m:t>new_tahn</m:t>
           </m:r>
           <m:d>
             <m:dPr>
@@ -8830,19 +8807,7 @@
               <w:szCs w:val="24"/>
               <w:lang w:val="hy-AM"/>
             </w:rPr>
-            <m:t>=</m:t>
-          </m:r>
-          <m:r>
-            <m:rPr>
-              <m:sty m:val="p"/>
-            </m:rPr>
-            <w:rPr>
-              <w:rFonts w:ascii="Cambria Math" w:hAnsi="Cambria Math"/>
-              <w:sz w:val="28"/>
-              <w:szCs w:val="24"/>
-              <w:lang w:val="hy-AM"/>
-            </w:rPr>
-            <m:t>(</m:t>
+            <m:t>=(</m:t>
           </m:r>
           <m:r>
             <w:rPr>
@@ -8994,9 +8959,10 @@
       <w:r>
         <w:rPr>
           <w:rFonts w:ascii="Sylfaen" w:hAnsi="Sylfaen"/>
-          <w:sz w:val="24"/>
-          <w:szCs w:val="24"/>
-          <w:lang w:val="hy-AM"/>
+          <w:noProof/>
+          <w:sz w:val="24"/>
+          <w:szCs w:val="24"/>
+          <w:lang w:eastAsia="ru-RU"/>
         </w:rPr>
         <w:drawing>
           <wp:inline distT="0" distB="0" distL="0" distR="0" wp14:anchorId="1D2BCAAF" wp14:editId="78C6D9F5">
@@ -9127,9 +9093,10 @@
       <w:r>
         <w:rPr>
           <w:rFonts w:ascii="Sylfaen" w:hAnsi="Sylfaen"/>
-          <w:sz w:val="24"/>
-          <w:szCs w:val="24"/>
-          <w:lang w:val="en-US"/>
+          <w:noProof/>
+          <w:sz w:val="24"/>
+          <w:szCs w:val="24"/>
+          <w:lang w:eastAsia="ru-RU"/>
         </w:rPr>
         <w:drawing>
           <wp:inline distT="0" distB="0" distL="0" distR="0" wp14:anchorId="50A07A3B" wp14:editId="4FCA7C01">
@@ -10829,7 +10796,7 @@
           <w:rFonts w:ascii="Sylfaen" w:hAnsi="Sylfaen"/>
           <w:sz w:val="24"/>
           <w:szCs w:val="24"/>
-          <w:lang w:val="en-US"/>
+          <w:lang w:val="hy-AM"/>
         </w:rPr>
         <w:t>-</w:t>
       </w:r>
@@ -12895,18 +12862,7 @@
           <w:szCs w:val="24"/>
           <w:lang w:val="hy-AM" w:eastAsia="ru-RU"/>
         </w:rPr>
-        <w:t>ի գնահատումը կարող է ավելի բարդ լինել, քանի որ ընկերությունները հաճախ ունենում են բազմատեսակ ֆինանսական գործիքներ՝ վարկային գծեր, երաշխիքներ,</w:t>
-      </w:r>
-      <w:bookmarkStart w:id="0" w:name="_GoBack"/>
-      <w:bookmarkEnd w:id="0"/>
-      <w:r>
-        <w:rPr>
-          <w:rFonts w:ascii="Sylfaen" w:eastAsia="Times New Roman" w:hAnsi="Sylfaen" w:cs="Times New Roman"/>
-          <w:sz w:val="24"/>
-          <w:szCs w:val="24"/>
-          <w:lang w:val="hy-AM" w:eastAsia="ru-RU"/>
-        </w:rPr>
-        <w:t xml:space="preserve"> դերիատիվներ և այլ պայմանական պարտավորություններ։ Այդպիսի դեպքերում անհրաժեշտ է համապարփակ գնահատել բոլոր հնարավոր պարտավորությունները, որոնք կարող են իրական դառնալ դեֆոլտի պահին։ Սա պահանջում է խորքային վերլուծություն և հաճախ կիրառվում են վիճակագրական կամ սցենարային մեթոդներ՝ տարբեր հնարավոր </w:t>
+        <w:t xml:space="preserve">ի գնահատումը կարող է ավելի բարդ լինել, քանի որ ընկերությունները հաճախ ունենում են բազմատեսակ ֆինանսական գործիքներ՝ վարկային գծեր, երաշխիքներ, դերիատիվներ և այլ պայմանական պարտավորություններ։ Այդպիսի դեպքերում անհրաժեշտ է համապարփակ գնահատել բոլոր հնարավոր պարտավորությունները, որոնք կարող են իրական դառնալ դեֆոլտի պահին։ Սա պահանջում է խորքային վերլուծություն և հաճախ կիրառվում են վիճակագրական կամ սցենարային մեթոդներ՝ տարբեր հնարավոր </w:t>
       </w:r>
       <w:r>
         <w:rPr>
@@ -23155,6 +23111,34 @@
           <w:rFonts w:ascii="Sylfaen" w:hAnsi="Sylfaen"/>
           <w:lang w:val="hy-AM"/>
         </w:rPr>
+        <w:t xml:space="preserve">ԳԼՈՒԽ </w:t>
+      </w:r>
+      <w:r>
+        <w:rPr>
+          <w:rFonts w:ascii="Sylfaen" w:hAnsi="Sylfaen"/>
+          <w:lang w:val="hy-AM"/>
+        </w:rPr>
+        <w:t>3</w:t>
+      </w:r>
+      <w:r>
+        <w:rPr>
+          <w:rFonts w:ascii="Sylfaen" w:hAnsi="Sylfaen"/>
+          <w:lang w:val="hy-AM"/>
+        </w:rPr>
+        <w:t>:</w:t>
+      </w:r>
+      <w:r>
+        <w:rPr>
+          <w:rFonts w:ascii="Sylfaen" w:hAnsi="Sylfaen"/>
+          <w:lang w:val="hy-AM"/>
+        </w:rPr>
+        <w:t xml:space="preserve"> </w:t>
+      </w:r>
+      <w:r>
+        <w:rPr>
+          <w:rFonts w:ascii="Sylfaen" w:hAnsi="Sylfaen"/>
+          <w:lang w:val="hy-AM"/>
+        </w:rPr>
         <w:t>ՏՎՅԱԼՆԵՐԻ ՃԱՐՏԱՐԱՊԵՏՈՒԹՅԱՆ ԳՈՐԾԻՔԱԿԱՑՄԵՐԸ MICROSOFT AZURE</w:t>
       </w:r>
       <w:r>
@@ -23338,7 +23322,42 @@
           <w:rFonts w:ascii="Sylfaen" w:hAnsi="Sylfaen"/>
           <w:lang w:val="hy-AM"/>
         </w:rPr>
-        <w:t>Գլուխ 4: ECL Գործակցի Հաշվումը</w:t>
+        <w:t>Գ</w:t>
+      </w:r>
+      <w:r>
+        <w:rPr>
+          <w:rFonts w:ascii="Sylfaen" w:hAnsi="Sylfaen"/>
+          <w:lang w:val="hy-AM"/>
+        </w:rPr>
+        <w:t>ԼՈՒԽ</w:t>
+      </w:r>
+      <w:r>
+        <w:rPr>
+          <w:rFonts w:ascii="Sylfaen" w:hAnsi="Sylfaen"/>
+          <w:lang w:val="hy-AM"/>
+        </w:rPr>
+        <w:t xml:space="preserve"> 4: ECL Գ</w:t>
+      </w:r>
+      <w:r>
+        <w:rPr>
+          <w:rFonts w:ascii="Sylfaen" w:hAnsi="Sylfaen"/>
+          <w:lang w:val="hy-AM"/>
+        </w:rPr>
+        <w:t>ՈՐԾԱԿՑԻ</w:t>
+      </w:r>
+      <w:r>
+        <w:rPr>
+          <w:rFonts w:ascii="Sylfaen" w:hAnsi="Sylfaen"/>
+          <w:lang w:val="hy-AM"/>
+        </w:rPr>
+        <w:t xml:space="preserve"> Հ</w:t>
+      </w:r>
+      <w:r>
+        <w:rPr>
+          <w:rFonts w:ascii="Sylfaen" w:hAnsi="Sylfaen"/>
+          <w:lang w:val="hy-AM"/>
+        </w:rPr>
+        <w:t>ԱՇՎՈՒՄԸ</w:t>
       </w:r>
     </w:p>
     <w:p>
@@ -23603,7 +23622,7 @@
           <w:rPr>
             <w:noProof/>
           </w:rPr>
-          <w:t>37</w:t>
+          <w:t>22</w:t>
         </w:r>
         <w:r>
           <w:rPr>
@@ -27707,7 +27726,7 @@
 </file>
 
 <file path=customXml/itemProps1.xml><?xml version="1.0" encoding="utf-8"?>
-<ds:datastoreItem xmlns:ds="http://schemas.openxmlformats.org/officeDocument/2006/customXml" ds:itemID="{5F09BA69-9756-4FAF-BAE6-82E87F30D75C}">
+<ds:datastoreItem xmlns:ds="http://schemas.openxmlformats.org/officeDocument/2006/customXml" ds:itemID="{802D1052-80BF-4C1F-AF0F-7951ADC67790}">
   <ds:schemaRefs>
     <ds:schemaRef ds:uri="http://schemas.openxmlformats.org/officeDocument/2006/bibliography"/>
   </ds:schemaRefs>
